--- a/RVfpga/RVfpgaEL2/RVfpga_NexysVideo-NoDDR/Labs/Lab10/RVfpga_Lab10_VeeR-EL2_NexysVideo-NoDDR.docx
+++ b/RVfpga/RVfpgaEL2/RVfpga_NexysVideo-NoDDR/Labs/Lab10/RVfpga_Lab10_VeeR-EL2_NexysVideo-NoDDR.docx
@@ -418,7 +418,13 @@
         <w:t>a</w:t>
       </w:r>
       <w:r>
-        <w:t xml:space="preserve">ccelerometer available on the Nexys A7 board: we analyse the high-level specification </w:t>
+        <w:t xml:space="preserve">ccelerometer available on the </w:t>
+      </w:r>
+      <w:r>
+        <w:t>Nexys Video Video</w:t>
+      </w:r>
+      <w:r>
+        <w:t xml:space="preserve"> board: we analyse the high-level specification </w:t>
       </w:r>
       <w:r>
         <w:t xml:space="preserve">for this peripheral </w:t>
@@ -2136,7 +2142,7 @@
           <v:shape id="_x0000_i1025" type="#_x0000_t75" style="width:451.05pt;height:247.75pt" o:ole="">
             <v:imagedata r:id="rId12" o:title=""/>
           </v:shape>
-          <o:OLEObject Type="Embed" ProgID="Visio.Drawing.15" ShapeID="_x0000_i1025" DrawAspect="Content" ObjectID="_1821804160" r:id="rId13"/>
+          <o:OLEObject Type="Embed" ProgID="Visio.Drawing.15" ShapeID="_x0000_i1025" DrawAspect="Content" ObjectID="_1821806331" r:id="rId13"/>
         </w:object>
       </w:r>
     </w:p>
@@ -2328,7 +2334,19 @@
         <w:rPr>
           <w:color w:val="00000A"/>
         </w:rPr>
-        <w:t xml:space="preserve">SPI interface. For example, the accelerometer on the Nexys A7 board </w:t>
+        <w:t xml:space="preserve">SPI interface. For example, the accelerometer on the </w:t>
+      </w:r>
+      <w:r>
+        <w:rPr>
+          <w:color w:val="00000A"/>
+        </w:rPr>
+        <w:t>Nexys Video Video</w:t>
+      </w:r>
+      <w:r>
+        <w:rPr>
+          <w:color w:val="00000A"/>
+        </w:rPr>
+        <w:t xml:space="preserve"> board </w:t>
       </w:r>
       <w:r>
         <w:rPr>
@@ -2406,7 +2424,19 @@
         <w:rPr>
           <w:color w:val="00000A"/>
         </w:rPr>
-        <w:t>ccelerometer included on the Nexys A7 board</w:t>
+        <w:t xml:space="preserve">ccelerometer included on the </w:t>
+      </w:r>
+      <w:r>
+        <w:rPr>
+          <w:color w:val="00000A"/>
+        </w:rPr>
+        <w:t>Nexys Video Video</w:t>
+      </w:r>
+      <w:r>
+        <w:rPr>
+          <w:color w:val="00000A"/>
+        </w:rPr>
+        <w:t xml:space="preserve"> board</w:t>
       </w:r>
       <w:r>
         <w:rPr>
@@ -2602,7 +2632,23 @@
           <w:i/>
           <w:iCs/>
         </w:rPr>
-        <w:t>[RVfpgaEL2NexysA7DDRPath]</w:t>
+        <w:t>[RVfpgaEL2</w:t>
+      </w:r>
+      <w:r>
+        <w:rPr>
+          <w:rFonts w:eastAsia="Arial" w:cs="Arial"/>
+          <w:i/>
+          <w:iCs/>
+        </w:rPr>
+        <w:t>Nexys Video</w:t>
+      </w:r>
+      <w:r>
+        <w:rPr>
+          <w:rFonts w:eastAsia="Arial" w:cs="Arial"/>
+          <w:i/>
+          <w:iCs/>
+        </w:rPr>
+        <w:t>VideoNoDDRPath]</w:t>
       </w:r>
       <w:r>
         <w:rPr>
@@ -7331,7 +7377,23 @@
           <w:i/>
           <w:iCs/>
         </w:rPr>
-        <w:t>[RVfpgaEL2NexysA7DDRPath]</w:t>
+        <w:t>[RVfpgaEL2</w:t>
+      </w:r>
+      <w:r>
+        <w:rPr>
+          <w:rFonts w:eastAsia="Arial" w:cs="Arial"/>
+          <w:i/>
+          <w:iCs/>
+        </w:rPr>
+        <w:t>Nexys Video</w:t>
+      </w:r>
+      <w:r>
+        <w:rPr>
+          <w:rFonts w:eastAsia="Arial" w:cs="Arial"/>
+          <w:i/>
+          <w:iCs/>
+        </w:rPr>
+        <w:t>VideoNoDDRPath]</w:t>
       </w:r>
       <w:r>
         <w:rPr>
@@ -7463,7 +7525,23 @@
           <w:bCs/>
           <w:color w:val="00000A"/>
         </w:rPr>
-        <w:t xml:space="preserve">The Nexys A7 </w:t>
+        <w:t xml:space="preserve">The </w:t>
+      </w:r>
+      <w:r>
+        <w:rPr>
+          <w:rFonts w:cs="Arial"/>
+          <w:bCs/>
+          <w:color w:val="00000A"/>
+        </w:rPr>
+        <w:t>Nexys Video Video</w:t>
+      </w:r>
+      <w:r>
+        <w:rPr>
+          <w:rFonts w:cs="Arial"/>
+          <w:bCs/>
+          <w:color w:val="00000A"/>
+        </w:rPr>
+        <w:t xml:space="preserve"> </w:t>
       </w:r>
       <w:r>
         <w:rPr>
@@ -7943,7 +8021,10 @@
         <w:t xml:space="preserve">with </w:t>
       </w:r>
       <w:r>
-        <w:t>the Nexys A7</w:t>
+        <w:t xml:space="preserve">the </w:t>
+      </w:r>
+      <w:r>
+        <w:t>Nexys Video Video</w:t>
       </w:r>
       <w:r>
         <w:t xml:space="preserve"> board</w:t>
@@ -9411,7 +9492,7 @@
           <w:bCs/>
           <w:color w:val="00000A"/>
         </w:rPr>
-        <w:t>Nexys</w:t>
+        <w:t>Nexys Video</w:t>
       </w:r>
       <w:r>
         <w:rPr>
@@ -9453,7 +9534,7 @@
           <w:i/>
           <w:iCs/>
         </w:rPr>
-        <w:t>[RVfpgaEL2NexysA7DDRPath]</w:t>
+        <w:t>[RVfpgaEL2</w:t>
       </w:r>
       <w:r>
         <w:rPr>
@@ -9461,6 +9542,22 @@
           <w:i/>
           <w:iCs/>
         </w:rPr>
+        <w:t>Nexys Video</w:t>
+      </w:r>
+      <w:r>
+        <w:rPr>
+          <w:rFonts w:eastAsia="Times New Roman" w:cs="Arial"/>
+          <w:i/>
+          <w:iCs/>
+        </w:rPr>
+        <w:t>VideoNoDDRPath]</w:t>
+      </w:r>
+      <w:r>
+        <w:rPr>
+          <w:rFonts w:eastAsia="Times New Roman" w:cs="Arial"/>
+          <w:i/>
+          <w:iCs/>
+        </w:rPr>
         <w:t>/src/</w:t>
       </w:r>
       <w:r>
@@ -9482,7 +9579,7 @@
           <w:i/>
           <w:color w:val="00000A"/>
         </w:rPr>
-        <w:t>nexys</w:t>
+        <w:t>Nexys Video</w:t>
       </w:r>
       <w:r>
         <w:rPr>
@@ -9875,7 +9972,7 @@
           <w:i/>
           <w:color w:val="00000A"/>
         </w:rPr>
-        <w:t>nexys</w:t>
+        <w:t>Nexys Video</w:t>
       </w:r>
       <w:r>
         <w:rPr>
@@ -9942,7 +10039,7 @@
           <w:bCs/>
           <w:color w:val="00000A"/>
         </w:rPr>
-        <w:t>Nexys</w:t>
+        <w:t>Nexys Video</w:t>
       </w:r>
       <w:r>
         <w:rPr>
@@ -9979,7 +10076,7 @@
           <w:b/>
           <w:color w:val="00000A"/>
         </w:rPr>
-        <w:t>nexys</w:t>
+        <w:t>Nexys Video</w:t>
       </w:r>
       <w:r>
         <w:rPr>
@@ -10343,7 +10440,7 @@
         <w:rPr>
           <w:i/>
         </w:rPr>
-        <w:t>nexys</w:t>
+        <w:t>Nexys Video</w:t>
       </w:r>
       <w:r>
         <w:rPr>
@@ -10548,16 +10645,34 @@
           <w:iCs/>
           <w:sz w:val="20"/>
         </w:rPr>
-        <w:t>[RVfpgaEL2NexysA7DDRPath]</w:t>
-      </w:r>
-      <w:r>
-        <w:rPr>
-          <w:rFonts w:cs="Arial"/>
-          <w:bCs/>
+        <w:t>[RVfpgaEL2</w:t>
+      </w:r>
+      <w:r>
+        <w:rPr>
+          <w:rFonts w:eastAsia="Arial" w:cs="Arial"/>
           <w:i/>
-          <w:color w:val="00000A"/>
+          <w:iCs/>
           <w:sz w:val="20"/>
         </w:rPr>
+        <w:t>Nexys Video</w:t>
+      </w:r>
+      <w:r>
+        <w:rPr>
+          <w:rFonts w:eastAsia="Arial" w:cs="Arial"/>
+          <w:i/>
+          <w:iCs/>
+          <w:sz w:val="20"/>
+        </w:rPr>
+        <w:t>VideoNoDDRPath]</w:t>
+      </w:r>
+      <w:r>
+        <w:rPr>
+          <w:rFonts w:cs="Arial"/>
+          <w:bCs/>
+          <w:i/>
+          <w:color w:val="00000A"/>
+          <w:sz w:val="20"/>
+        </w:rPr>
         <w:t>/src/</w:t>
       </w:r>
       <w:r>
@@ -10588,7 +10703,7 @@
           <w:color w:val="00000A"/>
           <w:sz w:val="20"/>
         </w:rPr>
-        <w:t>nexys</w:t>
+        <w:t>Nexys Video</w:t>
       </w:r>
       <w:r>
         <w:rPr>
@@ -10635,16 +10750,34 @@
           <w:iCs/>
           <w:sz w:val="20"/>
         </w:rPr>
-        <w:t>[RVfpgaEL2NexysA7DDRPath]</w:t>
-      </w:r>
-      <w:r>
-        <w:rPr>
-          <w:rFonts w:cs="Arial"/>
-          <w:bCs/>
+        <w:t>[RVfpgaEL2</w:t>
+      </w:r>
+      <w:r>
+        <w:rPr>
+          <w:rFonts w:eastAsia="Arial" w:cs="Arial"/>
           <w:i/>
-          <w:color w:val="00000A"/>
+          <w:iCs/>
           <w:sz w:val="20"/>
         </w:rPr>
+        <w:t>Nexys Video</w:t>
+      </w:r>
+      <w:r>
+        <w:rPr>
+          <w:rFonts w:eastAsia="Arial" w:cs="Arial"/>
+          <w:i/>
+          <w:iCs/>
+          <w:sz w:val="20"/>
+        </w:rPr>
+        <w:t>VideoNoDDRPath]</w:t>
+      </w:r>
+      <w:r>
+        <w:rPr>
+          <w:rFonts w:cs="Arial"/>
+          <w:bCs/>
+          <w:i/>
+          <w:color w:val="00000A"/>
+          <w:sz w:val="20"/>
+        </w:rPr>
         <w:t>/src/</w:t>
       </w:r>
       <w:r>
@@ -10675,7 +10808,7 @@
           <w:color w:val="00000A"/>
           <w:sz w:val="20"/>
         </w:rPr>
-        <w:t>nexys</w:t>
+        <w:t>Nexys Video</w:t>
       </w:r>
       <w:r>
         <w:rPr>
@@ -10721,7 +10854,25 @@
           <w:iCs/>
           <w:sz w:val="20"/>
         </w:rPr>
-        <w:t>[RVfpgaEL2NexysA7DDRPath]</w:t>
+        <w:t>[RVfpgaEL2</w:t>
+      </w:r>
+      <w:r>
+        <w:rPr>
+          <w:rFonts w:eastAsia="Arial" w:cs="Arial"/>
+          <w:i/>
+          <w:iCs/>
+          <w:sz w:val="20"/>
+        </w:rPr>
+        <w:t>Nexys Video</w:t>
+      </w:r>
+      <w:r>
+        <w:rPr>
+          <w:rFonts w:eastAsia="Arial" w:cs="Arial"/>
+          <w:i/>
+          <w:iCs/>
+          <w:sz w:val="20"/>
+        </w:rPr>
+        <w:t>VideoNoDDRPath]</w:t>
       </w:r>
       <w:r>
         <w:rPr>
@@ -10880,7 +11031,23 @@
           <w:i/>
           <w:iCs/>
         </w:rPr>
-        <w:t>[RVfpgaEL2NexysA7DDRPath]</w:t>
+        <w:t>[RVfpgaEL2</w:t>
+      </w:r>
+      <w:r>
+        <w:rPr>
+          <w:rFonts w:eastAsia="Arial" w:cs="Arial"/>
+          <w:i/>
+          <w:iCs/>
+        </w:rPr>
+        <w:t>Nexys Video</w:t>
+      </w:r>
+      <w:r>
+        <w:rPr>
+          <w:rFonts w:eastAsia="Arial" w:cs="Arial"/>
+          <w:i/>
+          <w:iCs/>
+        </w:rPr>
+        <w:t>VideoNoDDRPath]</w:t>
       </w:r>
       <w:r>
         <w:rPr>
@@ -13768,7 +13935,7 @@
           <w:iCs/>
           <w:color w:val="00000A"/>
         </w:rPr>
-        <w:t>[</w:t>
+        <w:t>[RVfpgaEL2</w:t>
       </w:r>
       <w:r>
         <w:rPr>
@@ -13776,7 +13943,7 @@
           <w:iCs/>
           <w:color w:val="00000A"/>
         </w:rPr>
-        <w:t>RVfpgaEL2NexysA7DDRPath</w:t>
+        <w:t>Nexys Video</w:t>
       </w:r>
       <w:r>
         <w:rPr>
@@ -13784,7 +13951,15 @@
           <w:iCs/>
           <w:color w:val="00000A"/>
         </w:rPr>
-        <w:t>]/src/VeeRwolf/Interconnect/WishboneInterconnect/wb_intercon.v</w:t>
+        <w:t>VideoNoDDRPath]</w:t>
+      </w:r>
+      <w:r>
+        <w:rPr>
+          <w:i/>
+          <w:iCs/>
+          <w:color w:val="00000A"/>
+        </w:rPr>
+        <w:t>/src/VeeRwolf/Interconnect/WishboneInterconnect/wb_intercon.v</w:t>
       </w:r>
       <w:r>
         <w:rPr>
@@ -13820,7 +13995,7 @@
           <w:iCs/>
           <w:color w:val="00000A"/>
         </w:rPr>
-        <w:t>[</w:t>
+        <w:t>[RVfpgaEL2</w:t>
       </w:r>
       <w:r>
         <w:rPr>
@@ -13828,7 +14003,7 @@
           <w:iCs/>
           <w:color w:val="00000A"/>
         </w:rPr>
-        <w:t>RVfpgaEL2NexysA7DDRPath</w:t>
+        <w:t>Nexys Video</w:t>
       </w:r>
       <w:r>
         <w:rPr>
@@ -13836,7 +14011,15 @@
           <w:iCs/>
           <w:color w:val="00000A"/>
         </w:rPr>
-        <w:t>]/src/VeeRwolf/Interconnect/WishboneInterconnect/wb_intercon.vh</w:t>
+        <w:t>VideoNoDDRPath]</w:t>
+      </w:r>
+      <w:r>
+        <w:rPr>
+          <w:i/>
+          <w:iCs/>
+          <w:color w:val="00000A"/>
+        </w:rPr>
+        <w:t>/src/VeeRwolf/Interconnect/WishboneInterconnect/wb_intercon.vh</w:t>
       </w:r>
       <w:r>
         <w:rPr>
@@ -13865,7 +14048,7 @@
           <w:iCs/>
           <w:color w:val="00000A"/>
         </w:rPr>
-        <w:t>[</w:t>
+        <w:t>[RVfpgaEL2</w:t>
       </w:r>
       <w:r>
         <w:rPr>
@@ -13873,7 +14056,7 @@
           <w:iCs/>
           <w:color w:val="00000A"/>
         </w:rPr>
-        <w:t>RVfpgaEL2NexysA7DDRPath</w:t>
+        <w:t>Nexys Video</w:t>
       </w:r>
       <w:r>
         <w:rPr>
@@ -13881,7 +14064,15 @@
           <w:iCs/>
           <w:color w:val="00000A"/>
         </w:rPr>
-        <w:t>]/src/VeeRwolf/veerwolf_core.v</w:t>
+        <w:t>VideoNoDDRPath]</w:t>
+      </w:r>
+      <w:r>
+        <w:rPr>
+          <w:i/>
+          <w:iCs/>
+          <w:color w:val="00000A"/>
+        </w:rPr>
+        <w:t>/src/VeeRwolf/veerwolf_core.v</w:t>
       </w:r>
       <w:r>
         <w:rPr>
@@ -14193,7 +14384,19 @@
         <w:t xml:space="preserve">Exercise 2. </w:t>
       </w:r>
       <w:r>
-        <w:t>Another common serial communication protocol is called I2C (pronounced “eye two see” or also “eye squared see”). The temperature sensor on the Nexys A7 board uses this protocol. Expand the RVfpga System to include an I2C controller, and connect it with the Nexys A7 board’s ADT7420 temperature sensor (</w:t>
+        <w:t xml:space="preserve">Another common serial communication protocol is called I2C (pronounced “eye two see” or also “eye squared see”). The temperature sensor on the </w:t>
+      </w:r>
+      <w:r>
+        <w:t>Nexys Video Video</w:t>
+      </w:r>
+      <w:r>
+        <w:t xml:space="preserve"> board uses this protocol. Expand the RVfpga System to include an I2C controller, and connect it with the </w:t>
+      </w:r>
+      <w:r>
+        <w:t>Nexys Video Video</w:t>
+      </w:r>
+      <w:r>
+        <w:t xml:space="preserve"> board’s ADT7420 temperature sensor (</w:t>
       </w:r>
       <w:hyperlink r:id="rId30" w:history="1">
         <w:r>
@@ -14210,10 +14413,12 @@
     <w:p/>
     <w:p/>
     <w:sectPr>
-      <w:headerReference w:type="default" r:id="rId31"/>
-      <w:footerReference w:type="default" r:id="rId32"/>
-      <w:headerReference w:type="first" r:id="rId33"/>
-      <w:footerReference w:type="first" r:id="rId34"/>
+      <w:headerReference w:type="even" r:id="rId31"/>
+      <w:headerReference w:type="default" r:id="rId32"/>
+      <w:footerReference w:type="even" r:id="rId33"/>
+      <w:footerReference w:type="default" r:id="rId34"/>
+      <w:headerReference w:type="first" r:id="rId35"/>
+      <w:footerReference w:type="first" r:id="rId36"/>
       <w:pgSz w:w="11906" w:h="16838"/>
       <w:pgMar w:top="1800" w:right="1440" w:bottom="1440" w:left="1440" w:header="706" w:footer="389" w:gutter="0"/>
       <w:cols w:space="720"/>
@@ -14245,6 +14450,16 @@
 </file>
 
 <file path=word/footer1.xml><?xml version="1.0" encoding="utf-8"?>
+<w:ftr xmlns:wpc="http://schemas.microsoft.com/office/word/2010/wordprocessingCanvas" xmlns:cx="http://schemas.microsoft.com/office/drawing/2014/chartex" xmlns:cx1="http://schemas.microsoft.com/office/drawing/2015/9/8/chartex" xmlns:cx2="http://schemas.microsoft.com/office/drawing/2015/10/21/chartex" xmlns:cx3="http://schemas.microsoft.com/office/drawing/2016/5/9/chartex" xmlns:cx4="http://schemas.microsoft.com/office/drawing/2016/5/10/chartex" xmlns:cx5="http://schemas.microsoft.com/office/drawing/2016/5/11/chartex" xmlns:cx6="http://schemas.microsoft.com/office/drawing/2016/5/12/chartex" xmlns:cx7="http://schemas.microsoft.com/office/drawing/2016/5/13/chartex" xmlns:cx8="http://schemas.microsoft.com/office/drawing/2016/5/14/chartex" xmlns:mc="http://schemas.openxmlformats.org/markup-compatibility/2006" xmlns:aink="http://schemas.microsoft.com/office/drawing/2016/ink" xmlns:am3d="http://schemas.microsoft.com/office/drawing/2017/model3d" xmlns:o="urn:schemas-microsoft-com:office:office" xmlns:oel="http://schemas.microsoft.com/office/2019/extlst" xmlns:r="http://schemas.openxmlformats.org/officeDocument/2006/relationships" xmlns:m="http://schemas.openxmlformats.org/officeDocument/2006/math" xmlns:v="urn:schemas-microsoft-com:vml" xmlns:wp14="http://schemas.microsoft.com/office/word/2010/wordprocessingDrawing" xmlns:wp="http://schemas.openxmlformats.org/drawingml/2006/wordprocessingDrawing" xmlns:w10="urn:schemas-microsoft-com:office:word" xmlns:w="http://schemas.openxmlformats.org/wordprocessingml/2006/main" xmlns:w14="http://schemas.microsoft.com/office/word/2010/wordml" xmlns:w15="http://schemas.microsoft.com/office/word/2012/wordml" xmlns:w16cex="http://schemas.microsoft.com/office/word/2018/wordml/cex" xmlns:w16cid="http://schemas.microsoft.com/office/word/2016/wordml/cid" xmlns:w16="http://schemas.microsoft.com/office/word/2018/wordml" xmlns:w16du="http://schemas.microsoft.com/office/word/2023/wordml/word16du" xmlns:w16sdtdh="http://schemas.microsoft.com/office/word/2020/wordml/sdtdatahash" xmlns:w16sdtfl="http://schemas.microsoft.com/office/word/2024/wordml/sdtformatlock" xmlns:w16se="http://schemas.microsoft.com/office/word/2015/wordml/symex" xmlns:wpg="http://schemas.microsoft.com/office/word/2010/wordprocessingGroup" xmlns:wpi="http://schemas.microsoft.com/office/word/2010/wordprocessingInk" xmlns:wne="http://schemas.microsoft.com/office/word/2006/wordml" xmlns:wps="http://schemas.microsoft.com/office/word/2010/wordprocessingShape" mc:Ignorable="w14 w15 w16se w16cid w16 w16cex w16sdtdh w16sdtfl w16du wp14">
+  <w:p>
+    <w:pPr>
+      <w:pStyle w:val="a7"/>
+    </w:pPr>
+  </w:p>
+</w:ftr>
+</file>
+
+<file path=word/footer2.xml><?xml version="1.0" encoding="utf-8"?>
 <w:ftr xmlns:wpc="http://schemas.microsoft.com/office/word/2010/wordprocessingCanvas" xmlns:cx="http://schemas.microsoft.com/office/drawing/2014/chartex" xmlns:cx1="http://schemas.microsoft.com/office/drawing/2015/9/8/chartex" xmlns:cx2="http://schemas.microsoft.com/office/drawing/2015/10/21/chartex" xmlns:cx3="http://schemas.microsoft.com/office/drawing/2016/5/9/chartex" xmlns:cx4="http://schemas.microsoft.com/office/drawing/2016/5/10/chartex" xmlns:cx5="http://schemas.microsoft.com/office/drawing/2016/5/11/chartex" xmlns:cx6="http://schemas.microsoft.com/office/drawing/2016/5/12/chartex" xmlns:cx7="http://schemas.microsoft.com/office/drawing/2016/5/13/chartex" xmlns:cx8="http://schemas.microsoft.com/office/drawing/2016/5/14/chartex" xmlns:mc="http://schemas.openxmlformats.org/markup-compatibility/2006" xmlns:aink="http://schemas.microsoft.com/office/drawing/2016/ink" xmlns:am3d="http://schemas.microsoft.com/office/drawing/2017/model3d" xmlns:o="urn:schemas-microsoft-com:office:office" xmlns:oel="http://schemas.microsoft.com/office/2019/extlst" xmlns:r="http://schemas.openxmlformats.org/officeDocument/2006/relationships" xmlns:m="http://schemas.openxmlformats.org/officeDocument/2006/math" xmlns:v="urn:schemas-microsoft-com:vml" xmlns:wp14="http://schemas.microsoft.com/office/word/2010/wordprocessingDrawing" xmlns:wp="http://schemas.openxmlformats.org/drawingml/2006/wordprocessingDrawing" xmlns:w10="urn:schemas-microsoft-com:office:word" xmlns:w="http://schemas.openxmlformats.org/wordprocessingml/2006/main" xmlns:w14="http://schemas.microsoft.com/office/word/2010/wordml" xmlns:w15="http://schemas.microsoft.com/office/word/2012/wordml" xmlns:w16cex="http://schemas.microsoft.com/office/word/2018/wordml/cex" xmlns:w16cid="http://schemas.microsoft.com/office/word/2016/wordml/cid" xmlns:w16="http://schemas.microsoft.com/office/word/2018/wordml" xmlns:w16du="http://schemas.microsoft.com/office/word/2023/wordml/word16du" xmlns:w16sdtdh="http://schemas.microsoft.com/office/word/2020/wordml/sdtdatahash" xmlns:w16sdtfl="http://schemas.microsoft.com/office/word/2024/wordml/sdtformatlock" xmlns:w16se="http://schemas.microsoft.com/office/word/2015/wordml/symex" xmlns:wpg="http://schemas.microsoft.com/office/word/2010/wordprocessingGroup" xmlns:wpi="http://schemas.microsoft.com/office/word/2010/wordprocessingInk" xmlns:wne="http://schemas.microsoft.com/office/word/2006/wordml" xmlns:wps="http://schemas.microsoft.com/office/word/2010/wordprocessingShape" mc:Ignorable="w14 w15 w16se w16cid w16 w16cex w16sdtdh w16sdtfl w16du wp14">
   <w:p>
     <w:pPr>
@@ -14354,7 +14569,7 @@
 </w:ftr>
 </file>
 
-<file path=word/footer2.xml><?xml version="1.0" encoding="utf-8"?>
+<file path=word/footer3.xml><?xml version="1.0" encoding="utf-8"?>
 <w:ftr xmlns:wpc="http://schemas.microsoft.com/office/word/2010/wordprocessingCanvas" xmlns:cx="http://schemas.microsoft.com/office/drawing/2014/chartex" xmlns:cx1="http://schemas.microsoft.com/office/drawing/2015/9/8/chartex" xmlns:cx2="http://schemas.microsoft.com/office/drawing/2015/10/21/chartex" xmlns:cx3="http://schemas.microsoft.com/office/drawing/2016/5/9/chartex" xmlns:cx4="http://schemas.microsoft.com/office/drawing/2016/5/10/chartex" xmlns:cx5="http://schemas.microsoft.com/office/drawing/2016/5/11/chartex" xmlns:cx6="http://schemas.microsoft.com/office/drawing/2016/5/12/chartex" xmlns:cx7="http://schemas.microsoft.com/office/drawing/2016/5/13/chartex" xmlns:cx8="http://schemas.microsoft.com/office/drawing/2016/5/14/chartex" xmlns:mc="http://schemas.openxmlformats.org/markup-compatibility/2006" xmlns:aink="http://schemas.microsoft.com/office/drawing/2016/ink" xmlns:am3d="http://schemas.microsoft.com/office/drawing/2017/model3d" xmlns:o="urn:schemas-microsoft-com:office:office" xmlns:oel="http://schemas.microsoft.com/office/2019/extlst" xmlns:r="http://schemas.openxmlformats.org/officeDocument/2006/relationships" xmlns:m="http://schemas.openxmlformats.org/officeDocument/2006/math" xmlns:v="urn:schemas-microsoft-com:vml" xmlns:wp14="http://schemas.microsoft.com/office/word/2010/wordprocessingDrawing" xmlns:wp="http://schemas.openxmlformats.org/drawingml/2006/wordprocessingDrawing" xmlns:w10="urn:schemas-microsoft-com:office:word" xmlns:w="http://schemas.openxmlformats.org/wordprocessingml/2006/main" xmlns:w14="http://schemas.microsoft.com/office/word/2010/wordml" xmlns:w15="http://schemas.microsoft.com/office/word/2012/wordml" xmlns:w16cex="http://schemas.microsoft.com/office/word/2018/wordml/cex" xmlns:w16cid="http://schemas.microsoft.com/office/word/2016/wordml/cid" xmlns:w16="http://schemas.microsoft.com/office/word/2018/wordml" xmlns:w16du="http://schemas.microsoft.com/office/word/2023/wordml/word16du" xmlns:w16sdtdh="http://schemas.microsoft.com/office/word/2020/wordml/sdtdatahash" xmlns:w16sdtfl="http://schemas.microsoft.com/office/word/2024/wordml/sdtformatlock" xmlns:w16se="http://schemas.microsoft.com/office/word/2015/wordml/symex" xmlns:wpg="http://schemas.microsoft.com/office/word/2010/wordprocessingGroup" xmlns:wpi="http://schemas.microsoft.com/office/word/2010/wordprocessingInk" xmlns:wne="http://schemas.microsoft.com/office/word/2006/wordml" xmlns:wps="http://schemas.microsoft.com/office/word/2010/wordprocessingShape" mc:Ignorable="w14 w15 w16se w16cid w16 w16cex w16sdtdh w16sdtfl w16du wp14">
   <w:p>
     <w:pPr>
@@ -14494,6 +14709,16 @@
     <w:pPr>
       <w:pStyle w:val="a9"/>
     </w:pPr>
+  </w:p>
+</w:hdr>
+</file>
+
+<file path=word/header2.xml><?xml version="1.0" encoding="utf-8"?>
+<w:hdr xmlns:wpc="http://schemas.microsoft.com/office/word/2010/wordprocessingCanvas" xmlns:cx="http://schemas.microsoft.com/office/drawing/2014/chartex" xmlns:cx1="http://schemas.microsoft.com/office/drawing/2015/9/8/chartex" xmlns:cx2="http://schemas.microsoft.com/office/drawing/2015/10/21/chartex" xmlns:cx3="http://schemas.microsoft.com/office/drawing/2016/5/9/chartex" xmlns:cx4="http://schemas.microsoft.com/office/drawing/2016/5/10/chartex" xmlns:cx5="http://schemas.microsoft.com/office/drawing/2016/5/11/chartex" xmlns:cx6="http://schemas.microsoft.com/office/drawing/2016/5/12/chartex" xmlns:cx7="http://schemas.microsoft.com/office/drawing/2016/5/13/chartex" xmlns:cx8="http://schemas.microsoft.com/office/drawing/2016/5/14/chartex" xmlns:mc="http://schemas.openxmlformats.org/markup-compatibility/2006" xmlns:aink="http://schemas.microsoft.com/office/drawing/2016/ink" xmlns:am3d="http://schemas.microsoft.com/office/drawing/2017/model3d" xmlns:o="urn:schemas-microsoft-com:office:office" xmlns:oel="http://schemas.microsoft.com/office/2019/extlst" xmlns:r="http://schemas.openxmlformats.org/officeDocument/2006/relationships" xmlns:m="http://schemas.openxmlformats.org/officeDocument/2006/math" xmlns:v="urn:schemas-microsoft-com:vml" xmlns:wp14="http://schemas.microsoft.com/office/word/2010/wordprocessingDrawing" xmlns:wp="http://schemas.openxmlformats.org/drawingml/2006/wordprocessingDrawing" xmlns:w10="urn:schemas-microsoft-com:office:word" xmlns:w="http://schemas.openxmlformats.org/wordprocessingml/2006/main" xmlns:w14="http://schemas.microsoft.com/office/word/2010/wordml" xmlns:w15="http://schemas.microsoft.com/office/word/2012/wordml" xmlns:w16cex="http://schemas.microsoft.com/office/word/2018/wordml/cex" xmlns:w16cid="http://schemas.microsoft.com/office/word/2016/wordml/cid" xmlns:w16="http://schemas.microsoft.com/office/word/2018/wordml" xmlns:w16du="http://schemas.microsoft.com/office/word/2023/wordml/word16du" xmlns:w16sdtdh="http://schemas.microsoft.com/office/word/2020/wordml/sdtdatahash" xmlns:w16sdtfl="http://schemas.microsoft.com/office/word/2024/wordml/sdtformatlock" xmlns:w16se="http://schemas.microsoft.com/office/word/2015/wordml/symex" xmlns:wpg="http://schemas.microsoft.com/office/word/2010/wordprocessingGroup" xmlns:wpi="http://schemas.microsoft.com/office/word/2010/wordprocessingInk" xmlns:wne="http://schemas.microsoft.com/office/word/2006/wordml" xmlns:wps="http://schemas.microsoft.com/office/word/2010/wordprocessingShape" mc:Ignorable="w14 w15 w16se w16cid w16 w16cex w16sdtdh w16sdtfl w16du wp14">
+  <w:p>
+    <w:pPr>
+      <w:pStyle w:val="a9"/>
+    </w:pPr>
     <w:r>
       <w:rPr>
         <w:noProof/>
@@ -14549,7 +14774,7 @@
 </w:hdr>
 </file>
 
-<file path=word/header2.xml><?xml version="1.0" encoding="utf-8"?>
+<file path=word/header3.xml><?xml version="1.0" encoding="utf-8"?>
 <w:hdr xmlns:wpc="http://schemas.microsoft.com/office/word/2010/wordprocessingCanvas" xmlns:cx="http://schemas.microsoft.com/office/drawing/2014/chartex" xmlns:cx1="http://schemas.microsoft.com/office/drawing/2015/9/8/chartex" xmlns:cx2="http://schemas.microsoft.com/office/drawing/2015/10/21/chartex" xmlns:cx3="http://schemas.microsoft.com/office/drawing/2016/5/9/chartex" xmlns:cx4="http://schemas.microsoft.com/office/drawing/2016/5/10/chartex" xmlns:cx5="http://schemas.microsoft.com/office/drawing/2016/5/11/chartex" xmlns:cx6="http://schemas.microsoft.com/office/drawing/2016/5/12/chartex" xmlns:cx7="http://schemas.microsoft.com/office/drawing/2016/5/13/chartex" xmlns:cx8="http://schemas.microsoft.com/office/drawing/2016/5/14/chartex" xmlns:mc="http://schemas.openxmlformats.org/markup-compatibility/2006" xmlns:aink="http://schemas.microsoft.com/office/drawing/2016/ink" xmlns:am3d="http://schemas.microsoft.com/office/drawing/2017/model3d" xmlns:o="urn:schemas-microsoft-com:office:office" xmlns:oel="http://schemas.microsoft.com/office/2019/extlst" xmlns:r="http://schemas.openxmlformats.org/officeDocument/2006/relationships" xmlns:m="http://schemas.openxmlformats.org/officeDocument/2006/math" xmlns:v="urn:schemas-microsoft-com:vml" xmlns:wp14="http://schemas.microsoft.com/office/word/2010/wordprocessingDrawing" xmlns:wp="http://schemas.openxmlformats.org/drawingml/2006/wordprocessingDrawing" xmlns:w10="urn:schemas-microsoft-com:office:word" xmlns:w="http://schemas.openxmlformats.org/wordprocessingml/2006/main" xmlns:w14="http://schemas.microsoft.com/office/word/2010/wordml" xmlns:w15="http://schemas.microsoft.com/office/word/2012/wordml" xmlns:w16cex="http://schemas.microsoft.com/office/word/2018/wordml/cex" xmlns:w16cid="http://schemas.microsoft.com/office/word/2016/wordml/cid" xmlns:w16="http://schemas.microsoft.com/office/word/2018/wordml" xmlns:w16du="http://schemas.microsoft.com/office/word/2023/wordml/word16du" xmlns:w16sdtdh="http://schemas.microsoft.com/office/word/2020/wordml/sdtdatahash" xmlns:w16sdtfl="http://schemas.microsoft.com/office/word/2024/wordml/sdtformatlock" xmlns:w16se="http://schemas.microsoft.com/office/word/2015/wordml/symex" xmlns:wpg="http://schemas.microsoft.com/office/word/2010/wordprocessingGroup" xmlns:wpi="http://schemas.microsoft.com/office/word/2010/wordprocessingInk" xmlns:wne="http://schemas.microsoft.com/office/word/2006/wordml" xmlns:wps="http://schemas.microsoft.com/office/word/2010/wordprocessingShape" mc:Ignorable="w14 w15 w16se w16cid w16 w16cex w16sdtdh w16sdtfl w16du wp14">
   <w:tbl>
     <w:tblPr>

--- a/RVfpga/RVfpgaEL2/RVfpga_NexysVideo-NoDDR/Labs/Lab10/RVfpga_Lab10_VeeR-EL2_NexysVideo-NoDDR.docx
+++ b/RVfpga/RVfpgaEL2/RVfpga_NexysVideo-NoDDR/Labs/Lab10/RVfpga_Lab10_VeeR-EL2_NexysVideo-NoDDR.docx
@@ -204,6 +204,7 @@
           <w:lang w:val="en-US" w:eastAsia="en-GB"/>
         </w:rPr>
       </w:pPr>
+      <w:proofErr w:type="spellStart"/>
       <w:r>
         <w:rPr>
           <w:rFonts w:cs="Arial"/>
@@ -214,7 +215,20 @@
           <w:szCs w:val="72"/>
           <w:lang w:val="en-US" w:eastAsia="en-GB"/>
         </w:rPr>
-        <w:t xml:space="preserve">RVfpga </w:t>
+        <w:t>RVfpga</w:t>
+      </w:r>
+      <w:proofErr w:type="spellEnd"/>
+      <w:r>
+        <w:rPr>
+          <w:rFonts w:cs="Arial"/>
+          <w:b/>
+          <w:bCs/>
+          <w:color w:val="00000A"/>
+          <w:sz w:val="72"/>
+          <w:szCs w:val="72"/>
+          <w:lang w:val="en-US" w:eastAsia="en-GB"/>
+        </w:rPr>
+        <w:t xml:space="preserve"> </w:t>
       </w:r>
       <w:r>
         <w:rPr>
@@ -420,8 +434,16 @@
       <w:r>
         <w:t xml:space="preserve">ccelerometer available on the </w:t>
       </w:r>
-      <w:r>
-        <w:t>Nexys Video Video</w:t>
+      <w:proofErr w:type="spellStart"/>
+      <w:r>
+        <w:t>Nexys</w:t>
+      </w:r>
+      <w:proofErr w:type="spellEnd"/>
+      <w:r>
+        <w:t xml:space="preserve"> </w:t>
+      </w:r>
+      <w:r>
+        <w:t>Video</w:t>
       </w:r>
       <w:r>
         <w:t xml:space="preserve"> board: we analyse the high-level specification </w:t>
@@ -806,7 +828,27 @@
           <w:sz w:val="22"/>
           <w:szCs w:val="22"/>
         </w:rPr>
-        <w:t xml:space="preserve">. In order for </w:t>
+        <w:t xml:space="preserve">. </w:t>
+      </w:r>
+      <w:proofErr w:type="gramStart"/>
+      <w:r>
+        <w:rPr>
+          <w:b w:val="0"/>
+          <w:color w:val="00000A"/>
+          <w:sz w:val="22"/>
+          <w:szCs w:val="22"/>
+        </w:rPr>
+        <w:t>In order for</w:t>
+      </w:r>
+      <w:proofErr w:type="gramEnd"/>
+      <w:r>
+        <w:rPr>
+          <w:b w:val="0"/>
+          <w:color w:val="00000A"/>
+          <w:sz w:val="22"/>
+          <w:szCs w:val="22"/>
+        </w:rPr>
+        <w:t xml:space="preserve"> </w:t>
       </w:r>
       <w:r>
         <w:rPr>
@@ -1175,6 +1217,7 @@
       </w:pPr>
       <w:bookmarkStart w:id="3" w:name="_Ref54330021"/>
       <w:r>
+        <w:lastRenderedPageBreak/>
         <w:t xml:space="preserve">Figure </w:t>
       </w:r>
       <w:r>
@@ -1758,7 +1801,15 @@
         <w:t xml:space="preserve">chip select </w:t>
       </w:r>
       <w:r>
-        <w:t xml:space="preserve">signals (CSbar) </w:t>
+        <w:t>signals (</w:t>
+      </w:r>
+      <w:proofErr w:type="spellStart"/>
+      <w:r>
+        <w:t>CSbar</w:t>
+      </w:r>
+      <w:proofErr w:type="spellEnd"/>
+      <w:r>
+        <w:t xml:space="preserve">) </w:t>
       </w:r>
       <w:r>
         <w:t xml:space="preserve">from the </w:t>
@@ -1899,7 +1950,23 @@
         <w:t xml:space="preserve">must </w:t>
       </w:r>
       <w:r>
-        <w:t xml:space="preserve">select the peripheral device (by asserting the CSbar signal, i.e., CSbar = 0) and then </w:t>
+        <w:t xml:space="preserve">select the peripheral device (by asserting the </w:t>
+      </w:r>
+      <w:proofErr w:type="spellStart"/>
+      <w:r>
+        <w:t>CSbar</w:t>
+      </w:r>
+      <w:proofErr w:type="spellEnd"/>
+      <w:r>
+        <w:t xml:space="preserve"> signal, i.e., </w:t>
+      </w:r>
+      <w:proofErr w:type="spellStart"/>
+      <w:r>
+        <w:t>CSbar</w:t>
+      </w:r>
+      <w:proofErr w:type="spellEnd"/>
+      <w:r>
+        <w:t xml:space="preserve"> = 0) and then </w:t>
       </w:r>
       <w:r>
         <w:t>send</w:t>
@@ -1929,7 +1996,11 @@
         <w:t>controller</w:t>
       </w:r>
       <w:r>
-        <w:t xml:space="preserve"> through the </w:t>
+        <w:t xml:space="preserve"> through </w:t>
+      </w:r>
+      <w:r>
+        <w:lastRenderedPageBreak/>
+        <w:t xml:space="preserve">the </w:t>
       </w:r>
       <w:r>
         <w:t xml:space="preserve">SDO and </w:t>
@@ -2139,10 +2210,10 @@
             <v:path o:extrusionok="f" gradientshapeok="t" o:connecttype="rect"/>
             <o:lock v:ext="edit" aspectratio="t"/>
           </v:shapetype>
-          <v:shape id="_x0000_i1025" type="#_x0000_t75" style="width:451.05pt;height:247.75pt" o:ole="">
+          <v:shape id="_x0000_i1025" type="#_x0000_t75" style="width:451.25pt;height:247.6pt" o:ole="">
             <v:imagedata r:id="rId12" o:title=""/>
           </v:shape>
-          <o:OLEObject Type="Embed" ProgID="Visio.Drawing.15" ShapeID="_x0000_i1025" DrawAspect="Content" ObjectID="_1821806331" r:id="rId13"/>
+          <o:OLEObject Type="Embed" ProgID="Visio.Drawing.15" ShapeID="_x0000_i1025" DrawAspect="Content" ObjectID="_1821814656" r:id="rId13"/>
         </w:object>
       </w:r>
     </w:p>
@@ -2336,11 +2407,25 @@
         </w:rPr>
         <w:t xml:space="preserve">SPI interface. For example, the accelerometer on the </w:t>
       </w:r>
-      <w:r>
-        <w:rPr>
-          <w:color w:val="00000A"/>
-        </w:rPr>
-        <w:t>Nexys Video Video</w:t>
+      <w:proofErr w:type="spellStart"/>
+      <w:r>
+        <w:rPr>
+          <w:color w:val="00000A"/>
+        </w:rPr>
+        <w:t>Nexys</w:t>
+      </w:r>
+      <w:proofErr w:type="spellEnd"/>
+      <w:r>
+        <w:rPr>
+          <w:color w:val="00000A"/>
+        </w:rPr>
+        <w:t xml:space="preserve"> </w:t>
+      </w:r>
+      <w:r>
+        <w:rPr>
+          <w:color w:val="00000A"/>
+        </w:rPr>
+        <w:t>Video</w:t>
       </w:r>
       <w:r>
         <w:rPr>
@@ -2378,12 +2463,14 @@
         </w:rPr>
         <w:t xml:space="preserve">the </w:t>
       </w:r>
+      <w:proofErr w:type="spellStart"/>
       <w:r>
         <w:rPr>
           <w:color w:val="00000A"/>
         </w:rPr>
         <w:t>RVfpga</w:t>
       </w:r>
+      <w:proofErr w:type="spellEnd"/>
       <w:r>
         <w:rPr>
           <w:color w:val="00000A"/>
@@ -2426,11 +2513,25 @@
         </w:rPr>
         <w:t xml:space="preserve">ccelerometer included on the </w:t>
       </w:r>
-      <w:r>
-        <w:rPr>
-          <w:color w:val="00000A"/>
-        </w:rPr>
-        <w:t>Nexys Video Video</w:t>
+      <w:proofErr w:type="spellStart"/>
+      <w:r>
+        <w:rPr>
+          <w:color w:val="00000A"/>
+        </w:rPr>
+        <w:t>Nexys</w:t>
+      </w:r>
+      <w:proofErr w:type="spellEnd"/>
+      <w:r>
+        <w:rPr>
+          <w:color w:val="00000A"/>
+        </w:rPr>
+        <w:t xml:space="preserve"> </w:t>
+      </w:r>
+      <w:r>
+        <w:rPr>
+          <w:color w:val="00000A"/>
+        </w:rPr>
+        <w:t>Video</w:t>
       </w:r>
       <w:r>
         <w:rPr>
@@ -2536,6 +2637,7 @@
         </w:rPr>
         <w:t xml:space="preserve">The </w:t>
       </w:r>
+      <w:proofErr w:type="spellStart"/>
       <w:r>
         <w:rPr>
           <w:rFonts w:cs="Arial"/>
@@ -2544,6 +2646,7 @@
         </w:rPr>
         <w:t>RVfpga</w:t>
       </w:r>
+      <w:proofErr w:type="spellEnd"/>
       <w:r>
         <w:rPr>
           <w:rFonts w:cs="Arial"/>
@@ -2582,7 +2685,25 @@
           <w:bCs/>
           <w:color w:val="00000A"/>
         </w:rPr>
-        <w:t xml:space="preserve"> from OpenCores (</w:t>
+        <w:t xml:space="preserve"> from </w:t>
+      </w:r>
+      <w:proofErr w:type="spellStart"/>
+      <w:r>
+        <w:rPr>
+          <w:rFonts w:cs="Arial"/>
+          <w:bCs/>
+          <w:color w:val="00000A"/>
+        </w:rPr>
+        <w:t>OpenCores</w:t>
+      </w:r>
+      <w:proofErr w:type="spellEnd"/>
+      <w:r>
+        <w:rPr>
+          <w:rFonts w:cs="Arial"/>
+          <w:bCs/>
+          <w:color w:val="00000A"/>
+        </w:rPr>
+        <w:t xml:space="preserve"> (</w:t>
       </w:r>
       <w:hyperlink r:id="rId14" w:history="1">
         <w:r>
@@ -2640,14 +2761,23 @@
           <w:i/>
           <w:iCs/>
         </w:rPr>
-        <w:t>Nexys Video</w:t>
-      </w:r>
+        <w:t xml:space="preserve">Nexys </w:t>
+      </w:r>
+      <w:proofErr w:type="gramStart"/>
       <w:r>
         <w:rPr>
           <w:rFonts w:eastAsia="Arial" w:cs="Arial"/>
           <w:i/>
           <w:iCs/>
         </w:rPr>
+        <w:t>Video</w:t>
+      </w:r>
+      <w:r>
+        <w:rPr>
+          <w:rFonts w:eastAsia="Arial" w:cs="Arial"/>
+          <w:i/>
+          <w:iCs/>
+        </w:rPr>
         <w:t>VideoNoDDRPath]</w:t>
       </w:r>
       <w:r>
@@ -2722,6 +2852,7 @@
         </w:rPr>
         <w:t>.pdf</w:t>
       </w:r>
+      <w:proofErr w:type="gramEnd"/>
       <w:r>
         <w:rPr>
           <w:rFonts w:cs="Arial"/>
@@ -5315,6 +5446,7 @@
                 <w:rFonts w:eastAsia="Arial" w:cs="Arial"/>
                 <w:sz w:val="20"/>
               </w:rPr>
+              <w:lastRenderedPageBreak/>
               <w:t xml:space="preserve">SPI </w:t>
             </w:r>
             <w:r>
@@ -7230,6 +7362,7 @@
         </w:rPr>
         <w:t xml:space="preserve">the </w:t>
       </w:r>
+      <w:proofErr w:type="spellStart"/>
       <w:r>
         <w:rPr>
           <w:rFonts w:cs="Arial"/>
@@ -7238,6 +7371,7 @@
         </w:rPr>
         <w:t>RVfpga</w:t>
       </w:r>
+      <w:proofErr w:type="spellEnd"/>
       <w:r>
         <w:rPr>
           <w:rFonts w:cs="Arial"/>
@@ -7385,25 +7519,44 @@
           <w:i/>
           <w:iCs/>
         </w:rPr>
-        <w:t>Nexys Video</w:t>
-      </w:r>
+        <w:t xml:space="preserve">Nexys </w:t>
+      </w:r>
+      <w:proofErr w:type="spellStart"/>
       <w:r>
         <w:rPr>
           <w:rFonts w:eastAsia="Arial" w:cs="Arial"/>
           <w:i/>
           <w:iCs/>
         </w:rPr>
-        <w:t>VideoNoDDRPath]</w:t>
-      </w:r>
-      <w:r>
-        <w:rPr>
-          <w:rFonts w:cs="Arial"/>
-          <w:bCs/>
+        <w:t>Video</w:t>
+      </w:r>
+      <w:r>
+        <w:rPr>
+          <w:rFonts w:eastAsia="Arial" w:cs="Arial"/>
           <w:i/>
+          <w:iCs/>
+        </w:rPr>
+        <w:t>VideoNoDDRPath</w:t>
+      </w:r>
+      <w:proofErr w:type="spellEnd"/>
+      <w:r>
+        <w:rPr>
+          <w:rFonts w:eastAsia="Arial" w:cs="Arial"/>
+          <w:i/>
+          <w:iCs/>
+        </w:rPr>
+        <w:t>]</w:t>
+      </w:r>
+      <w:r>
+        <w:rPr>
+          <w:rFonts w:cs="Arial"/>
+          <w:bCs/>
+          <w:i/>
           <w:color w:val="00000A"/>
         </w:rPr>
         <w:t>/</w:t>
       </w:r>
+      <w:proofErr w:type="spellStart"/>
       <w:r>
         <w:rPr>
           <w:rFonts w:cs="Arial"/>
@@ -7411,8 +7564,9 @@
           <w:i/>
           <w:color w:val="00000A"/>
         </w:rPr>
-        <w:t>src/</w:t>
-      </w:r>
+        <w:t>src</w:t>
+      </w:r>
+      <w:proofErr w:type="spellEnd"/>
       <w:r>
         <w:rPr>
           <w:rFonts w:cs="Arial"/>
@@ -7420,8 +7574,19 @@
           <w:i/>
           <w:color w:val="00000A"/>
         </w:rPr>
+        <w:t>/</w:t>
+      </w:r>
+      <w:proofErr w:type="spellStart"/>
+      <w:r>
+        <w:rPr>
+          <w:rFonts w:cs="Arial"/>
+          <w:bCs/>
+          <w:i/>
+          <w:color w:val="00000A"/>
+        </w:rPr>
         <w:t>VeeRwolf</w:t>
       </w:r>
+      <w:proofErr w:type="spellEnd"/>
       <w:r>
         <w:rPr>
           <w:rFonts w:cs="Arial"/>
@@ -7429,8 +7594,19 @@
           <w:i/>
           <w:color w:val="00000A"/>
         </w:rPr>
-        <w:t>/Peripherals/spi</w:t>
-      </w:r>
+        <w:t>/Peripherals/</w:t>
+      </w:r>
+      <w:proofErr w:type="spellStart"/>
+      <w:r>
+        <w:rPr>
+          <w:rFonts w:cs="Arial"/>
+          <w:bCs/>
+          <w:i/>
+          <w:color w:val="00000A"/>
+        </w:rPr>
+        <w:t>spi</w:t>
+      </w:r>
+      <w:proofErr w:type="spellEnd"/>
       <w:r>
         <w:rPr>
           <w:rFonts w:cs="Arial"/>
@@ -7479,7 +7655,7 @@
           <w:sz w:val="28"/>
           <w:szCs w:val="28"/>
         </w:rPr>
-        <w:t>ADXL362</w:t>
+        <w:t>UG-2832HSWEG04</w:t>
       </w:r>
       <w:r>
         <w:rPr>
@@ -7499,7 +7675,28 @@
           <w:sz w:val="28"/>
           <w:szCs w:val="28"/>
         </w:rPr>
-        <w:t>accelerometer specification</w:t>
+        <w:t>OLED</w:t>
+      </w:r>
+      <w:r>
+        <w:rPr>
+          <w:rFonts w:cs="Arial" w:hint="eastAsia"/>
+          <w:b/>
+          <w:bCs/>
+          <w:sz w:val="28"/>
+          <w:szCs w:val="28"/>
+          <w:lang w:eastAsia="zh-CN"/>
+        </w:rPr>
+        <w:t xml:space="preserve"> </w:t>
+      </w:r>
+      <w:r>
+        <w:rPr>
+          <w:rFonts w:cs="Arial"/>
+          <w:b/>
+          <w:bCs/>
+          <w:sz w:val="28"/>
+          <w:szCs w:val="28"/>
+        </w:rPr>
+        <w:t>specification</w:t>
       </w:r>
     </w:p>
     <w:p>
@@ -7527,19 +7724,46 @@
         </w:rPr>
         <w:t xml:space="preserve">The </w:t>
       </w:r>
-      <w:r>
-        <w:rPr>
-          <w:rFonts w:cs="Arial"/>
-          <w:bCs/>
-          <w:color w:val="00000A"/>
-        </w:rPr>
-        <w:t>Nexys Video Video</w:t>
-      </w:r>
-      <w:r>
-        <w:rPr>
-          <w:rFonts w:cs="Arial"/>
-          <w:bCs/>
-          <w:color w:val="00000A"/>
+      <w:proofErr w:type="spellStart"/>
+      <w:r>
+        <w:rPr>
+          <w:rFonts w:cs="Arial"/>
+          <w:bCs/>
+          <w:color w:val="00000A"/>
+        </w:rPr>
+        <w:t>Nexys</w:t>
+      </w:r>
+      <w:proofErr w:type="spellEnd"/>
+      <w:r>
+        <w:rPr>
+          <w:rFonts w:cs="Arial"/>
+          <w:bCs/>
+          <w:color w:val="00000A"/>
+        </w:rPr>
+        <w:t xml:space="preserve"> Video </w:t>
+      </w:r>
+      <w:r>
+        <w:rPr>
+          <w:rFonts w:cs="Arial"/>
+          <w:bCs/>
+          <w:color w:val="00000A"/>
+        </w:rPr>
+        <w:t xml:space="preserve">board </w:t>
+      </w:r>
+      <w:r>
+        <w:rPr>
+          <w:rFonts w:cs="Arial"/>
+          <w:bCs/>
+          <w:color w:val="00000A"/>
+        </w:rPr>
+        <w:t>includes an</w:t>
+      </w:r>
+      <w:r>
+        <w:rPr>
+          <w:rFonts w:cs="Arial" w:hint="eastAsia"/>
+          <w:bCs/>
+          <w:color w:val="00000A"/>
+          <w:lang w:eastAsia="zh-CN"/>
         </w:rPr>
         <w:t xml:space="preserve"> </w:t>
       </w:r>
@@ -7549,31 +7773,7 @@
           <w:bCs/>
           <w:color w:val="00000A"/>
         </w:rPr>
-        <w:t xml:space="preserve">board </w:t>
-      </w:r>
-      <w:r>
-        <w:rPr>
-          <w:rFonts w:cs="Arial"/>
-          <w:bCs/>
-          <w:color w:val="00000A"/>
-        </w:rPr>
-        <w:t>includes an Analog Device</w:t>
-      </w:r>
-      <w:r>
-        <w:rPr>
-          <w:rFonts w:cs="Arial"/>
-          <w:bCs/>
-          <w:color w:val="00000A"/>
-        </w:rPr>
-        <w:t>s</w:t>
-      </w:r>
-      <w:r>
-        <w:rPr>
-          <w:rFonts w:cs="Arial"/>
-          <w:bCs/>
-          <w:color w:val="00000A"/>
-        </w:rPr>
-        <w:t xml:space="preserve"> ADXL362 accelerometer</w:t>
+        <w:t>UG-2832HSWEG04 OLED</w:t>
       </w:r>
       <w:r>
         <w:rPr>
@@ -7611,9 +7811,10 @@
     <w:p>
       <w:pPr>
         <w:rPr>
-          <w:rFonts w:cs="Arial"/>
-          <w:bCs/>
-          <w:color w:val="00000A"/>
+          <w:rFonts w:cs="Arial" w:hint="eastAsia"/>
+          <w:bCs/>
+          <w:color w:val="00000A"/>
+          <w:lang w:eastAsia="zh-CN"/>
         </w:rPr>
       </w:pPr>
       <w:r>
@@ -7627,10 +7828,8 @@
         <w:r>
           <w:rPr>
             <w:rStyle w:val="af1"/>
-            <w:rFonts w:cs="Arial"/>
-            <w:bCs/>
           </w:rPr>
-          <w:t>https://www.analog.com/media/en/technical-documentation/data-sheets/ADXL362.pdf</w:t>
+          <w:t>SAS1-B020-B</w:t>
         </w:r>
       </w:hyperlink>
       <w:r>
@@ -7641,6 +7840,23 @@
         </w:rPr>
         <w:t xml:space="preserve"> </w:t>
       </w:r>
+      <w:r>
+        <w:rPr>
+          <w:rFonts w:cs="Arial" w:hint="eastAsia"/>
+          <w:bCs/>
+          <w:color w:val="00000A"/>
+          <w:lang w:eastAsia="zh-CN"/>
+        </w:rPr>
+        <w:t xml:space="preserve">and </w:t>
+      </w:r>
+      <w:hyperlink r:id="rId16" w:history="1">
+        <w:r>
+          <w:rPr>
+            <w:rStyle w:val="af1"/>
+          </w:rPr>
+          <w:t>SSD1780</w:t>
+        </w:r>
+      </w:hyperlink>
     </w:p>
     <w:p>
       <w:pPr>
@@ -7666,248 +7882,8 @@
           <w:bCs/>
           <w:color w:val="00000A"/>
         </w:rPr>
-        <w:t>The ADXL362 is a 3-axis MEMS accelerometer that consumes less than 2μA at a 100Hz output data rate and 270</w:t>
-      </w:r>
-      <w:r>
-        <w:rPr>
-          <w:rFonts w:cs="Arial"/>
-          <w:bCs/>
-          <w:color w:val="00000A"/>
-        </w:rPr>
-        <w:t xml:space="preserve"> </w:t>
-      </w:r>
-      <w:r>
-        <w:rPr>
-          <w:rFonts w:cs="Arial"/>
-          <w:bCs/>
-          <w:color w:val="00000A"/>
-        </w:rPr>
-        <w:t>nA when in mo</w:t>
-      </w:r>
-      <w:r>
-        <w:rPr>
-          <w:rFonts w:cs="Arial"/>
-          <w:bCs/>
-          <w:color w:val="00000A"/>
-        </w:rPr>
-        <w:t xml:space="preserve">tion triggered wake-up mode. It </w:t>
-      </w:r>
-      <w:r>
-        <w:rPr>
-          <w:rFonts w:cs="Arial"/>
-          <w:bCs/>
-          <w:color w:val="00000A"/>
-        </w:rPr>
-        <w:t>provides 12-bit output resolution</w:t>
-      </w:r>
-      <w:r>
-        <w:rPr>
-          <w:rFonts w:cs="Arial"/>
-          <w:bCs/>
-          <w:color w:val="00000A"/>
-        </w:rPr>
-        <w:t>, although</w:t>
-      </w:r>
-      <w:r>
-        <w:rPr>
-          <w:rFonts w:cs="Arial"/>
-          <w:bCs/>
-          <w:color w:val="00000A"/>
-        </w:rPr>
-        <w:t xml:space="preserve"> 8-bit formatted data is also provided for more efficient single-byte transfers when a lower resolution is sufficient. Measurement ranges of ±2 g, ±4 g, and ±8 g are available with a resolution of 1 mg/LSB on the ±2 g range. While the ADXL362 is in Measurement Mode, it continuously measures and stores acceleration data in the X-data</w:t>
-      </w:r>
-      <w:r>
-        <w:rPr>
-          <w:rFonts w:cs="Arial"/>
-          <w:bCs/>
-          <w:color w:val="00000A"/>
-        </w:rPr>
-        <w:t>, Y-data, and Z-data registers.</w:t>
-      </w:r>
-    </w:p>
-    <w:p/>
-    <w:p>
-      <w:r>
-        <w:t>The ADXL362 accelerometer includes several registers (</w:t>
-      </w:r>
-      <w:r>
-        <w:fldChar w:fldCharType="begin"/>
-      </w:r>
-      <w:r>
-        <w:instrText xml:space="preserve"> REF _Ref45082616 \h </w:instrText>
-      </w:r>
-      <w:r>
-        <w:fldChar w:fldCharType="separate"/>
-      </w:r>
-      <w:r>
-        <w:t xml:space="preserve">Table </w:t>
-      </w:r>
-      <w:r>
-        <w:rPr>
-          <w:noProof/>
-        </w:rPr>
-        <w:t>5</w:t>
-      </w:r>
-      <w:r>
-        <w:fldChar w:fldCharType="end"/>
-      </w:r>
-      <w:r>
-        <w:t xml:space="preserve">) that allow the user to configure it and to read the acceleration data. </w:t>
-      </w:r>
-      <w:r>
-        <w:t>The d</w:t>
-      </w:r>
-      <w:r>
-        <w:t xml:space="preserve">evice </w:t>
-      </w:r>
-      <w:r>
-        <w:t xml:space="preserve">is configured </w:t>
-      </w:r>
-      <w:r>
-        <w:t xml:space="preserve">by writing to the control registers, </w:t>
-      </w:r>
-      <w:r>
-        <w:t xml:space="preserve">and </w:t>
-      </w:r>
-      <w:r>
-        <w:t xml:space="preserve">the accelerometer data </w:t>
-      </w:r>
-      <w:r>
-        <w:t>is found</w:t>
-      </w:r>
-      <w:r>
-        <w:t xml:space="preserve"> by reading the device registers. All communication with the device must specify a register address and a flag that indicates whether the communication is a read or a write. </w:t>
-      </w:r>
-      <w:r>
-        <w:t>D</w:t>
-      </w:r>
-      <w:r>
-        <w:t xml:space="preserve">ata transfer </w:t>
-      </w:r>
-      <w:r>
-        <w:t>occurs after</w:t>
-      </w:r>
-      <w:r>
-        <w:t xml:space="preserve"> the register address and communication flag</w:t>
-      </w:r>
-      <w:r>
-        <w:t xml:space="preserve"> are sent to the device</w:t>
-      </w:r>
-      <w:r>
-        <w:t>.</w:t>
-      </w:r>
-    </w:p>
-    <w:p/>
-    <w:p>
-      <w:pPr>
-        <w:rPr>
-          <w:rFonts w:cs="Arial"/>
-          <w:bCs/>
-          <w:color w:val="00000A"/>
-        </w:rPr>
-      </w:pPr>
-      <w:r>
-        <w:t xml:space="preserve">This accelerometer </w:t>
-      </w:r>
-      <w:r>
-        <w:t xml:space="preserve">acts as a </w:t>
-      </w:r>
-      <w:r>
-        <w:t xml:space="preserve">peripheral </w:t>
-      </w:r>
-      <w:r>
-        <w:t xml:space="preserve">device using an SPI communication scheme. </w:t>
-      </w:r>
-      <w:r>
-        <w:t xml:space="preserve">The </w:t>
-      </w:r>
-      <w:r>
-        <w:rPr>
-          <w:rFonts w:cs="Arial"/>
-          <w:bCs/>
-          <w:color w:val="00000A"/>
-        </w:rPr>
-        <w:t>interface bet</w:t>
-      </w:r>
-      <w:r>
-        <w:rPr>
-          <w:rFonts w:cs="Arial"/>
-          <w:bCs/>
-          <w:color w:val="00000A"/>
-        </w:rPr>
-        <w:t xml:space="preserve">ween the FPGA and accelerometer is shown </w:t>
-      </w:r>
-      <w:r>
-        <w:rPr>
-          <w:rFonts w:cs="Arial"/>
-          <w:bCs/>
-          <w:color w:val="00000A"/>
-        </w:rPr>
-        <w:t>in</w:t>
-      </w:r>
-      <w:r>
-        <w:rPr>
-          <w:rFonts w:cs="Arial"/>
-          <w:bCs/>
-          <w:color w:val="00000A"/>
-        </w:rPr>
-        <w:t xml:space="preserve"> </w:t>
-      </w:r>
-      <w:r>
-        <w:rPr>
-          <w:rFonts w:cs="Arial"/>
-          <w:bCs/>
-          <w:color w:val="00000A"/>
-        </w:rPr>
-        <w:fldChar w:fldCharType="begin"/>
-      </w:r>
-      <w:r>
-        <w:rPr>
-          <w:rFonts w:cs="Arial"/>
-          <w:bCs/>
-          <w:color w:val="00000A"/>
-        </w:rPr>
-        <w:instrText xml:space="preserve"> REF _Ref42431147 \h </w:instrText>
-      </w:r>
-      <w:r>
-        <w:rPr>
-          <w:rFonts w:cs="Arial"/>
-          <w:bCs/>
-          <w:color w:val="00000A"/>
-        </w:rPr>
-      </w:r>
-      <w:r>
-        <w:rPr>
-          <w:rFonts w:cs="Arial"/>
-          <w:bCs/>
-          <w:color w:val="00000A"/>
-        </w:rPr>
-        <w:fldChar w:fldCharType="separate"/>
-      </w:r>
-      <w:r>
-        <w:t xml:space="preserve">Figure </w:t>
-      </w:r>
-      <w:r>
-        <w:rPr>
-          <w:noProof/>
-        </w:rPr>
-        <w:t>5</w:t>
-      </w:r>
-      <w:r>
-        <w:rPr>
-          <w:rFonts w:cs="Arial"/>
-          <w:bCs/>
-          <w:color w:val="00000A"/>
-        </w:rPr>
-        <w:fldChar w:fldCharType="end"/>
-      </w:r>
-      <w:r>
-        <w:rPr>
-          <w:rFonts w:cs="Arial"/>
-          <w:bCs/>
-          <w:color w:val="00000A"/>
-        </w:rPr>
-        <w:t>.</w:t>
+        <w:lastRenderedPageBreak/>
+        <w:t>The UG-2832HSWEG04 is a 0.91-inch monochrome passive-matrix OLED display module with a resolution of 128 × 32 pixels, driven by the SSD1306 controller IC. It features a 1/32 duty cycle and offers high contrast (&gt;2000:1) and wide viewing angles (&gt;160°). The module operates with a logic supply voltage of 1.65–3.3 V and a display driving voltage of 7.0–7.5 V, consuming only a few milliamps during normal operation.</w:t>
       </w:r>
     </w:p>
     <w:p>
@@ -7918,6 +7894,49 @@
           <w:color w:val="00000A"/>
         </w:rPr>
       </w:pPr>
+    </w:p>
+    <w:p>
+      <w:pPr>
+        <w:rPr>
+          <w:rFonts w:cs="Arial"/>
+          <w:bCs/>
+          <w:color w:val="00000A"/>
+        </w:rPr>
+      </w:pPr>
+      <w:r>
+        <w:rPr>
+          <w:rFonts w:cs="Arial"/>
+          <w:bCs/>
+          <w:color w:val="00000A"/>
+        </w:rPr>
+        <w:t>The display’s pixels are organized in a 128-segment by 32-common matrix, and image data is written through a 4-wire SPI serial interface consisting of the signals CS#, RES#, D/C#, SCLK, and SDIN. The controller includes several command and data registers that configure display parameters such as multiplex ratio, contrast level, segment remap, and COM scan direction. Communication with the device is performed by transmitting a command or data byte following the SPI protocol, where the D/C# line determines the data type.</w:t>
+      </w:r>
+    </w:p>
+    <w:p>
+      <w:pPr>
+        <w:rPr>
+          <w:rFonts w:cs="Arial"/>
+          <w:bCs/>
+          <w:color w:val="00000A"/>
+        </w:rPr>
+      </w:pPr>
+    </w:p>
+    <w:p>
+      <w:pPr>
+        <w:rPr>
+          <w:rFonts w:cs="Arial"/>
+          <w:bCs/>
+          <w:color w:val="00000A"/>
+        </w:rPr>
+      </w:pPr>
+      <w:r>
+        <w:rPr>
+          <w:rFonts w:cs="Arial"/>
+          <w:bCs/>
+          <w:color w:val="00000A"/>
+        </w:rPr>
+        <w:t>The UG-2832HSWEG04 can be powered either with an external VCC or through its internal charge-pump DC/DC converter, depending on the system design. A recommended initialization sequence includes setting the charge pump, multiplex ratio, display offset, and VCOMH level before enabling the display. The typical connection between an FPGA and the display module is illustrated in Figure 5.</w:t>
+      </w:r>
     </w:p>
     <w:p>
       <w:pPr>
@@ -7931,6 +7950,414 @@
           <w:szCs w:val="22"/>
         </w:rPr>
       </w:pPr>
+      <w:r>
+        <w:rPr>
+          <w:b w:val="0"/>
+          <w:noProof/>
+          <w:color w:val="00000A"/>
+          <w:sz w:val="22"/>
+          <w:szCs w:val="22"/>
+        </w:rPr>
+        <mc:AlternateContent>
+          <mc:Choice Requires="wps">
+            <w:drawing>
+              <wp:anchor distT="45720" distB="45720" distL="114300" distR="114300" simplePos="0" relativeHeight="251661312" behindDoc="0" locked="0" layoutInCell="1" allowOverlap="1" wp14:anchorId="2AD07F99" wp14:editId="2899C7AE">
+                <wp:simplePos x="0" y="0"/>
+                <wp:positionH relativeFrom="column">
+                  <wp:posOffset>1499937</wp:posOffset>
+                </wp:positionH>
+                <wp:positionV relativeFrom="paragraph">
+                  <wp:posOffset>372778</wp:posOffset>
+                </wp:positionV>
+                <wp:extent cx="823628" cy="1616243"/>
+                <wp:effectExtent l="0" t="0" r="0" b="3175"/>
+                <wp:wrapNone/>
+                <wp:docPr id="217" name="文本框 2"/>
+                <wp:cNvGraphicFramePr>
+                  <a:graphicFrameLocks xmlns:a="http://schemas.openxmlformats.org/drawingml/2006/main"/>
+                </wp:cNvGraphicFramePr>
+                <a:graphic xmlns:a="http://schemas.openxmlformats.org/drawingml/2006/main">
+                  <a:graphicData uri="http://schemas.microsoft.com/office/word/2010/wordprocessingShape">
+                    <wps:wsp>
+                      <wps:cNvSpPr txBox="1">
+                        <a:spLocks noChangeArrowheads="1"/>
+                      </wps:cNvSpPr>
+                      <wps:spPr bwMode="auto">
+                        <a:xfrm>
+                          <a:off x="0" y="0"/>
+                          <a:ext cx="823628" cy="1616243"/>
+                        </a:xfrm>
+                        <a:prstGeom prst="rect">
+                          <a:avLst/>
+                        </a:prstGeom>
+                        <a:noFill/>
+                        <a:ln w="9525">
+                          <a:noFill/>
+                          <a:miter lim="800000"/>
+                          <a:headEnd/>
+                          <a:tailEnd/>
+                        </a:ln>
+                      </wps:spPr>
+                      <wps:txbx>
+                        <w:txbxContent>
+                          <w:p>
+                            <w:pPr>
+                              <w:jc w:val="right"/>
+                              <w:rPr>
+                                <w:sz w:val="20"/>
+                                <w:szCs w:val="20"/>
+                              </w:rPr>
+                            </w:pPr>
+                            <w:r>
+                              <w:rPr>
+                                <w:sz w:val="20"/>
+                                <w:szCs w:val="20"/>
+                              </w:rPr>
+                              <w:t>Y22</w:t>
+                            </w:r>
+                          </w:p>
+                          <w:p>
+                            <w:pPr>
+                              <w:jc w:val="right"/>
+                              <w:rPr>
+                                <w:sz w:val="20"/>
+                                <w:szCs w:val="20"/>
+                              </w:rPr>
+                            </w:pPr>
+                          </w:p>
+                          <w:p>
+                            <w:pPr>
+                              <w:jc w:val="right"/>
+                              <w:rPr>
+                                <w:sz w:val="20"/>
+                                <w:szCs w:val="20"/>
+                              </w:rPr>
+                            </w:pPr>
+                          </w:p>
+                          <w:p>
+                            <w:pPr>
+                              <w:jc w:val="right"/>
+                              <w:rPr>
+                                <w:rFonts w:hint="eastAsia"/>
+                                <w:sz w:val="20"/>
+                                <w:szCs w:val="20"/>
+                                <w:lang w:eastAsia="zh-CN"/>
+                              </w:rPr>
+                            </w:pPr>
+                            <w:r>
+                              <w:rPr>
+                                <w:rFonts w:hint="eastAsia"/>
+                                <w:sz w:val="20"/>
+                                <w:szCs w:val="20"/>
+                                <w:lang w:eastAsia="zh-CN"/>
+                              </w:rPr>
+                              <w:t xml:space="preserve"> </w:t>
+                            </w:r>
+                            <w:r>
+                              <w:rPr>
+                                <w:rFonts w:hint="eastAsia"/>
+                                <w:sz w:val="20"/>
+                                <w:szCs w:val="20"/>
+                                <w:lang w:eastAsia="zh-CN"/>
+                              </w:rPr>
+                              <w:t>(No SDO)</w:t>
+                            </w:r>
+                          </w:p>
+                          <w:p>
+                            <w:pPr>
+                              <w:jc w:val="right"/>
+                              <w:rPr>
+                                <w:sz w:val="20"/>
+                                <w:szCs w:val="20"/>
+                              </w:rPr>
+                            </w:pPr>
+                          </w:p>
+                          <w:p>
+                            <w:pPr>
+                              <w:jc w:val="right"/>
+                              <w:rPr>
+                                <w:sz w:val="20"/>
+                                <w:szCs w:val="20"/>
+                              </w:rPr>
+                            </w:pPr>
+                          </w:p>
+                          <w:p>
+                            <w:pPr>
+                              <w:jc w:val="right"/>
+                              <w:rPr>
+                                <w:sz w:val="20"/>
+                                <w:szCs w:val="20"/>
+                              </w:rPr>
+                            </w:pPr>
+                            <w:r>
+                              <w:rPr>
+                                <w:sz w:val="20"/>
+                                <w:szCs w:val="20"/>
+                              </w:rPr>
+                              <w:t>W21</w:t>
+                            </w:r>
+                          </w:p>
+                          <w:p>
+                            <w:pPr>
+                              <w:rPr>
+                                <w:sz w:val="20"/>
+                                <w:szCs w:val="20"/>
+                              </w:rPr>
+                            </w:pPr>
+                          </w:p>
+                          <w:p>
+                            <w:pPr>
+                              <w:jc w:val="right"/>
+                              <w:rPr>
+                                <w:rFonts w:hint="eastAsia"/>
+                                <w:sz w:val="20"/>
+                                <w:szCs w:val="20"/>
+                                <w:lang w:eastAsia="zh-CN"/>
+                              </w:rPr>
+                            </w:pPr>
+                            <w:r>
+                              <w:rPr>
+                                <w:rFonts w:hint="eastAsia"/>
+                                <w:sz w:val="20"/>
+                                <w:szCs w:val="20"/>
+                                <w:lang w:eastAsia="zh-CN"/>
+                              </w:rPr>
+                              <w:t>(Always Low)</w:t>
+                            </w:r>
+                          </w:p>
+                        </w:txbxContent>
+                      </wps:txbx>
+                      <wps:bodyPr rot="0" vert="horz" wrap="square" lIns="91440" tIns="45720" rIns="91440" bIns="45720" anchor="t" anchorCtr="0">
+                        <a:noAutofit/>
+                      </wps:bodyPr>
+                    </wps:wsp>
+                  </a:graphicData>
+                </a:graphic>
+                <wp14:sizeRelH relativeFrom="margin">
+                  <wp14:pctWidth>0</wp14:pctWidth>
+                </wp14:sizeRelH>
+                <wp14:sizeRelV relativeFrom="margin">
+                  <wp14:pctHeight>0</wp14:pctHeight>
+                </wp14:sizeRelV>
+              </wp:anchor>
+            </w:drawing>
+          </mc:Choice>
+          <mc:Fallback>
+            <w:pict>
+              <v:shapetype w14:anchorId="2AD07F99" id="_x0000_t202" coordsize="21600,21600" o:spt="202" path="m,l,21600r21600,l21600,xe">
+                <v:stroke joinstyle="miter"/>
+                <v:path gradientshapeok="t" o:connecttype="rect"/>
+              </v:shapetype>
+              <v:shape id="文本框 2" o:spid="_x0000_s1026" type="#_x0000_t202" style="position:absolute;left:0;text-align:left;margin-left:118.1pt;margin-top:29.35pt;width:64.85pt;height:127.25pt;z-index:251661312;visibility:visible;mso-wrap-style:square;mso-width-percent:0;mso-height-percent:0;mso-wrap-distance-left:9pt;mso-wrap-distance-top:3.6pt;mso-wrap-distance-right:9pt;mso-wrap-distance-bottom:3.6pt;mso-position-horizontal:absolute;mso-position-horizontal-relative:text;mso-position-vertical:absolute;mso-position-vertical-relative:text;mso-width-percent:0;mso-height-percent:0;mso-width-relative:margin;mso-height-relative:margin;v-text-anchor:top" o:gfxdata="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" filled="f" stroked="f">
+                <v:textbox>
+                  <w:txbxContent>
+                    <w:p>
+                      <w:pPr>
+                        <w:jc w:val="right"/>
+                        <w:rPr>
+                          <w:sz w:val="20"/>
+                          <w:szCs w:val="20"/>
+                        </w:rPr>
+                      </w:pPr>
+                      <w:r>
+                        <w:rPr>
+                          <w:sz w:val="20"/>
+                          <w:szCs w:val="20"/>
+                        </w:rPr>
+                        <w:t>Y22</w:t>
+                      </w:r>
+                    </w:p>
+                    <w:p>
+                      <w:pPr>
+                        <w:jc w:val="right"/>
+                        <w:rPr>
+                          <w:sz w:val="20"/>
+                          <w:szCs w:val="20"/>
+                        </w:rPr>
+                      </w:pPr>
+                    </w:p>
+                    <w:p>
+                      <w:pPr>
+                        <w:jc w:val="right"/>
+                        <w:rPr>
+                          <w:sz w:val="20"/>
+                          <w:szCs w:val="20"/>
+                        </w:rPr>
+                      </w:pPr>
+                    </w:p>
+                    <w:p>
+                      <w:pPr>
+                        <w:jc w:val="right"/>
+                        <w:rPr>
+                          <w:rFonts w:hint="eastAsia"/>
+                          <w:sz w:val="20"/>
+                          <w:szCs w:val="20"/>
+                          <w:lang w:eastAsia="zh-CN"/>
+                        </w:rPr>
+                      </w:pPr>
+                      <w:r>
+                        <w:rPr>
+                          <w:rFonts w:hint="eastAsia"/>
+                          <w:sz w:val="20"/>
+                          <w:szCs w:val="20"/>
+                          <w:lang w:eastAsia="zh-CN"/>
+                        </w:rPr>
+                        <w:t xml:space="preserve"> </w:t>
+                      </w:r>
+                      <w:r>
+                        <w:rPr>
+                          <w:rFonts w:hint="eastAsia"/>
+                          <w:sz w:val="20"/>
+                          <w:szCs w:val="20"/>
+                          <w:lang w:eastAsia="zh-CN"/>
+                        </w:rPr>
+                        <w:t>(No SDO)</w:t>
+                      </w:r>
+                    </w:p>
+                    <w:p>
+                      <w:pPr>
+                        <w:jc w:val="right"/>
+                        <w:rPr>
+                          <w:sz w:val="20"/>
+                          <w:szCs w:val="20"/>
+                        </w:rPr>
+                      </w:pPr>
+                    </w:p>
+                    <w:p>
+                      <w:pPr>
+                        <w:jc w:val="right"/>
+                        <w:rPr>
+                          <w:sz w:val="20"/>
+                          <w:szCs w:val="20"/>
+                        </w:rPr>
+                      </w:pPr>
+                    </w:p>
+                    <w:p>
+                      <w:pPr>
+                        <w:jc w:val="right"/>
+                        <w:rPr>
+                          <w:sz w:val="20"/>
+                          <w:szCs w:val="20"/>
+                        </w:rPr>
+                      </w:pPr>
+                      <w:r>
+                        <w:rPr>
+                          <w:sz w:val="20"/>
+                          <w:szCs w:val="20"/>
+                        </w:rPr>
+                        <w:t>W21</w:t>
+                      </w:r>
+                    </w:p>
+                    <w:p>
+                      <w:pPr>
+                        <w:rPr>
+                          <w:sz w:val="20"/>
+                          <w:szCs w:val="20"/>
+                        </w:rPr>
+                      </w:pPr>
+                    </w:p>
+                    <w:p>
+                      <w:pPr>
+                        <w:jc w:val="right"/>
+                        <w:rPr>
+                          <w:rFonts w:hint="eastAsia"/>
+                          <w:sz w:val="20"/>
+                          <w:szCs w:val="20"/>
+                          <w:lang w:eastAsia="zh-CN"/>
+                        </w:rPr>
+                      </w:pPr>
+                      <w:r>
+                        <w:rPr>
+                          <w:rFonts w:hint="eastAsia"/>
+                          <w:sz w:val="20"/>
+                          <w:szCs w:val="20"/>
+                          <w:lang w:eastAsia="zh-CN"/>
+                        </w:rPr>
+                        <w:t>(Always Low)</w:t>
+                      </w:r>
+                    </w:p>
+                  </w:txbxContent>
+                </v:textbox>
+              </v:shape>
+            </w:pict>
+          </mc:Fallback>
+        </mc:AlternateContent>
+      </w:r>
+      <w:r>
+        <w:rPr>
+          <w:noProof/>
+          <w:lang w:val="es-ES" w:eastAsia="es-ES"/>
+        </w:rPr>
+        <mc:AlternateContent>
+          <mc:Choice Requires="wps">
+            <w:drawing>
+              <wp:anchor distT="0" distB="0" distL="114300" distR="114300" simplePos="0" relativeHeight="251659264" behindDoc="0" locked="0" layoutInCell="1" allowOverlap="1" wp14:anchorId="55147EF3" wp14:editId="579498F4">
+                <wp:simplePos x="0" y="0"/>
+                <wp:positionH relativeFrom="column">
+                  <wp:posOffset>1884947</wp:posOffset>
+                </wp:positionH>
+                <wp:positionV relativeFrom="paragraph">
+                  <wp:posOffset>404863</wp:posOffset>
+                </wp:positionV>
+                <wp:extent cx="425116" cy="1556084"/>
+                <wp:effectExtent l="0" t="0" r="0" b="6350"/>
+                <wp:wrapNone/>
+                <wp:docPr id="294579211" name="矩形 1"/>
+                <wp:cNvGraphicFramePr/>
+                <a:graphic xmlns:a="http://schemas.openxmlformats.org/drawingml/2006/main">
+                  <a:graphicData uri="http://schemas.microsoft.com/office/word/2010/wordprocessingShape">
+                    <wps:wsp>
+                      <wps:cNvSpPr/>
+                      <wps:spPr>
+                        <a:xfrm>
+                          <a:off x="0" y="0"/>
+                          <a:ext cx="425116" cy="1556084"/>
+                        </a:xfrm>
+                        <a:prstGeom prst="rect">
+                          <a:avLst/>
+                        </a:prstGeom>
+                        <a:solidFill>
+                          <a:schemeClr val="bg1"/>
+                        </a:solidFill>
+                        <a:ln>
+                          <a:noFill/>
+                        </a:ln>
+                      </wps:spPr>
+                      <wps:style>
+                        <a:lnRef idx="2">
+                          <a:schemeClr val="accent1">
+                            <a:shade val="15000"/>
+                          </a:schemeClr>
+                        </a:lnRef>
+                        <a:fillRef idx="1">
+                          <a:schemeClr val="accent1"/>
+                        </a:fillRef>
+                        <a:effectRef idx="0">
+                          <a:schemeClr val="accent1"/>
+                        </a:effectRef>
+                        <a:fontRef idx="minor">
+                          <a:schemeClr val="lt1"/>
+                        </a:fontRef>
+                      </wps:style>
+                      <wps:bodyPr rot="0" spcFirstLastPara="0" vertOverflow="overflow" horzOverflow="overflow" vert="horz" wrap="square" lIns="91440" tIns="45720" rIns="91440" bIns="45720" numCol="1" spcCol="0" rtlCol="0" fromWordArt="0" anchor="ctr" anchorCtr="0" forceAA="0" compatLnSpc="1">
+                        <a:prstTxWarp prst="textNoShape">
+                          <a:avLst/>
+                        </a:prstTxWarp>
+                        <a:noAutofit/>
+                      </wps:bodyPr>
+                    </wps:wsp>
+                  </a:graphicData>
+                </a:graphic>
+              </wp:anchor>
+            </w:drawing>
+          </mc:Choice>
+          <mc:Fallback>
+            <w:pict>
+              <v:rect w14:anchorId="79BCBBF2" id="矩形 1" o:spid="_x0000_s1026" style="position:absolute;margin-left:148.4pt;margin-top:31.9pt;width:33.45pt;height:122.55pt;z-index:251659264;visibility:visible;mso-wrap-style:square;mso-wrap-distance-left:9pt;mso-wrap-distance-top:0;mso-wrap-distance-right:9pt;mso-wrap-distance-bottom:0;mso-position-horizontal:absolute;mso-position-horizontal-relative:text;mso-position-vertical:absolute;mso-position-vertical-relative:text;v-text-anchor:middle" o:gfxdata="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" fillcolor="white [3212]" stroked="f" strokeweight="2pt"/>
+            </w:pict>
+          </mc:Fallback>
+        </mc:AlternateContent>
+      </w:r>
       <w:r>
         <w:rPr>
           <w:noProof/>
@@ -7954,7 +8381,7 @@
                     </pic:cNvPicPr>
                   </pic:nvPicPr>
                   <pic:blipFill>
-                    <a:blip r:embed="rId16" cstate="print">
+                    <a:blip r:embed="rId17" cstate="print">
                       <a:extLst>
                         <a:ext uri="{28A0092B-C50C-407E-A947-70E740481C1C}">
                           <a14:useLocalDpi xmlns:a14="http://schemas.microsoft.com/office/drawing/2010/main" val="0"/>
@@ -8023,8 +8450,16 @@
       <w:r>
         <w:t xml:space="preserve">the </w:t>
       </w:r>
-      <w:r>
-        <w:t>Nexys Video Video</w:t>
+      <w:proofErr w:type="spellStart"/>
+      <w:r>
+        <w:t>Nexys</w:t>
+      </w:r>
+      <w:proofErr w:type="spellEnd"/>
+      <w:r>
+        <w:t xml:space="preserve"> </w:t>
+      </w:r>
+      <w:r>
+        <w:t>Video</w:t>
       </w:r>
       <w:r>
         <w:t xml:space="preserve"> board</w:t>
@@ -8038,7 +8473,15 @@
         <w:t>-</w:t>
       </w:r>
       <w:r>
-        <w:t xml:space="preserve">5 MHz. </w:t>
+        <w:t xml:space="preserve">5 </w:t>
+      </w:r>
+      <w:proofErr w:type="spellStart"/>
+      <w:r>
+        <w:t>MHz.</w:t>
+      </w:r>
+      <w:proofErr w:type="spellEnd"/>
+      <w:r>
+        <w:t xml:space="preserve"> </w:t>
       </w:r>
       <w:r>
         <w:t xml:space="preserve">The SPI operates in SPI mode 0 </w:t>
@@ -8310,7 +8753,7 @@
                     <pic:cNvPicPr/>
                   </pic:nvPicPr>
                   <pic:blipFill>
-                    <a:blip r:embed="rId17"/>
+                    <a:blip r:embed="rId18"/>
                     <a:stretch>
                       <a:fillRect/>
                     </a:stretch>
@@ -8339,6 +8782,7 @@
       </w:pPr>
       <w:bookmarkStart w:id="11" w:name="_Ref48112053"/>
       <w:r>
+        <w:lastRenderedPageBreak/>
         <w:t xml:space="preserve">Figure </w:t>
       </w:r>
       <w:r>
@@ -8386,7 +8830,7 @@
         </w:rPr>
         <w:t xml:space="preserve">Figure from </w:t>
       </w:r>
-      <w:hyperlink r:id="rId18" w:history="1">
+      <w:hyperlink r:id="rId19" w:history="1">
         <w:r>
           <w:rPr>
             <w:rStyle w:val="af1"/>
@@ -8441,7 +8885,7 @@
                     <pic:cNvPicPr/>
                   </pic:nvPicPr>
                   <pic:blipFill>
-                    <a:blip r:embed="rId19"/>
+                    <a:blip r:embed="rId20"/>
                     <a:stretch>
                       <a:fillRect/>
                     </a:stretch>
@@ -8492,8 +8936,13 @@
       </w:r>
       <w:bookmarkEnd w:id="12"/>
       <w:r>
-        <w:t>. Register write</w:t>
-      </w:r>
+        <w:t xml:space="preserve">. Register </w:t>
+      </w:r>
+      <w:proofErr w:type="gramStart"/>
+      <w:r>
+        <w:t>write</w:t>
+      </w:r>
+      <w:proofErr w:type="gramEnd"/>
       <w:r>
         <w:t xml:space="preserve"> </w:t>
       </w:r>
@@ -8517,7 +8966,7 @@
         </w:rPr>
         <w:t xml:space="preserve">Figure from </w:t>
       </w:r>
-      <w:hyperlink r:id="rId20" w:history="1">
+      <w:hyperlink r:id="rId21" w:history="1">
         <w:r>
           <w:rPr>
             <w:rStyle w:val="af1"/>
@@ -8574,7 +9023,7 @@
       <w:r>
         <w:t xml:space="preserve"> </w:t>
       </w:r>
-      <w:hyperlink r:id="rId21" w:history="1">
+      <w:hyperlink r:id="rId22" w:history="1">
         <w:r>
           <w:rPr>
             <w:rStyle w:val="af1"/>
@@ -8657,7 +9106,7 @@
         </w:rPr>
         <w:t xml:space="preserve">from </w:t>
       </w:r>
-      <w:hyperlink r:id="rId22" w:history="1">
+      <w:hyperlink r:id="rId23" w:history="1">
         <w:r>
           <w:rPr>
             <w:rStyle w:val="af1"/>
@@ -8702,7 +9151,7 @@
                     <pic:cNvPicPr/>
                   </pic:nvPicPr>
                   <pic:blipFill>
-                    <a:blip r:embed="rId23"/>
+                    <a:blip r:embed="rId24"/>
                     <a:stretch>
                       <a:fillRect/>
                     </a:stretch>
@@ -8856,17 +9305,32 @@
       <w:r>
         <w:t xml:space="preserve">the </w:t>
       </w:r>
+      <w:proofErr w:type="spellStart"/>
       <w:r>
         <w:t>RVfpga</w:t>
       </w:r>
+      <w:proofErr w:type="spellEnd"/>
       <w:r>
         <w:t xml:space="preserve"> System</w:t>
       </w:r>
       <w:r>
-        <w:t xml:space="preserve">’s SPI modules, and in this last part of the lab we describe how the SPI module is implemented in RVfpga. </w:t>
-      </w:r>
-      <w:r>
-        <w:t xml:space="preserve">Similar to the </w:t>
+        <w:t xml:space="preserve">’s SPI modules, and in this last part of the lab we describe how the SPI module is implemented in </w:t>
+      </w:r>
+      <w:proofErr w:type="spellStart"/>
+      <w:r>
+        <w:t>RVfpga</w:t>
+      </w:r>
+      <w:proofErr w:type="spellEnd"/>
+      <w:r>
+        <w:t xml:space="preserve">. </w:t>
+      </w:r>
+      <w:proofErr w:type="gramStart"/>
+      <w:r>
+        <w:t>Similar to</w:t>
+      </w:r>
+      <w:proofErr w:type="gramEnd"/>
+      <w:r>
+        <w:t xml:space="preserve"> the </w:t>
       </w:r>
       <w:r>
         <w:t xml:space="preserve">format from </w:t>
@@ -9049,6 +9513,7 @@
         </w:rPr>
         <w:t xml:space="preserve">controller, which is included inside the </w:t>
       </w:r>
+      <w:proofErr w:type="spellStart"/>
       <w:r>
         <w:rPr>
           <w:rFonts w:cs="Arial"/>
@@ -9063,7 +9528,16 @@
           <w:bCs/>
           <w:color w:val="00000A"/>
         </w:rPr>
-        <w:t xml:space="preserve">X </w:t>
+        <w:t>X</w:t>
+      </w:r>
+      <w:proofErr w:type="spellEnd"/>
+      <w:r>
+        <w:rPr>
+          <w:rFonts w:cs="Arial"/>
+          <w:bCs/>
+          <w:color w:val="00000A"/>
+        </w:rPr>
+        <w:t xml:space="preserve"> </w:t>
       </w:r>
       <w:r>
         <w:rPr>
@@ -9175,13 +9649,23 @@
         </w:rPr>
         <w:t xml:space="preserve">controller and the </w:t>
       </w:r>
-      <w:r>
-        <w:rPr>
-          <w:rFonts w:cs="Arial"/>
-          <w:bCs/>
-          <w:color w:val="00000A"/>
-        </w:rPr>
-        <w:t>VeeR EL2</w:t>
+      <w:proofErr w:type="spellStart"/>
+      <w:r>
+        <w:rPr>
+          <w:rFonts w:cs="Arial"/>
+          <w:bCs/>
+          <w:color w:val="00000A"/>
+        </w:rPr>
+        <w:t>VeeR</w:t>
+      </w:r>
+      <w:proofErr w:type="spellEnd"/>
+      <w:r>
+        <w:rPr>
+          <w:rFonts w:cs="Arial"/>
+          <w:bCs/>
+          <w:color w:val="00000A"/>
+        </w:rPr>
+        <w:t xml:space="preserve"> EL2</w:t>
       </w:r>
       <w:r>
         <w:rPr>
@@ -9256,6 +9740,87 @@
           <w:color w:val="00000A"/>
         </w:rPr>
       </w:pPr>
+      <w:r>
+        <w:rPr>
+          <w:rFonts w:eastAsia="Arial" w:cs="Arial"/>
+          <w:noProof/>
+        </w:rPr>
+        <mc:AlternateContent>
+          <mc:Choice Requires="wps">
+            <w:drawing>
+              <wp:anchor distT="0" distB="0" distL="114300" distR="114300" simplePos="0" relativeHeight="251664384" behindDoc="0" locked="0" layoutInCell="1" allowOverlap="1" wp14:anchorId="7333B544" wp14:editId="7846C890">
+                <wp:simplePos x="0" y="0"/>
+                <wp:positionH relativeFrom="column">
+                  <wp:posOffset>2675021</wp:posOffset>
+                </wp:positionH>
+                <wp:positionV relativeFrom="paragraph">
+                  <wp:posOffset>97589</wp:posOffset>
+                </wp:positionV>
+                <wp:extent cx="2931695" cy="3087972"/>
+                <wp:effectExtent l="0" t="0" r="21590" b="17780"/>
+                <wp:wrapNone/>
+                <wp:docPr id="1611718908" name="矩形 2"/>
+                <wp:cNvGraphicFramePr/>
+                <a:graphic xmlns:a="http://schemas.openxmlformats.org/drawingml/2006/main">
+                  <a:graphicData uri="http://schemas.microsoft.com/office/word/2010/wordprocessingShape">
+                    <wps:wsp>
+                      <wps:cNvSpPr/>
+                      <wps:spPr>
+                        <a:xfrm>
+                          <a:off x="0" y="0"/>
+                          <a:ext cx="2931695" cy="3087972"/>
+                        </a:xfrm>
+                        <a:prstGeom prst="rect">
+                          <a:avLst/>
+                        </a:prstGeom>
+                        <a:noFill/>
+                        <a:ln>
+                          <a:solidFill>
+                            <a:srgbClr val="EE0000"/>
+                          </a:solidFill>
+                        </a:ln>
+                      </wps:spPr>
+                      <wps:style>
+                        <a:lnRef idx="2">
+                          <a:schemeClr val="accent1">
+                            <a:shade val="15000"/>
+                          </a:schemeClr>
+                        </a:lnRef>
+                        <a:fillRef idx="1">
+                          <a:schemeClr val="accent1"/>
+                        </a:fillRef>
+                        <a:effectRef idx="0">
+                          <a:schemeClr val="accent1"/>
+                        </a:effectRef>
+                        <a:fontRef idx="minor">
+                          <a:schemeClr val="lt1"/>
+                        </a:fontRef>
+                      </wps:style>
+                      <wps:bodyPr rot="0" spcFirstLastPara="0" vertOverflow="overflow" horzOverflow="overflow" vert="horz" wrap="square" lIns="91440" tIns="45720" rIns="91440" bIns="45720" numCol="1" spcCol="0" rtlCol="0" fromWordArt="0" anchor="ctr" anchorCtr="0" forceAA="0" compatLnSpc="1">
+                        <a:prstTxWarp prst="textNoShape">
+                          <a:avLst/>
+                        </a:prstTxWarp>
+                        <a:noAutofit/>
+                      </wps:bodyPr>
+                    </wps:wsp>
+                  </a:graphicData>
+                </a:graphic>
+                <wp14:sizeRelH relativeFrom="margin">
+                  <wp14:pctWidth>0</wp14:pctWidth>
+                </wp14:sizeRelH>
+                <wp14:sizeRelV relativeFrom="margin">
+                  <wp14:pctHeight>0</wp14:pctHeight>
+                </wp14:sizeRelV>
+              </wp:anchor>
+            </w:drawing>
+          </mc:Choice>
+          <mc:Fallback>
+            <w:pict>
+              <v:rect w14:anchorId="0D687C0A" id="矩形 2" o:spid="_x0000_s1026" style="position:absolute;margin-left:210.65pt;margin-top:7.7pt;width:230.85pt;height:243.15pt;z-index:251664384;visibility:visible;mso-wrap-style:square;mso-width-percent:0;mso-height-percent:0;mso-wrap-distance-left:9pt;mso-wrap-distance-top:0;mso-wrap-distance-right:9pt;mso-wrap-distance-bottom:0;mso-position-horizontal:absolute;mso-position-horizontal-relative:text;mso-position-vertical:absolute;mso-position-vertical-relative:text;mso-width-percent:0;mso-height-percent:0;mso-width-relative:margin;mso-height-relative:margin;v-text-anchor:middle" o:gfxdata="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" filled="f" strokecolor="#e00" strokeweight="2pt"/>
+            </w:pict>
+          </mc:Fallback>
+        </mc:AlternateContent>
+      </w:r>
     </w:p>
     <w:p>
       <w:pPr>
@@ -9269,10 +9834,85 @@
           <w:rFonts w:eastAsia="Arial" w:cs="Arial"/>
           <w:noProof/>
         </w:rPr>
+        <mc:AlternateContent>
+          <mc:Choice Requires="wps">
+            <w:drawing>
+              <wp:anchor distT="0" distB="0" distL="114300" distR="114300" simplePos="0" relativeHeight="251662336" behindDoc="0" locked="0" layoutInCell="1" allowOverlap="1" wp14:anchorId="3474AB07" wp14:editId="3C98676A">
+                <wp:simplePos x="0" y="0"/>
+                <wp:positionH relativeFrom="column">
+                  <wp:posOffset>240632</wp:posOffset>
+                </wp:positionH>
+                <wp:positionV relativeFrom="paragraph">
+                  <wp:posOffset>1352650</wp:posOffset>
+                </wp:positionV>
+                <wp:extent cx="2326105" cy="481263"/>
+                <wp:effectExtent l="0" t="0" r="17145" b="14605"/>
+                <wp:wrapNone/>
+                <wp:docPr id="476978136" name="矩形 2"/>
+                <wp:cNvGraphicFramePr/>
+                <a:graphic xmlns:a="http://schemas.openxmlformats.org/drawingml/2006/main">
+                  <a:graphicData uri="http://schemas.microsoft.com/office/word/2010/wordprocessingShape">
+                    <wps:wsp>
+                      <wps:cNvSpPr/>
+                      <wps:spPr>
+                        <a:xfrm>
+                          <a:off x="0" y="0"/>
+                          <a:ext cx="2326105" cy="481263"/>
+                        </a:xfrm>
+                        <a:prstGeom prst="rect">
+                          <a:avLst/>
+                        </a:prstGeom>
+                        <a:noFill/>
+                        <a:ln>
+                          <a:solidFill>
+                            <a:srgbClr val="EE0000"/>
+                          </a:solidFill>
+                        </a:ln>
+                      </wps:spPr>
+                      <wps:style>
+                        <a:lnRef idx="2">
+                          <a:schemeClr val="accent1">
+                            <a:shade val="15000"/>
+                          </a:schemeClr>
+                        </a:lnRef>
+                        <a:fillRef idx="1">
+                          <a:schemeClr val="accent1"/>
+                        </a:fillRef>
+                        <a:effectRef idx="0">
+                          <a:schemeClr val="accent1"/>
+                        </a:effectRef>
+                        <a:fontRef idx="minor">
+                          <a:schemeClr val="lt1"/>
+                        </a:fontRef>
+                      </wps:style>
+                      <wps:bodyPr rot="0" spcFirstLastPara="0" vertOverflow="overflow" horzOverflow="overflow" vert="horz" wrap="square" lIns="91440" tIns="45720" rIns="91440" bIns="45720" numCol="1" spcCol="0" rtlCol="0" fromWordArt="0" anchor="ctr" anchorCtr="0" forceAA="0" compatLnSpc="1">
+                        <a:prstTxWarp prst="textNoShape">
+                          <a:avLst/>
+                        </a:prstTxWarp>
+                        <a:noAutofit/>
+                      </wps:bodyPr>
+                    </wps:wsp>
+                  </a:graphicData>
+                </a:graphic>
+              </wp:anchor>
+            </w:drawing>
+          </mc:Choice>
+          <mc:Fallback>
+            <w:pict>
+              <v:rect w14:anchorId="518FBBFA" id="矩形 2" o:spid="_x0000_s1026" style="position:absolute;margin-left:18.95pt;margin-top:106.5pt;width:183.15pt;height:37.9pt;z-index:251662336;visibility:visible;mso-wrap-style:square;mso-wrap-distance-left:9pt;mso-wrap-distance-top:0;mso-wrap-distance-right:9pt;mso-wrap-distance-bottom:0;mso-position-horizontal:absolute;mso-position-horizontal-relative:text;mso-position-vertical:absolute;mso-position-vertical-relative:text;v-text-anchor:middle" o:gfxdata="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" filled="f" strokecolor="#e00" strokeweight="2pt"/>
+            </w:pict>
+          </mc:Fallback>
+        </mc:AlternateContent>
+      </w:r>
+      <w:r>
+        <w:rPr>
+          <w:rFonts w:eastAsia="Arial" w:cs="Arial"/>
+          <w:noProof/>
+        </w:rPr>
         <w:drawing>
-          <wp:inline distT="0" distB="0" distL="0" distR="0" wp14:anchorId="2C658E55" wp14:editId="11C30330">
-            <wp:extent cx="5340350" cy="3044698"/>
-            <wp:effectExtent l="0" t="0" r="0" b="3810"/>
+          <wp:inline distT="0" distB="0" distL="0" distR="0" wp14:anchorId="2C658E55" wp14:editId="4E8936BF">
+            <wp:extent cx="5347958" cy="2991230"/>
+            <wp:effectExtent l="0" t="0" r="5715" b="0"/>
             <wp:docPr id="1192509791" name="Picture 1"/>
             <wp:cNvGraphicFramePr>
               <a:graphicFrameLocks xmlns:a="http://schemas.openxmlformats.org/drawingml/2006/main" noChangeAspect="1"/>
@@ -9281,11 +9921,11 @@
               <a:graphicData uri="http://schemas.openxmlformats.org/drawingml/2006/picture">
                 <pic:pic xmlns:pic="http://schemas.openxmlformats.org/drawingml/2006/picture">
                   <pic:nvPicPr>
-                    <pic:cNvPr id="1192509791" name="Picture 1192509791"/>
+                    <pic:cNvPr id="1192509791" name="Picture 1"/>
                     <pic:cNvPicPr/>
                   </pic:nvPicPr>
                   <pic:blipFill>
-                    <a:blip r:embed="rId24" cstate="print">
+                    <a:blip r:embed="rId25" cstate="print">
                       <a:extLst>
                         <a:ext uri="{28A0092B-C50C-407E-A947-70E740481C1C}">
                           <a14:useLocalDpi xmlns:a14="http://schemas.microsoft.com/office/drawing/2010/main" val="0"/>
@@ -9299,7 +9939,7 @@
                   <pic:spPr>
                     <a:xfrm>
                       <a:off x="0" y="0"/>
-                      <a:ext cx="5347958" cy="3049036"/>
+                      <a:ext cx="5347958" cy="2991230"/>
                     </a:xfrm>
                     <a:prstGeom prst="rect">
                       <a:avLst/>
@@ -9352,9 +9992,11 @@
       <w:r>
         <w:t xml:space="preserve">the </w:t>
       </w:r>
+      <w:proofErr w:type="spellStart"/>
       <w:r>
         <w:t>RVfpga</w:t>
       </w:r>
+      <w:proofErr w:type="spellEnd"/>
       <w:r>
         <w:t xml:space="preserve"> </w:t>
       </w:r>
@@ -9451,23 +10093,25 @@
     </w:p>
     <w:p>
       <w:pPr>
-        <w:keepNext/>
-        <w:keepLines/>
-        <w:outlineLvl w:val="0"/>
-        <w:rPr>
-          <w:rFonts w:cs="Arial"/>
-          <w:bCs/>
-          <w:color w:val="00000A"/>
+        <w:pStyle w:val="ab"/>
+        <w:ind w:left="720"/>
+        <w:rPr>
+          <w:rFonts w:cs="Arial"/>
+          <w:b/>
+          <w:bCs/>
+          <w:sz w:val="24"/>
         </w:rPr>
       </w:pPr>
     </w:p>
     <w:p>
       <w:pPr>
-        <w:keepNext/>
-        <w:keepLines/>
-        <w:outlineLvl w:val="0"/>
-        <w:rPr>
-          <w:color w:val="00000A"/>
+        <w:pStyle w:val="ab"/>
+        <w:ind w:left="720"/>
+        <w:rPr>
+          <w:rFonts w:cs="Arial"/>
+          <w:b/>
+          <w:bCs/>
+          <w:sz w:val="24"/>
         </w:rPr>
       </w:pPr>
       <w:r>
@@ -9514,19 +10158,7 @@
         <w:rPr>
           <w:color w:val="00000A"/>
         </w:rPr>
-        <w:t xml:space="preserve">constraints file </w:t>
-      </w:r>
-      <w:r>
-        <w:rPr>
-          <w:color w:val="00000A"/>
-        </w:rPr>
-        <w:t xml:space="preserve">of the project </w:t>
-      </w:r>
-      <w:r>
-        <w:rPr>
-          <w:color w:val="00000A"/>
-        </w:rPr>
-        <w:t>(</w:t>
+        <w:t>constraints file of the project (</w:t>
       </w:r>
       <w:r>
         <w:rPr>
@@ -9542,15 +10174,16 @@
           <w:i/>
           <w:iCs/>
         </w:rPr>
-        <w:t>Nexys Video</w:t>
-      </w:r>
+        <w:t xml:space="preserve">Nexys </w:t>
+      </w:r>
+      <w:proofErr w:type="spellStart"/>
       <w:r>
         <w:rPr>
           <w:rFonts w:eastAsia="Times New Roman" w:cs="Arial"/>
           <w:i/>
           <w:iCs/>
         </w:rPr>
-        <w:t>VideoNoDDRPath]</w:t>
+        <w:t>Video</w:t>
       </w:r>
       <w:r>
         <w:rPr>
@@ -9558,11 +10191,47 @@
           <w:i/>
           <w:iCs/>
         </w:rPr>
-        <w:t>/src/</w:t>
-      </w:r>
-      <w:r>
-        <w:rPr>
+        <w:t>VideoNoDDRPath</w:t>
+      </w:r>
+      <w:proofErr w:type="spellEnd"/>
+      <w:r>
+        <w:rPr>
+          <w:rFonts w:eastAsia="Times New Roman" w:cs="Arial"/>
           <w:i/>
+          <w:iCs/>
+        </w:rPr>
+        <w:t>]</w:t>
+      </w:r>
+      <w:r>
+        <w:rPr>
+          <w:rFonts w:eastAsia="Times New Roman" w:cs="Arial"/>
+          <w:i/>
+          <w:iCs/>
+        </w:rPr>
+        <w:t>/</w:t>
+      </w:r>
+      <w:proofErr w:type="spellStart"/>
+      <w:r>
+        <w:rPr>
+          <w:rFonts w:eastAsia="Times New Roman" w:cs="Arial"/>
+          <w:i/>
+          <w:iCs/>
+        </w:rPr>
+        <w:t>src</w:t>
+      </w:r>
+      <w:proofErr w:type="spellEnd"/>
+      <w:r>
+        <w:rPr>
+          <w:rFonts w:eastAsia="Times New Roman" w:cs="Arial"/>
+          <w:i/>
+          <w:iCs/>
+        </w:rPr>
+        <w:t>/</w:t>
+      </w:r>
+      <w:proofErr w:type="spellStart"/>
+      <w:r>
+        <w:rPr>
+          <w:i/>
           <w:color w:val="00000A"/>
         </w:rPr>
         <w:t>rv</w:t>
@@ -9579,15 +10248,225 @@
           <w:i/>
           <w:color w:val="00000A"/>
         </w:rPr>
-        <w:t>Nexys Video</w:t>
-      </w:r>
+        <w:t>Nexys</w:t>
+      </w:r>
+      <w:proofErr w:type="spellEnd"/>
       <w:r>
         <w:rPr>
           <w:i/>
           <w:color w:val="00000A"/>
         </w:rPr>
+        <w:t xml:space="preserve"> </w:t>
+      </w:r>
+      <w:proofErr w:type="spellStart"/>
+      <w:r>
+        <w:rPr>
+          <w:i/>
+          <w:color w:val="00000A"/>
+        </w:rPr>
+        <w:t>Video</w:t>
+      </w:r>
+      <w:r>
+        <w:rPr>
+          <w:i/>
+          <w:color w:val="00000A"/>
+        </w:rPr>
         <w:t>.xdc</w:t>
       </w:r>
+      <w:proofErr w:type="spellEnd"/>
+      <w:r>
+        <w:rPr>
+          <w:color w:val="00000A"/>
+        </w:rPr>
+        <w:t xml:space="preserve">) defines the connection between the input/output SoC signals and the board devices. The signals that connect the </w:t>
+      </w:r>
+      <w:r>
+        <w:rPr>
+          <w:color w:val="00000A"/>
+        </w:rPr>
+        <w:t xml:space="preserve">four </w:t>
+      </w:r>
+      <w:r>
+        <w:rPr>
+          <w:color w:val="00000A"/>
+        </w:rPr>
+        <w:t xml:space="preserve">pins of the accelerometer with the SoC are called: </w:t>
+      </w:r>
+      <w:proofErr w:type="spellStart"/>
+      <w:r>
+        <w:rPr>
+          <w:i/>
+          <w:color w:val="00000A"/>
+        </w:rPr>
+        <w:t>o_accel_cs_n</w:t>
+      </w:r>
+      <w:proofErr w:type="spellEnd"/>
+      <w:r>
+        <w:rPr>
+          <w:color w:val="00000A"/>
+        </w:rPr>
+        <w:t xml:space="preserve">, </w:t>
+      </w:r>
+      <w:proofErr w:type="spellStart"/>
+      <w:r>
+        <w:rPr>
+          <w:i/>
+          <w:color w:val="00000A"/>
+        </w:rPr>
+        <w:t>o_accel_mosi</w:t>
+      </w:r>
+      <w:proofErr w:type="spellEnd"/>
+      <w:r>
+        <w:rPr>
+          <w:color w:val="00000A"/>
+        </w:rPr>
+        <w:t xml:space="preserve"> (equivalent to signal SDO)</w:t>
+      </w:r>
+      <w:r>
+        <w:rPr>
+          <w:color w:val="00000A"/>
+        </w:rPr>
+        <w:t xml:space="preserve">, </w:t>
+      </w:r>
+      <w:proofErr w:type="spellStart"/>
+      <w:r>
+        <w:rPr>
+          <w:i/>
+          <w:color w:val="00000A"/>
+        </w:rPr>
+        <w:t>i_accel_miso</w:t>
+      </w:r>
+      <w:proofErr w:type="spellEnd"/>
+      <w:r>
+        <w:rPr>
+          <w:color w:val="00000A"/>
+        </w:rPr>
+        <w:t xml:space="preserve"> </w:t>
+      </w:r>
+      <w:r>
+        <w:rPr>
+          <w:color w:val="00000A"/>
+        </w:rPr>
+        <w:t xml:space="preserve">(equivalent to signal SDI) </w:t>
+      </w:r>
+      <w:r>
+        <w:rPr>
+          <w:color w:val="00000A"/>
+        </w:rPr>
+        <w:t xml:space="preserve">and </w:t>
+      </w:r>
+      <w:proofErr w:type="spellStart"/>
+      <w:r>
+        <w:rPr>
+          <w:i/>
+          <w:color w:val="00000A"/>
+        </w:rPr>
+        <w:t>accel_sclk</w:t>
+      </w:r>
+      <w:proofErr w:type="spellEnd"/>
+      <w:r>
+        <w:rPr>
+          <w:color w:val="00000A"/>
+        </w:rPr>
+        <w:t>. Note that these signal</w:t>
+      </w:r>
+      <w:r>
+        <w:rPr>
+          <w:color w:val="00000A"/>
+        </w:rPr>
+        <w:t>s</w:t>
+      </w:r>
+      <w:r>
+        <w:rPr>
+          <w:color w:val="00000A"/>
+        </w:rPr>
+        <w:t xml:space="preserve"> refer to outdated names, but we maintain them in order to be coherent with the names used by the </w:t>
+      </w:r>
+      <w:proofErr w:type="spellStart"/>
+      <w:r>
+        <w:rPr>
+          <w:color w:val="00000A"/>
+        </w:rPr>
+        <w:t>OpenCores’s</w:t>
+      </w:r>
+      <w:proofErr w:type="spellEnd"/>
+      <w:r>
+        <w:rPr>
+          <w:color w:val="00000A"/>
+        </w:rPr>
+        <w:t xml:space="preserve"> SPI module</w:t>
+      </w:r>
+      <w:r>
+        <w:rPr>
+          <w:color w:val="00000A"/>
+        </w:rPr>
+        <w:t xml:space="preserve"> that we use in </w:t>
+      </w:r>
+      <w:r>
+        <w:rPr>
+          <w:color w:val="00000A"/>
+        </w:rPr>
+        <w:t xml:space="preserve">the </w:t>
+      </w:r>
+      <w:proofErr w:type="spellStart"/>
+      <w:r>
+        <w:rPr>
+          <w:color w:val="00000A"/>
+        </w:rPr>
+        <w:t>RVfpga</w:t>
+      </w:r>
+      <w:proofErr w:type="spellEnd"/>
+      <w:r>
+        <w:rPr>
+          <w:color w:val="00000A"/>
+        </w:rPr>
+        <w:t xml:space="preserve"> S</w:t>
+      </w:r>
+      <w:r>
+        <w:rPr>
+          <w:color w:val="00000A"/>
+        </w:rPr>
+        <w:t>ystem</w:t>
+      </w:r>
+      <w:r>
+        <w:rPr>
+          <w:color w:val="00000A"/>
+        </w:rPr>
+        <w:t xml:space="preserve"> (you can see the instantiation of this module at </w:t>
+      </w:r>
+      <w:r>
+        <w:rPr>
+          <w:color w:val="00000A"/>
+        </w:rPr>
+        <w:fldChar w:fldCharType="begin"/>
+      </w:r>
+      <w:r>
+        <w:rPr>
+          <w:color w:val="00000A"/>
+        </w:rPr>
+        <w:instrText xml:space="preserve"> REF _Ref45088736 \h </w:instrText>
+      </w:r>
+      <w:r>
+        <w:rPr>
+          <w:color w:val="00000A"/>
+        </w:rPr>
+        <w:fldChar w:fldCharType="separate"/>
+      </w:r>
+      <w:r>
+        <w:t xml:space="preserve">Figure </w:t>
+      </w:r>
+      <w:r>
+        <w:rPr>
+          <w:noProof/>
+        </w:rPr>
+        <w:t>11</w:t>
+      </w:r>
+      <w:r>
+        <w:rPr>
+          <w:color w:val="00000A"/>
+        </w:rPr>
+        <w:fldChar w:fldCharType="end"/>
+      </w:r>
       <w:r>
         <w:rPr>
           <w:color w:val="00000A"/>
@@ -9598,173 +10477,7 @@
         <w:rPr>
           <w:color w:val="00000A"/>
         </w:rPr>
-        <w:t xml:space="preserve"> defines the connection between the input/output SoC signals and the board devices. The signals that connect the </w:t>
-      </w:r>
-      <w:r>
-        <w:rPr>
-          <w:color w:val="00000A"/>
-        </w:rPr>
-        <w:t xml:space="preserve">four </w:t>
-      </w:r>
-      <w:r>
-        <w:rPr>
-          <w:color w:val="00000A"/>
-        </w:rPr>
-        <w:t xml:space="preserve">pins of the accelerometer with the SoC are called: </w:t>
-      </w:r>
-      <w:r>
-        <w:rPr>
-          <w:i/>
-          <w:color w:val="00000A"/>
-        </w:rPr>
-        <w:t>o_accel_cs_n</w:t>
-      </w:r>
-      <w:r>
-        <w:rPr>
-          <w:color w:val="00000A"/>
-        </w:rPr>
-        <w:t>,</w:t>
-      </w:r>
-      <w:r>
-        <w:rPr>
-          <w:color w:val="00000A"/>
-        </w:rPr>
-        <w:t xml:space="preserve"> </w:t>
-      </w:r>
-      <w:r>
-        <w:rPr>
-          <w:i/>
-          <w:color w:val="00000A"/>
-        </w:rPr>
-        <w:t>o_accel_mosi</w:t>
-      </w:r>
-      <w:r>
-        <w:rPr>
-          <w:color w:val="00000A"/>
-        </w:rPr>
-        <w:t xml:space="preserve"> (equivalent to signal SDO)</w:t>
-      </w:r>
-      <w:r>
-        <w:rPr>
-          <w:color w:val="00000A"/>
-        </w:rPr>
-        <w:t>,</w:t>
-      </w:r>
-      <w:r>
-        <w:rPr>
-          <w:color w:val="00000A"/>
-        </w:rPr>
-        <w:t xml:space="preserve"> </w:t>
-      </w:r>
-      <w:r>
-        <w:rPr>
-          <w:i/>
-          <w:color w:val="00000A"/>
-        </w:rPr>
-        <w:t>i_accel_miso</w:t>
-      </w:r>
-      <w:r>
-        <w:rPr>
-          <w:color w:val="00000A"/>
-        </w:rPr>
-        <w:t xml:space="preserve"> </w:t>
-      </w:r>
-      <w:r>
-        <w:rPr>
-          <w:color w:val="00000A"/>
-        </w:rPr>
-        <w:t xml:space="preserve">(equivalent to signal SDI) </w:t>
-      </w:r>
-      <w:r>
-        <w:rPr>
-          <w:color w:val="00000A"/>
-        </w:rPr>
-        <w:t xml:space="preserve">and </w:t>
-      </w:r>
-      <w:r>
-        <w:rPr>
-          <w:i/>
-          <w:color w:val="00000A"/>
-        </w:rPr>
-        <w:t>accel_sclk</w:t>
-      </w:r>
-      <w:r>
-        <w:rPr>
-          <w:color w:val="00000A"/>
-        </w:rPr>
-        <w:t>. N</w:t>
-      </w:r>
-      <w:r>
-        <w:rPr>
-          <w:color w:val="00000A"/>
-        </w:rPr>
-        <w:t xml:space="preserve">ote that these </w:t>
-      </w:r>
-      <w:r>
-        <w:rPr>
-          <w:color w:val="00000A"/>
-        </w:rPr>
-        <w:t>signal</w:t>
-      </w:r>
-      <w:r>
-        <w:rPr>
-          <w:color w:val="00000A"/>
-        </w:rPr>
-        <w:t>s</w:t>
-      </w:r>
-      <w:r>
-        <w:rPr>
-          <w:color w:val="00000A"/>
-        </w:rPr>
-        <w:t xml:space="preserve"> </w:t>
-      </w:r>
-      <w:r>
-        <w:rPr>
-          <w:color w:val="00000A"/>
-        </w:rPr>
-        <w:t>refer to outdated names</w:t>
-      </w:r>
-      <w:r>
-        <w:rPr>
-          <w:color w:val="00000A"/>
-        </w:rPr>
-        <w:t>, but we maintain them in order to be coherent with the names used by the OpenCores’s SPI module</w:t>
-      </w:r>
-      <w:r>
-        <w:rPr>
-          <w:color w:val="00000A"/>
-        </w:rPr>
-        <w:t xml:space="preserve"> that we use in </w:t>
-      </w:r>
-      <w:r>
-        <w:rPr>
-          <w:color w:val="00000A"/>
-        </w:rPr>
-        <w:t xml:space="preserve">the </w:t>
-      </w:r>
-      <w:r>
-        <w:rPr>
-          <w:color w:val="00000A"/>
-        </w:rPr>
-        <w:t>RVfpga</w:t>
-      </w:r>
-      <w:r>
-        <w:rPr>
-          <w:color w:val="00000A"/>
-        </w:rPr>
-        <w:t xml:space="preserve"> S</w:t>
-      </w:r>
-      <w:r>
-        <w:rPr>
-          <w:color w:val="00000A"/>
-        </w:rPr>
-        <w:t>ystem</w:t>
-      </w:r>
-      <w:r>
-        <w:rPr>
-          <w:color w:val="00000A"/>
-        </w:rPr>
-        <w:t xml:space="preserve"> (you can see the instantiation of this module at </w:t>
+        <w:t xml:space="preserve">. </w:t>
       </w:r>
       <w:r>
         <w:rPr>
@@ -9776,62 +10489,7 @@
         <w:rPr>
           <w:color w:val="00000A"/>
         </w:rPr>
-        <w:instrText xml:space="preserve"> REF _Ref45088736 \h </w:instrText>
-      </w:r>
-      <w:r>
-        <w:rPr>
-          <w:color w:val="00000A"/>
-        </w:rPr>
-      </w:r>
-      <w:r>
-        <w:rPr>
-          <w:color w:val="00000A"/>
-        </w:rPr>
-        <w:fldChar w:fldCharType="separate"/>
-      </w:r>
-      <w:r>
-        <w:t xml:space="preserve">Figure </w:t>
-      </w:r>
-      <w:r>
-        <w:rPr>
-          <w:noProof/>
-        </w:rPr>
-        <w:t>11</w:t>
-      </w:r>
-      <w:r>
-        <w:rPr>
-          <w:color w:val="00000A"/>
-        </w:rPr>
-        <w:fldChar w:fldCharType="end"/>
-      </w:r>
-      <w:r>
-        <w:rPr>
-          <w:color w:val="00000A"/>
-        </w:rPr>
-        <w:t>)</w:t>
-      </w:r>
-      <w:r>
-        <w:rPr>
-          <w:color w:val="00000A"/>
-        </w:rPr>
-        <w:t xml:space="preserve">. </w:t>
-      </w:r>
-      <w:r>
-        <w:rPr>
-          <w:color w:val="00000A"/>
-        </w:rPr>
-        <w:fldChar w:fldCharType="begin"/>
-      </w:r>
-      <w:r>
-        <w:rPr>
-          <w:color w:val="00000A"/>
-        </w:rPr>
         <w:instrText xml:space="preserve"> REF _Ref45039704 \h </w:instrText>
-      </w:r>
-      <w:r>
-        <w:rPr>
-          <w:color w:val="00000A"/>
-        </w:rPr>
       </w:r>
       <w:r>
         <w:rPr>
@@ -9895,7 +10553,7 @@
                     <pic:cNvPicPr/>
                   </pic:nvPicPr>
                   <pic:blipFill>
-                    <a:blip r:embed="rId25"/>
+                    <a:blip r:embed="rId26"/>
                     <a:stretch>
                       <a:fillRect/>
                     </a:stretch>
@@ -9953,6 +10611,7 @@
       <w:r>
         <w:t xml:space="preserve">(file </w:t>
       </w:r>
+      <w:proofErr w:type="spellStart"/>
       <w:r>
         <w:rPr>
           <w:i/>
@@ -9972,15 +10631,32 @@
           <w:i/>
           <w:color w:val="00000A"/>
         </w:rPr>
-        <w:t>Nexys Video</w:t>
-      </w:r>
+        <w:t>Nexys</w:t>
+      </w:r>
+      <w:proofErr w:type="spellEnd"/>
       <w:r>
         <w:rPr>
           <w:i/>
           <w:color w:val="00000A"/>
         </w:rPr>
+        <w:t xml:space="preserve"> </w:t>
+      </w:r>
+      <w:proofErr w:type="spellStart"/>
+      <w:r>
+        <w:rPr>
+          <w:i/>
+          <w:color w:val="00000A"/>
+        </w:rPr>
+        <w:t>Video</w:t>
+      </w:r>
+      <w:r>
+        <w:rPr>
+          <w:i/>
+          <w:color w:val="00000A"/>
+        </w:rPr>
         <w:t>.xdc</w:t>
       </w:r>
+      <w:proofErr w:type="spellEnd"/>
       <w:r>
         <w:t>).</w:t>
       </w:r>
@@ -10057,6 +10733,7 @@
         </w:rPr>
         <w:t xml:space="preserve">i.e., the </w:t>
       </w:r>
+      <w:proofErr w:type="spellStart"/>
       <w:r>
         <w:rPr>
           <w:b/>
@@ -10076,7 +10753,15 @@
           <w:b/>
           <w:color w:val="00000A"/>
         </w:rPr>
-        <w:t>Nexys Video</w:t>
+        <w:t>Nexys</w:t>
+      </w:r>
+      <w:proofErr w:type="spellEnd"/>
+      <w:r>
+        <w:rPr>
+          <w:b/>
+          <w:color w:val="00000A"/>
+        </w:rPr>
+        <w:t xml:space="preserve"> Video</w:t>
       </w:r>
       <w:r>
         <w:rPr>
@@ -10181,6 +10866,7 @@
         </w:rPr>
         <w:t xml:space="preserve"> their connection with the </w:t>
       </w:r>
+      <w:proofErr w:type="spellStart"/>
       <w:r>
         <w:rPr>
           <w:rFonts w:cs="Arial"/>
@@ -10199,6 +10885,7 @@
         </w:rPr>
         <w:t>olf_core</w:t>
       </w:r>
+      <w:proofErr w:type="spellEnd"/>
       <w:r>
         <w:rPr>
           <w:rFonts w:cs="Arial"/>
@@ -10302,7 +10989,7 @@
                     <pic:cNvPicPr/>
                   </pic:nvPicPr>
                   <pic:blipFill>
-                    <a:blip r:embed="rId26"/>
+                    <a:blip r:embed="rId27"/>
                     <a:stretch>
                       <a:fillRect/>
                     </a:stretch>
@@ -10355,7 +11042,7 @@
                     </pic:cNvPicPr>
                   </pic:nvPicPr>
                   <pic:blipFill>
-                    <a:blip r:embed="rId27">
+                    <a:blip r:embed="rId28">
                       <a:extLst>
                         <a:ext uri="{28A0092B-C50C-407E-A947-70E740481C1C}">
                           <a14:useLocalDpi xmlns:a14="http://schemas.microsoft.com/office/drawing/2010/main" val="0"/>
@@ -10424,6 +11111,7 @@
       <w:r>
         <w:t xml:space="preserve">with the top-module (file </w:t>
       </w:r>
+      <w:proofErr w:type="spellStart"/>
       <w:r>
         <w:rPr>
           <w:i/>
@@ -10440,7 +11128,14 @@
         <w:rPr>
           <w:i/>
         </w:rPr>
-        <w:t>Nexys Video</w:t>
+        <w:t>Nexys</w:t>
+      </w:r>
+      <w:proofErr w:type="spellEnd"/>
+      <w:r>
+        <w:rPr>
+          <w:i/>
+        </w:rPr>
+        <w:t xml:space="preserve"> Video</w:t>
       </w:r>
       <w:r>
         <w:rPr>
@@ -10512,6 +11207,7 @@
         </w:rPr>
         <w:t xml:space="preserve"> signals (</w:t>
       </w:r>
+      <w:proofErr w:type="spellStart"/>
       <w:r>
         <w:rPr>
           <w:i/>
@@ -10519,6 +11215,7 @@
         </w:rPr>
         <w:t>o_accel_cs_n</w:t>
       </w:r>
+      <w:proofErr w:type="spellEnd"/>
       <w:r>
         <w:rPr>
           <w:color w:val="00000A"/>
@@ -10531,6 +11228,7 @@
         </w:rPr>
         <w:t xml:space="preserve"> </w:t>
       </w:r>
+      <w:proofErr w:type="spellStart"/>
       <w:r>
         <w:rPr>
           <w:i/>
@@ -10538,6 +11236,7 @@
         </w:rPr>
         <w:t>o_accel_mosi</w:t>
       </w:r>
+      <w:proofErr w:type="spellEnd"/>
       <w:r>
         <w:rPr>
           <w:color w:val="00000A"/>
@@ -10550,6 +11249,7 @@
         </w:rPr>
         <w:t xml:space="preserve"> </w:t>
       </w:r>
+      <w:proofErr w:type="spellStart"/>
       <w:r>
         <w:rPr>
           <w:i/>
@@ -10557,12 +11257,14 @@
         </w:rPr>
         <w:t>i_accel_miso</w:t>
       </w:r>
+      <w:proofErr w:type="spellEnd"/>
       <w:r>
         <w:rPr>
           <w:color w:val="00000A"/>
         </w:rPr>
         <w:t xml:space="preserve"> and </w:t>
       </w:r>
+      <w:proofErr w:type="spellStart"/>
       <w:r>
         <w:rPr>
           <w:i/>
@@ -10570,6 +11272,7 @@
         </w:rPr>
         <w:t>accel_sclk</w:t>
       </w:r>
+      <w:proofErr w:type="spellEnd"/>
       <w:r>
         <w:rPr>
           <w:rFonts w:cs="Arial"/>
@@ -10578,6 +11281,7 @@
         </w:rPr>
         <w:t xml:space="preserve">) from the constraints file to the </w:t>
       </w:r>
+      <w:proofErr w:type="spellStart"/>
       <w:r>
         <w:rPr>
           <w:rFonts w:cs="Arial"/>
@@ -10602,6 +11306,7 @@
         </w:rPr>
         <w:t>X</w:t>
       </w:r>
+      <w:proofErr w:type="spellEnd"/>
       <w:r>
         <w:rPr>
           <w:rFonts w:cs="Arial"/>
@@ -10654,8 +11359,9 @@
           <w:iCs/>
           <w:sz w:val="20"/>
         </w:rPr>
-        <w:t>Nexys Video</w:t>
-      </w:r>
+        <w:t xml:space="preserve">Nexys </w:t>
+      </w:r>
+      <w:proofErr w:type="spellStart"/>
       <w:r>
         <w:rPr>
           <w:rFonts w:eastAsia="Arial" w:cs="Arial"/>
@@ -10663,26 +11369,68 @@
           <w:iCs/>
           <w:sz w:val="20"/>
         </w:rPr>
-        <w:t>VideoNoDDRPath]</w:t>
-      </w:r>
-      <w:r>
-        <w:rPr>
-          <w:rFonts w:cs="Arial"/>
-          <w:bCs/>
+        <w:t>Video</w:t>
+      </w:r>
+      <w:r>
+        <w:rPr>
+          <w:rFonts w:eastAsia="Arial" w:cs="Arial"/>
           <w:i/>
-          <w:color w:val="00000A"/>
+          <w:iCs/>
           <w:sz w:val="20"/>
         </w:rPr>
-        <w:t>/src/</w:t>
-      </w:r>
-      <w:r>
-        <w:rPr>
-          <w:rFonts w:cs="Arial"/>
-          <w:bCs/>
+        <w:t>VideoNoDDRPath</w:t>
+      </w:r>
+      <w:proofErr w:type="spellEnd"/>
+      <w:r>
+        <w:rPr>
+          <w:rFonts w:eastAsia="Arial" w:cs="Arial"/>
           <w:i/>
-          <w:color w:val="00000A"/>
+          <w:iCs/>
           <w:sz w:val="20"/>
         </w:rPr>
+        <w:t>]</w:t>
+      </w:r>
+      <w:r>
+        <w:rPr>
+          <w:rFonts w:cs="Arial"/>
+          <w:bCs/>
+          <w:i/>
+          <w:color w:val="00000A"/>
+          <w:sz w:val="20"/>
+        </w:rPr>
+        <w:t>/</w:t>
+      </w:r>
+      <w:proofErr w:type="spellStart"/>
+      <w:r>
+        <w:rPr>
+          <w:rFonts w:cs="Arial"/>
+          <w:bCs/>
+          <w:i/>
+          <w:color w:val="00000A"/>
+          <w:sz w:val="20"/>
+        </w:rPr>
+        <w:t>src</w:t>
+      </w:r>
+      <w:proofErr w:type="spellEnd"/>
+      <w:r>
+        <w:rPr>
+          <w:rFonts w:cs="Arial"/>
+          <w:bCs/>
+          <w:i/>
+          <w:color w:val="00000A"/>
+          <w:sz w:val="20"/>
+        </w:rPr>
+        <w:t>/</w:t>
+      </w:r>
+      <w:proofErr w:type="spellStart"/>
+      <w:r>
+        <w:rPr>
+          <w:rFonts w:cs="Arial"/>
+          <w:bCs/>
+          <w:i/>
+          <w:color w:val="00000A"/>
+          <w:sz w:val="20"/>
+        </w:rPr>
         <w:t>rv</w:t>
       </w:r>
       <w:r>
@@ -10703,8 +11451,9 @@
           <w:color w:val="00000A"/>
           <w:sz w:val="20"/>
         </w:rPr>
-        <w:t>Nexys Video</w:t>
-      </w:r>
+        <w:t>Nexys</w:t>
+      </w:r>
+      <w:proofErr w:type="spellEnd"/>
       <w:r>
         <w:rPr>
           <w:rFonts w:cs="Arial"/>
@@ -10713,8 +11462,30 @@
           <w:color w:val="00000A"/>
           <w:sz w:val="20"/>
         </w:rPr>
+        <w:t xml:space="preserve"> </w:t>
+      </w:r>
+      <w:proofErr w:type="spellStart"/>
+      <w:r>
+        <w:rPr>
+          <w:rFonts w:cs="Arial"/>
+          <w:bCs/>
+          <w:i/>
+          <w:color w:val="00000A"/>
+          <w:sz w:val="20"/>
+        </w:rPr>
+        <w:t>Video</w:t>
+      </w:r>
+      <w:r>
+        <w:rPr>
+          <w:rFonts w:cs="Arial"/>
+          <w:bCs/>
+          <w:i/>
+          <w:color w:val="00000A"/>
+          <w:sz w:val="20"/>
+        </w:rPr>
         <w:t>.xdc</w:t>
       </w:r>
+      <w:proofErr w:type="spellEnd"/>
     </w:p>
     <w:p>
       <w:pPr>
@@ -10759,8 +11530,9 @@
           <w:iCs/>
           <w:sz w:val="20"/>
         </w:rPr>
-        <w:t>Nexys Video</w:t>
-      </w:r>
+        <w:t xml:space="preserve">Nexys </w:t>
+      </w:r>
+      <w:proofErr w:type="spellStart"/>
       <w:r>
         <w:rPr>
           <w:rFonts w:eastAsia="Arial" w:cs="Arial"/>
@@ -10768,26 +11540,68 @@
           <w:iCs/>
           <w:sz w:val="20"/>
         </w:rPr>
-        <w:t>VideoNoDDRPath]</w:t>
-      </w:r>
-      <w:r>
-        <w:rPr>
-          <w:rFonts w:cs="Arial"/>
-          <w:bCs/>
+        <w:t>Video</w:t>
+      </w:r>
+      <w:r>
+        <w:rPr>
+          <w:rFonts w:eastAsia="Arial" w:cs="Arial"/>
           <w:i/>
-          <w:color w:val="00000A"/>
+          <w:iCs/>
           <w:sz w:val="20"/>
         </w:rPr>
-        <w:t>/src/</w:t>
-      </w:r>
-      <w:r>
-        <w:rPr>
-          <w:rFonts w:cs="Arial"/>
-          <w:bCs/>
+        <w:t>VideoNoDDRPath</w:t>
+      </w:r>
+      <w:proofErr w:type="spellEnd"/>
+      <w:r>
+        <w:rPr>
+          <w:rFonts w:eastAsia="Arial" w:cs="Arial"/>
           <w:i/>
-          <w:color w:val="00000A"/>
+          <w:iCs/>
           <w:sz w:val="20"/>
         </w:rPr>
+        <w:t>]</w:t>
+      </w:r>
+      <w:r>
+        <w:rPr>
+          <w:rFonts w:cs="Arial"/>
+          <w:bCs/>
+          <w:i/>
+          <w:color w:val="00000A"/>
+          <w:sz w:val="20"/>
+        </w:rPr>
+        <w:t>/</w:t>
+      </w:r>
+      <w:proofErr w:type="spellStart"/>
+      <w:r>
+        <w:rPr>
+          <w:rFonts w:cs="Arial"/>
+          <w:bCs/>
+          <w:i/>
+          <w:color w:val="00000A"/>
+          <w:sz w:val="20"/>
+        </w:rPr>
+        <w:t>src</w:t>
+      </w:r>
+      <w:proofErr w:type="spellEnd"/>
+      <w:r>
+        <w:rPr>
+          <w:rFonts w:cs="Arial"/>
+          <w:bCs/>
+          <w:i/>
+          <w:color w:val="00000A"/>
+          <w:sz w:val="20"/>
+        </w:rPr>
+        <w:t>/</w:t>
+      </w:r>
+      <w:proofErr w:type="spellStart"/>
+      <w:r>
+        <w:rPr>
+          <w:rFonts w:cs="Arial"/>
+          <w:bCs/>
+          <w:i/>
+          <w:color w:val="00000A"/>
+          <w:sz w:val="20"/>
+        </w:rPr>
         <w:t>rv</w:t>
       </w:r>
       <w:r>
@@ -10808,7 +11622,18 @@
           <w:color w:val="00000A"/>
           <w:sz w:val="20"/>
         </w:rPr>
-        <w:t>Nexys Video</w:t>
+        <w:t>Nexys</w:t>
+      </w:r>
+      <w:proofErr w:type="spellEnd"/>
+      <w:r>
+        <w:rPr>
+          <w:rFonts w:cs="Arial"/>
+          <w:bCs/>
+          <w:i/>
+          <w:color w:val="00000A"/>
+          <w:sz w:val="20"/>
+        </w:rPr>
+        <w:t xml:space="preserve"> Video</w:t>
       </w:r>
       <w:r>
         <w:rPr>
@@ -10863,8 +11688,9 @@
           <w:iCs/>
           <w:sz w:val="20"/>
         </w:rPr>
-        <w:t>Nexys Video</w:t>
-      </w:r>
+        <w:t xml:space="preserve">Nexys </w:t>
+      </w:r>
+      <w:proofErr w:type="spellStart"/>
       <w:r>
         <w:rPr>
           <w:rFonts w:eastAsia="Arial" w:cs="Arial"/>
@@ -10872,28 +11698,71 @@
           <w:iCs/>
           <w:sz w:val="20"/>
         </w:rPr>
-        <w:t>VideoNoDDRPath]</w:t>
-      </w:r>
-      <w:r>
-        <w:rPr>
-          <w:rFonts w:cs="Arial"/>
-          <w:bCs/>
+        <w:t>Video</w:t>
+      </w:r>
+      <w:r>
+        <w:rPr>
+          <w:rFonts w:eastAsia="Arial" w:cs="Arial"/>
           <w:i/>
-          <w:color w:val="00000A"/>
+          <w:iCs/>
           <w:sz w:val="20"/>
         </w:rPr>
-        <w:t>/src/</w:t>
-      </w:r>
-      <w:r>
-        <w:rPr>
-          <w:rFonts w:cs="Arial"/>
-          <w:bCs/>
+        <w:t>VideoNoDDRPath</w:t>
+      </w:r>
+      <w:proofErr w:type="spellEnd"/>
+      <w:r>
+        <w:rPr>
+          <w:rFonts w:eastAsia="Arial" w:cs="Arial"/>
           <w:i/>
-          <w:color w:val="00000A"/>
+          <w:iCs/>
           <w:sz w:val="20"/>
         </w:rPr>
+        <w:t>]</w:t>
+      </w:r>
+      <w:r>
+        <w:rPr>
+          <w:rFonts w:cs="Arial"/>
+          <w:bCs/>
+          <w:i/>
+          <w:color w:val="00000A"/>
+          <w:sz w:val="20"/>
+        </w:rPr>
+        <w:t>/</w:t>
+      </w:r>
+      <w:proofErr w:type="spellStart"/>
+      <w:r>
+        <w:rPr>
+          <w:rFonts w:cs="Arial"/>
+          <w:bCs/>
+          <w:i/>
+          <w:color w:val="00000A"/>
+          <w:sz w:val="20"/>
+        </w:rPr>
+        <w:t>src</w:t>
+      </w:r>
+      <w:proofErr w:type="spellEnd"/>
+      <w:r>
+        <w:rPr>
+          <w:rFonts w:cs="Arial"/>
+          <w:bCs/>
+          <w:i/>
+          <w:color w:val="00000A"/>
+          <w:sz w:val="20"/>
+        </w:rPr>
+        <w:t>/</w:t>
+      </w:r>
+      <w:proofErr w:type="spellStart"/>
+      <w:r>
+        <w:rPr>
+          <w:rFonts w:cs="Arial"/>
+          <w:bCs/>
+          <w:i/>
+          <w:color w:val="00000A"/>
+          <w:sz w:val="20"/>
+        </w:rPr>
         <w:t>VeeRwolf</w:t>
       </w:r>
+      <w:proofErr w:type="spellEnd"/>
       <w:r>
         <w:rPr>
           <w:rFonts w:cs="Arial"/>
@@ -10904,6 +11773,7 @@
         </w:rPr>
         <w:t>/</w:t>
       </w:r>
+      <w:proofErr w:type="spellStart"/>
       <w:r>
         <w:rPr>
           <w:rFonts w:cs="Arial"/>
@@ -10922,7 +11792,18 @@
           <w:color w:val="00000A"/>
           <w:sz w:val="20"/>
         </w:rPr>
-        <w:t>olf_core.v</w:t>
+        <w:t>olf_</w:t>
+      </w:r>
+      <w:proofErr w:type="gramStart"/>
+      <w:r>
+        <w:rPr>
+          <w:rFonts w:cs="Arial"/>
+          <w:bCs/>
+          <w:i/>
+          <w:color w:val="00000A"/>
+          <w:sz w:val="20"/>
+        </w:rPr>
+        <w:t>core.v</w:t>
       </w:r>
       <w:r>
         <w:rPr>
@@ -10930,6 +11811,8 @@
         </w:rPr>
         <w:t>I</w:t>
       </w:r>
+      <w:proofErr w:type="spellEnd"/>
+      <w:proofErr w:type="gramEnd"/>
     </w:p>
     <w:p>
       <w:pPr>
@@ -10999,6 +11882,7 @@
         </w:rPr>
         <w:t xml:space="preserve"> of module </w:t>
       </w:r>
+      <w:proofErr w:type="spellStart"/>
       <w:r>
         <w:rPr>
           <w:rFonts w:cs="Arial"/>
@@ -11017,6 +11901,7 @@
         </w:rPr>
         <w:t>olf_core</w:t>
       </w:r>
+      <w:proofErr w:type="spellEnd"/>
       <w:r>
         <w:rPr>
           <w:rFonts w:cs="Arial"/>
@@ -11039,33 +11924,16 @@
           <w:i/>
           <w:iCs/>
         </w:rPr>
-        <w:t>Nexys Video</w:t>
-      </w:r>
+        <w:t xml:space="preserve">Nexys </w:t>
+      </w:r>
+      <w:proofErr w:type="spellStart"/>
       <w:r>
         <w:rPr>
           <w:rFonts w:eastAsia="Arial" w:cs="Arial"/>
           <w:i/>
           <w:iCs/>
         </w:rPr>
-        <w:t>VideoNoDDRPath]</w:t>
-      </w:r>
-      <w:r>
-        <w:rPr>
-          <w:rFonts w:cs="Arial"/>
-          <w:bCs/>
-          <w:i/>
-          <w:color w:val="00000A"/>
-        </w:rPr>
-        <w:t>/src/</w:t>
-      </w:r>
-      <w:r>
-        <w:rPr>
-          <w:rFonts w:cs="Arial"/>
-          <w:bCs/>
-          <w:i/>
-          <w:color w:val="00000A"/>
-        </w:rPr>
-        <w:t>VeeRwolf</w:t>
+        <w:t>Video</w:t>
       </w:r>
       <w:r>
         <w:rPr>
@@ -11073,24 +11941,93 @@
           <w:i/>
           <w:iCs/>
         </w:rPr>
-        <w:t>/</w:t>
-      </w:r>
+        <w:t>VideoNoDDRPath</w:t>
+      </w:r>
+      <w:proofErr w:type="spellEnd"/>
       <w:r>
         <w:rPr>
           <w:rFonts w:eastAsia="Arial" w:cs="Arial"/>
           <w:i/>
           <w:iCs/>
         </w:rPr>
-        <w:t>veerw</w:t>
-      </w:r>
+        <w:t>]</w:t>
+      </w:r>
+      <w:r>
+        <w:rPr>
+          <w:rFonts w:cs="Arial"/>
+          <w:bCs/>
+          <w:i/>
+          <w:color w:val="00000A"/>
+        </w:rPr>
+        <w:t>/</w:t>
+      </w:r>
+      <w:proofErr w:type="spellStart"/>
+      <w:r>
+        <w:rPr>
+          <w:rFonts w:cs="Arial"/>
+          <w:bCs/>
+          <w:i/>
+          <w:color w:val="00000A"/>
+        </w:rPr>
+        <w:t>src</w:t>
+      </w:r>
+      <w:proofErr w:type="spellEnd"/>
+      <w:r>
+        <w:rPr>
+          <w:rFonts w:cs="Arial"/>
+          <w:bCs/>
+          <w:i/>
+          <w:color w:val="00000A"/>
+        </w:rPr>
+        <w:t>/</w:t>
+      </w:r>
+      <w:proofErr w:type="spellStart"/>
+      <w:r>
+        <w:rPr>
+          <w:rFonts w:cs="Arial"/>
+          <w:bCs/>
+          <w:i/>
+          <w:color w:val="00000A"/>
+        </w:rPr>
+        <w:t>VeeRwolf</w:t>
+      </w:r>
+      <w:proofErr w:type="spellEnd"/>
       <w:r>
         <w:rPr>
           <w:rFonts w:eastAsia="Arial" w:cs="Arial"/>
           <w:i/>
           <w:iCs/>
         </w:rPr>
-        <w:t>olf_core.v</w:t>
-      </w:r>
+        <w:t>/</w:t>
+      </w:r>
+      <w:proofErr w:type="spellStart"/>
+      <w:r>
+        <w:rPr>
+          <w:rFonts w:eastAsia="Arial" w:cs="Arial"/>
+          <w:i/>
+          <w:iCs/>
+        </w:rPr>
+        <w:t>veerw</w:t>
+      </w:r>
+      <w:r>
+        <w:rPr>
+          <w:rFonts w:eastAsia="Arial" w:cs="Arial"/>
+          <w:i/>
+          <w:iCs/>
+        </w:rPr>
+        <w:t>olf_</w:t>
+      </w:r>
+      <w:proofErr w:type="gramStart"/>
+      <w:r>
+        <w:rPr>
+          <w:rFonts w:eastAsia="Arial" w:cs="Arial"/>
+          <w:i/>
+          <w:iCs/>
+        </w:rPr>
+        <w:t>core.v</w:t>
+      </w:r>
+      <w:proofErr w:type="spellEnd"/>
+      <w:proofErr w:type="gramEnd"/>
       <w:r>
         <w:rPr>
           <w:rFonts w:cs="Arial"/>
@@ -11189,6 +12126,7 @@
           <w:noProof/>
           <w:color w:val="00000A"/>
         </w:rPr>
+        <w:lastRenderedPageBreak/>
         <w:drawing>
           <wp:inline distT="0" distB="0" distL="0" distR="0" wp14:anchorId="49C89130" wp14:editId="2A960CFA">
             <wp:extent cx="3771900" cy="2490564"/>
@@ -11205,7 +12143,7 @@
                     <pic:cNvPicPr/>
                   </pic:nvPicPr>
                   <pic:blipFill>
-                    <a:blip r:embed="rId28"/>
+                    <a:blip r:embed="rId29"/>
                     <a:stretch>
                       <a:fillRect/>
                     </a:stretch>
@@ -11266,6 +12204,7 @@
       <w:r>
         <w:t xml:space="preserve">module (file </w:t>
       </w:r>
+      <w:proofErr w:type="spellStart"/>
       <w:r>
         <w:rPr>
           <w:i/>
@@ -11276,8 +12215,17 @@
         <w:rPr>
           <w:i/>
         </w:rPr>
-        <w:t>olf_core.v</w:t>
-      </w:r>
+        <w:t>olf_</w:t>
+      </w:r>
+      <w:proofErr w:type="gramStart"/>
+      <w:r>
+        <w:rPr>
+          <w:i/>
+        </w:rPr>
+        <w:t>core.v</w:t>
+      </w:r>
+      <w:proofErr w:type="spellEnd"/>
+      <w:proofErr w:type="gramEnd"/>
       <w:r>
         <w:t>).</w:t>
       </w:r>
@@ -11450,13 +12398,23 @@
         </w:rPr>
         <w:t xml:space="preserve"> The Wishbone signals enable the </w:t>
       </w:r>
-      <w:r>
-        <w:rPr>
-          <w:rFonts w:cs="Arial"/>
-          <w:bCs/>
-          <w:color w:val="00000A"/>
-        </w:rPr>
-        <w:t>VeeR EL2</w:t>
+      <w:proofErr w:type="spellStart"/>
+      <w:r>
+        <w:rPr>
+          <w:rFonts w:cs="Arial"/>
+          <w:bCs/>
+          <w:color w:val="00000A"/>
+        </w:rPr>
+        <w:t>VeeR</w:t>
+      </w:r>
+      <w:proofErr w:type="spellEnd"/>
+      <w:r>
+        <w:rPr>
+          <w:rFonts w:cs="Arial"/>
+          <w:bCs/>
+          <w:color w:val="00000A"/>
+        </w:rPr>
+        <w:t xml:space="preserve"> EL2</w:t>
       </w:r>
       <w:r>
         <w:rPr>
@@ -11649,6 +12607,7 @@
                 <w:sz w:val="20"/>
               </w:rPr>
             </w:pPr>
+            <w:proofErr w:type="spellStart"/>
             <w:r>
               <w:rPr>
                 <w:rFonts w:eastAsia="Arial" w:cs="Arial"/>
@@ -11656,6 +12615,7 @@
               </w:rPr>
               <w:t>cyc_i</w:t>
             </w:r>
+            <w:proofErr w:type="spellEnd"/>
           </w:p>
         </w:tc>
         <w:tc>
@@ -11761,6 +12721,7 @@
                 <w:sz w:val="20"/>
               </w:rPr>
             </w:pPr>
+            <w:proofErr w:type="spellStart"/>
             <w:r>
               <w:rPr>
                 <w:rFonts w:eastAsia="Arial" w:cs="Arial"/>
@@ -11768,6 +12729,7 @@
               </w:rPr>
               <w:t>adr_i</w:t>
             </w:r>
+            <w:proofErr w:type="spellEnd"/>
           </w:p>
         </w:tc>
         <w:tc>
@@ -11873,6 +12835,7 @@
                 <w:sz w:val="20"/>
               </w:rPr>
             </w:pPr>
+            <w:proofErr w:type="spellStart"/>
             <w:r>
               <w:rPr>
                 <w:rFonts w:eastAsia="Arial" w:cs="Arial"/>
@@ -11880,6 +12843,7 @@
               </w:rPr>
               <w:t>dat_i</w:t>
             </w:r>
+            <w:proofErr w:type="spellEnd"/>
           </w:p>
         </w:tc>
         <w:tc>
@@ -11985,6 +12949,7 @@
                 <w:sz w:val="20"/>
               </w:rPr>
             </w:pPr>
+            <w:proofErr w:type="spellStart"/>
             <w:r>
               <w:rPr>
                 <w:rFonts w:eastAsia="Arial" w:cs="Arial"/>
@@ -11992,6 +12957,7 @@
               </w:rPr>
               <w:t>dat_o</w:t>
             </w:r>
+            <w:proofErr w:type="spellEnd"/>
           </w:p>
         </w:tc>
         <w:tc>
@@ -12097,6 +13063,7 @@
                 <w:sz w:val="20"/>
               </w:rPr>
             </w:pPr>
+            <w:proofErr w:type="spellStart"/>
             <w:r>
               <w:rPr>
                 <w:rFonts w:eastAsia="Arial" w:cs="Arial"/>
@@ -12104,6 +13071,7 @@
               </w:rPr>
               <w:t>sel_i</w:t>
             </w:r>
+            <w:proofErr w:type="spellEnd"/>
           </w:p>
         </w:tc>
         <w:tc>
@@ -12209,6 +13177,7 @@
                 <w:sz w:val="20"/>
               </w:rPr>
             </w:pPr>
+            <w:proofErr w:type="spellStart"/>
             <w:r>
               <w:rPr>
                 <w:rFonts w:eastAsia="Arial" w:cs="Arial"/>
@@ -12216,6 +13185,7 @@
               </w:rPr>
               <w:t>ack_o</w:t>
             </w:r>
+            <w:proofErr w:type="spellEnd"/>
           </w:p>
         </w:tc>
         <w:tc>
@@ -12321,6 +13291,7 @@
                 <w:sz w:val="20"/>
               </w:rPr>
             </w:pPr>
+            <w:proofErr w:type="spellStart"/>
             <w:r>
               <w:rPr>
                 <w:rFonts w:eastAsia="Arial" w:cs="Arial"/>
@@ -12328,6 +13299,7 @@
               </w:rPr>
               <w:t>err_o</w:t>
             </w:r>
+            <w:proofErr w:type="spellEnd"/>
           </w:p>
         </w:tc>
         <w:tc>
@@ -12433,6 +13405,7 @@
                 <w:sz w:val="20"/>
               </w:rPr>
             </w:pPr>
+            <w:proofErr w:type="spellStart"/>
             <w:r>
               <w:rPr>
                 <w:rFonts w:eastAsia="Arial" w:cs="Arial"/>
@@ -12440,6 +13413,7 @@
               </w:rPr>
               <w:t>rty_o</w:t>
             </w:r>
+            <w:proofErr w:type="spellEnd"/>
           </w:p>
         </w:tc>
         <w:tc>
@@ -12545,6 +13519,7 @@
                 <w:sz w:val="20"/>
               </w:rPr>
             </w:pPr>
+            <w:proofErr w:type="spellStart"/>
             <w:r>
               <w:rPr>
                 <w:rFonts w:eastAsia="Arial" w:cs="Arial"/>
@@ -12552,6 +13527,7 @@
               </w:rPr>
               <w:t>we_i</w:t>
             </w:r>
+            <w:proofErr w:type="spellEnd"/>
           </w:p>
         </w:tc>
         <w:tc>
@@ -12657,6 +13633,7 @@
                 <w:sz w:val="20"/>
               </w:rPr>
             </w:pPr>
+            <w:proofErr w:type="spellStart"/>
             <w:r>
               <w:rPr>
                 <w:rFonts w:eastAsia="Arial" w:cs="Arial"/>
@@ -12664,6 +13641,7 @@
               </w:rPr>
               <w:t>stb_i</w:t>
             </w:r>
+            <w:proofErr w:type="spellEnd"/>
           </w:p>
         </w:tc>
         <w:tc>
@@ -12769,6 +13747,7 @@
                 <w:sz w:val="20"/>
               </w:rPr>
             </w:pPr>
+            <w:proofErr w:type="spellStart"/>
             <w:r>
               <w:rPr>
                 <w:rFonts w:eastAsia="Arial" w:cs="Arial"/>
@@ -12776,6 +13755,7 @@
               </w:rPr>
               <w:t>inta_o</w:t>
             </w:r>
+            <w:proofErr w:type="spellEnd"/>
           </w:p>
         </w:tc>
         <w:tc>
@@ -13052,6 +14032,7 @@
                 <w:sz w:val="20"/>
               </w:rPr>
             </w:pPr>
+            <w:proofErr w:type="spellStart"/>
             <w:r>
               <w:rPr>
                 <w:rFonts w:eastAsia="Arial" w:cs="Arial"/>
@@ -13059,6 +14040,7 @@
               </w:rPr>
               <w:t>miso_i</w:t>
             </w:r>
+            <w:proofErr w:type="spellEnd"/>
           </w:p>
         </w:tc>
         <w:tc>
@@ -13209,6 +14191,7 @@
                 <w:sz w:val="20"/>
               </w:rPr>
             </w:pPr>
+            <w:proofErr w:type="spellStart"/>
             <w:r>
               <w:rPr>
                 <w:rFonts w:eastAsia="Arial" w:cs="Arial"/>
@@ -13216,6 +14199,7 @@
               </w:rPr>
               <w:t>mosi_o</w:t>
             </w:r>
+            <w:proofErr w:type="spellEnd"/>
           </w:p>
         </w:tc>
         <w:tc>
@@ -13341,6 +14325,7 @@
                 <w:sz w:val="20"/>
               </w:rPr>
             </w:pPr>
+            <w:proofErr w:type="spellStart"/>
             <w:r>
               <w:rPr>
                 <w:rFonts w:eastAsia="Arial" w:cs="Arial"/>
@@ -13348,6 +14333,7 @@
               </w:rPr>
               <w:t>ss_o</w:t>
             </w:r>
+            <w:proofErr w:type="spellEnd"/>
           </w:p>
         </w:tc>
         <w:tc>
@@ -13457,6 +14443,7 @@
                 <w:sz w:val="20"/>
               </w:rPr>
             </w:pPr>
+            <w:proofErr w:type="spellStart"/>
             <w:r>
               <w:rPr>
                 <w:rFonts w:eastAsia="Arial" w:cs="Arial"/>
@@ -13471,6 +14458,7 @@
               </w:rPr>
               <w:t>_o</w:t>
             </w:r>
+            <w:proofErr w:type="spellEnd"/>
           </w:p>
         </w:tc>
         <w:tc>
@@ -13789,6 +14777,7 @@
         </w:rPr>
         <w:t xml:space="preserve"> and the </w:t>
       </w:r>
+      <w:proofErr w:type="spellStart"/>
       <w:r>
         <w:rPr>
           <w:rFonts w:cs="Arial"/>
@@ -13796,7 +14785,17 @@
           <w:bCs/>
           <w:sz w:val="24"/>
         </w:rPr>
-        <w:t>VeeR EL2</w:t>
+        <w:t>VeeR</w:t>
+      </w:r>
+      <w:proofErr w:type="spellEnd"/>
+      <w:r>
+        <w:rPr>
+          <w:rFonts w:cs="Arial"/>
+          <w:b/>
+          <w:bCs/>
+          <w:sz w:val="24"/>
+        </w:rPr>
+        <w:t xml:space="preserve"> EL2</w:t>
       </w:r>
       <w:r>
         <w:rPr>
@@ -13830,7 +14829,25 @@
           <w:bCs/>
           <w:color w:val="00000A"/>
         </w:rPr>
-        <w:t>As explained in previous labs, the device controllers are connected to the VeeR EL2 Core through a multiplexer and a bridge (</w:t>
+        <w:t xml:space="preserve">As explained in previous labs, the device controllers are connected to the </w:t>
+      </w:r>
+      <w:proofErr w:type="spellStart"/>
+      <w:r>
+        <w:rPr>
+          <w:rFonts w:cs="Arial"/>
+          <w:bCs/>
+          <w:color w:val="00000A"/>
+        </w:rPr>
+        <w:t>VeeR</w:t>
+      </w:r>
+      <w:proofErr w:type="spellEnd"/>
+      <w:r>
+        <w:rPr>
+          <w:rFonts w:cs="Arial"/>
+          <w:bCs/>
+          <w:color w:val="00000A"/>
+        </w:rPr>
+        <w:t xml:space="preserve"> EL2 Core through a multiplexer and a bridge (</w:t>
       </w:r>
       <w:r>
         <w:rPr>
@@ -13927,6 +14944,7 @@
         <w:rPr>
           <w:color w:val="00000A"/>
         </w:rPr>
+        <w:lastRenderedPageBreak/>
         <w:t xml:space="preserve">instantiated in file </w:t>
       </w:r>
       <w:r>
@@ -13967,6 +14985,7 @@
         </w:rPr>
         <w:t xml:space="preserve">. Then, the </w:t>
       </w:r>
+      <w:proofErr w:type="spellStart"/>
       <w:r>
         <w:rPr>
           <w:rFonts w:ascii="Courier New" w:hAnsi="Courier New" w:cs="Courier New"/>
@@ -13976,6 +14995,7 @@
         </w:rPr>
         <w:t>wb_intercon</w:t>
       </w:r>
+      <w:proofErr w:type="spellEnd"/>
       <w:r>
         <w:rPr>
           <w:color w:val="00000A"/>
@@ -14027,6 +15047,7 @@
         </w:rPr>
         <w:t xml:space="preserve">. This latter file is included in the </w:t>
       </w:r>
+      <w:proofErr w:type="spellStart"/>
       <w:r>
         <w:rPr>
           <w:rFonts w:ascii="Courier New" w:hAnsi="Courier New" w:cs="Courier New"/>
@@ -14036,6 +15057,7 @@
         </w:rPr>
         <w:t>veerwolf_core</w:t>
       </w:r>
+      <w:proofErr w:type="spellEnd"/>
       <w:r>
         <w:rPr>
           <w:color w:val="00000A"/>
@@ -14056,15 +15078,16 @@
           <w:iCs/>
           <w:color w:val="00000A"/>
         </w:rPr>
-        <w:t>Nexys Video</w:t>
-      </w:r>
+        <w:t xml:space="preserve">Nexys </w:t>
+      </w:r>
+      <w:proofErr w:type="spellStart"/>
       <w:r>
         <w:rPr>
           <w:i/>
           <w:iCs/>
           <w:color w:val="00000A"/>
         </w:rPr>
-        <w:t>VideoNoDDRPath]</w:t>
+        <w:t>Video</w:t>
       </w:r>
       <w:r>
         <w:rPr>
@@ -14072,8 +15095,71 @@
           <w:iCs/>
           <w:color w:val="00000A"/>
         </w:rPr>
-        <w:t>/src/VeeRwolf/veerwolf_core.v</w:t>
-      </w:r>
+        <w:t>VideoNoDDRPath</w:t>
+      </w:r>
+      <w:proofErr w:type="spellEnd"/>
+      <w:r>
+        <w:rPr>
+          <w:i/>
+          <w:iCs/>
+          <w:color w:val="00000A"/>
+        </w:rPr>
+        <w:t>]</w:t>
+      </w:r>
+      <w:r>
+        <w:rPr>
+          <w:i/>
+          <w:iCs/>
+          <w:color w:val="00000A"/>
+        </w:rPr>
+        <w:t>/</w:t>
+      </w:r>
+      <w:proofErr w:type="spellStart"/>
+      <w:r>
+        <w:rPr>
+          <w:i/>
+          <w:iCs/>
+          <w:color w:val="00000A"/>
+        </w:rPr>
+        <w:t>src</w:t>
+      </w:r>
+      <w:proofErr w:type="spellEnd"/>
+      <w:r>
+        <w:rPr>
+          <w:i/>
+          <w:iCs/>
+          <w:color w:val="00000A"/>
+        </w:rPr>
+        <w:t>/</w:t>
+      </w:r>
+      <w:proofErr w:type="spellStart"/>
+      <w:r>
+        <w:rPr>
+          <w:i/>
+          <w:iCs/>
+          <w:color w:val="00000A"/>
+        </w:rPr>
+        <w:t>VeeRwolf</w:t>
+      </w:r>
+      <w:proofErr w:type="spellEnd"/>
+      <w:r>
+        <w:rPr>
+          <w:i/>
+          <w:iCs/>
+          <w:color w:val="00000A"/>
+        </w:rPr>
+        <w:t>/</w:t>
+      </w:r>
+      <w:proofErr w:type="spellStart"/>
+      <w:r>
+        <w:rPr>
+          <w:i/>
+          <w:iCs/>
+          <w:color w:val="00000A"/>
+        </w:rPr>
+        <w:t>veerwolf_core.v</w:t>
+      </w:r>
+      <w:proofErr w:type="spellEnd"/>
       <w:r>
         <w:rPr>
           <w:color w:val="00000A"/>
@@ -14110,13 +15196,23 @@
         </w:rPr>
         <w:t>The multiplexer selects which peripheral to read or write, connecting the CPU (</w:t>
       </w:r>
+      <w:proofErr w:type="spellStart"/>
       <w:r>
         <w:rPr>
           <w:rFonts w:ascii="Courier New" w:eastAsia="Arial" w:hAnsi="Courier New" w:cs="Courier New"/>
           <w:iCs/>
           <w:color w:val="00000A"/>
         </w:rPr>
-        <w:t>wb_io_*</w:t>
+        <w:t>wb_io</w:t>
+      </w:r>
+      <w:proofErr w:type="spellEnd"/>
+      <w:r>
+        <w:rPr>
+          <w:rFonts w:ascii="Courier New" w:eastAsia="Arial" w:hAnsi="Courier New" w:cs="Courier New"/>
+          <w:iCs/>
+          <w:color w:val="00000A"/>
+        </w:rPr>
+        <w:t>_*</w:t>
       </w:r>
       <w:r>
         <w:rPr>
@@ -14147,6 +15243,7 @@
         </w:rPr>
         <w:t xml:space="preserve">For example, if the address generated by the CPU is in the range 0x80001100-0x8000113F, the accelerometer module is selected, and thus signals </w:t>
       </w:r>
+      <w:proofErr w:type="spellStart"/>
       <w:r>
         <w:rPr>
           <w:rFonts w:cs="Arial"/>
@@ -14154,7 +15251,17 @@
           <w:i/>
           <w:color w:val="00000A"/>
         </w:rPr>
-        <w:t>wb_io_*</w:t>
+        <w:t>wb_io</w:t>
+      </w:r>
+      <w:proofErr w:type="spellEnd"/>
+      <w:r>
+        <w:rPr>
+          <w:rFonts w:cs="Arial"/>
+          <w:bCs/>
+          <w:i/>
+          <w:color w:val="00000A"/>
+        </w:rPr>
+        <w:t>_*</w:t>
       </w:r>
       <w:r>
         <w:rPr>
@@ -14164,6 +15271,7 @@
         </w:rPr>
         <w:t xml:space="preserve"> are connected to signals </w:t>
       </w:r>
+      <w:proofErr w:type="spellStart"/>
       <w:r>
         <w:rPr>
           <w:rFonts w:cs="Arial"/>
@@ -14200,6 +15308,7 @@
         </w:rPr>
         <w:t>accel</w:t>
       </w:r>
+      <w:proofErr w:type="spellEnd"/>
       <w:r>
         <w:rPr>
           <w:rFonts w:cs="Arial"/>
@@ -14265,7 +15374,7 @@
                     <pic:cNvPicPr/>
                   </pic:nvPicPr>
                   <pic:blipFill>
-                    <a:blip r:embed="rId29"/>
+                    <a:blip r:embed="rId30"/>
                     <a:stretch>
                       <a:fillRect/>
                     </a:stretch>
@@ -14317,13 +15426,24 @@
       <w:r>
         <w:t>. 7-1 multiplexer selects the peripheral to connect to the CPU (</w:t>
       </w:r>
+      <w:proofErr w:type="spellStart"/>
       <w:r>
         <w:rPr>
           <w:i/>
           <w:color w:val="00000A"/>
         </w:rPr>
-        <w:t>wb_intercon.v</w:t>
-      </w:r>
+        <w:t>wb_</w:t>
+      </w:r>
+      <w:proofErr w:type="gramStart"/>
+      <w:r>
+        <w:rPr>
+          <w:i/>
+          <w:color w:val="00000A"/>
+        </w:rPr>
+        <w:t>intercon.v</w:t>
+      </w:r>
+      <w:proofErr w:type="spellEnd"/>
+      <w:proofErr w:type="gramEnd"/>
       <w:r>
         <w:t>).</w:t>
       </w:r>
@@ -14386,19 +15506,43 @@
       <w:r>
         <w:t xml:space="preserve">Another common serial communication protocol is called I2C (pronounced “eye two see” or also “eye squared see”). The temperature sensor on the </w:t>
       </w:r>
-      <w:r>
-        <w:t>Nexys Video Video</w:t>
-      </w:r>
-      <w:r>
-        <w:t xml:space="preserve"> board uses this protocol. Expand the RVfpga System to include an I2C controller, and connect it with the </w:t>
-      </w:r>
-      <w:r>
-        <w:t>Nexys Video Video</w:t>
+      <w:proofErr w:type="spellStart"/>
+      <w:r>
+        <w:t>Nexys</w:t>
+      </w:r>
+      <w:proofErr w:type="spellEnd"/>
+      <w:r>
+        <w:t xml:space="preserve"> </w:t>
+      </w:r>
+      <w:r>
+        <w:t>Video</w:t>
+      </w:r>
+      <w:r>
+        <w:t xml:space="preserve"> board uses this protocol. Expand the </w:t>
+      </w:r>
+      <w:proofErr w:type="spellStart"/>
+      <w:r>
+        <w:t>RVfpga</w:t>
+      </w:r>
+      <w:proofErr w:type="spellEnd"/>
+      <w:r>
+        <w:t xml:space="preserve"> System to include an I2C controller, and connect it with the </w:t>
+      </w:r>
+      <w:proofErr w:type="spellStart"/>
+      <w:r>
+        <w:t>Nexys</w:t>
+      </w:r>
+      <w:proofErr w:type="spellEnd"/>
+      <w:r>
+        <w:t xml:space="preserve"> </w:t>
+      </w:r>
+      <w:r>
+        <w:t>Video</w:t>
       </w:r>
       <w:r>
         <w:t xml:space="preserve"> board’s ADT7420 temperature sensor (</w:t>
       </w:r>
-      <w:hyperlink r:id="rId30" w:history="1">
+      <w:hyperlink r:id="rId31" w:history="1">
         <w:r>
           <w:rPr>
             <w:rStyle w:val="af1"/>
@@ -14413,12 +15557,12 @@
     <w:p/>
     <w:p/>
     <w:sectPr>
-      <w:headerReference w:type="even" r:id="rId31"/>
-      <w:headerReference w:type="default" r:id="rId32"/>
-      <w:footerReference w:type="even" r:id="rId33"/>
-      <w:footerReference w:type="default" r:id="rId34"/>
-      <w:headerReference w:type="first" r:id="rId35"/>
-      <w:footerReference w:type="first" r:id="rId36"/>
+      <w:headerReference w:type="even" r:id="rId32"/>
+      <w:headerReference w:type="default" r:id="rId33"/>
+      <w:footerReference w:type="even" r:id="rId34"/>
+      <w:footerReference w:type="default" r:id="rId35"/>
+      <w:headerReference w:type="first" r:id="rId36"/>
+      <w:footerReference w:type="first" r:id="rId37"/>
       <w:pgSz w:w="11906" w:h="16838"/>
       <w:pgMar w:top="1800" w:right="1440" w:bottom="1440" w:left="1440" w:header="706" w:footer="389" w:gutter="0"/>
       <w:cols w:space="720"/>

--- a/RVfpga/RVfpgaEL2/RVfpga_NexysVideo-NoDDR/Labs/Lab10/RVfpga_Lab10_VeeR-EL2_NexysVideo-NoDDR.docx
+++ b/RVfpga/RVfpgaEL2/RVfpga_NexysVideo-NoDDR/Labs/Lab10/RVfpga_Lab10_VeeR-EL2_NexysVideo-NoDDR.docx
@@ -429,10 +429,14 @@
         <w:t xml:space="preserve">. We then focus on the SPI </w:t>
       </w:r>
       <w:r>
-        <w:t>a</w:t>
-      </w:r>
-      <w:r>
-        <w:t xml:space="preserve">ccelerometer available on the </w:t>
+        <w:rPr>
+          <w:rFonts w:hint="eastAsia"/>
+          <w:lang w:eastAsia="zh-CN"/>
+        </w:rPr>
+        <w:t>OLED</w:t>
+      </w:r>
+      <w:r>
+        <w:t xml:space="preserve"> available on the </w:t>
       </w:r>
       <w:proofErr w:type="spellStart"/>
       <w:r>
@@ -1217,7 +1221,6 @@
       </w:pPr>
       <w:bookmarkStart w:id="3" w:name="_Ref54330021"/>
       <w:r>
-        <w:lastRenderedPageBreak/>
         <w:t xml:space="preserve">Figure </w:t>
       </w:r>
       <w:r>
@@ -1996,11 +1999,7 @@
         <w:t>controller</w:t>
       </w:r>
       <w:r>
-        <w:t xml:space="preserve"> through </w:t>
-      </w:r>
-      <w:r>
-        <w:lastRenderedPageBreak/>
-        <w:t xml:space="preserve">the </w:t>
+        <w:t xml:space="preserve"> through the </w:t>
       </w:r>
       <w:r>
         <w:t xml:space="preserve">SDO and </w:t>
@@ -2213,7 +2212,7 @@
           <v:shape id="_x0000_i1025" type="#_x0000_t75" style="width:451.25pt;height:247.6pt" o:ole="">
             <v:imagedata r:id="rId12" o:title=""/>
           </v:shape>
-          <o:OLEObject Type="Embed" ProgID="Visio.Drawing.15" ShapeID="_x0000_i1025" DrawAspect="Content" ObjectID="_1821814656" r:id="rId13"/>
+          <o:OLEObject Type="Embed" ProgID="Visio.Drawing.15" ShapeID="_x0000_i1025" DrawAspect="Content" ObjectID="_1821821295" r:id="rId13"/>
         </w:object>
       </w:r>
     </w:p>
@@ -2350,7 +2349,13 @@
         <w:rPr>
           <w:color w:val="auto"/>
         </w:rPr>
-        <w:t>SPI ACCELEROMETER</w:t>
+        <w:t xml:space="preserve">SPI </w:t>
+      </w:r>
+      <w:r>
+        <w:rPr>
+          <w:color w:val="auto"/>
+        </w:rPr>
+        <w:t>OLED</w:t>
       </w:r>
       <w:r>
         <w:rPr>
@@ -2405,7 +2410,19 @@
         <w:rPr>
           <w:color w:val="00000A"/>
         </w:rPr>
-        <w:t xml:space="preserve">SPI interface. For example, the accelerometer on the </w:t>
+        <w:t xml:space="preserve">SPI interface. For example, the </w:t>
+      </w:r>
+      <w:r>
+        <w:rPr>
+          <w:color w:val="00000A"/>
+        </w:rPr>
+        <w:t>OLED</w:t>
+      </w:r>
+      <w:r>
+        <w:rPr>
+          <w:color w:val="00000A"/>
+        </w:rPr>
+        <w:t xml:space="preserve"> on the </w:t>
       </w:r>
       <w:proofErr w:type="spellStart"/>
       <w:r>
@@ -2499,19 +2516,33 @@
         <w:rPr>
           <w:color w:val="00000A"/>
         </w:rPr>
-        <w:t xml:space="preserve">the ADXL362 </w:t>
-      </w:r>
-      <w:r>
-        <w:rPr>
-          <w:color w:val="00000A"/>
-        </w:rPr>
-        <w:t>a</w:t>
-      </w:r>
-      <w:r>
-        <w:rPr>
-          <w:color w:val="00000A"/>
-        </w:rPr>
-        <w:t xml:space="preserve">ccelerometer included on the </w:t>
+        <w:t xml:space="preserve">the </w:t>
+      </w:r>
+      <w:r>
+        <w:rPr>
+          <w:color w:val="00000A"/>
+        </w:rPr>
+        <w:t>UG-2832HSWEG04</w:t>
+      </w:r>
+      <w:r>
+        <w:rPr>
+          <w:color w:val="00000A"/>
+        </w:rPr>
+        <w:t xml:space="preserve"> </w:t>
+      </w:r>
+      <w:r>
+        <w:rPr>
+          <w:rFonts w:hint="eastAsia"/>
+          <w:color w:val="00000A"/>
+          <w:lang w:eastAsia="zh-CN"/>
+        </w:rPr>
+        <w:t>OLED</w:t>
+      </w:r>
+      <w:r>
+        <w:rPr>
+          <w:color w:val="00000A"/>
+        </w:rPr>
+        <w:t xml:space="preserve"> included on the </w:t>
       </w:r>
       <w:proofErr w:type="spellStart"/>
       <w:r>
@@ -2555,7 +2586,13 @@
         <w:rPr>
           <w:color w:val="00000A"/>
         </w:rPr>
-        <w:t>e accelerometer</w:t>
+        <w:t xml:space="preserve">e </w:t>
+      </w:r>
+      <w:r>
+        <w:rPr>
+          <w:color w:val="00000A"/>
+        </w:rPr>
+        <w:t>OLED</w:t>
       </w:r>
       <w:r>
         <w:rPr>
@@ -2563,6 +2600,31 @@
         </w:rPr>
         <w:t>.</w:t>
       </w:r>
+    </w:p>
+    <w:p>
+      <w:pPr>
+        <w:rPr>
+          <w:color w:val="00000A"/>
+          <w:lang w:eastAsia="zh-CN"/>
+        </w:rPr>
+      </w:pPr>
+    </w:p>
+    <w:p>
+      <w:pPr>
+        <w:rPr>
+          <w:color w:val="00000A"/>
+          <w:lang w:eastAsia="zh-CN"/>
+        </w:rPr>
+      </w:pPr>
+    </w:p>
+    <w:p>
+      <w:pPr>
+        <w:rPr>
+          <w:rFonts w:hint="eastAsia"/>
+          <w:color w:val="00000A"/>
+          <w:lang w:eastAsia="zh-CN"/>
+        </w:rPr>
+      </w:pPr>
     </w:p>
     <w:p>
       <w:pPr>
@@ -2599,6 +2661,7 @@
           <w:sz w:val="28"/>
           <w:szCs w:val="28"/>
         </w:rPr>
+        <w:lastRenderedPageBreak/>
         <w:t>SPI controller s</w:t>
       </w:r>
       <w:r>
@@ -2763,6 +2826,7 @@
         </w:rPr>
         <w:t xml:space="preserve">Nexys </w:t>
       </w:r>
+      <w:proofErr w:type="spellStart"/>
       <w:proofErr w:type="gramStart"/>
       <w:r>
         <w:rPr>
@@ -2778,17 +2842,27 @@
           <w:i/>
           <w:iCs/>
         </w:rPr>
-        <w:t>VideoNoDDRPath]</w:t>
-      </w:r>
-      <w:r>
-        <w:rPr>
-          <w:rFonts w:cs="Arial"/>
-          <w:bCs/>
+        <w:t>NoDDRPath</w:t>
+      </w:r>
+      <w:proofErr w:type="spellEnd"/>
+      <w:r>
+        <w:rPr>
+          <w:rFonts w:eastAsia="Arial" w:cs="Arial"/>
           <w:i/>
+          <w:iCs/>
+        </w:rPr>
+        <w:t>]</w:t>
+      </w:r>
+      <w:r>
+        <w:rPr>
+          <w:rFonts w:cs="Arial"/>
+          <w:bCs/>
+          <w:i/>
           <w:color w:val="00000A"/>
         </w:rPr>
         <w:t>/</w:t>
       </w:r>
+      <w:proofErr w:type="spellStart"/>
       <w:r>
         <w:rPr>
           <w:rFonts w:cs="Arial"/>
@@ -2796,8 +2870,9 @@
           <w:i/>
           <w:color w:val="00000A"/>
         </w:rPr>
-        <w:t>src/</w:t>
-      </w:r>
+        <w:t>src</w:t>
+      </w:r>
+      <w:proofErr w:type="spellEnd"/>
       <w:r>
         <w:rPr>
           <w:rFonts w:cs="Arial"/>
@@ -2805,8 +2880,19 @@
           <w:i/>
           <w:color w:val="00000A"/>
         </w:rPr>
+        <w:t>/</w:t>
+      </w:r>
+      <w:proofErr w:type="spellStart"/>
+      <w:r>
+        <w:rPr>
+          <w:rFonts w:cs="Arial"/>
+          <w:bCs/>
+          <w:i/>
+          <w:color w:val="00000A"/>
+        </w:rPr>
         <w:t>VeeRwolf</w:t>
       </w:r>
+      <w:proofErr w:type="spellEnd"/>
       <w:r>
         <w:rPr>
           <w:rFonts w:cs="Arial"/>
@@ -2814,8 +2900,19 @@
           <w:i/>
           <w:color w:val="00000A"/>
         </w:rPr>
-        <w:t>/Peripherals/spi</w:t>
-      </w:r>
+        <w:t>/Peripherals/</w:t>
+      </w:r>
+      <w:proofErr w:type="spellStart"/>
+      <w:r>
+        <w:rPr>
+          <w:rFonts w:cs="Arial"/>
+          <w:bCs/>
+          <w:i/>
+          <w:color w:val="00000A"/>
+        </w:rPr>
+        <w:t>spi</w:t>
+      </w:r>
+      <w:proofErr w:type="spellEnd"/>
       <w:r>
         <w:rPr>
           <w:rFonts w:cs="Arial"/>
@@ -7269,9 +7366,10 @@
     <w:p>
       <w:pPr>
         <w:rPr>
-          <w:rFonts w:cs="Arial"/>
-          <w:bCs/>
-          <w:color w:val="00000A"/>
+          <w:rFonts w:cs="Arial" w:hint="eastAsia"/>
+          <w:bCs/>
+          <w:color w:val="00000A"/>
+          <w:lang w:eastAsia="zh-CN"/>
         </w:rPr>
       </w:pPr>
       <w:r>
@@ -7536,7 +7634,7 @@
           <w:i/>
           <w:iCs/>
         </w:rPr>
-        <w:t>VideoNoDDRPath</w:t>
+        <w:t>NoDDRPath</w:t>
       </w:r>
       <w:proofErr w:type="spellEnd"/>
       <w:r>
@@ -7740,7 +7838,23 @@
           <w:bCs/>
           <w:color w:val="00000A"/>
         </w:rPr>
-        <w:t xml:space="preserve"> Video </w:t>
+        <w:t xml:space="preserve"> </w:t>
+      </w:r>
+      <w:r>
+        <w:rPr>
+          <w:rFonts w:cs="Arial"/>
+          <w:bCs/>
+          <w:color w:val="00000A"/>
+        </w:rPr>
+        <w:t>Video</w:t>
+      </w:r>
+      <w:r>
+        <w:rPr>
+          <w:rFonts w:cs="Arial"/>
+          <w:bCs/>
+          <w:color w:val="00000A"/>
+        </w:rPr>
+        <w:t xml:space="preserve"> </w:t>
       </w:r>
       <w:r>
         <w:rPr>
@@ -7849,14 +7963,26 @@
         </w:rPr>
         <w:t xml:space="preserve">and </w:t>
       </w:r>
-      <w:hyperlink r:id="rId16" w:history="1">
-        <w:r>
-          <w:rPr>
-            <w:rStyle w:val="af1"/>
-          </w:rPr>
-          <w:t>SSD1780</w:t>
-        </w:r>
-      </w:hyperlink>
+      <w:bookmarkStart w:id="10" w:name="_Hlk211203282"/>
+      <w:r>
+        <w:fldChar w:fldCharType="begin"/>
+      </w:r>
+      <w:r>
+        <w:instrText>HYPERLINK "https://cdn-shop.adafruit.com/datasheets/SSD1306.pdf"</w:instrText>
+      </w:r>
+      <w:r>
+        <w:fldChar w:fldCharType="separate"/>
+      </w:r>
+      <w:r>
+        <w:rPr>
+          <w:rStyle w:val="af1"/>
+        </w:rPr>
+        <w:t>SSD1780</w:t>
+      </w:r>
+      <w:r>
+        <w:fldChar w:fldCharType="end"/>
+      </w:r>
+      <w:bookmarkEnd w:id="10"/>
     </w:p>
     <w:p>
       <w:pPr>
@@ -8004,12 +8130,16 @@
                             <w:pPr>
                               <w:jc w:val="right"/>
                               <w:rPr>
+                                <w:b/>
+                                <w:bCs/>
                                 <w:sz w:val="20"/>
                                 <w:szCs w:val="20"/>
                               </w:rPr>
                             </w:pPr>
                             <w:r>
                               <w:rPr>
+                                <w:b/>
+                                <w:bCs/>
                                 <w:sz w:val="20"/>
                                 <w:szCs w:val="20"/>
                               </w:rPr>
@@ -8020,6 +8150,8 @@
                             <w:pPr>
                               <w:jc w:val="right"/>
                               <w:rPr>
+                                <w:b/>
+                                <w:bCs/>
                                 <w:sz w:val="20"/>
                                 <w:szCs w:val="20"/>
                               </w:rPr>
@@ -8029,6 +8161,8 @@
                             <w:pPr>
                               <w:jc w:val="right"/>
                               <w:rPr>
+                                <w:b/>
+                                <w:bCs/>
                                 <w:sz w:val="20"/>
                                 <w:szCs w:val="20"/>
                               </w:rPr>
@@ -8038,7 +8172,8 @@
                             <w:pPr>
                               <w:jc w:val="right"/>
                               <w:rPr>
-                                <w:rFonts w:hint="eastAsia"/>
+                                <w:b/>
+                                <w:bCs/>
                                 <w:sz w:val="20"/>
                                 <w:szCs w:val="20"/>
                                 <w:lang w:eastAsia="zh-CN"/>
@@ -8047,26 +8182,21 @@
                             <w:r>
                               <w:rPr>
                                 <w:rFonts w:hint="eastAsia"/>
+                                <w:b/>
+                                <w:bCs/>
                                 <w:sz w:val="20"/>
                                 <w:szCs w:val="20"/>
                                 <w:lang w:eastAsia="zh-CN"/>
                               </w:rPr>
-                              <w:t xml:space="preserve"> </w:t>
-                            </w:r>
-                            <w:r>
-                              <w:rPr>
-                                <w:rFonts w:hint="eastAsia"/>
-                                <w:sz w:val="20"/>
-                                <w:szCs w:val="20"/>
-                                <w:lang w:eastAsia="zh-CN"/>
-                              </w:rPr>
-                              <w:t>(No SDO)</w:t>
+                              <w:t xml:space="preserve"> (No SDO)</w:t>
                             </w:r>
                           </w:p>
                           <w:p>
                             <w:pPr>
                               <w:jc w:val="right"/>
                               <w:rPr>
+                                <w:b/>
+                                <w:bCs/>
                                 <w:sz w:val="20"/>
                                 <w:szCs w:val="20"/>
                               </w:rPr>
@@ -8076,6 +8206,8 @@
                             <w:pPr>
                               <w:jc w:val="right"/>
                               <w:rPr>
+                                <w:b/>
+                                <w:bCs/>
                                 <w:sz w:val="20"/>
                                 <w:szCs w:val="20"/>
                               </w:rPr>
@@ -8085,12 +8217,16 @@
                             <w:pPr>
                               <w:jc w:val="right"/>
                               <w:rPr>
+                                <w:b/>
+                                <w:bCs/>
                                 <w:sz w:val="20"/>
                                 <w:szCs w:val="20"/>
                               </w:rPr>
                             </w:pPr>
                             <w:r>
                               <w:rPr>
+                                <w:b/>
+                                <w:bCs/>
                                 <w:sz w:val="20"/>
                                 <w:szCs w:val="20"/>
                               </w:rPr>
@@ -8100,6 +8236,8 @@
                           <w:p>
                             <w:pPr>
                               <w:rPr>
+                                <w:b/>
+                                <w:bCs/>
                                 <w:sz w:val="20"/>
                                 <w:szCs w:val="20"/>
                               </w:rPr>
@@ -8109,7 +8247,8 @@
                             <w:pPr>
                               <w:jc w:val="right"/>
                               <w:rPr>
-                                <w:rFonts w:hint="eastAsia"/>
+                                <w:b/>
+                                <w:bCs/>
                                 <w:sz w:val="20"/>
                                 <w:szCs w:val="20"/>
                                 <w:lang w:eastAsia="zh-CN"/>
@@ -8118,6 +8257,8 @@
                             <w:r>
                               <w:rPr>
                                 <w:rFonts w:hint="eastAsia"/>
+                                <w:b/>
+                                <w:bCs/>
                                 <w:sz w:val="20"/>
                                 <w:szCs w:val="20"/>
                                 <w:lang w:eastAsia="zh-CN"/>
@@ -8155,12 +8296,16 @@
                       <w:pPr>
                         <w:jc w:val="right"/>
                         <w:rPr>
+                          <w:b/>
+                          <w:bCs/>
                           <w:sz w:val="20"/>
                           <w:szCs w:val="20"/>
                         </w:rPr>
                       </w:pPr>
                       <w:r>
                         <w:rPr>
+                          <w:b/>
+                          <w:bCs/>
                           <w:sz w:val="20"/>
                           <w:szCs w:val="20"/>
                         </w:rPr>
@@ -8171,6 +8316,8 @@
                       <w:pPr>
                         <w:jc w:val="right"/>
                         <w:rPr>
+                          <w:b/>
+                          <w:bCs/>
                           <w:sz w:val="20"/>
                           <w:szCs w:val="20"/>
                         </w:rPr>
@@ -8180,6 +8327,8 @@
                       <w:pPr>
                         <w:jc w:val="right"/>
                         <w:rPr>
+                          <w:b/>
+                          <w:bCs/>
                           <w:sz w:val="20"/>
                           <w:szCs w:val="20"/>
                         </w:rPr>
@@ -8189,7 +8338,8 @@
                       <w:pPr>
                         <w:jc w:val="right"/>
                         <w:rPr>
-                          <w:rFonts w:hint="eastAsia"/>
+                          <w:b/>
+                          <w:bCs/>
                           <w:sz w:val="20"/>
                           <w:szCs w:val="20"/>
                           <w:lang w:eastAsia="zh-CN"/>
@@ -8198,26 +8348,21 @@
                       <w:r>
                         <w:rPr>
                           <w:rFonts w:hint="eastAsia"/>
+                          <w:b/>
+                          <w:bCs/>
                           <w:sz w:val="20"/>
                           <w:szCs w:val="20"/>
                           <w:lang w:eastAsia="zh-CN"/>
                         </w:rPr>
-                        <w:t xml:space="preserve"> </w:t>
-                      </w:r>
-                      <w:r>
-                        <w:rPr>
-                          <w:rFonts w:hint="eastAsia"/>
-                          <w:sz w:val="20"/>
-                          <w:szCs w:val="20"/>
-                          <w:lang w:eastAsia="zh-CN"/>
-                        </w:rPr>
-                        <w:t>(No SDO)</w:t>
+                        <w:t xml:space="preserve"> (No SDO)</w:t>
                       </w:r>
                     </w:p>
                     <w:p>
                       <w:pPr>
                         <w:jc w:val="right"/>
                         <w:rPr>
+                          <w:b/>
+                          <w:bCs/>
                           <w:sz w:val="20"/>
                           <w:szCs w:val="20"/>
                         </w:rPr>
@@ -8227,6 +8372,8 @@
                       <w:pPr>
                         <w:jc w:val="right"/>
                         <w:rPr>
+                          <w:b/>
+                          <w:bCs/>
                           <w:sz w:val="20"/>
                           <w:szCs w:val="20"/>
                         </w:rPr>
@@ -8236,12 +8383,16 @@
                       <w:pPr>
                         <w:jc w:val="right"/>
                         <w:rPr>
+                          <w:b/>
+                          <w:bCs/>
                           <w:sz w:val="20"/>
                           <w:szCs w:val="20"/>
                         </w:rPr>
                       </w:pPr>
                       <w:r>
                         <w:rPr>
+                          <w:b/>
+                          <w:bCs/>
                           <w:sz w:val="20"/>
                           <w:szCs w:val="20"/>
                         </w:rPr>
@@ -8251,6 +8402,8 @@
                     <w:p>
                       <w:pPr>
                         <w:rPr>
+                          <w:b/>
+                          <w:bCs/>
                           <w:sz w:val="20"/>
                           <w:szCs w:val="20"/>
                         </w:rPr>
@@ -8260,7 +8413,8 @@
                       <w:pPr>
                         <w:jc w:val="right"/>
                         <w:rPr>
-                          <w:rFonts w:hint="eastAsia"/>
+                          <w:b/>
+                          <w:bCs/>
                           <w:sz w:val="20"/>
                           <w:szCs w:val="20"/>
                           <w:lang w:eastAsia="zh-CN"/>
@@ -8269,6 +8423,8 @@
                       <w:r>
                         <w:rPr>
                           <w:rFonts w:hint="eastAsia"/>
+                          <w:b/>
+                          <w:bCs/>
                           <w:sz w:val="20"/>
                           <w:szCs w:val="20"/>
                           <w:lang w:eastAsia="zh-CN"/>
@@ -8381,7 +8537,7 @@
                     </pic:cNvPicPr>
                   </pic:nvPicPr>
                   <pic:blipFill>
-                    <a:blip r:embed="rId17" cstate="print">
+                    <a:blip r:embed="rId16" cstate="print">
                       <a:extLst>
                         <a:ext uri="{28A0092B-C50C-407E-A947-70E740481C1C}">
                           <a14:useLocalDpi xmlns:a14="http://schemas.microsoft.com/office/drawing/2010/main" val="0"/>
@@ -8418,7 +8574,7 @@
         <w:pStyle w:val="a5"/>
         <w:jc w:val="center"/>
       </w:pPr>
-      <w:bookmarkStart w:id="10" w:name="_Ref42431147"/>
+      <w:bookmarkStart w:id="11" w:name="_Ref42431147"/>
       <w:r>
         <w:t xml:space="preserve">Figure </w:t>
       </w:r>
@@ -8440,9 +8596,22 @@
       <w:r>
         <w:fldChar w:fldCharType="end"/>
       </w:r>
-      <w:bookmarkEnd w:id="10"/>
-      <w:r>
-        <w:t xml:space="preserve">. ADXL362 Accelerometer interface </w:t>
+      <w:bookmarkEnd w:id="11"/>
+      <w:r>
+        <w:t xml:space="preserve">. </w:t>
+      </w:r>
+      <w:r>
+        <w:t xml:space="preserve">UG-2832HSWEG04 </w:t>
+      </w:r>
+      <w:r>
+        <w:rPr>
+          <w:rFonts w:hint="eastAsia"/>
+          <w:lang w:eastAsia="zh-CN"/>
+        </w:rPr>
+        <w:t xml:space="preserve">OLED </w:t>
+      </w:r>
+      <w:r>
+        <w:t xml:space="preserve">interface </w:t>
       </w:r>
       <w:r>
         <w:t xml:space="preserve">with </w:t>
@@ -8466,718 +8635,25 @@
       </w:r>
     </w:p>
     <w:p>
-      <w:r>
-        <w:t>The recommended SPI clock frequency ranges from 1</w:t>
-      </w:r>
-      <w:r>
-        <w:t>-</w:t>
-      </w:r>
-      <w:r>
-        <w:t xml:space="preserve">5 </w:t>
-      </w:r>
-      <w:proofErr w:type="spellStart"/>
-      <w:r>
-        <w:t>MHz.</w:t>
-      </w:r>
-      <w:proofErr w:type="spellEnd"/>
-      <w:r>
-        <w:t xml:space="preserve"> </w:t>
-      </w:r>
-      <w:r>
-        <w:t xml:space="preserve">The SPI operates in SPI mode 0 </w:t>
-      </w:r>
-      <w:r>
-        <w:t>(</w:t>
-      </w:r>
-      <w:r>
-        <w:t>CPOL = 0 and CPHA = 0</w:t>
-      </w:r>
-      <w:r>
-        <w:t>)</w:t>
-      </w:r>
-      <w:r>
-        <w:t>.</w:t>
-      </w:r>
-      <w:r>
-        <w:t xml:space="preserve"> </w:t>
-      </w:r>
-      <w:r>
-        <w:t>The SPI port uses a multibyte structure wherei</w:t>
-      </w:r>
-      <w:r>
-        <w:t xml:space="preserve">n the first byte </w:t>
-      </w:r>
-      <w:r>
-        <w:t xml:space="preserve">indicates if the communication performs a register read (0x0B) or a register write </w:t>
-      </w:r>
-      <w:r>
-        <w:t>(</w:t>
-      </w:r>
-      <w:r>
-        <w:t>0x0A</w:t>
-      </w:r>
-      <w:r>
-        <w:t>):</w:t>
-      </w:r>
-    </w:p>
-    <w:p/>
-    <w:p>
-      <w:pPr>
-        <w:pStyle w:val="ab"/>
-        <w:pBdr>
-          <w:top w:val="single" w:sz="4" w:space="1" w:color="auto"/>
-          <w:left w:val="single" w:sz="4" w:space="4" w:color="auto"/>
-          <w:bottom w:val="single" w:sz="4" w:space="1" w:color="auto"/>
-          <w:right w:val="single" w:sz="4" w:space="0" w:color="auto"/>
-        </w:pBdr>
-        <w:ind w:left="142" w:right="521"/>
-        <w:jc w:val="both"/>
-        <w:rPr>
-          <w:rFonts w:cs="Arial"/>
-          <w:bCs/>
-          <w:color w:val="00000A"/>
-        </w:rPr>
-      </w:pPr>
-      <w:r>
+      <w:pPr>
         <w:rPr>
           <w:rFonts w:ascii="Courier New" w:hAnsi="Courier New" w:cs="Courier New"/>
-          <w:b/>
-          <w:sz w:val="20"/>
-        </w:rPr>
-        <w:t>&lt;</w:t>
-      </w:r>
-      <w:r>
-        <w:rPr>
-          <w:rFonts w:ascii="Courier New" w:hAnsi="Courier New" w:cs="Courier New"/>
-          <w:b/>
-          <w:sz w:val="20"/>
-        </w:rPr>
-        <w:t>CS down&gt; &lt;</w:t>
-      </w:r>
-      <w:r>
-        <w:rPr>
-          <w:rFonts w:ascii="Courier New" w:hAnsi="Courier New" w:cs="Courier New"/>
-          <w:b/>
-          <w:sz w:val="20"/>
-        </w:rPr>
-        <w:t>Write/Read (0x0A</w:t>
-      </w:r>
-      <w:r>
-        <w:rPr>
-          <w:rFonts w:ascii="Courier New" w:hAnsi="Courier New" w:cs="Courier New"/>
-          <w:b/>
-          <w:sz w:val="20"/>
-        </w:rPr>
-        <w:t xml:space="preserve">/0x0B)&gt; &lt;address byte&gt; </w:t>
-      </w:r>
-      <w:r>
-        <w:rPr>
-          <w:rFonts w:ascii="Courier New" w:hAnsi="Courier New" w:cs="Courier New"/>
-          <w:b/>
-          <w:sz w:val="20"/>
-        </w:rPr>
-        <w:t>&lt;data byte&gt; &lt;</w:t>
-      </w:r>
-      <w:r>
-        <w:rPr>
-          <w:rFonts w:ascii="Courier New" w:hAnsi="Courier New" w:cs="Courier New"/>
-          <w:b/>
-          <w:sz w:val="20"/>
-        </w:rPr>
-        <w:t>CS up&gt;</w:t>
-      </w:r>
-    </w:p>
-    <w:p>
-      <w:pPr>
-        <w:rPr>
-          <w:rFonts w:cs="Arial"/>
-          <w:b/>
-          <w:bCs/>
-          <w:sz w:val="24"/>
-        </w:rPr>
-      </w:pPr>
-    </w:p>
-    <w:p>
-      <w:pPr>
-        <w:rPr>
-          <w:rFonts w:ascii="Courier New" w:hAnsi="Courier New" w:cs="Courier New"/>
-        </w:rPr>
-      </w:pPr>
-      <w:r>
-        <w:fldChar w:fldCharType="begin"/>
-      </w:r>
-      <w:r>
-        <w:instrText xml:space="preserve"> REF _Ref48112053 \h </w:instrText>
-      </w:r>
-      <w:r>
-        <w:fldChar w:fldCharType="separate"/>
-      </w:r>
-      <w:r>
-        <w:t xml:space="preserve">Figure </w:t>
-      </w:r>
-      <w:r>
-        <w:rPr>
-          <w:noProof/>
-        </w:rPr>
-        <w:t>6</w:t>
-      </w:r>
-      <w:r>
-        <w:fldChar w:fldCharType="end"/>
-      </w:r>
-      <w:r>
-        <w:t xml:space="preserve"> and </w:t>
-      </w:r>
-      <w:r>
-        <w:fldChar w:fldCharType="begin"/>
-      </w:r>
-      <w:r>
-        <w:instrText xml:space="preserve"> REF _Ref48112140 \h </w:instrText>
-      </w:r>
-      <w:r>
-        <w:fldChar w:fldCharType="separate"/>
-      </w:r>
-      <w:r>
-        <w:t xml:space="preserve">Figure </w:t>
-      </w:r>
-      <w:r>
-        <w:rPr>
-          <w:noProof/>
-        </w:rPr>
-        <w:t>7</w:t>
-      </w:r>
-      <w:r>
-        <w:fldChar w:fldCharType="end"/>
-      </w:r>
-      <w:r>
-        <w:t xml:space="preserve"> illustrate two examples of the communication between the SPI controller (</w:t>
-      </w:r>
-      <w:r>
-        <w:t>controller</w:t>
-      </w:r>
-      <w:r>
-        <w:t>) and the accelerometer (</w:t>
-      </w:r>
-      <w:r>
-        <w:t>peripheral</w:t>
-      </w:r>
-      <w:r>
-        <w:t>)</w:t>
-      </w:r>
-      <w:r>
-        <w:t>:</w:t>
-      </w:r>
-      <w:r>
-        <w:t xml:space="preserve"> </w:t>
-      </w:r>
-      <w:r>
-        <w:fldChar w:fldCharType="begin"/>
-      </w:r>
-      <w:r>
-        <w:instrText xml:space="preserve"> REF _Ref48112053 \h </w:instrText>
-      </w:r>
-      <w:r>
-        <w:fldChar w:fldCharType="separate"/>
-      </w:r>
-      <w:r>
-        <w:t xml:space="preserve">Figure </w:t>
-      </w:r>
-      <w:r>
-        <w:rPr>
-          <w:noProof/>
-        </w:rPr>
-        <w:t>6</w:t>
-      </w:r>
-      <w:r>
-        <w:fldChar w:fldCharType="end"/>
-      </w:r>
-      <w:r>
-        <w:t xml:space="preserve"> shows the reading of a register and </w:t>
-      </w:r>
-      <w:r>
-        <w:fldChar w:fldCharType="begin"/>
-      </w:r>
-      <w:r>
-        <w:instrText xml:space="preserve"> REF _Ref48112140 \h </w:instrText>
-      </w:r>
-      <w:r>
-        <w:fldChar w:fldCharType="separate"/>
-      </w:r>
-      <w:r>
-        <w:t xml:space="preserve">Figure </w:t>
-      </w:r>
-      <w:r>
-        <w:rPr>
-          <w:noProof/>
-        </w:rPr>
-        <w:t>7</w:t>
-      </w:r>
-      <w:r>
-        <w:fldChar w:fldCharType="end"/>
-      </w:r>
-      <w:r>
-        <w:t xml:space="preserve"> shows the writing of a register.</w:t>
-      </w:r>
-    </w:p>
-    <w:p>
-      <w:pPr>
-        <w:rPr>
-          <w:rFonts w:ascii="Courier New" w:hAnsi="Courier New" w:cs="Courier New"/>
-        </w:rPr>
-      </w:pPr>
-    </w:p>
-    <w:p>
-      <w:pPr>
-        <w:jc w:val="center"/>
-        <w:rPr>
-          <w:rFonts w:ascii="Courier New" w:hAnsi="Courier New" w:cs="Courier New"/>
-        </w:rPr>
-      </w:pPr>
-      <w:r>
-        <w:rPr>
-          <w:noProof/>
-          <w:lang w:val="es-ES" w:eastAsia="es-ES"/>
-        </w:rPr>
-        <w:drawing>
-          <wp:inline distT="0" distB="0" distL="0" distR="0" wp14:anchorId="14296E40" wp14:editId="0B230531">
-            <wp:extent cx="4800600" cy="1341360"/>
-            <wp:effectExtent l="0" t="0" r="0" b="0"/>
-            <wp:docPr id="3" name="Imagen 3"/>
-            <wp:cNvGraphicFramePr>
-              <a:graphicFrameLocks xmlns:a="http://schemas.openxmlformats.org/drawingml/2006/main" noChangeAspect="1"/>
-            </wp:cNvGraphicFramePr>
-            <a:graphic xmlns:a="http://schemas.openxmlformats.org/drawingml/2006/main">
-              <a:graphicData uri="http://schemas.openxmlformats.org/drawingml/2006/picture">
-                <pic:pic xmlns:pic="http://schemas.openxmlformats.org/drawingml/2006/picture">
-                  <pic:nvPicPr>
-                    <pic:cNvPr id="1" name=""/>
-                    <pic:cNvPicPr/>
-                  </pic:nvPicPr>
-                  <pic:blipFill>
-                    <a:blip r:embed="rId18"/>
-                    <a:stretch>
-                      <a:fillRect/>
-                    </a:stretch>
-                  </pic:blipFill>
-                  <pic:spPr>
-                    <a:xfrm>
-                      <a:off x="0" y="0"/>
-                      <a:ext cx="4824887" cy="1348146"/>
-                    </a:xfrm>
-                    <a:prstGeom prst="rect">
-                      <a:avLst/>
-                    </a:prstGeom>
-                  </pic:spPr>
-                </pic:pic>
-              </a:graphicData>
-            </a:graphic>
-          </wp:inline>
-        </w:drawing>
-      </w:r>
-    </w:p>
-    <w:p>
-      <w:pPr>
-        <w:pStyle w:val="a5"/>
-        <w:spacing w:before="0" w:after="0"/>
-        <w:jc w:val="center"/>
-      </w:pPr>
-      <w:bookmarkStart w:id="11" w:name="_Ref48112053"/>
-      <w:r>
-        <w:lastRenderedPageBreak/>
-        <w:t xml:space="preserve">Figure </w:t>
-      </w:r>
-      <w:r>
-        <w:fldChar w:fldCharType="begin"/>
-      </w:r>
-      <w:r>
-        <w:instrText>SEQ Figure \* ARABIC</w:instrText>
-      </w:r>
-      <w:r>
-        <w:fldChar w:fldCharType="separate"/>
-      </w:r>
-      <w:r>
-        <w:rPr>
-          <w:noProof/>
-        </w:rPr>
-        <w:t>6</w:t>
-      </w:r>
-      <w:r>
-        <w:fldChar w:fldCharType="end"/>
-      </w:r>
-      <w:bookmarkEnd w:id="11"/>
-      <w:r>
-        <w:t>. Register read</w:t>
-      </w:r>
-      <w:r>
-        <w:t xml:space="preserve"> </w:t>
-      </w:r>
-    </w:p>
-    <w:p>
-      <w:pPr>
-        <w:pStyle w:val="a5"/>
-        <w:spacing w:before="0" w:after="0"/>
-        <w:jc w:val="center"/>
-      </w:pPr>
-      <w:r>
-        <w:rPr>
-          <w:b w:val="0"/>
-          <w:bCs/>
-        </w:rPr>
-        <w:t>(</w:t>
-      </w:r>
-      <w:r>
-        <w:rPr>
-          <w:b w:val="0"/>
-        </w:rPr>
-        <w:t xml:space="preserve">Figure from </w:t>
-      </w:r>
-      <w:hyperlink r:id="rId19" w:history="1">
+        </w:rPr>
+      </w:pPr>
+      <w:r>
+        <w:t xml:space="preserve">The communication protocol and command structure of the UG-2832HSWEG04 are relatively complex. Detailed information regarding command sequences, initialization parameters, and data addressing modes can be found in </w:t>
+      </w:r>
+      <w:hyperlink r:id="rId17" w:history="1">
         <w:r>
           <w:rPr>
             <w:rStyle w:val="af1"/>
-            <w:rFonts w:cs="Arial"/>
-            <w:b w:val="0"/>
-            <w:bCs/>
           </w:rPr>
-          <w:t>https://www.analog.com/media/en/technical-documentation/data-sheets/ADXL362.pdf</w:t>
+          <w:t>SSD1780</w:t>
         </w:r>
       </w:hyperlink>
       <w:r>
-        <w:rPr>
-          <w:b w:val="0"/>
-          <w:bCs/>
-        </w:rPr>
-        <w:t>)</w:t>
-      </w:r>
-    </w:p>
-    <w:p>
-      <w:pPr>
-        <w:jc w:val="center"/>
-        <w:rPr>
-          <w:rFonts w:ascii="Courier New" w:hAnsi="Courier New" w:cs="Courier New"/>
-        </w:rPr>
-      </w:pPr>
-    </w:p>
-    <w:p>
-      <w:pPr>
-        <w:jc w:val="center"/>
-        <w:rPr>
-          <w:rFonts w:ascii="Courier New" w:hAnsi="Courier New" w:cs="Courier New"/>
-        </w:rPr>
-      </w:pPr>
-      <w:r>
-        <w:rPr>
-          <w:noProof/>
-          <w:lang w:val="es-ES" w:eastAsia="es-ES"/>
-        </w:rPr>
-        <w:drawing>
-          <wp:inline distT="0" distB="0" distL="0" distR="0" wp14:anchorId="4812E32B" wp14:editId="1F1BFBA1">
-            <wp:extent cx="4775200" cy="1157560"/>
-            <wp:effectExtent l="0" t="0" r="6350" b="5080"/>
-            <wp:docPr id="4" name="Imagen 4"/>
-            <wp:cNvGraphicFramePr>
-              <a:graphicFrameLocks xmlns:a="http://schemas.openxmlformats.org/drawingml/2006/main" noChangeAspect="1"/>
-            </wp:cNvGraphicFramePr>
-            <a:graphic xmlns:a="http://schemas.openxmlformats.org/drawingml/2006/main">
-              <a:graphicData uri="http://schemas.openxmlformats.org/drawingml/2006/picture">
-                <pic:pic xmlns:pic="http://schemas.openxmlformats.org/drawingml/2006/picture">
-                  <pic:nvPicPr>
-                    <pic:cNvPr id="1" name=""/>
-                    <pic:cNvPicPr/>
-                  </pic:nvPicPr>
-                  <pic:blipFill>
-                    <a:blip r:embed="rId20"/>
-                    <a:stretch>
-                      <a:fillRect/>
-                    </a:stretch>
-                  </pic:blipFill>
-                  <pic:spPr>
-                    <a:xfrm>
-                      <a:off x="0" y="0"/>
-                      <a:ext cx="4812259" cy="1166544"/>
-                    </a:xfrm>
-                    <a:prstGeom prst="rect">
-                      <a:avLst/>
-                    </a:prstGeom>
-                  </pic:spPr>
-                </pic:pic>
-              </a:graphicData>
-            </a:graphic>
-          </wp:inline>
-        </w:drawing>
-      </w:r>
-    </w:p>
-    <w:p>
-      <w:pPr>
-        <w:pStyle w:val="a5"/>
-        <w:spacing w:before="0" w:after="0"/>
-        <w:jc w:val="center"/>
-      </w:pPr>
-      <w:bookmarkStart w:id="12" w:name="_Ref48112140"/>
-      <w:r>
-        <w:t xml:space="preserve">Figure </w:t>
-      </w:r>
-      <w:r>
-        <w:fldChar w:fldCharType="begin"/>
-      </w:r>
-      <w:r>
-        <w:instrText>SEQ Figure \* ARABIC</w:instrText>
-      </w:r>
-      <w:r>
-        <w:fldChar w:fldCharType="separate"/>
-      </w:r>
-      <w:r>
-        <w:rPr>
-          <w:noProof/>
-        </w:rPr>
-        <w:t>7</w:t>
-      </w:r>
-      <w:r>
-        <w:fldChar w:fldCharType="end"/>
-      </w:r>
-      <w:bookmarkEnd w:id="12"/>
-      <w:r>
-        <w:t xml:space="preserve">. Register </w:t>
-      </w:r>
-      <w:proofErr w:type="gramStart"/>
-      <w:r>
-        <w:t>write</w:t>
-      </w:r>
-      <w:proofErr w:type="gramEnd"/>
-      <w:r>
-        <w:t xml:space="preserve"> </w:t>
-      </w:r>
-    </w:p>
-    <w:p>
-      <w:pPr>
-        <w:pStyle w:val="a5"/>
-        <w:spacing w:before="0" w:after="0"/>
-        <w:jc w:val="center"/>
-      </w:pPr>
-      <w:r>
-        <w:rPr>
-          <w:b w:val="0"/>
-          <w:bCs/>
-        </w:rPr>
-        <w:t>(</w:t>
-      </w:r>
-      <w:r>
-        <w:rPr>
-          <w:b w:val="0"/>
-        </w:rPr>
-        <w:t xml:space="preserve">Figure from </w:t>
-      </w:r>
-      <w:hyperlink r:id="rId21" w:history="1">
-        <w:r>
-          <w:rPr>
-            <w:rStyle w:val="af1"/>
-            <w:rFonts w:cs="Arial"/>
-            <w:b w:val="0"/>
-            <w:bCs/>
-          </w:rPr>
-          <w:t>https://www.analog.com/media/en/technical-documentation/data-sheets/ADXL362.pdf</w:t>
-        </w:r>
-      </w:hyperlink>
-      <w:r>
-        <w:rPr>
-          <w:b w:val="0"/>
-          <w:bCs/>
-        </w:rPr>
-        <w:t>)</w:t>
-      </w:r>
-    </w:p>
-    <w:p>
-      <w:pPr>
-        <w:rPr>
-          <w:rFonts w:ascii="Courier New" w:hAnsi="Courier New" w:cs="Courier New"/>
-        </w:rPr>
-      </w:pPr>
-    </w:p>
-    <w:p>
-      <w:r>
-        <w:fldChar w:fldCharType="begin"/>
-      </w:r>
-      <w:r>
-        <w:instrText xml:space="preserve"> REF _Ref48122695 \h  \* MERGEFORMAT </w:instrText>
-      </w:r>
-      <w:r>
-        <w:fldChar w:fldCharType="separate"/>
-      </w:r>
-      <w:r>
-        <w:t xml:space="preserve">Table </w:t>
-      </w:r>
-      <w:r>
-        <w:rPr>
-          <w:noProof/>
-        </w:rPr>
-        <w:t>5</w:t>
-      </w:r>
-      <w:r>
-        <w:fldChar w:fldCharType="end"/>
-      </w:r>
-      <w:r>
-        <w:t xml:space="preserve"> shows the registers available in the ADXL362 accelerometer. For the complete registers description, refer to the ADXL362 data sheet</w:t>
-      </w:r>
-      <w:r>
-        <w:t>:</w:t>
-      </w:r>
-      <w:r>
-        <w:t xml:space="preserve"> </w:t>
-      </w:r>
-      <w:hyperlink r:id="rId22" w:history="1">
-        <w:r>
-          <w:rPr>
-            <w:rStyle w:val="af1"/>
-            <w:rFonts w:cs="Arial"/>
-            <w:bCs/>
-          </w:rPr>
-          <w:t>https://www.analog.com/media/en/technical-documentation/data-sheets/ADXL362.pdf</w:t>
-        </w:r>
-      </w:hyperlink>
-      <w:r>
         <w:t>.</w:t>
       </w:r>
-    </w:p>
-    <w:p/>
-    <w:p>
-      <w:pPr>
-        <w:pStyle w:val="a5"/>
-        <w:spacing w:before="0" w:after="0"/>
-        <w:jc w:val="center"/>
-      </w:pPr>
-      <w:bookmarkStart w:id="13" w:name="_Ref45082616"/>
-      <w:bookmarkStart w:id="14" w:name="_Ref48122695"/>
-      <w:r>
-        <w:t xml:space="preserve">Table </w:t>
-      </w:r>
-      <w:r>
-        <w:fldChar w:fldCharType="begin"/>
-      </w:r>
-      <w:r>
-        <w:instrText>SEQ Table \* ARABIC</w:instrText>
-      </w:r>
-      <w:r>
-        <w:fldChar w:fldCharType="separate"/>
-      </w:r>
-      <w:r>
-        <w:rPr>
-          <w:noProof/>
-        </w:rPr>
-        <w:t>5</w:t>
-      </w:r>
-      <w:r>
-        <w:fldChar w:fldCharType="end"/>
-      </w:r>
-      <w:bookmarkEnd w:id="13"/>
-      <w:bookmarkEnd w:id="14"/>
-      <w:r>
-        <w:t xml:space="preserve">. ADXL362 accelerometer registers </w:t>
-      </w:r>
-    </w:p>
-    <w:p>
-      <w:pPr>
-        <w:pStyle w:val="a5"/>
-        <w:spacing w:before="0" w:after="0"/>
-        <w:jc w:val="center"/>
-        <w:rPr>
-          <w:b w:val="0"/>
-          <w:bCs/>
-          <w:noProof/>
-          <w:lang w:eastAsia="es-ES"/>
-        </w:rPr>
-      </w:pPr>
-      <w:r>
-        <w:rPr>
-          <w:b w:val="0"/>
-          <w:bCs/>
-        </w:rPr>
-        <w:t>(</w:t>
-      </w:r>
-      <w:r>
-        <w:rPr>
-          <w:b w:val="0"/>
-          <w:bCs/>
-        </w:rPr>
-        <w:t xml:space="preserve">Table </w:t>
-      </w:r>
-      <w:r>
-        <w:rPr>
-          <w:b w:val="0"/>
-          <w:bCs/>
-        </w:rPr>
-        <w:t xml:space="preserve">from </w:t>
-      </w:r>
-      <w:hyperlink r:id="rId23" w:history="1">
-        <w:r>
-          <w:rPr>
-            <w:rStyle w:val="af1"/>
-            <w:rFonts w:cs="Arial"/>
-            <w:b w:val="0"/>
-            <w:bCs/>
-          </w:rPr>
-          <w:t>https://www.analog.com/media/en/technical-documentation/data-sheets/ADXL362.pdf</w:t>
-        </w:r>
-      </w:hyperlink>
-      <w:r>
-        <w:rPr>
-          <w:b w:val="0"/>
-          <w:bCs/>
-        </w:rPr>
-        <w:t>)</w:t>
-      </w:r>
-    </w:p>
-    <w:p>
-      <w:pPr>
-        <w:pStyle w:val="a5"/>
-        <w:jc w:val="center"/>
-      </w:pPr>
-      <w:r>
-        <w:rPr>
-          <w:noProof/>
-          <w:lang w:val="es-ES" w:eastAsia="es-ES"/>
-        </w:rPr>
-        <w:drawing>
-          <wp:inline distT="0" distB="0" distL="0" distR="0" wp14:anchorId="351BC5C7" wp14:editId="6393E180">
-            <wp:extent cx="5221766" cy="4533900"/>
-            <wp:effectExtent l="0" t="0" r="0" b="0"/>
-            <wp:docPr id="6" name="Imagen 6"/>
-            <wp:cNvGraphicFramePr>
-              <a:graphicFrameLocks xmlns:a="http://schemas.openxmlformats.org/drawingml/2006/main" noChangeAspect="1"/>
-            </wp:cNvGraphicFramePr>
-            <a:graphic xmlns:a="http://schemas.openxmlformats.org/drawingml/2006/main">
-              <a:graphicData uri="http://schemas.openxmlformats.org/drawingml/2006/picture">
-                <pic:pic xmlns:pic="http://schemas.openxmlformats.org/drawingml/2006/picture">
-                  <pic:nvPicPr>
-                    <pic:cNvPr id="1" name=""/>
-                    <pic:cNvPicPr/>
-                  </pic:nvPicPr>
-                  <pic:blipFill>
-                    <a:blip r:embed="rId24"/>
-                    <a:stretch>
-                      <a:fillRect/>
-                    </a:stretch>
-                  </pic:blipFill>
-                  <pic:spPr>
-                    <a:xfrm>
-                      <a:off x="0" y="0"/>
-                      <a:ext cx="5224117" cy="4535941"/>
-                    </a:xfrm>
-                    <a:prstGeom prst="rect">
-                      <a:avLst/>
-                    </a:prstGeom>
-                  </pic:spPr>
-                </pic:pic>
-              </a:graphicData>
-            </a:graphic>
-          </wp:inline>
-        </w:drawing>
-      </w:r>
-    </w:p>
-    <w:p>
-      <w:pPr>
-        <w:rPr>
-          <w:rFonts w:ascii="Courier New" w:hAnsi="Courier New" w:cs="Courier New"/>
-        </w:rPr>
-      </w:pPr>
     </w:p>
     <w:p>
       <w:pPr>
@@ -9277,7 +8753,18 @@
           <w:sz w:val="28"/>
           <w:szCs w:val="28"/>
         </w:rPr>
-        <w:t xml:space="preserve"> Accelerometer</w:t>
+        <w:t xml:space="preserve"> </w:t>
+      </w:r>
+      <w:r>
+        <w:rPr>
+          <w:rFonts w:cs="Arial" w:hint="eastAsia"/>
+          <w:b/>
+          <w:bCs/>
+          <w:sz w:val="28"/>
+          <w:szCs w:val="28"/>
+          <w:lang w:eastAsia="zh-CN"/>
+        </w:rPr>
+        <w:t>OLED</w:t>
       </w:r>
       <w:r>
         <w:rPr>
@@ -9417,7 +8904,23 @@
           <w:bCs/>
           <w:color w:val="00000A"/>
         </w:rPr>
-        <w:t xml:space="preserve"> between the SoC and the accelerometer (left shadowed region in </w:t>
+        <w:t xml:space="preserve"> between the SoC and the </w:t>
+      </w:r>
+      <w:r>
+        <w:rPr>
+          <w:rFonts w:cs="Arial"/>
+          <w:bCs/>
+          <w:color w:val="00000A"/>
+        </w:rPr>
+        <w:t>OLED</w:t>
+      </w:r>
+      <w:r>
+        <w:rPr>
+          <w:rFonts w:cs="Arial"/>
+          <w:bCs/>
+          <w:color w:val="00000A"/>
+        </w:rPr>
+        <w:t xml:space="preserve"> (left shadowed region in </w:t>
       </w:r>
       <w:r>
         <w:rPr>
@@ -9740,21 +9243,30 @@
           <w:color w:val="00000A"/>
         </w:rPr>
       </w:pPr>
+    </w:p>
+    <w:p>
+      <w:pPr>
+        <w:jc w:val="center"/>
+        <w:rPr>
+          <w:rFonts w:eastAsia="Arial" w:cs="Arial"/>
+        </w:rPr>
+      </w:pPr>
       <w:r>
         <w:rPr>
           <w:rFonts w:eastAsia="Arial" w:cs="Arial"/>
           <w:noProof/>
         </w:rPr>
+        <w:lastRenderedPageBreak/>
         <mc:AlternateContent>
           <mc:Choice Requires="wps">
             <w:drawing>
-              <wp:anchor distT="0" distB="0" distL="114300" distR="114300" simplePos="0" relativeHeight="251664384" behindDoc="0" locked="0" layoutInCell="1" allowOverlap="1" wp14:anchorId="7333B544" wp14:editId="7846C890">
+              <wp:anchor distT="0" distB="0" distL="114300" distR="114300" simplePos="0" relativeHeight="251664384" behindDoc="0" locked="0" layoutInCell="1" allowOverlap="1" wp14:anchorId="7333B544" wp14:editId="0D06953F">
                 <wp:simplePos x="0" y="0"/>
                 <wp:positionH relativeFrom="column">
-                  <wp:posOffset>2675021</wp:posOffset>
+                  <wp:posOffset>2690428</wp:posOffset>
                 </wp:positionH>
                 <wp:positionV relativeFrom="paragraph">
-                  <wp:posOffset>97589</wp:posOffset>
+                  <wp:posOffset>-41442</wp:posOffset>
                 </wp:positionV>
                 <wp:extent cx="2931695" cy="3087972"/>
                 <wp:effectExtent l="0" t="0" r="21590" b="17780"/>
@@ -9816,19 +9328,11 @@
           </mc:Choice>
           <mc:Fallback>
             <w:pict>
-              <v:rect w14:anchorId="0D687C0A" id="矩形 2" o:spid="_x0000_s1026" style="position:absolute;margin-left:210.65pt;margin-top:7.7pt;width:230.85pt;height:243.15pt;z-index:251664384;visibility:visible;mso-wrap-style:square;mso-width-percent:0;mso-height-percent:0;mso-wrap-distance-left:9pt;mso-wrap-distance-top:0;mso-wrap-distance-right:9pt;mso-wrap-distance-bottom:0;mso-position-horizontal:absolute;mso-position-horizontal-relative:text;mso-position-vertical:absolute;mso-position-vertical-relative:text;mso-width-percent:0;mso-height-percent:0;mso-width-relative:margin;mso-height-relative:margin;v-text-anchor:middle" o:gfxdata="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" filled="f" strokecolor="#e00" strokeweight="2pt"/>
+              <v:rect w14:anchorId="57F0EC53" id="矩形 2" o:spid="_x0000_s1026" style="position:absolute;margin-left:211.85pt;margin-top:-3.25pt;width:230.85pt;height:243.15pt;z-index:251664384;visibility:visible;mso-wrap-style:square;mso-width-percent:0;mso-height-percent:0;mso-wrap-distance-left:9pt;mso-wrap-distance-top:0;mso-wrap-distance-right:9pt;mso-wrap-distance-bottom:0;mso-position-horizontal:absolute;mso-position-horizontal-relative:text;mso-position-vertical:absolute;mso-position-vertical-relative:text;mso-width-percent:0;mso-height-percent:0;mso-width-relative:margin;mso-height-relative:margin;v-text-anchor:middle" o:gfxdata="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" filled="f" strokecolor="#e00" strokeweight="2pt"/>
             </w:pict>
           </mc:Fallback>
         </mc:AlternateContent>
       </w:r>
-    </w:p>
-    <w:p>
-      <w:pPr>
-        <w:jc w:val="center"/>
-        <w:rPr>
-          <w:rFonts w:eastAsia="Arial" w:cs="Arial"/>
-        </w:rPr>
-      </w:pPr>
       <w:r>
         <w:rPr>
           <w:rFonts w:eastAsia="Arial" w:cs="Arial"/>
@@ -9925,7 +9429,7 @@
                     <pic:cNvPicPr/>
                   </pic:nvPicPr>
                   <pic:blipFill>
-                    <a:blip r:embed="rId25" cstate="print">
+                    <a:blip r:embed="rId18" cstate="print">
                       <a:extLst>
                         <a:ext uri="{28A0092B-C50C-407E-A947-70E740481C1C}">
                           <a14:useLocalDpi xmlns:a14="http://schemas.microsoft.com/office/drawing/2010/main" val="0"/>
@@ -9957,7 +9461,7 @@
         <w:pStyle w:val="a5"/>
         <w:jc w:val="center"/>
       </w:pPr>
-      <w:bookmarkStart w:id="15" w:name="_Ref45080277"/>
+      <w:bookmarkStart w:id="12" w:name="_Ref45080277"/>
       <w:r>
         <w:t xml:space="preserve">Figure </w:t>
       </w:r>
@@ -9974,12 +9478,12 @@
         <w:rPr>
           <w:noProof/>
         </w:rPr>
-        <w:t>8</w:t>
+        <w:t>6</w:t>
       </w:r>
       <w:r>
         <w:fldChar w:fldCharType="end"/>
       </w:r>
-      <w:bookmarkEnd w:id="15"/>
+      <w:bookmarkEnd w:id="12"/>
       <w:r>
         <w:t>. SPI</w:t>
       </w:r>
@@ -10061,7 +9565,25 @@
           <w:bCs/>
           <w:sz w:val="24"/>
         </w:rPr>
-        <w:t xml:space="preserve">of the accelerometer </w:t>
+        <w:t xml:space="preserve">of the </w:t>
+      </w:r>
+      <w:r>
+        <w:rPr>
+          <w:rFonts w:cs="Arial"/>
+          <w:b/>
+          <w:bCs/>
+          <w:sz w:val="24"/>
+        </w:rPr>
+        <w:t>OLED</w:t>
+      </w:r>
+      <w:r>
+        <w:rPr>
+          <w:rFonts w:cs="Arial"/>
+          <w:b/>
+          <w:bCs/>
+          <w:sz w:val="24"/>
+        </w:rPr>
+        <w:t xml:space="preserve"> </w:t>
       </w:r>
       <w:r>
         <w:rPr>
@@ -10109,415 +9631,496 @@
         <w:ind w:left="720"/>
         <w:rPr>
           <w:rFonts w:cs="Arial"/>
-          <w:b/>
-          <w:bCs/>
-          <w:sz w:val="24"/>
-        </w:rPr>
-      </w:pPr>
-      <w:r>
-        <w:rPr>
-          <w:rFonts w:cs="Arial"/>
-          <w:bCs/>
-          <w:color w:val="00000A"/>
-        </w:rPr>
-        <w:t>As with other peripherals, the RVfpga</w:t>
-      </w:r>
-      <w:r>
-        <w:rPr>
-          <w:rFonts w:cs="Arial"/>
-          <w:bCs/>
-          <w:color w:val="00000A"/>
-        </w:rPr>
-        <w:t>EL2-</w:t>
-      </w:r>
-      <w:r>
-        <w:rPr>
-          <w:rFonts w:cs="Arial"/>
-          <w:bCs/>
-          <w:color w:val="00000A"/>
-        </w:rPr>
-        <w:t>Nexys Video</w:t>
-      </w:r>
-      <w:r>
-        <w:rPr>
-          <w:rFonts w:cs="Arial"/>
-          <w:bCs/>
-          <w:color w:val="00000A"/>
-        </w:rPr>
-        <w:t xml:space="preserve"> constraints file must include the physical connections to the accelerometer. </w:t>
-      </w:r>
-      <w:r>
-        <w:rPr>
-          <w:rFonts w:cs="Arial"/>
-          <w:bCs/>
-          <w:color w:val="00000A"/>
-        </w:rPr>
-        <w:t xml:space="preserve">The </w:t>
-      </w:r>
-      <w:r>
-        <w:rPr>
-          <w:color w:val="00000A"/>
-        </w:rPr>
-        <w:t>constraints file of the project (</w:t>
-      </w:r>
-      <w:r>
-        <w:rPr>
-          <w:rFonts w:eastAsia="Times New Roman" w:cs="Arial"/>
+          <w:bCs/>
+          <w:color w:val="00000A"/>
+        </w:rPr>
+      </w:pPr>
+      <w:r>
+        <w:rPr>
+          <w:rFonts w:cs="Arial"/>
+          <w:bCs/>
+          <w:color w:val="00000A"/>
+        </w:rPr>
+        <w:t>As with other peripherals, the RVfpgaEL2</w:t>
+      </w:r>
+      <w:r>
+        <w:rPr>
+          <w:rFonts w:cs="Arial" w:hint="eastAsia"/>
+          <w:bCs/>
+          <w:color w:val="00000A"/>
+          <w:lang w:eastAsia="zh-CN"/>
+        </w:rPr>
+        <w:t>-</w:t>
+      </w:r>
+      <w:r>
+        <w:rPr>
+          <w:rFonts w:cs="Arial"/>
+          <w:bCs/>
+          <w:color w:val="00000A"/>
+        </w:rPr>
+        <w:t>Nexys Video constraints file must include the physical connections to the OLED display.</w:t>
+      </w:r>
+    </w:p>
+    <w:p>
+      <w:pPr>
+        <w:pStyle w:val="ab"/>
+        <w:ind w:left="720"/>
+        <w:rPr>
+          <w:rFonts w:cs="Arial"/>
+          <w:bCs/>
+          <w:color w:val="00000A"/>
+        </w:rPr>
+      </w:pPr>
+      <w:r>
+        <w:rPr>
+          <w:rFonts w:cs="Arial"/>
+          <w:bCs/>
+          <w:color w:val="00000A"/>
+        </w:rPr>
+        <w:t>The constraints file of the project ([RVfpgaEL2_NexysVideo-</w:t>
+      </w:r>
+      <w:proofErr w:type="gramStart"/>
+      <w:r>
+        <w:rPr>
+          <w:rFonts w:cs="Arial"/>
+          <w:bCs/>
+          <w:color w:val="00000A"/>
+        </w:rPr>
+        <w:t>NoDDRPath]/</w:t>
+      </w:r>
+      <w:proofErr w:type="spellStart"/>
+      <w:r>
+        <w:rPr>
+          <w:rFonts w:cs="Arial"/>
+          <w:bCs/>
+          <w:color w:val="00000A"/>
+        </w:rPr>
+        <w:t>src</w:t>
+      </w:r>
+      <w:proofErr w:type="spellEnd"/>
+      <w:r>
+        <w:rPr>
+          <w:rFonts w:cs="Arial"/>
+          <w:bCs/>
+          <w:color w:val="00000A"/>
+        </w:rPr>
+        <w:t>/</w:t>
+      </w:r>
+      <w:proofErr w:type="spellStart"/>
+      <w:r>
+        <w:rPr>
+          <w:rFonts w:cs="Arial"/>
+          <w:bCs/>
+          <w:color w:val="00000A"/>
+        </w:rPr>
+        <w:t>rvfpga</w:t>
+      </w:r>
+      <w:r>
+        <w:rPr>
+          <w:rFonts w:cs="Arial" w:hint="eastAsia"/>
+          <w:bCs/>
+          <w:color w:val="00000A"/>
+          <w:lang w:eastAsia="zh-CN"/>
+        </w:rPr>
+        <w:t>n</w:t>
+      </w:r>
+      <w:r>
+        <w:rPr>
+          <w:rFonts w:cs="Arial"/>
+          <w:bCs/>
+          <w:color w:val="00000A"/>
+        </w:rPr>
+        <w:t>exys.xdc</w:t>
+      </w:r>
+      <w:proofErr w:type="spellEnd"/>
+      <w:proofErr w:type="gramEnd"/>
+      <w:r>
+        <w:rPr>
+          <w:rFonts w:cs="Arial"/>
+          <w:bCs/>
+          <w:color w:val="00000A"/>
+        </w:rPr>
+        <w:t>) defines the connection between the SoC’s input/output signals and the board’s device pins.</w:t>
+      </w:r>
+    </w:p>
+    <w:p>
+      <w:pPr>
+        <w:pStyle w:val="ab"/>
+        <w:ind w:left="720"/>
+        <w:rPr>
+          <w:rFonts w:cs="Arial"/>
+          <w:bCs/>
+          <w:color w:val="00000A"/>
+        </w:rPr>
+      </w:pPr>
+    </w:p>
+    <w:p>
+      <w:pPr>
+        <w:pStyle w:val="ab"/>
+        <w:ind w:left="720"/>
+        <w:rPr>
+          <w:rFonts w:cs="Arial"/>
+          <w:bCs/>
+          <w:color w:val="00000A"/>
+        </w:rPr>
+      </w:pPr>
+      <w:r>
+        <w:rPr>
+          <w:rFonts w:cs="Arial"/>
+          <w:bCs/>
+          <w:color w:val="00000A"/>
+        </w:rPr>
+        <w:t xml:space="preserve">Only two signal lines are used for data communication, since on the </w:t>
+      </w:r>
+      <w:proofErr w:type="spellStart"/>
+      <w:r>
+        <w:rPr>
+          <w:rFonts w:cs="Arial"/>
+          <w:bCs/>
+          <w:color w:val="00000A"/>
+        </w:rPr>
+        <w:t>Nexys</w:t>
+      </w:r>
+      <w:proofErr w:type="spellEnd"/>
+      <w:r>
+        <w:rPr>
+          <w:rFonts w:cs="Arial"/>
+          <w:bCs/>
+          <w:color w:val="00000A"/>
+        </w:rPr>
+        <w:t xml:space="preserve"> Video board the OLED’s CS line is permanently pulled low—meaning the device is always enabled—and the module operates in 3-wire SPI mode, which does not include an SDO line.</w:t>
+      </w:r>
+    </w:p>
+    <w:p>
+      <w:pPr>
+        <w:pStyle w:val="ab"/>
+        <w:ind w:left="720"/>
+        <w:rPr>
+          <w:rFonts w:cs="Arial"/>
+          <w:bCs/>
+          <w:color w:val="00000A"/>
+        </w:rPr>
+      </w:pPr>
+    </w:p>
+    <w:p>
+      <w:pPr>
+        <w:pStyle w:val="ab"/>
+        <w:ind w:left="720"/>
+        <w:rPr>
+          <w:rFonts w:cs="Arial"/>
+          <w:bCs/>
+          <w:color w:val="00000A"/>
+        </w:rPr>
+      </w:pPr>
+      <w:r>
+        <w:rPr>
+          <w:rFonts w:cs="Arial"/>
+          <w:bCs/>
+          <w:color w:val="00000A"/>
+        </w:rPr>
+        <w:t>The remaining four lines are specific control signals dedicated to this OLED module:</w:t>
+      </w:r>
+    </w:p>
+    <w:p>
+      <w:pPr>
+        <w:pStyle w:val="ab"/>
+        <w:ind w:left="720"/>
+        <w:rPr>
+          <w:rFonts w:cs="Arial"/>
+          <w:bCs/>
+          <w:color w:val="00000A"/>
+        </w:rPr>
+      </w:pPr>
+    </w:p>
+    <w:p>
+      <w:pPr>
+        <w:ind w:left="720"/>
+        <w:rPr>
+          <w:rFonts w:cs="Arial"/>
+          <w:bCs/>
+          <w:color w:val="00000A"/>
+        </w:rPr>
+      </w:pPr>
+      <w:proofErr w:type="spellStart"/>
+      <w:r>
+        <w:rPr>
+          <w:rFonts w:cs="Arial"/>
+          <w:bCs/>
           <w:i/>
           <w:iCs/>
-        </w:rPr>
-        <w:t>[RVfpgaEL2</w:t>
-      </w:r>
-      <w:r>
-        <w:rPr>
-          <w:rFonts w:eastAsia="Times New Roman" w:cs="Arial"/>
+          <w:color w:val="00000A"/>
+        </w:rPr>
+        <w:t>o_oled_dc</w:t>
+      </w:r>
+      <w:proofErr w:type="spellEnd"/>
+      <w:r>
+        <w:rPr>
+          <w:rFonts w:cs="Arial"/>
+          <w:bCs/>
+          <w:color w:val="00000A"/>
+        </w:rPr>
+        <w:t xml:space="preserve"> </w:t>
+      </w:r>
+      <w:r>
+        <w:rPr>
+          <w:rFonts w:cs="Arial" w:hint="eastAsia"/>
+          <w:bCs/>
+          <w:color w:val="00000A"/>
+          <w:lang w:eastAsia="zh-CN"/>
+        </w:rPr>
+        <w:t>-</w:t>
+      </w:r>
+      <w:r>
+        <w:rPr>
+          <w:rFonts w:cs="Arial"/>
+          <w:bCs/>
+          <w:color w:val="00000A"/>
+        </w:rPr>
+        <w:t xml:space="preserve"> selects between Data and Command mode</w:t>
+      </w:r>
+    </w:p>
+    <w:p>
+      <w:pPr>
+        <w:pStyle w:val="ab"/>
+        <w:ind w:left="720"/>
+        <w:rPr>
+          <w:rFonts w:cs="Arial"/>
+          <w:bCs/>
+          <w:color w:val="00000A"/>
+        </w:rPr>
+      </w:pPr>
+    </w:p>
+    <w:p>
+      <w:pPr>
+        <w:ind w:left="720"/>
+        <w:rPr>
+          <w:rFonts w:cs="Arial"/>
+          <w:bCs/>
+          <w:color w:val="00000A"/>
+        </w:rPr>
+      </w:pPr>
+      <w:proofErr w:type="spellStart"/>
+      <w:r>
+        <w:rPr>
+          <w:rFonts w:cs="Arial"/>
+          <w:bCs/>
           <w:i/>
           <w:iCs/>
-        </w:rPr>
-        <w:t xml:space="preserve">Nexys </w:t>
-      </w:r>
+          <w:color w:val="00000A"/>
+        </w:rPr>
+        <w:t>o_oled_res</w:t>
+      </w:r>
+      <w:proofErr w:type="spellEnd"/>
+      <w:r>
+        <w:rPr>
+          <w:rFonts w:cs="Arial"/>
+          <w:bCs/>
+          <w:color w:val="00000A"/>
+        </w:rPr>
+        <w:t xml:space="preserve"> </w:t>
+      </w:r>
+      <w:r>
+        <w:rPr>
+          <w:rFonts w:cs="Arial" w:hint="eastAsia"/>
+          <w:bCs/>
+          <w:color w:val="00000A"/>
+          <w:lang w:eastAsia="zh-CN"/>
+        </w:rPr>
+        <w:t>-</w:t>
+      </w:r>
+      <w:r>
+        <w:rPr>
+          <w:rFonts w:cs="Arial"/>
+          <w:bCs/>
+          <w:color w:val="00000A"/>
+        </w:rPr>
+        <w:t xml:space="preserve"> controls the reset function</w:t>
+      </w:r>
+    </w:p>
+    <w:p>
+      <w:pPr>
+        <w:pStyle w:val="ab"/>
+        <w:ind w:left="720"/>
+        <w:rPr>
+          <w:rFonts w:cs="Arial"/>
+          <w:bCs/>
+          <w:color w:val="00000A"/>
+        </w:rPr>
+      </w:pPr>
+    </w:p>
+    <w:p>
+      <w:pPr>
+        <w:ind w:left="720"/>
+        <w:rPr>
+          <w:rFonts w:cs="Arial"/>
+          <w:bCs/>
+          <w:color w:val="00000A"/>
+        </w:rPr>
+      </w:pPr>
       <w:proofErr w:type="spellStart"/>
       <w:r>
         <w:rPr>
-          <w:rFonts w:eastAsia="Times New Roman" w:cs="Arial"/>
+          <w:rFonts w:cs="Arial"/>
+          <w:bCs/>
           <w:i/>
           <w:iCs/>
-        </w:rPr>
-        <w:t>Video</w:t>
-      </w:r>
-      <w:r>
-        <w:rPr>
-          <w:rFonts w:eastAsia="Times New Roman" w:cs="Arial"/>
+          <w:color w:val="00000A"/>
+        </w:rPr>
+        <w:t>o_oled_vbat</w:t>
+      </w:r>
+      <w:proofErr w:type="spellEnd"/>
+      <w:r>
+        <w:rPr>
+          <w:rFonts w:cs="Arial"/>
+          <w:bCs/>
+          <w:color w:val="00000A"/>
+        </w:rPr>
+        <w:t xml:space="preserve"> </w:t>
+      </w:r>
+      <w:r>
+        <w:rPr>
+          <w:rFonts w:cs="Arial" w:hint="eastAsia"/>
+          <w:bCs/>
+          <w:color w:val="00000A"/>
+          <w:lang w:eastAsia="zh-CN"/>
+        </w:rPr>
+        <w:t>-</w:t>
+      </w:r>
+      <w:r>
+        <w:rPr>
+          <w:rFonts w:cs="Arial"/>
+          <w:bCs/>
+          <w:color w:val="00000A"/>
+        </w:rPr>
+        <w:t xml:space="preserve"> controls the internal power supply</w:t>
+      </w:r>
+    </w:p>
+    <w:p>
+      <w:pPr>
+        <w:pStyle w:val="ab"/>
+        <w:ind w:left="720"/>
+        <w:rPr>
+          <w:rFonts w:cs="Arial"/>
+          <w:bCs/>
+          <w:color w:val="00000A"/>
+        </w:rPr>
+      </w:pPr>
+    </w:p>
+    <w:p>
+      <w:pPr>
+        <w:ind w:left="720"/>
+        <w:rPr>
+          <w:rFonts w:cs="Arial"/>
+          <w:bCs/>
+          <w:color w:val="00000A"/>
+        </w:rPr>
+      </w:pPr>
+      <w:proofErr w:type="spellStart"/>
+      <w:r>
+        <w:rPr>
+          <w:rFonts w:cs="Arial"/>
+          <w:bCs/>
           <w:i/>
           <w:iCs/>
-        </w:rPr>
-        <w:t>VideoNoDDRPath</w:t>
+          <w:color w:val="00000A"/>
+        </w:rPr>
+        <w:t>o_oled_vdd</w:t>
       </w:r>
       <w:proofErr w:type="spellEnd"/>
       <w:r>
         <w:rPr>
-          <w:rFonts w:eastAsia="Times New Roman" w:cs="Arial"/>
-          <w:i/>
-          <w:iCs/>
-        </w:rPr>
-        <w:t>]</w:t>
-      </w:r>
-      <w:r>
-        <w:rPr>
-          <w:rFonts w:eastAsia="Times New Roman" w:cs="Arial"/>
-          <w:i/>
-          <w:iCs/>
-        </w:rPr>
-        <w:t>/</w:t>
-      </w:r>
-      <w:proofErr w:type="spellStart"/>
-      <w:r>
-        <w:rPr>
-          <w:rFonts w:eastAsia="Times New Roman" w:cs="Arial"/>
-          <w:i/>
-          <w:iCs/>
-        </w:rPr>
-        <w:t>src</w:t>
-      </w:r>
-      <w:proofErr w:type="spellEnd"/>
-      <w:r>
-        <w:rPr>
-          <w:rFonts w:eastAsia="Times New Roman" w:cs="Arial"/>
-          <w:i/>
-          <w:iCs/>
-        </w:rPr>
-        <w:t>/</w:t>
-      </w:r>
-      <w:proofErr w:type="spellStart"/>
-      <w:r>
-        <w:rPr>
-          <w:i/>
-          <w:color w:val="00000A"/>
-        </w:rPr>
-        <w:t>rv</w:t>
-      </w:r>
-      <w:r>
-        <w:rPr>
-          <w:i/>
-          <w:color w:val="00000A"/>
-        </w:rPr>
-        <w:t>fpga</w:t>
-      </w:r>
-      <w:r>
-        <w:rPr>
-          <w:i/>
-          <w:color w:val="00000A"/>
-        </w:rPr>
-        <w:t>Nexys</w:t>
-      </w:r>
-      <w:proofErr w:type="spellEnd"/>
-      <w:r>
-        <w:rPr>
-          <w:i/>
+          <w:rFonts w:cs="Arial"/>
+          <w:bCs/>
           <w:color w:val="00000A"/>
         </w:rPr>
         <w:t xml:space="preserve"> </w:t>
       </w:r>
-      <w:proofErr w:type="spellStart"/>
-      <w:r>
-        <w:rPr>
-          <w:i/>
-          <w:color w:val="00000A"/>
-        </w:rPr>
-        <w:t>Video</w:t>
-      </w:r>
-      <w:r>
-        <w:rPr>
-          <w:i/>
-          <w:color w:val="00000A"/>
-        </w:rPr>
-        <w:t>.xdc</w:t>
-      </w:r>
-      <w:proofErr w:type="spellEnd"/>
-      <w:r>
-        <w:rPr>
-          <w:color w:val="00000A"/>
-        </w:rPr>
-        <w:t xml:space="preserve">) defines the connection between the input/output SoC signals and the board devices. The signals that connect the </w:t>
-      </w:r>
-      <w:r>
-        <w:rPr>
-          <w:color w:val="00000A"/>
-        </w:rPr>
-        <w:t xml:space="preserve">four </w:t>
-      </w:r>
-      <w:r>
-        <w:rPr>
-          <w:color w:val="00000A"/>
-        </w:rPr>
-        <w:t xml:space="preserve">pins of the accelerometer with the SoC are called: </w:t>
-      </w:r>
-      <w:proofErr w:type="spellStart"/>
-      <w:r>
-        <w:rPr>
-          <w:i/>
-          <w:color w:val="00000A"/>
-        </w:rPr>
-        <w:t>o_accel_cs_n</w:t>
-      </w:r>
-      <w:proofErr w:type="spellEnd"/>
-      <w:r>
-        <w:rPr>
-          <w:color w:val="00000A"/>
-        </w:rPr>
-        <w:t xml:space="preserve">, </w:t>
-      </w:r>
-      <w:proofErr w:type="spellStart"/>
-      <w:r>
-        <w:rPr>
-          <w:i/>
-          <w:color w:val="00000A"/>
-        </w:rPr>
-        <w:t>o_accel_mosi</w:t>
-      </w:r>
-      <w:proofErr w:type="spellEnd"/>
-      <w:r>
-        <w:rPr>
-          <w:color w:val="00000A"/>
-        </w:rPr>
-        <w:t xml:space="preserve"> (equivalent to signal SDO)</w:t>
-      </w:r>
-      <w:r>
-        <w:rPr>
-          <w:color w:val="00000A"/>
-        </w:rPr>
-        <w:t xml:space="preserve">, </w:t>
-      </w:r>
-      <w:proofErr w:type="spellStart"/>
-      <w:r>
-        <w:rPr>
-          <w:i/>
-          <w:color w:val="00000A"/>
-        </w:rPr>
-        <w:t>i_accel_miso</w:t>
-      </w:r>
-      <w:proofErr w:type="spellEnd"/>
-      <w:r>
-        <w:rPr>
-          <w:color w:val="00000A"/>
-        </w:rPr>
-        <w:t xml:space="preserve"> </w:t>
-      </w:r>
-      <w:r>
-        <w:rPr>
-          <w:color w:val="00000A"/>
-        </w:rPr>
-        <w:t xml:space="preserve">(equivalent to signal SDI) </w:t>
-      </w:r>
-      <w:r>
-        <w:rPr>
-          <w:color w:val="00000A"/>
-        </w:rPr>
-        <w:t xml:space="preserve">and </w:t>
-      </w:r>
-      <w:proofErr w:type="spellStart"/>
-      <w:r>
-        <w:rPr>
-          <w:i/>
-          <w:color w:val="00000A"/>
-        </w:rPr>
-        <w:t>accel_sclk</w:t>
-      </w:r>
-      <w:proofErr w:type="spellEnd"/>
-      <w:r>
-        <w:rPr>
-          <w:color w:val="00000A"/>
-        </w:rPr>
-        <w:t>. Note that these signal</w:t>
-      </w:r>
-      <w:r>
-        <w:rPr>
-          <w:color w:val="00000A"/>
-        </w:rPr>
-        <w:t>s</w:t>
-      </w:r>
-      <w:r>
-        <w:rPr>
-          <w:color w:val="00000A"/>
-        </w:rPr>
-        <w:t xml:space="preserve"> refer to outdated names, but we maintain them in order to be coherent with the names used by the </w:t>
-      </w:r>
-      <w:proofErr w:type="spellStart"/>
-      <w:r>
-        <w:rPr>
-          <w:color w:val="00000A"/>
-        </w:rPr>
-        <w:t>OpenCores’s</w:t>
-      </w:r>
-      <w:proofErr w:type="spellEnd"/>
-      <w:r>
-        <w:rPr>
-          <w:color w:val="00000A"/>
-        </w:rPr>
-        <w:t xml:space="preserve"> SPI module</w:t>
-      </w:r>
-      <w:r>
-        <w:rPr>
-          <w:color w:val="00000A"/>
-        </w:rPr>
-        <w:t xml:space="preserve"> that we use in </w:t>
-      </w:r>
-      <w:r>
-        <w:rPr>
-          <w:color w:val="00000A"/>
-        </w:rPr>
-        <w:t xml:space="preserve">the </w:t>
-      </w:r>
-      <w:proofErr w:type="spellStart"/>
-      <w:r>
-        <w:rPr>
-          <w:color w:val="00000A"/>
-        </w:rPr>
-        <w:t>RVfpga</w:t>
-      </w:r>
-      <w:proofErr w:type="spellEnd"/>
-      <w:r>
-        <w:rPr>
-          <w:color w:val="00000A"/>
-        </w:rPr>
-        <w:t xml:space="preserve"> S</w:t>
-      </w:r>
-      <w:r>
-        <w:rPr>
-          <w:color w:val="00000A"/>
-        </w:rPr>
-        <w:t>ystem</w:t>
-      </w:r>
-      <w:r>
-        <w:rPr>
-          <w:color w:val="00000A"/>
-        </w:rPr>
-        <w:t xml:space="preserve"> (you can see the instantiation of this module at </w:t>
-      </w:r>
-      <w:r>
-        <w:rPr>
-          <w:color w:val="00000A"/>
-        </w:rPr>
-        <w:fldChar w:fldCharType="begin"/>
-      </w:r>
-      <w:r>
-        <w:rPr>
-          <w:color w:val="00000A"/>
-        </w:rPr>
-        <w:instrText xml:space="preserve"> REF _Ref45088736 \h </w:instrText>
-      </w:r>
-      <w:r>
-        <w:rPr>
-          <w:color w:val="00000A"/>
-        </w:rPr>
-        <w:fldChar w:fldCharType="separate"/>
-      </w:r>
-      <w:r>
-        <w:t xml:space="preserve">Figure </w:t>
-      </w:r>
-      <w:r>
-        <w:rPr>
-          <w:noProof/>
-        </w:rPr>
-        <w:t>11</w:t>
-      </w:r>
-      <w:r>
-        <w:rPr>
-          <w:color w:val="00000A"/>
-        </w:rPr>
-        <w:fldChar w:fldCharType="end"/>
-      </w:r>
-      <w:r>
-        <w:rPr>
-          <w:color w:val="00000A"/>
-        </w:rPr>
-        <w:t>)</w:t>
-      </w:r>
-      <w:r>
-        <w:rPr>
-          <w:color w:val="00000A"/>
-        </w:rPr>
-        <w:t xml:space="preserve">. </w:t>
-      </w:r>
-      <w:r>
-        <w:rPr>
-          <w:color w:val="00000A"/>
-        </w:rPr>
-        <w:fldChar w:fldCharType="begin"/>
-      </w:r>
-      <w:r>
-        <w:rPr>
-          <w:color w:val="00000A"/>
-        </w:rPr>
-        <w:instrText xml:space="preserve"> REF _Ref45039704 \h </w:instrText>
-      </w:r>
-      <w:r>
-        <w:rPr>
-          <w:color w:val="00000A"/>
-        </w:rPr>
-        <w:fldChar w:fldCharType="separate"/>
-      </w:r>
-      <w:r>
-        <w:t xml:space="preserve">Figure </w:t>
-      </w:r>
-      <w:r>
-        <w:rPr>
-          <w:noProof/>
-        </w:rPr>
-        <w:t>9</w:t>
-      </w:r>
-      <w:r>
-        <w:rPr>
-          <w:color w:val="00000A"/>
-        </w:rPr>
-        <w:fldChar w:fldCharType="end"/>
-      </w:r>
-      <w:r>
-        <w:rPr>
-          <w:color w:val="00000A"/>
-        </w:rPr>
-        <w:t xml:space="preserve"> shows the piece of Verilog code where these 4 connections are defined.</w:t>
-      </w:r>
+      <w:r>
+        <w:rPr>
+          <w:rFonts w:cs="Arial" w:hint="eastAsia"/>
+          <w:bCs/>
+          <w:color w:val="00000A"/>
+          <w:lang w:eastAsia="zh-CN"/>
+        </w:rPr>
+        <w:t>-</w:t>
+      </w:r>
+      <w:r>
+        <w:rPr>
+          <w:rFonts w:cs="Arial"/>
+          <w:bCs/>
+          <w:color w:val="00000A"/>
+        </w:rPr>
+        <w:t xml:space="preserve"> controls the logic power</w:t>
+      </w:r>
+    </w:p>
+    <w:p>
+      <w:pPr>
+        <w:pStyle w:val="ab"/>
+        <w:ind w:left="720"/>
+        <w:rPr>
+          <w:rFonts w:cs="Arial"/>
+          <w:bCs/>
+          <w:color w:val="00000A"/>
+        </w:rPr>
+      </w:pPr>
+    </w:p>
+    <w:p>
+      <w:pPr>
+        <w:pStyle w:val="ab"/>
+        <w:ind w:left="720"/>
+        <w:rPr>
+          <w:rFonts w:cs="Arial"/>
+          <w:bCs/>
+          <w:color w:val="00000A"/>
+        </w:rPr>
+      </w:pPr>
+      <w:r>
+        <w:rPr>
+          <w:rFonts w:cs="Arial"/>
+          <w:bCs/>
+          <w:color w:val="00000A"/>
+        </w:rPr>
+        <w:t>All four control signals are active-low.</w:t>
+      </w:r>
+    </w:p>
+    <w:p>
+      <w:pPr>
+        <w:pStyle w:val="ab"/>
+        <w:ind w:left="720"/>
+        <w:rPr>
+          <w:rFonts w:cs="Arial"/>
+          <w:bCs/>
+          <w:color w:val="00000A"/>
+        </w:rPr>
+      </w:pPr>
+      <w:r>
+        <w:rPr>
+          <w:rFonts w:cs="Arial"/>
+          <w:bCs/>
+          <w:color w:val="00000A"/>
+        </w:rPr>
+        <w:t>These connections are defined in the constraints file as shown in Figure 9.</w:t>
+      </w:r>
+    </w:p>
+    <w:p>
+      <w:pPr>
+        <w:pStyle w:val="ab"/>
+        <w:ind w:left="720"/>
+        <w:rPr>
+          <w:rFonts w:cs="Arial"/>
+          <w:bCs/>
+          <w:color w:val="00000A"/>
+        </w:rPr>
+      </w:pPr>
+    </w:p>
+    <w:p>
+      <w:pPr>
+        <w:pStyle w:val="ab"/>
+        <w:ind w:left="720"/>
+        <w:rPr>
+          <w:color w:val="00000A"/>
+        </w:rPr>
+      </w:pPr>
     </w:p>
     <w:p>
       <w:pPr>
@@ -10526,6 +10129,7 @@
         <w:outlineLvl w:val="0"/>
         <w:rPr>
           <w:color w:val="00000A"/>
+          <w:lang w:val="en-US"/>
         </w:rPr>
       </w:pPr>
     </w:p>
@@ -10538,10 +10142,10 @@
           <w:noProof/>
         </w:rPr>
         <w:drawing>
-          <wp:inline distT="0" distB="0" distL="0" distR="0" wp14:anchorId="6E2AC00A" wp14:editId="7916333E">
-            <wp:extent cx="5346975" cy="1104957"/>
+          <wp:inline distT="0" distB="0" distL="0" distR="0" wp14:anchorId="2168CD43" wp14:editId="64F49D18">
+            <wp:extent cx="6089837" cy="790073"/>
             <wp:effectExtent l="0" t="0" r="6350" b="0"/>
-            <wp:docPr id="1204114160" name="Picture 1"/>
+            <wp:docPr id="832649876" name="图片 1" descr="电脑的屏幕&#10;&#10;AI 生成的内容可能不正确。"/>
             <wp:cNvGraphicFramePr>
               <a:graphicFrameLocks xmlns:a="http://schemas.openxmlformats.org/drawingml/2006/main" noChangeAspect="1"/>
             </wp:cNvGraphicFramePr>
@@ -10549,11 +10153,11 @@
               <a:graphicData uri="http://schemas.openxmlformats.org/drawingml/2006/picture">
                 <pic:pic xmlns:pic="http://schemas.openxmlformats.org/drawingml/2006/picture">
                   <pic:nvPicPr>
-                    <pic:cNvPr id="1204114160" name=""/>
+                    <pic:cNvPr id="832649876" name="图片 1" descr="电脑的屏幕&#10;&#10;AI 生成的内容可能不正确。"/>
                     <pic:cNvPicPr/>
                   </pic:nvPicPr>
                   <pic:blipFill>
-                    <a:blip r:embed="rId26"/>
+                    <a:blip r:embed="rId19"/>
                     <a:stretch>
                       <a:fillRect/>
                     </a:stretch>
@@ -10561,7 +10165,7 @@
                   <pic:spPr>
                     <a:xfrm>
                       <a:off x="0" y="0"/>
-                      <a:ext cx="5346975" cy="1104957"/>
+                      <a:ext cx="6109627" cy="792640"/>
                     </a:xfrm>
                     <a:prstGeom prst="rect">
                       <a:avLst/>
@@ -10579,7 +10183,7 @@
         <w:pStyle w:val="a5"/>
         <w:jc w:val="center"/>
       </w:pPr>
-      <w:bookmarkStart w:id="16" w:name="_Ref45039704"/>
+      <w:bookmarkStart w:id="13" w:name="_Ref45039704"/>
       <w:r>
         <w:t xml:space="preserve">Figure </w:t>
       </w:r>
@@ -10596,17 +10200,23 @@
         <w:rPr>
           <w:noProof/>
         </w:rPr>
-        <w:t>9</w:t>
+        <w:t>7</w:t>
       </w:r>
       <w:r>
         <w:fldChar w:fldCharType="end"/>
       </w:r>
-      <w:bookmarkEnd w:id="16"/>
+      <w:bookmarkEnd w:id="13"/>
       <w:r>
         <w:t xml:space="preserve">. Connection of </w:t>
       </w:r>
       <w:r>
-        <w:t xml:space="preserve">the SoC and the accelerometer </w:t>
+        <w:t xml:space="preserve">the SoC and the </w:t>
+      </w:r>
+      <w:r>
+        <w:t>OLED</w:t>
+      </w:r>
+      <w:r>
+        <w:t xml:space="preserve"> </w:t>
       </w:r>
       <w:r>
         <w:t xml:space="preserve">(file </w:t>
@@ -10628,26 +10238,19 @@
       </w:r>
       <w:r>
         <w:rPr>
+          <w:rFonts w:hint="eastAsia"/>
           <w:i/>
           <w:color w:val="00000A"/>
-        </w:rPr>
-        <w:t>Nexys</w:t>
-      </w:r>
-      <w:proofErr w:type="spellEnd"/>
+          <w:lang w:eastAsia="zh-CN"/>
+        </w:rPr>
+        <w:t>n</w:t>
+      </w:r>
       <w:r>
         <w:rPr>
           <w:i/>
           <w:color w:val="00000A"/>
         </w:rPr>
-        <w:t xml:space="preserve"> </w:t>
-      </w:r>
-      <w:proofErr w:type="spellStart"/>
-      <w:r>
-        <w:rPr>
-          <w:i/>
-          <w:color w:val="00000A"/>
-        </w:rPr>
-        <w:t>Video</w:t>
+        <w:t>exys</w:t>
       </w:r>
       <w:r>
         <w:rPr>
@@ -10683,15 +10286,51 @@
           <w:bCs/>
           <w:color w:val="00000A"/>
         </w:rPr>
-        <w:t>s 52-55</w:t>
-      </w:r>
-      <w:r>
-        <w:rPr>
-          <w:rFonts w:cs="Arial"/>
-          <w:bCs/>
-          <w:color w:val="00000A"/>
-        </w:rPr>
-        <w:t xml:space="preserve"> of the top-module of </w:t>
+        <w:t xml:space="preserve">s </w:t>
+      </w:r>
+      <w:r>
+        <w:rPr>
+          <w:rFonts w:cs="Arial" w:hint="eastAsia"/>
+          <w:bCs/>
+          <w:color w:val="00000A"/>
+          <w:lang w:eastAsia="zh-CN"/>
+        </w:rPr>
+        <w:t>39</w:t>
+      </w:r>
+      <w:r>
+        <w:rPr>
+          <w:rFonts w:cs="Arial" w:hint="eastAsia"/>
+          <w:bCs/>
+          <w:color w:val="00000A"/>
+          <w:lang w:eastAsia="zh-CN"/>
+        </w:rPr>
+        <w:t xml:space="preserve"> to </w:t>
+      </w:r>
+      <w:r>
+        <w:rPr>
+          <w:rFonts w:cs="Arial" w:hint="eastAsia"/>
+          <w:bCs/>
+          <w:color w:val="00000A"/>
+          <w:lang w:eastAsia="zh-CN"/>
+        </w:rPr>
+        <w:t>44</w:t>
+      </w:r>
+      <w:r>
+        <w:rPr>
+          <w:rFonts w:cs="Arial" w:hint="eastAsia"/>
+          <w:bCs/>
+          <w:color w:val="00000A"/>
+          <w:lang w:eastAsia="zh-CN"/>
+        </w:rPr>
+        <w:t xml:space="preserve"> </w:t>
+      </w:r>
+      <w:r>
+        <w:rPr>
+          <w:rFonts w:cs="Arial"/>
+          <w:bCs/>
+          <w:color w:val="00000A"/>
+        </w:rPr>
+        <w:t xml:space="preserve">of the top-module of </w:t>
       </w:r>
       <w:r>
         <w:rPr>
@@ -10715,7 +10354,15 @@
           <w:bCs/>
           <w:color w:val="00000A"/>
         </w:rPr>
-        <w:t>Nexys Video</w:t>
+        <w:t xml:space="preserve">Nexys </w:t>
+      </w:r>
+      <w:r>
+        <w:rPr>
+          <w:rFonts w:cs="Arial"/>
+          <w:bCs/>
+          <w:color w:val="00000A"/>
+        </w:rPr>
+        <w:t>Video</w:t>
       </w:r>
       <w:r>
         <w:rPr>
@@ -10761,7 +10408,14 @@
           <w:b/>
           <w:color w:val="00000A"/>
         </w:rPr>
-        <w:t xml:space="preserve"> Video</w:t>
+        <w:t xml:space="preserve"> </w:t>
+      </w:r>
+      <w:r>
+        <w:rPr>
+          <w:b/>
+          <w:color w:val="00000A"/>
+        </w:rPr>
+        <w:t>Video</w:t>
       </w:r>
       <w:r>
         <w:rPr>
@@ -10780,11 +10434,12 @@
       </w:r>
       <w:r>
         <w:rPr>
-          <w:rFonts w:cs="Arial"/>
-          <w:bCs/>
-          <w:color w:val="00000A"/>
-        </w:rPr>
-        <w:t>four</w:t>
+          <w:rFonts w:cs="Arial" w:hint="eastAsia"/>
+          <w:bCs/>
+          <w:color w:val="00000A"/>
+          <w:lang w:eastAsia="zh-CN"/>
+        </w:rPr>
+        <w:t>two</w:t>
       </w:r>
       <w:r>
         <w:rPr>
@@ -10973,10 +10628,163 @@
           <w:noProof/>
           <w:lang w:val="es-ES" w:eastAsia="es-ES"/>
         </w:rPr>
+        <mc:AlternateContent>
+          <mc:Choice Requires="wps">
+            <w:drawing>
+              <wp:anchor distT="0" distB="0" distL="114300" distR="114300" simplePos="0" relativeHeight="251667456" behindDoc="0" locked="0" layoutInCell="1" allowOverlap="1" wp14:anchorId="5F1ED2C7" wp14:editId="2532F499">
+                <wp:simplePos x="0" y="0"/>
+                <wp:positionH relativeFrom="column">
+                  <wp:posOffset>3501189</wp:posOffset>
+                </wp:positionH>
+                <wp:positionV relativeFrom="paragraph">
+                  <wp:posOffset>1784684</wp:posOffset>
+                </wp:positionV>
+                <wp:extent cx="1993231" cy="913832"/>
+                <wp:effectExtent l="0" t="0" r="26670" b="19685"/>
+                <wp:wrapNone/>
+                <wp:docPr id="564737084" name="矩形 5"/>
+                <wp:cNvGraphicFramePr/>
+                <a:graphic xmlns:a="http://schemas.openxmlformats.org/drawingml/2006/main">
+                  <a:graphicData uri="http://schemas.microsoft.com/office/word/2010/wordprocessingShape">
+                    <wps:wsp>
+                      <wps:cNvSpPr/>
+                      <wps:spPr>
+                        <a:xfrm>
+                          <a:off x="0" y="0"/>
+                          <a:ext cx="1993231" cy="913832"/>
+                        </a:xfrm>
+                        <a:prstGeom prst="rect">
+                          <a:avLst/>
+                        </a:prstGeom>
+                        <a:noFill/>
+                        <a:ln>
+                          <a:solidFill>
+                            <a:srgbClr val="EE0000"/>
+                          </a:solidFill>
+                        </a:ln>
+                      </wps:spPr>
+                      <wps:style>
+                        <a:lnRef idx="2">
+                          <a:schemeClr val="accent1">
+                            <a:shade val="15000"/>
+                          </a:schemeClr>
+                        </a:lnRef>
+                        <a:fillRef idx="1">
+                          <a:schemeClr val="accent1"/>
+                        </a:fillRef>
+                        <a:effectRef idx="0">
+                          <a:schemeClr val="accent1"/>
+                        </a:effectRef>
+                        <a:fontRef idx="minor">
+                          <a:schemeClr val="lt1"/>
+                        </a:fontRef>
+                      </wps:style>
+                      <wps:bodyPr rot="0" spcFirstLastPara="0" vertOverflow="overflow" horzOverflow="overflow" vert="horz" wrap="square" lIns="91440" tIns="45720" rIns="91440" bIns="45720" numCol="1" spcCol="0" rtlCol="0" fromWordArt="0" anchor="ctr" anchorCtr="0" forceAA="0" compatLnSpc="1">
+                        <a:prstTxWarp prst="textNoShape">
+                          <a:avLst/>
+                        </a:prstTxWarp>
+                        <a:noAutofit/>
+                      </wps:bodyPr>
+                    </wps:wsp>
+                  </a:graphicData>
+                </a:graphic>
+                <wp14:sizeRelV relativeFrom="margin">
+                  <wp14:pctHeight>0</wp14:pctHeight>
+                </wp14:sizeRelV>
+              </wp:anchor>
+            </w:drawing>
+          </mc:Choice>
+          <mc:Fallback>
+            <w:pict>
+              <v:rect w14:anchorId="25D77B45" id="矩形 5" o:spid="_x0000_s1026" style="position:absolute;margin-left:275.7pt;margin-top:140.55pt;width:156.95pt;height:71.95pt;z-index:251667456;visibility:visible;mso-wrap-style:square;mso-height-percent:0;mso-wrap-distance-left:9pt;mso-wrap-distance-top:0;mso-wrap-distance-right:9pt;mso-wrap-distance-bottom:0;mso-position-horizontal:absolute;mso-position-horizontal-relative:text;mso-position-vertical:absolute;mso-position-vertical-relative:text;mso-height-percent:0;mso-height-relative:margin;v-text-anchor:middle" o:gfxdata="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" filled="f" strokecolor="#e00" strokeweight="2pt"/>
+            </w:pict>
+          </mc:Fallback>
+        </mc:AlternateContent>
+      </w:r>
+      <w:r>
+        <w:rPr>
+          <w:noProof/>
+          <w:lang w:val="es-ES" w:eastAsia="es-ES"/>
+        </w:rPr>
+        <mc:AlternateContent>
+          <mc:Choice Requires="wps">
+            <w:drawing>
+              <wp:anchor distT="0" distB="0" distL="114300" distR="114300" simplePos="0" relativeHeight="251665408" behindDoc="0" locked="0" layoutInCell="1" allowOverlap="1" wp14:anchorId="7A8808D4" wp14:editId="140022A8">
+                <wp:simplePos x="0" y="0"/>
+                <wp:positionH relativeFrom="column">
+                  <wp:posOffset>356937</wp:posOffset>
+                </wp:positionH>
+                <wp:positionV relativeFrom="paragraph">
+                  <wp:posOffset>1768642</wp:posOffset>
+                </wp:positionV>
+                <wp:extent cx="1993231" cy="938463"/>
+                <wp:effectExtent l="0" t="0" r="26670" b="14605"/>
+                <wp:wrapNone/>
+                <wp:docPr id="1885672816" name="矩形 5"/>
+                <wp:cNvGraphicFramePr/>
+                <a:graphic xmlns:a="http://schemas.openxmlformats.org/drawingml/2006/main">
+                  <a:graphicData uri="http://schemas.microsoft.com/office/word/2010/wordprocessingShape">
+                    <wps:wsp>
+                      <wps:cNvSpPr/>
+                      <wps:spPr>
+                        <a:xfrm>
+                          <a:off x="0" y="0"/>
+                          <a:ext cx="1993231" cy="938463"/>
+                        </a:xfrm>
+                        <a:prstGeom prst="rect">
+                          <a:avLst/>
+                        </a:prstGeom>
+                        <a:noFill/>
+                        <a:ln>
+                          <a:solidFill>
+                            <a:srgbClr val="EE0000"/>
+                          </a:solidFill>
+                        </a:ln>
+                      </wps:spPr>
+                      <wps:style>
+                        <a:lnRef idx="2">
+                          <a:schemeClr val="accent1">
+                            <a:shade val="15000"/>
+                          </a:schemeClr>
+                        </a:lnRef>
+                        <a:fillRef idx="1">
+                          <a:schemeClr val="accent1"/>
+                        </a:fillRef>
+                        <a:effectRef idx="0">
+                          <a:schemeClr val="accent1"/>
+                        </a:effectRef>
+                        <a:fontRef idx="minor">
+                          <a:schemeClr val="lt1"/>
+                        </a:fontRef>
+                      </wps:style>
+                      <wps:bodyPr rot="0" spcFirstLastPara="0" vertOverflow="overflow" horzOverflow="overflow" vert="horz" wrap="square" lIns="91440" tIns="45720" rIns="91440" bIns="45720" numCol="1" spcCol="0" rtlCol="0" fromWordArt="0" anchor="ctr" anchorCtr="0" forceAA="0" compatLnSpc="1">
+                        <a:prstTxWarp prst="textNoShape">
+                          <a:avLst/>
+                        </a:prstTxWarp>
+                        <a:noAutofit/>
+                      </wps:bodyPr>
+                    </wps:wsp>
+                  </a:graphicData>
+                </a:graphic>
+              </wp:anchor>
+            </w:drawing>
+          </mc:Choice>
+          <mc:Fallback>
+            <w:pict>
+              <v:rect w14:anchorId="6E00C59A" id="矩形 5" o:spid="_x0000_s1026" style="position:absolute;margin-left:28.1pt;margin-top:139.25pt;width:156.95pt;height:73.9pt;z-index:251665408;visibility:visible;mso-wrap-style:square;mso-wrap-distance-left:9pt;mso-wrap-distance-top:0;mso-wrap-distance-right:9pt;mso-wrap-distance-bottom:0;mso-position-horizontal:absolute;mso-position-horizontal-relative:text;mso-position-vertical:absolute;mso-position-vertical-relative:text;v-text-anchor:middle" o:gfxdata="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" filled="f" strokecolor="#e00" strokeweight="2pt"/>
+            </w:pict>
+          </mc:Fallback>
+        </mc:AlternateContent>
+      </w:r>
+      <w:r>
+        <w:rPr>
+          <w:noProof/>
+          <w:lang w:val="es-ES" w:eastAsia="es-ES"/>
+        </w:rPr>
         <w:drawing>
-          <wp:inline distT="0" distB="0" distL="0" distR="0" wp14:anchorId="7D94F364" wp14:editId="3E23AFB8">
-            <wp:extent cx="2838450" cy="3222177"/>
-            <wp:effectExtent l="0" t="0" r="0" b="0"/>
+          <wp:inline distT="0" distB="0" distL="0" distR="0" wp14:anchorId="7D94F364" wp14:editId="3B056679">
+            <wp:extent cx="2842184" cy="2777195"/>
+            <wp:effectExtent l="0" t="0" r="0" b="4445"/>
             <wp:docPr id="2" name="Imagen 2"/>
             <wp:cNvGraphicFramePr>
               <a:graphicFrameLocks xmlns:a="http://schemas.openxmlformats.org/drawingml/2006/main" noChangeAspect="1"/>
@@ -10985,11 +10793,17 @@
               <a:graphicData uri="http://schemas.openxmlformats.org/drawingml/2006/picture">
                 <pic:pic xmlns:pic="http://schemas.openxmlformats.org/drawingml/2006/picture">
                   <pic:nvPicPr>
-                    <pic:cNvPr id="1" name=""/>
+                    <pic:cNvPr id="2" name="Imagen 2"/>
                     <pic:cNvPicPr/>
                   </pic:nvPicPr>
                   <pic:blipFill>
-                    <a:blip r:embed="rId27"/>
+                    <a:blip r:embed="rId20">
+                      <a:extLst>
+                        <a:ext uri="{28A0092B-C50C-407E-A947-70E740481C1C}">
+                          <a14:useLocalDpi xmlns:a14="http://schemas.microsoft.com/office/drawing/2010/main" val="0"/>
+                        </a:ext>
+                      </a:extLst>
+                    </a:blip>
                     <a:stretch>
                       <a:fillRect/>
                     </a:stretch>
@@ -10997,7 +10811,7 @@
                   <pic:spPr>
                     <a:xfrm>
                       <a:off x="0" y="0"/>
-                      <a:ext cx="2842184" cy="3226416"/>
+                      <a:ext cx="2842184" cy="2777195"/>
                     </a:xfrm>
                     <a:prstGeom prst="rect">
                       <a:avLst/>
@@ -11025,9 +10839,9 @@
           <w:color w:val="00000A"/>
         </w:rPr>
         <w:drawing>
-          <wp:inline distT="0" distB="0" distL="0" distR="0" wp14:anchorId="03917BF2" wp14:editId="4C64493E">
-            <wp:extent cx="2711450" cy="3069566"/>
-            <wp:effectExtent l="0" t="0" r="0" b="0"/>
+          <wp:inline distT="0" distB="0" distL="0" distR="0" wp14:anchorId="03917BF2" wp14:editId="166C21FE">
+            <wp:extent cx="2791648" cy="2249638"/>
+            <wp:effectExtent l="0" t="0" r="8890" b="0"/>
             <wp:docPr id="1877135139" name="Picture 1"/>
             <wp:cNvGraphicFramePr>
               <a:graphicFrameLocks xmlns:a="http://schemas.openxmlformats.org/drawingml/2006/main" noChangeAspect="1"/>
@@ -11036,20 +10850,20 @@
               <a:graphicData uri="http://schemas.openxmlformats.org/drawingml/2006/picture">
                 <pic:pic xmlns:pic="http://schemas.openxmlformats.org/drawingml/2006/picture">
                   <pic:nvPicPr>
-                    <pic:cNvPr id="0" name="Picture 2"/>
+                    <pic:cNvPr id="1877135139" name="Picture 1"/>
                     <pic:cNvPicPr>
                       <a:picLocks noChangeAspect="1" noChangeArrowheads="1"/>
                     </pic:cNvPicPr>
                   </pic:nvPicPr>
-                  <pic:blipFill>
-                    <a:blip r:embed="rId28">
+                  <pic:blipFill rotWithShape="1">
+                    <a:blip r:embed="rId21">
                       <a:extLst>
                         <a:ext uri="{28A0092B-C50C-407E-A947-70E740481C1C}">
                           <a14:useLocalDpi xmlns:a14="http://schemas.microsoft.com/office/drawing/2010/main" val="0"/>
                         </a:ext>
                       </a:extLst>
                     </a:blip>
-                    <a:srcRect/>
+                    <a:srcRect r="27739"/>
                     <a:stretch>
                       <a:fillRect/>
                     </a:stretch>
@@ -11057,7 +10871,7 @@
                   <pic:spPr bwMode="auto">
                     <a:xfrm>
                       <a:off x="0" y="0"/>
-                      <a:ext cx="2714430" cy="3072940"/>
+                      <a:ext cx="2801787" cy="2257809"/>
                     </a:xfrm>
                     <a:prstGeom prst="rect">
                       <a:avLst/>
@@ -11066,6 +10880,11 @@
                     <a:ln>
                       <a:noFill/>
                     </a:ln>
+                    <a:extLst>
+                      <a:ext uri="{53640926-AAD7-44D8-BBD7-CCE9431645EC}">
+                        <a14:shadowObscured xmlns:a14="http://schemas.microsoft.com/office/drawing/2010/main"/>
+                      </a:ext>
+                    </a:extLst>
                   </pic:spPr>
                 </pic:pic>
               </a:graphicData>
@@ -11079,7 +10898,7 @@
         <w:pStyle w:val="a5"/>
         <w:jc w:val="center"/>
       </w:pPr>
-      <w:bookmarkStart w:id="17" w:name="_Ref45041443"/>
+      <w:bookmarkStart w:id="14" w:name="_Ref45041443"/>
       <w:r>
         <w:t xml:space="preserve">Figure </w:t>
       </w:r>
@@ -11096,22 +10915,24 @@
         <w:rPr>
           <w:noProof/>
         </w:rPr>
-        <w:t>10</w:t>
+        <w:t>8</w:t>
       </w:r>
       <w:r>
         <w:fldChar w:fldCharType="end"/>
       </w:r>
-      <w:bookmarkEnd w:id="17"/>
+      <w:bookmarkEnd w:id="14"/>
       <w:r>
         <w:t xml:space="preserve">. Connection of the </w:t>
       </w:r>
       <w:r>
-        <w:t xml:space="preserve">accelerometer </w:t>
+        <w:t>OLED</w:t>
+      </w:r>
+      <w:r>
+        <w:t xml:space="preserve"> </w:t>
       </w:r>
       <w:r>
         <w:t xml:space="preserve">with the top-module (file </w:t>
       </w:r>
-      <w:proofErr w:type="spellStart"/>
       <w:r>
         <w:rPr>
           <w:i/>
@@ -11126,16 +10947,17 @@
       </w:r>
       <w:r>
         <w:rPr>
+          <w:rFonts w:hint="eastAsia"/>
           <w:i/>
-        </w:rPr>
-        <w:t>Nexys</w:t>
-      </w:r>
-      <w:proofErr w:type="spellEnd"/>
+          <w:lang w:eastAsia="zh-CN"/>
+        </w:rPr>
+        <w:t>n</w:t>
+      </w:r>
       <w:r>
         <w:rPr>
           <w:i/>
         </w:rPr>
-        <w:t xml:space="preserve"> Video</w:t>
+        <w:t>exys</w:t>
       </w:r>
       <w:r>
         <w:rPr>
@@ -11213,7 +11035,21 @@
           <w:i/>
           <w:color w:val="00000A"/>
         </w:rPr>
-        <w:t>o_accel_cs_n</w:t>
+        <w:t>o_</w:t>
+      </w:r>
+      <w:r>
+        <w:rPr>
+          <w:i/>
+          <w:color w:val="00000A"/>
+        </w:rPr>
+        <w:t>oled</w:t>
+      </w:r>
+      <w:r>
+        <w:rPr>
+          <w:i/>
+          <w:color w:val="00000A"/>
+        </w:rPr>
+        <w:t>_cs_n</w:t>
       </w:r>
       <w:proofErr w:type="spellEnd"/>
       <w:r>
@@ -11234,7 +11070,21 @@
           <w:i/>
           <w:color w:val="00000A"/>
         </w:rPr>
-        <w:t>o_accel_mosi</w:t>
+        <w:t>o_</w:t>
+      </w:r>
+      <w:r>
+        <w:rPr>
+          <w:i/>
+          <w:color w:val="00000A"/>
+        </w:rPr>
+        <w:t>oled</w:t>
+      </w:r>
+      <w:r>
+        <w:rPr>
+          <w:i/>
+          <w:color w:val="00000A"/>
+        </w:rPr>
+        <w:t>_mosi</w:t>
       </w:r>
       <w:proofErr w:type="spellEnd"/>
       <w:r>
@@ -11255,7 +11105,21 @@
           <w:i/>
           <w:color w:val="00000A"/>
         </w:rPr>
-        <w:t>i_accel_miso</w:t>
+        <w:t>i_</w:t>
+      </w:r>
+      <w:r>
+        <w:rPr>
+          <w:i/>
+          <w:color w:val="00000A"/>
+        </w:rPr>
+        <w:t>oled</w:t>
+      </w:r>
+      <w:r>
+        <w:rPr>
+          <w:i/>
+          <w:color w:val="00000A"/>
+        </w:rPr>
+        <w:t>_miso</w:t>
       </w:r>
       <w:proofErr w:type="spellEnd"/>
       <w:r>
@@ -11270,7 +11134,14 @@
           <w:i/>
           <w:color w:val="00000A"/>
         </w:rPr>
-        <w:t>accel_sclk</w:t>
+        <w:t>oled</w:t>
+      </w:r>
+      <w:r>
+        <w:rPr>
+          <w:i/>
+          <w:color w:val="00000A"/>
+        </w:rPr>
+        <w:t>_sclk</w:t>
       </w:r>
       <w:proofErr w:type="spellEnd"/>
       <w:r>
@@ -11362,6 +11233,7 @@
         <w:t xml:space="preserve">Nexys </w:t>
       </w:r>
       <w:proofErr w:type="spellStart"/>
+      <w:proofErr w:type="gramStart"/>
       <w:r>
         <w:rPr>
           <w:rFonts w:eastAsia="Arial" w:cs="Arial"/>
@@ -11378,7 +11250,7 @@
           <w:iCs/>
           <w:sz w:val="20"/>
         </w:rPr>
-        <w:t>VideoNoDDRPath</w:t>
+        <w:t>NoDDRPath</w:t>
       </w:r>
       <w:proofErr w:type="spellEnd"/>
       <w:r>
@@ -11445,47 +11317,37 @@
       </w:r>
       <w:r>
         <w:rPr>
-          <w:rFonts w:cs="Arial"/>
+          <w:rFonts w:cs="Arial" w:hint="eastAsia"/>
           <w:bCs/>
           <w:i/>
           <w:color w:val="00000A"/>
           <w:sz w:val="20"/>
-        </w:rPr>
-        <w:t>Nexys</w:t>
+          <w:lang w:eastAsia="zh-CN"/>
+        </w:rPr>
+        <w:t>n</w:t>
+      </w:r>
+      <w:r>
+        <w:rPr>
+          <w:rFonts w:cs="Arial"/>
+          <w:bCs/>
+          <w:i/>
+          <w:color w:val="00000A"/>
+          <w:sz w:val="20"/>
+        </w:rPr>
+        <w:t>exys</w:t>
+      </w:r>
+      <w:r>
+        <w:rPr>
+          <w:rFonts w:cs="Arial"/>
+          <w:bCs/>
+          <w:i/>
+          <w:color w:val="00000A"/>
+          <w:sz w:val="20"/>
+        </w:rPr>
+        <w:t>.xdc</w:t>
       </w:r>
       <w:proofErr w:type="spellEnd"/>
-      <w:r>
-        <w:rPr>
-          <w:rFonts w:cs="Arial"/>
-          <w:bCs/>
-          <w:i/>
-          <w:color w:val="00000A"/>
-          <w:sz w:val="20"/>
-        </w:rPr>
-        <w:t xml:space="preserve"> </w:t>
-      </w:r>
-      <w:proofErr w:type="spellStart"/>
-      <w:r>
-        <w:rPr>
-          <w:rFonts w:cs="Arial"/>
-          <w:bCs/>
-          <w:i/>
-          <w:color w:val="00000A"/>
-          <w:sz w:val="20"/>
-        </w:rPr>
-        <w:t>Video</w:t>
-      </w:r>
-      <w:r>
-        <w:rPr>
-          <w:rFonts w:cs="Arial"/>
-          <w:bCs/>
-          <w:i/>
-          <w:color w:val="00000A"/>
-          <w:sz w:val="20"/>
-        </w:rPr>
-        <w:t>.xdc</w:t>
-      </w:r>
-      <w:proofErr w:type="spellEnd"/>
+      <w:proofErr w:type="gramEnd"/>
     </w:p>
     <w:p>
       <w:pPr>
@@ -11549,7 +11411,7 @@
           <w:iCs/>
           <w:sz w:val="20"/>
         </w:rPr>
-        <w:t>VideoNoDDRPath</w:t>
+        <w:t>NoDDRPath</w:t>
       </w:r>
       <w:proofErr w:type="spellEnd"/>
       <w:r>
@@ -11569,9 +11431,8 @@
           <w:color w:val="00000A"/>
           <w:sz w:val="20"/>
         </w:rPr>
-        <w:t>/</w:t>
-      </w:r>
-      <w:proofErr w:type="spellStart"/>
+        <w:t>/src/</w:t>
+      </w:r>
       <w:r>
         <w:rPr>
           <w:rFonts w:cs="Arial"/>
@@ -11580,9 +11441,8 @@
           <w:color w:val="00000A"/>
           <w:sz w:val="20"/>
         </w:rPr>
-        <w:t>src</w:t>
-      </w:r>
-      <w:proofErr w:type="spellEnd"/>
+        <w:t>rv</w:t>
+      </w:r>
       <w:r>
         <w:rPr>
           <w:rFonts w:cs="Arial"/>
@@ -11591,18 +11451,18 @@
           <w:color w:val="00000A"/>
           <w:sz w:val="20"/>
         </w:rPr>
-        <w:t>/</w:t>
-      </w:r>
-      <w:proofErr w:type="spellStart"/>
-      <w:r>
-        <w:rPr>
-          <w:rFonts w:cs="Arial"/>
+        <w:t>fpga</w:t>
+      </w:r>
+      <w:r>
+        <w:rPr>
+          <w:rFonts w:cs="Arial" w:hint="eastAsia"/>
           <w:bCs/>
           <w:i/>
           <w:color w:val="00000A"/>
           <w:sz w:val="20"/>
-        </w:rPr>
-        <w:t>rv</w:t>
+          <w:lang w:eastAsia="zh-CN"/>
+        </w:rPr>
+        <w:t>n</w:t>
       </w:r>
       <w:r>
         <w:rPr>
@@ -11612,28 +11472,7 @@
           <w:color w:val="00000A"/>
           <w:sz w:val="20"/>
         </w:rPr>
-        <w:t>fpga</w:t>
-      </w:r>
-      <w:r>
-        <w:rPr>
-          <w:rFonts w:cs="Arial"/>
-          <w:bCs/>
-          <w:i/>
-          <w:color w:val="00000A"/>
-          <w:sz w:val="20"/>
-        </w:rPr>
-        <w:t>Nexys</w:t>
-      </w:r>
-      <w:proofErr w:type="spellEnd"/>
-      <w:r>
-        <w:rPr>
-          <w:rFonts w:cs="Arial"/>
-          <w:bCs/>
-          <w:i/>
-          <w:color w:val="00000A"/>
-          <w:sz w:val="20"/>
-        </w:rPr>
-        <w:t xml:space="preserve"> Video</w:t>
+        <w:t>exys</w:t>
       </w:r>
       <w:r>
         <w:rPr>
@@ -11707,7 +11546,7 @@
           <w:iCs/>
           <w:sz w:val="20"/>
         </w:rPr>
-        <w:t>VideoNoDDRPath</w:t>
+        <w:t>NoDDRPath</w:t>
       </w:r>
       <w:proofErr w:type="spellEnd"/>
       <w:r>
@@ -11840,298 +11679,181 @@
       </w:pPr>
       <w:r>
         <w:rPr>
-          <w:rFonts w:cs="Arial"/>
+          <w:rFonts w:cs="Arial" w:hint="eastAsia"/>
           <w:b/>
           <w:bCs/>
           <w:sz w:val="24"/>
-        </w:rPr>
-        <w:t>Integration of the SPI2-Accelerometer module in the SoC</w:t>
+          <w:lang w:eastAsia="zh-CN"/>
+        </w:rPr>
+        <w:t>OLED_SPI core implementation</w:t>
       </w:r>
     </w:p>
-    <w:p/>
     <w:p>
       <w:pPr>
         <w:rPr>
           <w:rFonts w:cs="Arial"/>
-          <w:bCs/>
-          <w:color w:val="00000A"/>
-        </w:rPr>
-      </w:pPr>
-      <w:r>
-        <w:t>At line</w:t>
-      </w:r>
-      <w:r>
-        <w:t>s</w:t>
-      </w:r>
-      <w:r>
-        <w:t xml:space="preserve"> </w:t>
-      </w:r>
-      <w:r>
-        <w:rPr>
-          <w:rFonts w:cs="Arial"/>
-          <w:bCs/>
-          <w:color w:val="00000A"/>
-        </w:rPr>
-        <w:t>387-403</w:t>
-      </w:r>
-      <w:r>
-        <w:rPr>
-          <w:rFonts w:cs="Arial"/>
-          <w:bCs/>
-          <w:color w:val="00000A"/>
-        </w:rPr>
-        <w:t xml:space="preserve"> of module </w:t>
+          <w:b/>
+          <w:bCs/>
+          <w:sz w:val="24"/>
+        </w:rPr>
+      </w:pPr>
+    </w:p>
+    <w:p>
+      <w:pPr>
+        <w:rPr>
+          <w:rFonts w:cs="Arial"/>
+          <w:sz w:val="24"/>
+        </w:rPr>
+      </w:pPr>
+      <w:r>
+        <w:rPr>
+          <w:rFonts w:cs="Arial"/>
+          <w:sz w:val="24"/>
+        </w:rPr>
+        <w:t xml:space="preserve">Due to the presence of four additional control lines, a specialized SPI core based on </w:t>
       </w:r>
       <w:proofErr w:type="spellStart"/>
       <w:r>
         <w:rPr>
           <w:rFonts w:cs="Arial"/>
-          <w:b/>
-          <w:bCs/>
-          <w:color w:val="00000A"/>
-        </w:rPr>
-        <w:t>veerw</w:t>
-      </w:r>
-      <w:r>
-        <w:rPr>
-          <w:rFonts w:cs="Arial"/>
-          <w:b/>
-          <w:bCs/>
-          <w:color w:val="00000A"/>
-        </w:rPr>
-        <w:t>olf_core</w:t>
-      </w:r>
-      <w:proofErr w:type="spellEnd"/>
-      <w:r>
-        <w:rPr>
-          <w:rFonts w:cs="Arial"/>
-          <w:bCs/>
-          <w:color w:val="00000A"/>
-        </w:rPr>
-        <w:t xml:space="preserve"> (</w:t>
-      </w:r>
-      <w:r>
-        <w:rPr>
-          <w:rFonts w:eastAsia="Arial" w:cs="Arial"/>
           <w:i/>
           <w:iCs/>
-        </w:rPr>
-        <w:t>[RVfpgaEL2</w:t>
-      </w:r>
-      <w:r>
-        <w:rPr>
-          <w:rFonts w:eastAsia="Arial" w:cs="Arial"/>
+          <w:sz w:val="24"/>
+        </w:rPr>
+        <w:t>simple_spi</w:t>
+      </w:r>
+      <w:proofErr w:type="spellEnd"/>
+      <w:r>
+        <w:rPr>
+          <w:rFonts w:cs="Arial"/>
+          <w:sz w:val="24"/>
+        </w:rPr>
+        <w:t xml:space="preserve">, named </w:t>
+      </w:r>
+      <w:proofErr w:type="spellStart"/>
+      <w:r>
+        <w:rPr>
+          <w:rFonts w:cs="Arial"/>
           <w:i/>
           <w:iCs/>
-        </w:rPr>
-        <w:t xml:space="preserve">Nexys </w:t>
+          <w:sz w:val="24"/>
+        </w:rPr>
+        <w:t>oled_spi</w:t>
+      </w:r>
+      <w:proofErr w:type="spellEnd"/>
+      <w:r>
+        <w:rPr>
+          <w:rFonts w:cs="Arial"/>
+          <w:sz w:val="24"/>
+        </w:rPr>
+        <w:t>, is used in this design.</w:t>
+      </w:r>
+    </w:p>
+    <w:p>
+      <w:pPr>
+        <w:rPr>
+          <w:rFonts w:cs="Arial"/>
+          <w:sz w:val="24"/>
+        </w:rPr>
+      </w:pPr>
+      <w:r>
+        <w:rPr>
+          <w:rFonts w:cs="Arial"/>
+          <w:sz w:val="24"/>
+        </w:rPr>
+        <w:t>An 8-bit register is added at the address 0x80001128 to independently control these four signals.</w:t>
+      </w:r>
+    </w:p>
+    <w:p>
+      <w:pPr>
+        <w:rPr>
+          <w:rFonts w:cs="Arial"/>
+          <w:sz w:val="24"/>
+        </w:rPr>
+      </w:pPr>
+      <w:r>
+        <w:rPr>
+          <w:rFonts w:cs="Arial"/>
+          <w:sz w:val="24"/>
+        </w:rPr>
+        <w:t xml:space="preserve">The </w:t>
       </w:r>
       <w:proofErr w:type="spellStart"/>
       <w:r>
         <w:rPr>
-          <w:rFonts w:eastAsia="Arial" w:cs="Arial"/>
+          <w:rFonts w:cs="Arial"/>
           <w:i/>
           <w:iCs/>
-        </w:rPr>
-        <w:t>Video</w:t>
-      </w:r>
-      <w:r>
-        <w:rPr>
-          <w:rFonts w:eastAsia="Arial" w:cs="Arial"/>
+          <w:sz w:val="24"/>
+        </w:rPr>
+        <w:t>oled_spi</w:t>
+      </w:r>
+      <w:proofErr w:type="spellEnd"/>
+      <w:r>
+        <w:rPr>
+          <w:rFonts w:cs="Arial"/>
+          <w:sz w:val="24"/>
+        </w:rPr>
+        <w:t xml:space="preserve"> core integrates an instance of </w:t>
+      </w:r>
+      <w:proofErr w:type="spellStart"/>
+      <w:r>
+        <w:rPr>
+          <w:rFonts w:cs="Arial"/>
           <w:i/>
           <w:iCs/>
-        </w:rPr>
-        <w:t>VideoNoDDRPath</w:t>
+          <w:sz w:val="24"/>
+        </w:rPr>
+        <w:t>simple_spi</w:t>
       </w:r>
       <w:proofErr w:type="spellEnd"/>
       <w:r>
         <w:rPr>
-          <w:rFonts w:eastAsia="Arial" w:cs="Arial"/>
-          <w:i/>
-          <w:iCs/>
-        </w:rPr>
-        <w:t>]</w:t>
-      </w:r>
-      <w:r>
-        <w:rPr>
-          <w:rFonts w:cs="Arial"/>
-          <w:bCs/>
-          <w:i/>
-          <w:color w:val="00000A"/>
-        </w:rPr>
-        <w:t>/</w:t>
-      </w:r>
-      <w:proofErr w:type="spellStart"/>
-      <w:r>
-        <w:rPr>
-          <w:rFonts w:cs="Arial"/>
-          <w:bCs/>
-          <w:i/>
-          <w:color w:val="00000A"/>
-        </w:rPr>
-        <w:t>src</w:t>
-      </w:r>
-      <w:proofErr w:type="spellEnd"/>
-      <w:r>
-        <w:rPr>
-          <w:rFonts w:cs="Arial"/>
-          <w:bCs/>
-          <w:i/>
-          <w:color w:val="00000A"/>
-        </w:rPr>
-        <w:t>/</w:t>
-      </w:r>
-      <w:proofErr w:type="spellStart"/>
-      <w:r>
-        <w:rPr>
-          <w:rFonts w:cs="Arial"/>
-          <w:bCs/>
-          <w:i/>
-          <w:color w:val="00000A"/>
-        </w:rPr>
-        <w:t>VeeRwolf</w:t>
-      </w:r>
-      <w:proofErr w:type="spellEnd"/>
-      <w:r>
-        <w:rPr>
-          <w:rFonts w:eastAsia="Arial" w:cs="Arial"/>
-          <w:i/>
-          <w:iCs/>
-        </w:rPr>
-        <w:t>/</w:t>
-      </w:r>
-      <w:proofErr w:type="spellStart"/>
-      <w:r>
-        <w:rPr>
-          <w:rFonts w:eastAsia="Arial" w:cs="Arial"/>
-          <w:i/>
-          <w:iCs/>
-        </w:rPr>
-        <w:t>veerw</w:t>
-      </w:r>
-      <w:r>
-        <w:rPr>
-          <w:rFonts w:eastAsia="Arial" w:cs="Arial"/>
-          <w:i/>
-          <w:iCs/>
-        </w:rPr>
-        <w:t>olf_</w:t>
-      </w:r>
-      <w:proofErr w:type="gramStart"/>
-      <w:r>
-        <w:rPr>
-          <w:rFonts w:eastAsia="Arial" w:cs="Arial"/>
-          <w:i/>
-          <w:iCs/>
-        </w:rPr>
-        <w:t>core.v</w:t>
-      </w:r>
-      <w:proofErr w:type="spellEnd"/>
-      <w:proofErr w:type="gramEnd"/>
-      <w:r>
-        <w:rPr>
-          <w:rFonts w:cs="Arial"/>
-          <w:bCs/>
-          <w:color w:val="00000A"/>
-        </w:rPr>
-        <w:t>)</w:t>
-      </w:r>
-      <w:r>
-        <w:rPr>
-          <w:rFonts w:cs="Arial"/>
-          <w:bCs/>
-          <w:color w:val="00000A"/>
-        </w:rPr>
-        <w:t xml:space="preserve"> the SPI module for the accelerometer is instantiated (see </w:t>
-      </w:r>
-      <w:r>
-        <w:rPr>
-          <w:rFonts w:cs="Arial"/>
-          <w:bCs/>
-          <w:color w:val="00000A"/>
-        </w:rPr>
-        <w:fldChar w:fldCharType="begin"/>
-      </w:r>
-      <w:r>
-        <w:rPr>
-          <w:rFonts w:cs="Arial"/>
-          <w:bCs/>
-          <w:color w:val="00000A"/>
-        </w:rPr>
-        <w:instrText xml:space="preserve"> REF _Ref45088736 \h </w:instrText>
-      </w:r>
-      <w:r>
-        <w:rPr>
-          <w:rFonts w:cs="Arial"/>
-          <w:bCs/>
-          <w:color w:val="00000A"/>
-        </w:rPr>
-      </w:r>
-      <w:r>
-        <w:rPr>
-          <w:rFonts w:cs="Arial"/>
-          <w:bCs/>
-          <w:color w:val="00000A"/>
-        </w:rPr>
-        <w:fldChar w:fldCharType="separate"/>
-      </w:r>
-      <w:r>
-        <w:t xml:space="preserve">Figure </w:t>
-      </w:r>
-      <w:r>
-        <w:rPr>
-          <w:noProof/>
-        </w:rPr>
-        <w:t>11</w:t>
-      </w:r>
-      <w:r>
-        <w:rPr>
-          <w:rFonts w:cs="Arial"/>
-          <w:bCs/>
-          <w:color w:val="00000A"/>
-        </w:rPr>
-        <w:fldChar w:fldCharType="end"/>
-      </w:r>
-      <w:r>
-        <w:rPr>
-          <w:rFonts w:cs="Arial"/>
-          <w:bCs/>
-          <w:color w:val="00000A"/>
-        </w:rPr>
-        <w:t>).</w:t>
+          <w:rFonts w:cs="Arial"/>
+          <w:sz w:val="24"/>
+        </w:rPr>
+        <w:t xml:space="preserve"> and includes additional logic to handle access to this new register address.</w:t>
       </w:r>
     </w:p>
     <w:p>
       <w:pPr>
         <w:rPr>
           <w:rFonts w:cs="Arial"/>
-          <w:bCs/>
-          <w:color w:val="00000A"/>
-        </w:rPr>
-      </w:pPr>
+          <w:sz w:val="24"/>
+        </w:rPr>
+      </w:pPr>
+      <w:r>
+        <w:rPr>
+          <w:rFonts w:cs="Arial"/>
+          <w:sz w:val="24"/>
+        </w:rPr>
+        <w:t>This implementation is illustrated in</w:t>
+      </w:r>
+      <w:r>
+        <w:rPr>
+          <w:rFonts w:cs="Arial" w:hint="eastAsia"/>
+          <w:sz w:val="24"/>
+          <w:lang w:eastAsia="zh-CN"/>
+        </w:rPr>
+        <w:t xml:space="preserve"> figure 9.</w:t>
+      </w:r>
     </w:p>
     <w:p>
       <w:pPr>
+        <w:keepNext/>
         <w:jc w:val="center"/>
-        <w:rPr>
-          <w:rFonts w:cs="Arial"/>
-          <w:bCs/>
-          <w:color w:val="00000A"/>
-        </w:rPr>
-      </w:pPr>
-      <w:r>
-        <w:rPr>
-          <w:rFonts w:cs="Arial"/>
-          <w:bCs/>
-          <w:noProof/>
-          <w:color w:val="00000A"/>
+      </w:pPr>
+      <w:r>
+        <w:rPr>
+          <w:rFonts w:cs="Arial"/>
+          <w:sz w:val="24"/>
         </w:rPr>
         <w:lastRenderedPageBreak/>
         <w:drawing>
-          <wp:inline distT="0" distB="0" distL="0" distR="0" wp14:anchorId="49C89130" wp14:editId="2A960CFA">
-            <wp:extent cx="3771900" cy="2490564"/>
-            <wp:effectExtent l="0" t="0" r="0" b="5080"/>
-            <wp:docPr id="1437145695" name="Picture 1" descr="A computer screen shot of a program&#10;&#10;Description automatically generated"/>
+          <wp:inline distT="0" distB="0" distL="0" distR="0" wp14:anchorId="7F9FAA36" wp14:editId="198696B4">
+            <wp:extent cx="2875547" cy="2815334"/>
+            <wp:effectExtent l="0" t="0" r="1270" b="4445"/>
+            <wp:docPr id="1250415174" name="图片 1" descr="文本&#10;&#10;AI 生成的内容可能不正确。"/>
             <wp:cNvGraphicFramePr>
               <a:graphicFrameLocks xmlns:a="http://schemas.openxmlformats.org/drawingml/2006/main" noChangeAspect="1"/>
             </wp:cNvGraphicFramePr>
@@ -12139,11 +11861,11 @@
               <a:graphicData uri="http://schemas.openxmlformats.org/drawingml/2006/picture">
                 <pic:pic xmlns:pic="http://schemas.openxmlformats.org/drawingml/2006/picture">
                   <pic:nvPicPr>
-                    <pic:cNvPr id="1437145695" name="Picture 1" descr="A computer screen shot of a program&#10;&#10;Description automatically generated"/>
+                    <pic:cNvPr id="1250415174" name="图片 1" descr="文本&#10;&#10;AI 生成的内容可能不正确。"/>
                     <pic:cNvPicPr/>
                   </pic:nvPicPr>
                   <pic:blipFill>
-                    <a:blip r:embed="rId29"/>
+                    <a:blip r:embed="rId22"/>
                     <a:stretch>
                       <a:fillRect/>
                     </a:stretch>
@@ -12151,7 +11873,7 @@
                   <pic:spPr>
                     <a:xfrm>
                       <a:off x="0" y="0"/>
-                      <a:ext cx="3778035" cy="2494615"/>
+                      <a:ext cx="2883614" cy="2823232"/>
                     </a:xfrm>
                     <a:prstGeom prst="rect">
                       <a:avLst/>
@@ -12168,8 +11890,11 @@
       <w:pPr>
         <w:pStyle w:val="a5"/>
         <w:jc w:val="center"/>
-      </w:pPr>
-      <w:bookmarkStart w:id="18" w:name="_Ref45088736"/>
+        <w:rPr>
+          <w:rFonts w:cs="Arial"/>
+          <w:sz w:val="24"/>
+        </w:rPr>
+      </w:pPr>
       <w:r>
         <w:t xml:space="preserve">Figure </w:t>
       </w:r>
@@ -12177,7 +11902,7 @@
         <w:fldChar w:fldCharType="begin"/>
       </w:r>
       <w:r>
-        <w:instrText>SEQ Figure \* ARABIC</w:instrText>
+        <w:instrText xml:space="preserve"> SEQ Figure \* ARABIC </w:instrText>
       </w:r>
       <w:r>
         <w:fldChar w:fldCharType="separate"/>
@@ -12186,258 +11911,708 @@
         <w:rPr>
           <w:noProof/>
         </w:rPr>
-        <w:t>11</w:t>
+        <w:t>9</w:t>
       </w:r>
       <w:r>
         <w:fldChar w:fldCharType="end"/>
       </w:r>
-      <w:bookmarkEnd w:id="18"/>
-      <w:r>
-        <w:t xml:space="preserve">. Integration of the </w:t>
-      </w:r>
-      <w:r>
-        <w:t>SPI2-Accelerometer</w:t>
-      </w:r>
-      <w:r>
-        <w:t xml:space="preserve"> </w:t>
-      </w:r>
-      <w:r>
-        <w:t xml:space="preserve">module (file </w:t>
+      <w:r>
+        <w:rPr>
+          <w:rFonts w:hint="eastAsia"/>
+          <w:lang w:eastAsia="zh-CN"/>
+        </w:rPr>
+        <w:t xml:space="preserve">. Extra address access handling (file </w:t>
       </w:r>
       <w:proofErr w:type="spellStart"/>
       <w:r>
         <w:rPr>
-          <w:i/>
-        </w:rPr>
-        <w:t>veerw</w:t>
-      </w:r>
-      <w:r>
-        <w:rPr>
-          <w:i/>
-        </w:rPr>
-        <w:t>olf_</w:t>
+          <w:rFonts w:hint="eastAsia"/>
+          <w:lang w:eastAsia="zh-CN"/>
+        </w:rPr>
+        <w:t>oled_</w:t>
       </w:r>
       <w:proofErr w:type="gramStart"/>
       <w:r>
         <w:rPr>
-          <w:i/>
-        </w:rPr>
-        <w:t>core.v</w:t>
+          <w:rFonts w:hint="eastAsia"/>
+          <w:lang w:eastAsia="zh-CN"/>
+        </w:rPr>
+        <w:t>spi.v</w:t>
       </w:r>
       <w:proofErr w:type="spellEnd"/>
       <w:proofErr w:type="gramEnd"/>
       <w:r>
-        <w:t>).</w:t>
+        <w:rPr>
+          <w:rFonts w:hint="eastAsia"/>
+          <w:lang w:eastAsia="zh-CN"/>
+        </w:rPr>
+        <w:t>)</w:t>
       </w:r>
     </w:p>
     <w:p>
       <w:pPr>
         <w:rPr>
           <w:rFonts w:cs="Arial"/>
-          <w:bCs/>
-          <w:color w:val="00000A"/>
-        </w:rPr>
-      </w:pPr>
-      <w:r>
-        <w:rPr>
-          <w:rFonts w:cs="Arial"/>
-          <w:bCs/>
-          <w:color w:val="00000A"/>
-        </w:rPr>
-        <w:t>As usual</w:t>
-      </w:r>
-      <w:r>
-        <w:rPr>
-          <w:rFonts w:cs="Arial"/>
-          <w:bCs/>
-          <w:color w:val="00000A"/>
-        </w:rPr>
-        <w:t xml:space="preserve"> with peripherals</w:t>
-      </w:r>
-      <w:r>
-        <w:rPr>
-          <w:rFonts w:cs="Arial"/>
-          <w:bCs/>
-          <w:color w:val="00000A"/>
-        </w:rPr>
-        <w:t>, the interface of the module can be divided in</w:t>
-      </w:r>
-      <w:r>
-        <w:rPr>
-          <w:rFonts w:cs="Arial"/>
-          <w:bCs/>
-          <w:color w:val="00000A"/>
-        </w:rPr>
-        <w:t>to</w:t>
-      </w:r>
-      <w:r>
-        <w:rPr>
-          <w:rFonts w:cs="Arial"/>
-          <w:bCs/>
-          <w:color w:val="00000A"/>
-        </w:rPr>
-        <w:t xml:space="preserve"> two blocks: Wishbone signals (</w:t>
-      </w:r>
-      <w:r>
-        <w:rPr>
-          <w:rFonts w:cs="Arial"/>
-          <w:bCs/>
-          <w:color w:val="00000A"/>
-        </w:rPr>
-        <w:fldChar w:fldCharType="begin"/>
-      </w:r>
-      <w:r>
-        <w:rPr>
-          <w:rFonts w:cs="Arial"/>
-          <w:bCs/>
-          <w:color w:val="00000A"/>
-        </w:rPr>
-        <w:instrText xml:space="preserve"> REF _Ref45168305 \h </w:instrText>
-      </w:r>
-      <w:r>
-        <w:rPr>
-          <w:rFonts w:cs="Arial"/>
-          <w:bCs/>
-          <w:color w:val="00000A"/>
-        </w:rPr>
-      </w:r>
-      <w:r>
-        <w:rPr>
-          <w:rFonts w:cs="Arial"/>
-          <w:bCs/>
-          <w:color w:val="00000A"/>
-        </w:rPr>
-        <w:fldChar w:fldCharType="separate"/>
-      </w:r>
-      <w:r>
-        <w:t xml:space="preserve">Table </w:t>
-      </w:r>
-      <w:r>
-        <w:rPr>
-          <w:noProof/>
-        </w:rPr>
-        <w:t>6</w:t>
-      </w:r>
-      <w:r>
-        <w:rPr>
-          <w:rFonts w:cs="Arial"/>
-          <w:bCs/>
-          <w:color w:val="00000A"/>
-        </w:rPr>
-        <w:fldChar w:fldCharType="end"/>
-      </w:r>
-      <w:r>
-        <w:rPr>
-          <w:rFonts w:cs="Arial"/>
-          <w:bCs/>
-          <w:color w:val="00000A"/>
-        </w:rPr>
-        <w:t>) and external I/O signals (</w:t>
-      </w:r>
-      <w:r>
-        <w:rPr>
-          <w:rFonts w:cs="Arial"/>
-          <w:bCs/>
-          <w:color w:val="00000A"/>
-        </w:rPr>
-        <w:fldChar w:fldCharType="begin"/>
-      </w:r>
-      <w:r>
-        <w:rPr>
-          <w:rFonts w:cs="Arial"/>
-          <w:bCs/>
-          <w:color w:val="00000A"/>
-        </w:rPr>
-        <w:instrText xml:space="preserve"> REF _Ref45168312 \h </w:instrText>
-      </w:r>
-      <w:r>
-        <w:rPr>
-          <w:rFonts w:cs="Arial"/>
-          <w:bCs/>
-          <w:color w:val="00000A"/>
-        </w:rPr>
-      </w:r>
-      <w:r>
-        <w:rPr>
-          <w:rFonts w:cs="Arial"/>
-          <w:bCs/>
-          <w:color w:val="00000A"/>
-        </w:rPr>
-        <w:fldChar w:fldCharType="separate"/>
-      </w:r>
-      <w:r>
-        <w:t xml:space="preserve">Table </w:t>
-      </w:r>
-      <w:r>
-        <w:rPr>
-          <w:noProof/>
-        </w:rPr>
-        <w:t>7</w:t>
-      </w:r>
-      <w:r>
-        <w:rPr>
-          <w:rFonts w:cs="Arial"/>
-          <w:bCs/>
-          <w:color w:val="00000A"/>
-        </w:rPr>
-        <w:fldChar w:fldCharType="end"/>
-      </w:r>
-      <w:r>
-        <w:rPr>
-          <w:rFonts w:cs="Arial"/>
-          <w:bCs/>
-          <w:color w:val="00000A"/>
-        </w:rPr>
-        <w:t>).</w:t>
-      </w:r>
-      <w:r>
-        <w:rPr>
-          <w:rFonts w:cs="Arial"/>
-          <w:bCs/>
-          <w:color w:val="00000A"/>
-        </w:rPr>
-        <w:t xml:space="preserve"> The Wishbone signals enable the </w:t>
-      </w:r>
-      <w:proofErr w:type="spellStart"/>
-      <w:r>
-        <w:rPr>
-          <w:rFonts w:cs="Arial"/>
-          <w:bCs/>
-          <w:color w:val="00000A"/>
-        </w:rPr>
-        <w:t>VeeR</w:t>
-      </w:r>
-      <w:proofErr w:type="spellEnd"/>
-      <w:r>
-        <w:rPr>
-          <w:rFonts w:cs="Arial"/>
-          <w:bCs/>
-          <w:color w:val="00000A"/>
-        </w:rPr>
-        <w:t xml:space="preserve"> EL2</w:t>
-      </w:r>
-      <w:r>
-        <w:rPr>
-          <w:rFonts w:cs="Arial"/>
-          <w:bCs/>
-          <w:color w:val="00000A"/>
-        </w:rPr>
-        <w:t xml:space="preserve"> Core to communicate with the ADC using the SPI protocol.</w:t>
-      </w:r>
+          <w:sz w:val="24"/>
+        </w:rPr>
+      </w:pPr>
     </w:p>
     <w:p>
       <w:pPr>
+        <w:pStyle w:val="ab"/>
+        <w:numPr>
+          <w:ilvl w:val="0"/>
+          <w:numId w:val="26"/>
+        </w:numPr>
+        <w:rPr>
+          <w:rFonts w:cs="Arial"/>
+          <w:b/>
+          <w:bCs/>
+          <w:sz w:val="24"/>
+        </w:rPr>
+      </w:pPr>
+      <w:r>
+        <w:rPr>
+          <w:rFonts w:cs="Arial"/>
+          <w:b/>
+          <w:bCs/>
+          <w:sz w:val="24"/>
+        </w:rPr>
+        <w:t>Integration of the SPI2-</w:t>
+      </w:r>
+      <w:r>
+        <w:rPr>
+          <w:rFonts w:cs="Arial"/>
+          <w:b/>
+          <w:bCs/>
+          <w:sz w:val="24"/>
+        </w:rPr>
+        <w:t>OLED</w:t>
+      </w:r>
+      <w:r>
+        <w:rPr>
+          <w:rFonts w:cs="Arial"/>
+          <w:b/>
+          <w:bCs/>
+          <w:sz w:val="24"/>
+        </w:rPr>
+        <w:t xml:space="preserve"> module in the SoC</w:t>
+      </w:r>
+    </w:p>
+    <w:p/>
+    <w:p>
+      <w:pPr>
+        <w:rPr>
+          <w:rFonts w:cs="Arial"/>
+          <w:bCs/>
+          <w:color w:val="00000A"/>
+        </w:rPr>
+      </w:pPr>
+      <w:r>
+        <w:t>At line</w:t>
+      </w:r>
+      <w:r>
+        <w:t>s</w:t>
+      </w:r>
+      <w:r>
+        <w:t xml:space="preserve"> </w:t>
+      </w:r>
+      <w:r>
+        <w:rPr>
+          <w:rFonts w:cs="Arial"/>
+          <w:bCs/>
+          <w:color w:val="00000A"/>
+        </w:rPr>
+        <w:t>387-403</w:t>
+      </w:r>
+      <w:r>
+        <w:rPr>
+          <w:rFonts w:cs="Arial"/>
+          <w:bCs/>
+          <w:color w:val="00000A"/>
+        </w:rPr>
+        <w:t xml:space="preserve"> of module </w:t>
+      </w:r>
+      <w:proofErr w:type="spellStart"/>
+      <w:r>
+        <w:rPr>
+          <w:rFonts w:cs="Arial"/>
+          <w:b/>
+          <w:bCs/>
+          <w:color w:val="00000A"/>
+        </w:rPr>
+        <w:t>veerw</w:t>
+      </w:r>
+      <w:r>
+        <w:rPr>
+          <w:rFonts w:cs="Arial"/>
+          <w:b/>
+          <w:bCs/>
+          <w:color w:val="00000A"/>
+        </w:rPr>
+        <w:t>olf_core</w:t>
+      </w:r>
+      <w:proofErr w:type="spellEnd"/>
+      <w:r>
+        <w:rPr>
+          <w:rFonts w:cs="Arial"/>
+          <w:bCs/>
+          <w:color w:val="00000A"/>
+        </w:rPr>
+        <w:t xml:space="preserve"> (</w:t>
+      </w:r>
+      <w:r>
+        <w:rPr>
+          <w:rFonts w:eastAsia="Arial" w:cs="Arial"/>
+          <w:i/>
+          <w:iCs/>
+        </w:rPr>
+        <w:t>[RVfpgaEL2</w:t>
+      </w:r>
+      <w:r>
+        <w:rPr>
+          <w:rFonts w:eastAsia="Arial" w:cs="Arial"/>
+          <w:i/>
+          <w:iCs/>
+        </w:rPr>
+        <w:t xml:space="preserve">Nexys </w:t>
+      </w:r>
+      <w:proofErr w:type="spellStart"/>
+      <w:r>
+        <w:rPr>
+          <w:rFonts w:eastAsia="Arial" w:cs="Arial"/>
+          <w:i/>
+          <w:iCs/>
+        </w:rPr>
+        <w:t>Video</w:t>
+      </w:r>
+      <w:r>
+        <w:rPr>
+          <w:rFonts w:eastAsia="Arial" w:cs="Arial"/>
+          <w:i/>
+          <w:iCs/>
+        </w:rPr>
+        <w:t>NoDDRPath</w:t>
+      </w:r>
+      <w:proofErr w:type="spellEnd"/>
+      <w:r>
+        <w:rPr>
+          <w:rFonts w:eastAsia="Arial" w:cs="Arial"/>
+          <w:i/>
+          <w:iCs/>
+        </w:rPr>
+        <w:t>]</w:t>
+      </w:r>
+      <w:r>
+        <w:rPr>
+          <w:rFonts w:cs="Arial"/>
+          <w:bCs/>
+          <w:i/>
+          <w:color w:val="00000A"/>
+        </w:rPr>
+        <w:t>/</w:t>
+      </w:r>
+      <w:proofErr w:type="spellStart"/>
+      <w:r>
+        <w:rPr>
+          <w:rFonts w:cs="Arial"/>
+          <w:bCs/>
+          <w:i/>
+          <w:color w:val="00000A"/>
+        </w:rPr>
+        <w:t>src</w:t>
+      </w:r>
+      <w:proofErr w:type="spellEnd"/>
+      <w:r>
+        <w:rPr>
+          <w:rFonts w:cs="Arial"/>
+          <w:bCs/>
+          <w:i/>
+          <w:color w:val="00000A"/>
+        </w:rPr>
+        <w:t>/</w:t>
+      </w:r>
+      <w:proofErr w:type="spellStart"/>
+      <w:r>
+        <w:rPr>
+          <w:rFonts w:cs="Arial"/>
+          <w:bCs/>
+          <w:i/>
+          <w:color w:val="00000A"/>
+        </w:rPr>
+        <w:t>VeeRwolf</w:t>
+      </w:r>
+      <w:proofErr w:type="spellEnd"/>
+      <w:r>
+        <w:rPr>
+          <w:rFonts w:eastAsia="Arial" w:cs="Arial"/>
+          <w:i/>
+          <w:iCs/>
+        </w:rPr>
+        <w:t>/</w:t>
+      </w:r>
+      <w:proofErr w:type="spellStart"/>
+      <w:r>
+        <w:rPr>
+          <w:rFonts w:eastAsia="Arial" w:cs="Arial"/>
+          <w:i/>
+          <w:iCs/>
+        </w:rPr>
+        <w:t>veerw</w:t>
+      </w:r>
+      <w:r>
+        <w:rPr>
+          <w:rFonts w:eastAsia="Arial" w:cs="Arial"/>
+          <w:i/>
+          <w:iCs/>
+        </w:rPr>
+        <w:t>olf_</w:t>
+      </w:r>
+      <w:proofErr w:type="gramStart"/>
+      <w:r>
+        <w:rPr>
+          <w:rFonts w:eastAsia="Arial" w:cs="Arial"/>
+          <w:i/>
+          <w:iCs/>
+        </w:rPr>
+        <w:t>core.v</w:t>
+      </w:r>
+      <w:proofErr w:type="spellEnd"/>
+      <w:proofErr w:type="gramEnd"/>
+      <w:r>
+        <w:rPr>
+          <w:rFonts w:cs="Arial"/>
+          <w:bCs/>
+          <w:color w:val="00000A"/>
+        </w:rPr>
+        <w:t>)</w:t>
+      </w:r>
+      <w:r>
+        <w:rPr>
+          <w:rFonts w:cs="Arial"/>
+          <w:bCs/>
+          <w:color w:val="00000A"/>
+        </w:rPr>
+        <w:t xml:space="preserve"> the SPI module for the </w:t>
+      </w:r>
+      <w:r>
+        <w:rPr>
+          <w:rFonts w:cs="Arial"/>
+          <w:bCs/>
+          <w:color w:val="00000A"/>
+        </w:rPr>
+        <w:t>OLED</w:t>
+      </w:r>
+      <w:r>
+        <w:rPr>
+          <w:rFonts w:cs="Arial"/>
+          <w:bCs/>
+          <w:color w:val="00000A"/>
+        </w:rPr>
+        <w:t xml:space="preserve"> is instantiated (see </w:t>
+      </w:r>
+      <w:r>
+        <w:rPr>
+          <w:rFonts w:cs="Arial"/>
+          <w:bCs/>
+          <w:color w:val="00000A"/>
+        </w:rPr>
+        <w:fldChar w:fldCharType="begin"/>
+      </w:r>
+      <w:r>
+        <w:rPr>
+          <w:rFonts w:cs="Arial"/>
+          <w:bCs/>
+          <w:color w:val="00000A"/>
+        </w:rPr>
+        <w:instrText xml:space="preserve"> REF _Ref45088736 \h </w:instrText>
+      </w:r>
+      <w:r>
+        <w:rPr>
+          <w:rFonts w:cs="Arial"/>
+          <w:bCs/>
+          <w:color w:val="00000A"/>
+        </w:rPr>
+      </w:r>
+      <w:r>
+        <w:rPr>
+          <w:rFonts w:cs="Arial"/>
+          <w:bCs/>
+          <w:color w:val="00000A"/>
+        </w:rPr>
+        <w:fldChar w:fldCharType="separate"/>
+      </w:r>
+      <w:r>
+        <w:t xml:space="preserve">Figure </w:t>
+      </w:r>
+      <w:r>
+        <w:rPr>
+          <w:noProof/>
+        </w:rPr>
+        <w:t>11</w:t>
+      </w:r>
+      <w:r>
+        <w:rPr>
+          <w:rFonts w:cs="Arial"/>
+          <w:bCs/>
+          <w:color w:val="00000A"/>
+        </w:rPr>
+        <w:fldChar w:fldCharType="end"/>
+      </w:r>
+      <w:r>
+        <w:rPr>
+          <w:rFonts w:cs="Arial"/>
+          <w:bCs/>
+          <w:color w:val="00000A"/>
+        </w:rPr>
+        <w:t>).</w:t>
+      </w:r>
+    </w:p>
+    <w:p>
+      <w:pPr>
+        <w:rPr>
+          <w:rFonts w:cs="Arial"/>
+          <w:bCs/>
+          <w:color w:val="00000A"/>
+        </w:rPr>
+      </w:pPr>
+    </w:p>
+    <w:p>
+      <w:pPr>
+        <w:jc w:val="center"/>
+        <w:rPr>
+          <w:rFonts w:cs="Arial"/>
+          <w:bCs/>
+          <w:color w:val="00000A"/>
+        </w:rPr>
+      </w:pPr>
+      <w:r>
+        <w:rPr>
+          <w:rFonts w:cs="Arial"/>
+          <w:bCs/>
+          <w:noProof/>
+          <w:color w:val="00000A"/>
+        </w:rPr>
+        <w:drawing>
+          <wp:inline distT="0" distB="0" distL="0" distR="0" wp14:anchorId="49C89130" wp14:editId="40D8558B">
+            <wp:extent cx="3140428" cy="2494615"/>
+            <wp:effectExtent l="0" t="0" r="3175" b="1270"/>
+            <wp:docPr id="1437145695" name="Picture 1"/>
+            <wp:cNvGraphicFramePr>
+              <a:graphicFrameLocks xmlns:a="http://schemas.openxmlformats.org/drawingml/2006/main" noChangeAspect="1"/>
+            </wp:cNvGraphicFramePr>
+            <a:graphic xmlns:a="http://schemas.openxmlformats.org/drawingml/2006/main">
+              <a:graphicData uri="http://schemas.openxmlformats.org/drawingml/2006/picture">
+                <pic:pic xmlns:pic="http://schemas.openxmlformats.org/drawingml/2006/picture">
+                  <pic:nvPicPr>
+                    <pic:cNvPr id="1437145695" name="Picture 1"/>
+                    <pic:cNvPicPr/>
+                  </pic:nvPicPr>
+                  <pic:blipFill>
+                    <a:blip r:embed="rId23" cstate="print">
+                      <a:extLst>
+                        <a:ext uri="{28A0092B-C50C-407E-A947-70E740481C1C}">
+                          <a14:useLocalDpi xmlns:a14="http://schemas.microsoft.com/office/drawing/2010/main" val="0"/>
+                        </a:ext>
+                      </a:extLst>
+                    </a:blip>
+                    <a:stretch>
+                      <a:fillRect/>
+                    </a:stretch>
+                  </pic:blipFill>
+                  <pic:spPr>
+                    <a:xfrm>
+                      <a:off x="0" y="0"/>
+                      <a:ext cx="3140428" cy="2494615"/>
+                    </a:xfrm>
+                    <a:prstGeom prst="rect">
+                      <a:avLst/>
+                    </a:prstGeom>
+                  </pic:spPr>
+                </pic:pic>
+              </a:graphicData>
+            </a:graphic>
+          </wp:inline>
+        </w:drawing>
+      </w:r>
+    </w:p>
+    <w:p>
+      <w:pPr>
         <w:pStyle w:val="a5"/>
         <w:jc w:val="center"/>
       </w:pPr>
-      <w:bookmarkStart w:id="19" w:name="_Ref45168305"/>
+      <w:bookmarkStart w:id="15" w:name="_Ref45088736"/>
+      <w:r>
+        <w:t xml:space="preserve">Figure </w:t>
+      </w:r>
+      <w:r>
+        <w:fldChar w:fldCharType="begin"/>
+      </w:r>
+      <w:r>
+        <w:instrText>SEQ Figure \* ARABIC</w:instrText>
+      </w:r>
+      <w:r>
+        <w:fldChar w:fldCharType="separate"/>
+      </w:r>
+      <w:r>
+        <w:rPr>
+          <w:noProof/>
+        </w:rPr>
+        <w:t>10</w:t>
+      </w:r>
+      <w:r>
+        <w:fldChar w:fldCharType="end"/>
+      </w:r>
+      <w:bookmarkEnd w:id="15"/>
+      <w:r>
+        <w:t xml:space="preserve">. Integration of the </w:t>
+      </w:r>
+      <w:r>
+        <w:t>SPI2-</w:t>
+      </w:r>
+      <w:r>
+        <w:t>OLED</w:t>
+      </w:r>
+      <w:r>
+        <w:t xml:space="preserve"> </w:t>
+      </w:r>
+      <w:r>
+        <w:t xml:space="preserve">module (file </w:t>
+      </w:r>
+      <w:proofErr w:type="spellStart"/>
+      <w:r>
+        <w:rPr>
+          <w:i/>
+        </w:rPr>
+        <w:t>veerw</w:t>
+      </w:r>
+      <w:r>
+        <w:rPr>
+          <w:i/>
+        </w:rPr>
+        <w:t>olf_</w:t>
+      </w:r>
+      <w:proofErr w:type="gramStart"/>
+      <w:r>
+        <w:rPr>
+          <w:i/>
+        </w:rPr>
+        <w:t>core.v</w:t>
+      </w:r>
+      <w:proofErr w:type="spellEnd"/>
+      <w:proofErr w:type="gramEnd"/>
+      <w:r>
+        <w:t>).</w:t>
+      </w:r>
+    </w:p>
+    <w:p>
+      <w:pPr>
+        <w:rPr>
+          <w:rFonts w:cs="Arial"/>
+          <w:bCs/>
+          <w:color w:val="00000A"/>
+        </w:rPr>
+      </w:pPr>
+      <w:r>
+        <w:rPr>
+          <w:rFonts w:cs="Arial"/>
+          <w:bCs/>
+          <w:color w:val="00000A"/>
+        </w:rPr>
+        <w:t>As usual</w:t>
+      </w:r>
+      <w:r>
+        <w:rPr>
+          <w:rFonts w:cs="Arial"/>
+          <w:bCs/>
+          <w:color w:val="00000A"/>
+        </w:rPr>
+        <w:t xml:space="preserve"> with peripherals</w:t>
+      </w:r>
+      <w:r>
+        <w:rPr>
+          <w:rFonts w:cs="Arial"/>
+          <w:bCs/>
+          <w:color w:val="00000A"/>
+        </w:rPr>
+        <w:t>, the interface of the module can be divided in</w:t>
+      </w:r>
+      <w:r>
+        <w:rPr>
+          <w:rFonts w:cs="Arial"/>
+          <w:bCs/>
+          <w:color w:val="00000A"/>
+        </w:rPr>
+        <w:t>to</w:t>
+      </w:r>
+      <w:r>
+        <w:rPr>
+          <w:rFonts w:cs="Arial"/>
+          <w:bCs/>
+          <w:color w:val="00000A"/>
+        </w:rPr>
+        <w:t xml:space="preserve"> two blocks: Wishbone signals (</w:t>
+      </w:r>
+      <w:r>
+        <w:rPr>
+          <w:rFonts w:cs="Arial"/>
+          <w:bCs/>
+          <w:color w:val="00000A"/>
+        </w:rPr>
+        <w:fldChar w:fldCharType="begin"/>
+      </w:r>
+      <w:r>
+        <w:rPr>
+          <w:rFonts w:cs="Arial"/>
+          <w:bCs/>
+          <w:color w:val="00000A"/>
+        </w:rPr>
+        <w:instrText xml:space="preserve"> REF _Ref45168305 \h </w:instrText>
+      </w:r>
+      <w:r>
+        <w:rPr>
+          <w:rFonts w:cs="Arial"/>
+          <w:bCs/>
+          <w:color w:val="00000A"/>
+        </w:rPr>
+      </w:r>
+      <w:r>
+        <w:rPr>
+          <w:rFonts w:cs="Arial"/>
+          <w:bCs/>
+          <w:color w:val="00000A"/>
+        </w:rPr>
+        <w:fldChar w:fldCharType="separate"/>
+      </w:r>
       <w:r>
         <w:t xml:space="preserve">Table </w:t>
       </w:r>
       <w:r>
+        <w:rPr>
+          <w:noProof/>
+        </w:rPr>
+        <w:t>6</w:t>
+      </w:r>
+      <w:r>
+        <w:rPr>
+          <w:rFonts w:cs="Arial"/>
+          <w:bCs/>
+          <w:color w:val="00000A"/>
+        </w:rPr>
+        <w:fldChar w:fldCharType="end"/>
+      </w:r>
+      <w:r>
+        <w:rPr>
+          <w:rFonts w:cs="Arial"/>
+          <w:bCs/>
+          <w:color w:val="00000A"/>
+        </w:rPr>
+        <w:t>) and external I/O signals (</w:t>
+      </w:r>
+      <w:r>
+        <w:rPr>
+          <w:rFonts w:cs="Arial"/>
+          <w:bCs/>
+          <w:color w:val="00000A"/>
+        </w:rPr>
         <w:fldChar w:fldCharType="begin"/>
       </w:r>
       <w:r>
+        <w:rPr>
+          <w:rFonts w:cs="Arial"/>
+          <w:bCs/>
+          <w:color w:val="00000A"/>
+        </w:rPr>
+        <w:instrText xml:space="preserve"> REF _Ref45168312 \h </w:instrText>
+      </w:r>
+      <w:r>
+        <w:rPr>
+          <w:rFonts w:cs="Arial"/>
+          <w:bCs/>
+          <w:color w:val="00000A"/>
+        </w:rPr>
+      </w:r>
+      <w:r>
+        <w:rPr>
+          <w:rFonts w:cs="Arial"/>
+          <w:bCs/>
+          <w:color w:val="00000A"/>
+        </w:rPr>
+        <w:fldChar w:fldCharType="separate"/>
+      </w:r>
+      <w:r>
+        <w:t xml:space="preserve">Table </w:t>
+      </w:r>
+      <w:r>
+        <w:rPr>
+          <w:noProof/>
+        </w:rPr>
+        <w:t>7</w:t>
+      </w:r>
+      <w:r>
+        <w:rPr>
+          <w:rFonts w:cs="Arial"/>
+          <w:bCs/>
+          <w:color w:val="00000A"/>
+        </w:rPr>
+        <w:fldChar w:fldCharType="end"/>
+      </w:r>
+      <w:r>
+        <w:rPr>
+          <w:rFonts w:cs="Arial"/>
+          <w:bCs/>
+          <w:color w:val="00000A"/>
+        </w:rPr>
+        <w:t>).</w:t>
+      </w:r>
+      <w:r>
+        <w:rPr>
+          <w:rFonts w:cs="Arial"/>
+          <w:bCs/>
+          <w:color w:val="00000A"/>
+        </w:rPr>
+        <w:t xml:space="preserve"> The Wishbone signals enable the </w:t>
+      </w:r>
+      <w:proofErr w:type="spellStart"/>
+      <w:r>
+        <w:rPr>
+          <w:rFonts w:cs="Arial"/>
+          <w:bCs/>
+          <w:color w:val="00000A"/>
+        </w:rPr>
+        <w:t>VeeR</w:t>
+      </w:r>
+      <w:proofErr w:type="spellEnd"/>
+      <w:r>
+        <w:rPr>
+          <w:rFonts w:cs="Arial"/>
+          <w:bCs/>
+          <w:color w:val="00000A"/>
+        </w:rPr>
+        <w:t xml:space="preserve"> EL2</w:t>
+      </w:r>
+      <w:r>
+        <w:rPr>
+          <w:rFonts w:cs="Arial"/>
+          <w:bCs/>
+          <w:color w:val="00000A"/>
+        </w:rPr>
+        <w:t xml:space="preserve"> Core to communicate with the ADC using the SPI protocol.</w:t>
+      </w:r>
+    </w:p>
+    <w:p>
+      <w:pPr>
+        <w:pStyle w:val="a5"/>
+        <w:jc w:val="center"/>
+      </w:pPr>
+      <w:bookmarkStart w:id="16" w:name="_Ref45168305"/>
+      <w:r>
+        <w:t xml:space="preserve">Table </w:t>
+      </w:r>
+      <w:r>
+        <w:fldChar w:fldCharType="begin"/>
+      </w:r>
+      <w:r>
         <w:instrText>SEQ Table \* ARABIC</w:instrText>
       </w:r>
       <w:r>
@@ -12452,7 +12627,7 @@
       <w:r>
         <w:fldChar w:fldCharType="end"/>
       </w:r>
-      <w:bookmarkEnd w:id="19"/>
+      <w:bookmarkEnd w:id="16"/>
       <w:r>
         <w:t>. Wishbone Signals</w:t>
       </w:r>
@@ -12955,6 +13130,7 @@
                 <w:rFonts w:eastAsia="Arial" w:cs="Arial"/>
                 <w:sz w:val="20"/>
               </w:rPr>
+              <w:lastRenderedPageBreak/>
               <w:t>dat_o</w:t>
             </w:r>
             <w:proofErr w:type="spellEnd"/>
@@ -13855,7 +14031,7 @@
         <w:pStyle w:val="a5"/>
         <w:jc w:val="center"/>
       </w:pPr>
-      <w:bookmarkStart w:id="20" w:name="_Ref45168312"/>
+      <w:bookmarkStart w:id="17" w:name="_Ref45168312"/>
       <w:r>
         <w:t xml:space="preserve">Table </w:t>
       </w:r>
@@ -13877,7 +14053,7 @@
       <w:r>
         <w:fldChar w:fldCharType="end"/>
       </w:r>
-      <w:bookmarkEnd w:id="20"/>
+      <w:bookmarkEnd w:id="17"/>
       <w:r>
         <w:t>. External I/O Signals</w:t>
       </w:r>
@@ -14651,7 +14827,25 @@
           <w:i/>
           <w:color w:val="00000A"/>
         </w:rPr>
-        <w:t>wb_m2s_spi_accel_adr</w:t>
+        <w:t>wb_m2s_spi_</w:t>
+      </w:r>
+      <w:r>
+        <w:rPr>
+          <w:rFonts w:cs="Arial"/>
+          <w:bCs/>
+          <w:i/>
+          <w:color w:val="00000A"/>
+        </w:rPr>
+        <w:t>oled</w:t>
+      </w:r>
+      <w:r>
+        <w:rPr>
+          <w:rFonts w:cs="Arial"/>
+          <w:bCs/>
+          <w:i/>
+          <w:color w:val="00000A"/>
+        </w:rPr>
+        <w:t>_adr</w:t>
       </w:r>
       <w:r>
         <w:rPr>
@@ -14944,7 +15138,6 @@
         <w:rPr>
           <w:color w:val="00000A"/>
         </w:rPr>
-        <w:lastRenderedPageBreak/>
         <w:t xml:space="preserve">instantiated in file </w:t>
       </w:r>
       <w:r>
@@ -14961,7 +15154,7 @@
           <w:iCs/>
           <w:color w:val="00000A"/>
         </w:rPr>
-        <w:t>Nexys Video</w:t>
+        <w:t xml:space="preserve">Nexys </w:t>
       </w:r>
       <w:r>
         <w:rPr>
@@ -14969,7 +15162,7 @@
           <w:iCs/>
           <w:color w:val="00000A"/>
         </w:rPr>
-        <w:t>VideoNoDDRPath]</w:t>
+        <w:t>Video</w:t>
       </w:r>
       <w:r>
         <w:rPr>
@@ -14977,6 +15170,14 @@
           <w:iCs/>
           <w:color w:val="00000A"/>
         </w:rPr>
+        <w:t>NoDDRPath]</w:t>
+      </w:r>
+      <w:r>
+        <w:rPr>
+          <w:i/>
+          <w:iCs/>
+          <w:color w:val="00000A"/>
+        </w:rPr>
         <w:t>/src/VeeRwolf/Interconnect/WishboneInterconnect/wb_intercon.v</w:t>
       </w:r>
       <w:r>
@@ -15023,7 +15224,7 @@
           <w:iCs/>
           <w:color w:val="00000A"/>
         </w:rPr>
-        <w:t>Nexys Video</w:t>
+        <w:t xml:space="preserve">Nexys </w:t>
       </w:r>
       <w:r>
         <w:rPr>
@@ -15031,7 +15232,7 @@
           <w:iCs/>
           <w:color w:val="00000A"/>
         </w:rPr>
-        <w:t>VideoNoDDRPath]</w:t>
+        <w:t>Video</w:t>
       </w:r>
       <w:r>
         <w:rPr>
@@ -15039,6 +15240,14 @@
           <w:iCs/>
           <w:color w:val="00000A"/>
         </w:rPr>
+        <w:t>NoDDRPath]</w:t>
+      </w:r>
+      <w:r>
+        <w:rPr>
+          <w:i/>
+          <w:iCs/>
+          <w:color w:val="00000A"/>
+        </w:rPr>
         <w:t>/src/VeeRwolf/Interconnect/WishboneInterconnect/wb_intercon.vh</w:t>
       </w:r>
       <w:r>
@@ -15095,7 +15304,7 @@
           <w:iCs/>
           <w:color w:val="00000A"/>
         </w:rPr>
-        <w:t>VideoNoDDRPath</w:t>
+        <w:t>NoDDRPath</w:t>
       </w:r>
       <w:proofErr w:type="spellEnd"/>
       <w:r>
@@ -15241,7 +15450,23 @@
           <w:bCs/>
           <w:color w:val="00000A"/>
         </w:rPr>
-        <w:t xml:space="preserve">For example, if the address generated by the CPU is in the range 0x80001100-0x8000113F, the accelerometer module is selected, and thus signals </w:t>
+        <w:t xml:space="preserve">For example, if the address generated by the CPU is in the range 0x80001100-0x8000113F, the </w:t>
+      </w:r>
+      <w:r>
+        <w:rPr>
+          <w:rFonts w:cs="Arial"/>
+          <w:bCs/>
+          <w:color w:val="00000A"/>
+        </w:rPr>
+        <w:t>OLED</w:t>
+      </w:r>
+      <w:r>
+        <w:rPr>
+          <w:rFonts w:cs="Arial"/>
+          <w:bCs/>
+          <w:color w:val="00000A"/>
+        </w:rPr>
+        <w:t xml:space="preserve"> module is selected, and thus signals </w:t>
       </w:r>
       <w:proofErr w:type="spellStart"/>
       <w:r>
@@ -15306,7 +15531,7 @@
           <w:i/>
           <w:color w:val="00000A"/>
         </w:rPr>
-        <w:t>accel</w:t>
+        <w:t>oled</w:t>
       </w:r>
       <w:proofErr w:type="spellEnd"/>
       <w:r>
@@ -15358,11 +15583,12 @@
           <w:noProof/>
           <w:lang w:eastAsia="es-ES"/>
         </w:rPr>
+        <w:lastRenderedPageBreak/>
         <w:drawing>
-          <wp:inline distT="0" distB="0" distL="0" distR="0" wp14:anchorId="5A98AA84" wp14:editId="56F13E6F">
-            <wp:extent cx="5492750" cy="2853144"/>
-            <wp:effectExtent l="0" t="0" r="0" b="4445"/>
-            <wp:docPr id="112983627" name="Picture 1" descr="A screen shot of a computer&#10;&#10;Description automatically generated"/>
+          <wp:inline distT="0" distB="0" distL="0" distR="0" wp14:anchorId="5A98AA84" wp14:editId="1D14C50D">
+            <wp:extent cx="5187321" cy="2854399"/>
+            <wp:effectExtent l="0" t="0" r="0" b="3175"/>
+            <wp:docPr id="112983627" name="Picture 1"/>
             <wp:cNvGraphicFramePr>
               <a:graphicFrameLocks xmlns:a="http://schemas.openxmlformats.org/drawingml/2006/main" noChangeAspect="1"/>
             </wp:cNvGraphicFramePr>
@@ -15370,11 +15596,17 @@
               <a:graphicData uri="http://schemas.openxmlformats.org/drawingml/2006/picture">
                 <pic:pic xmlns:pic="http://schemas.openxmlformats.org/drawingml/2006/picture">
                   <pic:nvPicPr>
-                    <pic:cNvPr id="112983627" name="Picture 1" descr="A screen shot of a computer&#10;&#10;Description automatically generated"/>
+                    <pic:cNvPr id="112983627" name="Picture 1"/>
                     <pic:cNvPicPr/>
                   </pic:nvPicPr>
                   <pic:blipFill>
-                    <a:blip r:embed="rId30"/>
+                    <a:blip r:embed="rId24" cstate="print">
+                      <a:extLst>
+                        <a:ext uri="{28A0092B-C50C-407E-A947-70E740481C1C}">
+                          <a14:useLocalDpi xmlns:a14="http://schemas.microsoft.com/office/drawing/2010/main" val="0"/>
+                        </a:ext>
+                      </a:extLst>
+                    </a:blip>
                     <a:stretch>
                       <a:fillRect/>
                     </a:stretch>
@@ -15382,7 +15614,7 @@
                   <pic:spPr>
                     <a:xfrm>
                       <a:off x="0" y="0"/>
-                      <a:ext cx="5495166" cy="2854399"/>
+                      <a:ext cx="5187321" cy="2854399"/>
                     </a:xfrm>
                     <a:prstGeom prst="rect">
                       <a:avLst/>
@@ -15400,7 +15632,7 @@
         <w:pStyle w:val="a5"/>
         <w:jc w:val="center"/>
       </w:pPr>
-      <w:bookmarkStart w:id="21" w:name="_Ref55131888"/>
+      <w:bookmarkStart w:id="18" w:name="_Ref55131888"/>
       <w:r>
         <w:t xml:space="preserve">Figure </w:t>
       </w:r>
@@ -15417,12 +15649,12 @@
         <w:rPr>
           <w:noProof/>
         </w:rPr>
-        <w:t>12</w:t>
+        <w:t>11</w:t>
       </w:r>
       <w:r>
         <w:fldChar w:fldCharType="end"/>
       </w:r>
-      <w:bookmarkEnd w:id="21"/>
+      <w:bookmarkEnd w:id="18"/>
       <w:r>
         <w:t>. 7-1 multiplexer selects the peripheral to connect to the CPU (</w:t>
       </w:r>
@@ -15491,7 +15723,18 @@
         <w:t xml:space="preserve">Exercise 1. </w:t>
       </w:r>
       <w:r>
-        <w:t>Create a RISC-V assembly program that reads the eight most significant bits of the X-axis, Y-axis, and Z-axis acceleration data and then displays those values on the 8-digit 7-Segment Displays.</w:t>
+        <w:t xml:space="preserve">Create a RISC-V assembly program that reads the eight most significant bits of the X-axis, Y-axis, and Z-axis </w:t>
+      </w:r>
+      <w:proofErr w:type="spellStart"/>
+      <w:r>
+        <w:t>oled</w:t>
+      </w:r>
+      <w:r>
+        <w:t>eration</w:t>
+      </w:r>
+      <w:proofErr w:type="spellEnd"/>
+      <w:r>
+        <w:t xml:space="preserve"> data and then displays those values on the 8-digit 7-Segment Displays.</w:t>
       </w:r>
     </w:p>
     <w:p/>
@@ -15542,7 +15785,7 @@
       <w:r>
         <w:t xml:space="preserve"> board’s ADT7420 temperature sensor (</w:t>
       </w:r>
-      <w:hyperlink r:id="rId31" w:history="1">
+      <w:hyperlink r:id="rId25" w:history="1">
         <w:r>
           <w:rPr>
             <w:rStyle w:val="af1"/>
@@ -15557,12 +15800,12 @@
     <w:p/>
     <w:p/>
     <w:sectPr>
-      <w:headerReference w:type="even" r:id="rId32"/>
-      <w:headerReference w:type="default" r:id="rId33"/>
-      <w:footerReference w:type="even" r:id="rId34"/>
-      <w:footerReference w:type="default" r:id="rId35"/>
-      <w:headerReference w:type="first" r:id="rId36"/>
-      <w:footerReference w:type="first" r:id="rId37"/>
+      <w:headerReference w:type="even" r:id="rId26"/>
+      <w:headerReference w:type="default" r:id="rId27"/>
+      <w:footerReference w:type="even" r:id="rId28"/>
+      <w:footerReference w:type="default" r:id="rId29"/>
+      <w:headerReference w:type="first" r:id="rId30"/>
+      <w:footerReference w:type="first" r:id="rId31"/>
       <w:pgSz w:w="11906" w:h="16838"/>
       <w:pgMar w:top="1800" w:right="1440" w:bottom="1440" w:left="1440" w:header="706" w:footer="389" w:gutter="0"/>
       <w:cols w:space="720"/>
@@ -17036,6 +17279,119 @@
     </w:lvl>
   </w:abstractNum>
   <w:abstractNum w:abstractNumId="11" w15:restartNumberingAfterBreak="0">
+    <w:nsid w:val="24284A7B"/>
+    <w:multiLevelType w:val="hybridMultilevel"/>
+    <w:tmpl w:val="0B6A4056"/>
+    <w:lvl w:ilvl="0" w:tplc="04090001">
+      <w:start w:val="1"/>
+      <w:numFmt w:val="bullet"/>
+      <w:lvlText w:val=""/>
+      <w:lvlJc w:val="left"/>
+      <w:pPr>
+        <w:ind w:left="1440" w:hanging="360"/>
+      </w:pPr>
+      <w:rPr>
+        <w:rFonts w:ascii="Symbol" w:hAnsi="Symbol" w:hint="default"/>
+      </w:rPr>
+    </w:lvl>
+    <w:lvl w:ilvl="1" w:tplc="04090003" w:tentative="1">
+      <w:start w:val="1"/>
+      <w:numFmt w:val="bullet"/>
+      <w:lvlText w:val="o"/>
+      <w:lvlJc w:val="left"/>
+      <w:pPr>
+        <w:ind w:left="2160" w:hanging="360"/>
+      </w:pPr>
+      <w:rPr>
+        <w:rFonts w:ascii="Courier New" w:hAnsi="Courier New" w:cs="Courier New" w:hint="default"/>
+      </w:rPr>
+    </w:lvl>
+    <w:lvl w:ilvl="2" w:tplc="04090005" w:tentative="1">
+      <w:start w:val="1"/>
+      <w:numFmt w:val="bullet"/>
+      <w:lvlText w:val=""/>
+      <w:lvlJc w:val="left"/>
+      <w:pPr>
+        <w:ind w:left="2880" w:hanging="360"/>
+      </w:pPr>
+      <w:rPr>
+        <w:rFonts w:ascii="Wingdings" w:hAnsi="Wingdings" w:hint="default"/>
+      </w:rPr>
+    </w:lvl>
+    <w:lvl w:ilvl="3" w:tplc="04090001" w:tentative="1">
+      <w:start w:val="1"/>
+      <w:numFmt w:val="bullet"/>
+      <w:lvlText w:val=""/>
+      <w:lvlJc w:val="left"/>
+      <w:pPr>
+        <w:ind w:left="3600" w:hanging="360"/>
+      </w:pPr>
+      <w:rPr>
+        <w:rFonts w:ascii="Symbol" w:hAnsi="Symbol" w:hint="default"/>
+      </w:rPr>
+    </w:lvl>
+    <w:lvl w:ilvl="4" w:tplc="04090003" w:tentative="1">
+      <w:start w:val="1"/>
+      <w:numFmt w:val="bullet"/>
+      <w:lvlText w:val="o"/>
+      <w:lvlJc w:val="left"/>
+      <w:pPr>
+        <w:ind w:left="4320" w:hanging="360"/>
+      </w:pPr>
+      <w:rPr>
+        <w:rFonts w:ascii="Courier New" w:hAnsi="Courier New" w:cs="Courier New" w:hint="default"/>
+      </w:rPr>
+    </w:lvl>
+    <w:lvl w:ilvl="5" w:tplc="04090005" w:tentative="1">
+      <w:start w:val="1"/>
+      <w:numFmt w:val="bullet"/>
+      <w:lvlText w:val=""/>
+      <w:lvlJc w:val="left"/>
+      <w:pPr>
+        <w:ind w:left="5040" w:hanging="360"/>
+      </w:pPr>
+      <w:rPr>
+        <w:rFonts w:ascii="Wingdings" w:hAnsi="Wingdings" w:hint="default"/>
+      </w:rPr>
+    </w:lvl>
+    <w:lvl w:ilvl="6" w:tplc="04090001" w:tentative="1">
+      <w:start w:val="1"/>
+      <w:numFmt w:val="bullet"/>
+      <w:lvlText w:val=""/>
+      <w:lvlJc w:val="left"/>
+      <w:pPr>
+        <w:ind w:left="5760" w:hanging="360"/>
+      </w:pPr>
+      <w:rPr>
+        <w:rFonts w:ascii="Symbol" w:hAnsi="Symbol" w:hint="default"/>
+      </w:rPr>
+    </w:lvl>
+    <w:lvl w:ilvl="7" w:tplc="04090003" w:tentative="1">
+      <w:start w:val="1"/>
+      <w:numFmt w:val="bullet"/>
+      <w:lvlText w:val="o"/>
+      <w:lvlJc w:val="left"/>
+      <w:pPr>
+        <w:ind w:left="6480" w:hanging="360"/>
+      </w:pPr>
+      <w:rPr>
+        <w:rFonts w:ascii="Courier New" w:hAnsi="Courier New" w:cs="Courier New" w:hint="default"/>
+      </w:rPr>
+    </w:lvl>
+    <w:lvl w:ilvl="8" w:tplc="04090005" w:tentative="1">
+      <w:start w:val="1"/>
+      <w:numFmt w:val="bullet"/>
+      <w:lvlText w:val=""/>
+      <w:lvlJc w:val="left"/>
+      <w:pPr>
+        <w:ind w:left="7200" w:hanging="360"/>
+      </w:pPr>
+      <w:rPr>
+        <w:rFonts w:ascii="Wingdings" w:hAnsi="Wingdings" w:hint="default"/>
+      </w:rPr>
+    </w:lvl>
+  </w:abstractNum>
+  <w:abstractNum w:abstractNumId="12" w15:restartNumberingAfterBreak="0">
     <w:nsid w:val="274A7A77"/>
     <w:multiLevelType w:val="hybridMultilevel"/>
     <w:tmpl w:val="31E6C1F0"/>
@@ -17147,7 +17503,7 @@
       </w:rPr>
     </w:lvl>
   </w:abstractNum>
-  <w:abstractNum w:abstractNumId="12" w15:restartNumberingAfterBreak="0">
+  <w:abstractNum w:abstractNumId="13" w15:restartNumberingAfterBreak="0">
     <w:nsid w:val="32F803D6"/>
     <w:multiLevelType w:val="hybridMultilevel"/>
     <w:tmpl w:val="F9C8F75A"/>
@@ -17237,7 +17593,7 @@
       </w:pPr>
     </w:lvl>
   </w:abstractNum>
-  <w:abstractNum w:abstractNumId="13" w15:restartNumberingAfterBreak="0">
+  <w:abstractNum w:abstractNumId="14" w15:restartNumberingAfterBreak="0">
     <w:nsid w:val="340012D8"/>
     <w:multiLevelType w:val="hybridMultilevel"/>
     <w:tmpl w:val="3E688442"/>
@@ -17326,7 +17682,7 @@
       </w:pPr>
     </w:lvl>
   </w:abstractNum>
-  <w:abstractNum w:abstractNumId="14" w15:restartNumberingAfterBreak="0">
+  <w:abstractNum w:abstractNumId="15" w15:restartNumberingAfterBreak="0">
     <w:nsid w:val="3E197446"/>
     <w:multiLevelType w:val="hybridMultilevel"/>
     <w:tmpl w:val="28385E52"/>
@@ -17416,7 +17772,7 @@
       </w:pPr>
     </w:lvl>
   </w:abstractNum>
-  <w:abstractNum w:abstractNumId="15" w15:restartNumberingAfterBreak="0">
+  <w:abstractNum w:abstractNumId="16" w15:restartNumberingAfterBreak="0">
     <w:nsid w:val="3ED82E3D"/>
     <w:multiLevelType w:val="hybridMultilevel"/>
     <w:tmpl w:val="A00EBC06"/>
@@ -17502,7 +17858,7 @@
       </w:pPr>
     </w:lvl>
   </w:abstractNum>
-  <w:abstractNum w:abstractNumId="16" w15:restartNumberingAfterBreak="0">
+  <w:abstractNum w:abstractNumId="17" w15:restartNumberingAfterBreak="0">
     <w:nsid w:val="47473205"/>
     <w:multiLevelType w:val="hybridMultilevel"/>
     <w:tmpl w:val="1BB8B422"/>
@@ -17592,7 +17948,7 @@
       </w:pPr>
     </w:lvl>
   </w:abstractNum>
-  <w:abstractNum w:abstractNumId="17" w15:restartNumberingAfterBreak="0">
+  <w:abstractNum w:abstractNumId="18" w15:restartNumberingAfterBreak="0">
     <w:nsid w:val="4E76391B"/>
     <w:multiLevelType w:val="hybridMultilevel"/>
     <w:tmpl w:val="E10046D4"/>
@@ -17703,7 +18059,7 @@
       </w:rPr>
     </w:lvl>
   </w:abstractNum>
-  <w:abstractNum w:abstractNumId="18" w15:restartNumberingAfterBreak="0">
+  <w:abstractNum w:abstractNumId="19" w15:restartNumberingAfterBreak="0">
     <w:nsid w:val="5A7E4D5C"/>
     <w:multiLevelType w:val="hybridMultilevel"/>
     <w:tmpl w:val="007AB89C"/>
@@ -17816,7 +18172,7 @@
       </w:rPr>
     </w:lvl>
   </w:abstractNum>
-  <w:abstractNum w:abstractNumId="19" w15:restartNumberingAfterBreak="0">
+  <w:abstractNum w:abstractNumId="20" w15:restartNumberingAfterBreak="0">
     <w:nsid w:val="5C5D16EB"/>
     <w:multiLevelType w:val="hybridMultilevel"/>
     <w:tmpl w:val="EAFC760A"/>
@@ -17929,7 +18285,7 @@
       </w:rPr>
     </w:lvl>
   </w:abstractNum>
-  <w:abstractNum w:abstractNumId="20" w15:restartNumberingAfterBreak="0">
+  <w:abstractNum w:abstractNumId="21" w15:restartNumberingAfterBreak="0">
     <w:nsid w:val="62314646"/>
     <w:multiLevelType w:val="hybridMultilevel"/>
     <w:tmpl w:val="FA789684"/>
@@ -18019,7 +18375,7 @@
       </w:pPr>
     </w:lvl>
   </w:abstractNum>
-  <w:abstractNum w:abstractNumId="21" w15:restartNumberingAfterBreak="0">
+  <w:abstractNum w:abstractNumId="22" w15:restartNumberingAfterBreak="0">
     <w:nsid w:val="650A0C9A"/>
     <w:multiLevelType w:val="hybridMultilevel"/>
     <w:tmpl w:val="FA789684"/>
@@ -18109,7 +18465,7 @@
       </w:pPr>
     </w:lvl>
   </w:abstractNum>
-  <w:abstractNum w:abstractNumId="22" w15:restartNumberingAfterBreak="0">
+  <w:abstractNum w:abstractNumId="23" w15:restartNumberingAfterBreak="0">
     <w:nsid w:val="68920753"/>
     <w:multiLevelType w:val="hybridMultilevel"/>
     <w:tmpl w:val="2408C348"/>
@@ -18125,7 +18481,7 @@
         <w:rFonts w:hint="default"/>
       </w:rPr>
     </w:lvl>
-    <w:lvl w:ilvl="1" w:tplc="04090019" w:tentative="1">
+    <w:lvl w:ilvl="1" w:tplc="04090019">
       <w:start w:val="1"/>
       <w:numFmt w:val="lowerLetter"/>
       <w:lvlText w:val="%2."/>
@@ -18198,7 +18554,7 @@
       </w:pPr>
     </w:lvl>
   </w:abstractNum>
-  <w:abstractNum w:abstractNumId="23" w15:restartNumberingAfterBreak="0">
+  <w:abstractNum w:abstractNumId="24" w15:restartNumberingAfterBreak="0">
     <w:nsid w:val="72992BC7"/>
     <w:multiLevelType w:val="hybridMultilevel"/>
     <w:tmpl w:val="FA789684"/>
@@ -18288,7 +18644,7 @@
       </w:pPr>
     </w:lvl>
   </w:abstractNum>
-  <w:abstractNum w:abstractNumId="24" w15:restartNumberingAfterBreak="0">
+  <w:abstractNum w:abstractNumId="25" w15:restartNumberingAfterBreak="0">
     <w:nsid w:val="79A0411C"/>
     <w:multiLevelType w:val="hybridMultilevel"/>
     <w:tmpl w:val="381E3384"/>
@@ -18377,7 +18733,7 @@
       </w:pPr>
     </w:lvl>
   </w:abstractNum>
-  <w:abstractNum w:abstractNumId="25" w15:restartNumberingAfterBreak="0">
+  <w:abstractNum w:abstractNumId="26" w15:restartNumberingAfterBreak="0">
     <w:nsid w:val="7BF12213"/>
     <w:multiLevelType w:val="hybridMultilevel"/>
     <w:tmpl w:val="6E120D06"/>
@@ -18489,7 +18845,7 @@
       </w:rPr>
     </w:lvl>
   </w:abstractNum>
-  <w:abstractNum w:abstractNumId="26" w15:restartNumberingAfterBreak="0">
+  <w:abstractNum w:abstractNumId="27" w15:restartNumberingAfterBreak="0">
     <w:nsid w:val="7C645D70"/>
     <w:multiLevelType w:val="hybridMultilevel"/>
     <w:tmpl w:val="CBB8CDAE"/>
@@ -18601,31 +18957,31 @@
     </w:lvl>
   </w:abstractNum>
   <w:num w:numId="1" w16cid:durableId="1725257265">
-    <w:abstractNumId w:val="24"/>
+    <w:abstractNumId w:val="25"/>
   </w:num>
   <w:num w:numId="2" w16cid:durableId="499783490">
     <w:abstractNumId w:val="9"/>
   </w:num>
   <w:num w:numId="3" w16cid:durableId="312683119">
-    <w:abstractNumId w:val="25"/>
+    <w:abstractNumId w:val="26"/>
   </w:num>
   <w:num w:numId="4" w16cid:durableId="658583752">
-    <w:abstractNumId w:val="13"/>
+    <w:abstractNumId w:val="14"/>
   </w:num>
   <w:num w:numId="5" w16cid:durableId="1757314147">
-    <w:abstractNumId w:val="26"/>
+    <w:abstractNumId w:val="27"/>
   </w:num>
   <w:num w:numId="6" w16cid:durableId="1302884065">
-    <w:abstractNumId w:val="17"/>
+    <w:abstractNumId w:val="18"/>
   </w:num>
   <w:num w:numId="7" w16cid:durableId="1889606259">
-    <w:abstractNumId w:val="16"/>
+    <w:abstractNumId w:val="17"/>
   </w:num>
   <w:num w:numId="8" w16cid:durableId="1076053298">
     <w:abstractNumId w:val="0"/>
   </w:num>
   <w:num w:numId="9" w16cid:durableId="149758309">
-    <w:abstractNumId w:val="11"/>
+    <w:abstractNumId w:val="12"/>
   </w:num>
   <w:num w:numId="10" w16cid:durableId="404227467">
     <w:abstractNumId w:val="10"/>
@@ -18634,7 +18990,7 @@
     <w:abstractNumId w:val="6"/>
   </w:num>
   <w:num w:numId="12" w16cid:durableId="497574640">
-    <w:abstractNumId w:val="23"/>
+    <w:abstractNumId w:val="24"/>
   </w:num>
   <w:num w:numId="13" w16cid:durableId="2018265914">
     <w:abstractNumId w:val="4"/>
@@ -18643,13 +18999,13 @@
     <w:abstractNumId w:val="1"/>
   </w:num>
   <w:num w:numId="15" w16cid:durableId="802187824">
-    <w:abstractNumId w:val="15"/>
+    <w:abstractNumId w:val="16"/>
   </w:num>
   <w:num w:numId="16" w16cid:durableId="1191648969">
-    <w:abstractNumId w:val="21"/>
+    <w:abstractNumId w:val="22"/>
   </w:num>
   <w:num w:numId="17" w16cid:durableId="1627197224">
-    <w:abstractNumId w:val="20"/>
+    <w:abstractNumId w:val="21"/>
   </w:num>
   <w:num w:numId="18" w16cid:durableId="200555104">
     <w:abstractNumId w:val="2"/>
@@ -18658,28 +19014,31 @@
     <w:abstractNumId w:val="7"/>
   </w:num>
   <w:num w:numId="20" w16cid:durableId="1182402269">
-    <w:abstractNumId w:val="14"/>
+    <w:abstractNumId w:val="15"/>
   </w:num>
   <w:num w:numId="21" w16cid:durableId="501579663">
     <w:abstractNumId w:val="8"/>
   </w:num>
   <w:num w:numId="22" w16cid:durableId="1749300349">
-    <w:abstractNumId w:val="12"/>
+    <w:abstractNumId w:val="13"/>
   </w:num>
   <w:num w:numId="23" w16cid:durableId="683826984">
-    <w:abstractNumId w:val="19"/>
+    <w:abstractNumId w:val="20"/>
   </w:num>
   <w:num w:numId="24" w16cid:durableId="1455638724">
-    <w:abstractNumId w:val="18"/>
+    <w:abstractNumId w:val="19"/>
   </w:num>
   <w:num w:numId="25" w16cid:durableId="603390379">
     <w:abstractNumId w:val="5"/>
   </w:num>
   <w:num w:numId="26" w16cid:durableId="760029705">
-    <w:abstractNumId w:val="22"/>
+    <w:abstractNumId w:val="23"/>
   </w:num>
   <w:num w:numId="27" w16cid:durableId="179508232">
     <w:abstractNumId w:val="3"/>
+  </w:num>
+  <w:num w:numId="28" w16cid:durableId="615677357">
+    <w:abstractNumId w:val="11"/>
   </w:num>
   <w:numIdMacAtCleanup w:val="6"/>
 </w:numbering>
@@ -19167,7 +19526,6 @@
   <w:style w:type="character" w:default="1" w:styleId="a0">
     <w:name w:val="Default Paragraph Font"/>
     <w:uiPriority w:val="1"/>
-    <w:semiHidden/>
     <w:unhideWhenUsed/>
   </w:style>
   <w:style w:type="table" w:default="1" w:styleId="a1">
@@ -20051,6 +20409,18 @@
       <w:shd w:val="clear" w:color="auto" w:fill="E1DFDD"/>
     </w:rPr>
   </w:style>
+  <w:style w:type="character" w:styleId="af4">
+    <w:name w:val="Unresolved Mention"/>
+    <w:basedOn w:val="a0"/>
+    <w:uiPriority w:val="99"/>
+    <w:semiHidden/>
+    <w:unhideWhenUsed/>
+    <w:rsid w:val="001B7106"/>
+    <w:rPr>
+      <w:color w:val="605E5C"/>
+      <w:shd w:val="clear" w:color="auto" w:fill="E1DFDD"/>
+    </w:rPr>
+  </w:style>
 </w:styles>
 </file>
 

--- a/RVfpga/RVfpgaEL2/RVfpga_NexysVideo-NoDDR/Labs/Lab10/RVfpga_Lab10_VeeR-EL2_NexysVideo-NoDDR.docx
+++ b/RVfpga/RVfpgaEL2/RVfpga_NexysVideo-NoDDR/Labs/Lab10/RVfpga_Lab10_VeeR-EL2_NexysVideo-NoDDR.docx
@@ -25,7 +25,7 @@
           <w:lang w:val="es-ES" w:eastAsia="es-ES"/>
         </w:rPr>
         <w:drawing>
-          <wp:inline distT="0" distB="0" distL="0" distR="0" wp14:anchorId="33032411" wp14:editId="1A8B5EBE">
+          <wp:inline distT="0" distB="0" distL="0" distR="0" wp14:anchorId="33032411" wp14:editId="07F3746A">
             <wp:extent cx="2637790" cy="1459865"/>
             <wp:effectExtent l="0" t="0" r="0" b="0"/>
             <wp:docPr id="964890080" name="Picture 3" descr="C:\Users\jackie.qin\Desktop\Logos &amp;Posters\IMG-png_RGB\Imagination_Logo_Primary_Blk.pngImagination_Logo_Primary_Blk"/>
@@ -300,6 +300,128 @@
           <w:lang w:val="en-US" w:eastAsia="en-GB"/>
         </w:rPr>
       </w:pPr>
+      <w:r>
+        <w:rPr>
+          <w:rFonts w:cs="Arial"/>
+          <w:noProof/>
+          <w:lang w:eastAsia="en-GB"/>
+        </w:rPr>
+        <mc:AlternateContent>
+          <mc:Choice Requires="wps">
+            <w:drawing>
+              <wp:anchor distT="0" distB="0" distL="114300" distR="114300" simplePos="0" relativeHeight="251669504" behindDoc="0" locked="0" layoutInCell="1" allowOverlap="1" wp14:anchorId="29616E8B" wp14:editId="2E2C0955">
+                <wp:simplePos x="0" y="0"/>
+                <wp:positionH relativeFrom="column">
+                  <wp:posOffset>-1554480</wp:posOffset>
+                </wp:positionH>
+                <wp:positionV relativeFrom="paragraph">
+                  <wp:posOffset>286384</wp:posOffset>
+                </wp:positionV>
+                <wp:extent cx="10586085" cy="1323340"/>
+                <wp:effectExtent l="0" t="3543300" r="0" b="3534410"/>
+                <wp:wrapNone/>
+                <wp:docPr id="1301584176" name="文本框 3"/>
+                <wp:cNvGraphicFramePr/>
+                <a:graphic xmlns:a="http://schemas.openxmlformats.org/drawingml/2006/main">
+                  <a:graphicData uri="http://schemas.microsoft.com/office/word/2010/wordprocessingShape">
+                    <wps:wsp>
+                      <wps:cNvSpPr txBox="1"/>
+                      <wps:spPr>
+                        <a:xfrm rot="18915791">
+                          <a:off x="0" y="0"/>
+                          <a:ext cx="10586085" cy="1323340"/>
+                        </a:xfrm>
+                        <a:prstGeom prst="rect">
+                          <a:avLst/>
+                        </a:prstGeom>
+                        <a:solidFill>
+                          <a:srgbClr val="440099">
+                            <a:alpha val="72000"/>
+                          </a:srgbClr>
+                        </a:solidFill>
+                      </wps:spPr>
+                      <wps:txbx>
+                        <w:txbxContent>
+                          <w:p>
+                            <w:pPr>
+                              <w:jc w:val="center"/>
+                              <w:rPr>
+                                <w:rFonts w:asciiTheme="minorHAnsi" w:hAnsi="Calibri" w:cstheme="minorBidi"/>
+                                <w:b/>
+                                <w:bCs/>
+                                <w:color w:val="FFFFFF" w:themeColor="background1"/>
+                                <w:kern w:val="24"/>
+                                <w:sz w:val="160"/>
+                                <w:szCs w:val="160"/>
+                              </w:rPr>
+                            </w:pPr>
+                            <w:r>
+                              <w:rPr>
+                                <w:rFonts w:asciiTheme="minorHAnsi" w:hAnsi="Calibri" w:cstheme="minorBidi"/>
+                                <w:b/>
+                                <w:bCs/>
+                                <w:color w:val="FFFFFF" w:themeColor="background1"/>
+                                <w:kern w:val="24"/>
+                                <w:sz w:val="160"/>
+                                <w:szCs w:val="160"/>
+                              </w:rPr>
+                              <w:t xml:space="preserve"> Custom Edition</w:t>
+                            </w:r>
+                          </w:p>
+                        </w:txbxContent>
+                      </wps:txbx>
+                      <wps:bodyPr wrap="square" rtlCol="0">
+                        <a:spAutoFit/>
+                      </wps:bodyPr>
+                    </wps:wsp>
+                  </a:graphicData>
+                </a:graphic>
+              </wp:anchor>
+            </w:drawing>
+          </mc:Choice>
+          <mc:Fallback>
+            <w:pict>
+              <v:shapetype w14:anchorId="29616E8B" id="_x0000_t202" coordsize="21600,21600" o:spt="202" path="m,l,21600r21600,l21600,xe">
+                <v:stroke joinstyle="miter"/>
+                <v:path gradientshapeok="t" o:connecttype="rect"/>
+              </v:shapetype>
+              <v:shape id="文本框 3" o:spid="_x0000_s1026" type="#_x0000_t202" style="position:absolute;margin-left:-122.4pt;margin-top:22.55pt;width:833.55pt;height:104.2pt;rotation:-2931872fd;z-index:251669504;visibility:visible;mso-wrap-style:square;mso-wrap-distance-left:9pt;mso-wrap-distance-top:0;mso-wrap-distance-right:9pt;mso-wrap-distance-bottom:0;mso-position-horizontal:absolute;mso-position-horizontal-relative:text;mso-position-vertical:absolute;mso-position-vertical-relative:text;v-text-anchor:top" o:gfxdata="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" fillcolor="#409" stroked="f">
+                <v:fill opacity="47288f"/>
+                <v:textbox style="mso-fit-shape-to-text:t">
+                  <w:txbxContent>
+                    <w:p>
+                      <w:pPr>
+                        <w:jc w:val="center"/>
+                        <w:rPr>
+                          <w:rFonts w:asciiTheme="minorHAnsi" w:hAnsi="Calibri" w:cstheme="minorBidi"/>
+                          <w:b/>
+                          <w:bCs/>
+                          <w:color w:val="FFFFFF" w:themeColor="background1"/>
+                          <w:kern w:val="24"/>
+                          <w:sz w:val="160"/>
+                          <w:szCs w:val="160"/>
+                        </w:rPr>
+                      </w:pPr>
+                      <w:r>
+                        <w:rPr>
+                          <w:rFonts w:asciiTheme="minorHAnsi" w:hAnsi="Calibri" w:cstheme="minorBidi"/>
+                          <w:b/>
+                          <w:bCs/>
+                          <w:color w:val="FFFFFF" w:themeColor="background1"/>
+                          <w:kern w:val="24"/>
+                          <w:sz w:val="160"/>
+                          <w:szCs w:val="160"/>
+                        </w:rPr>
+                        <w:t xml:space="preserve"> Custom Edition</w:t>
+                      </w:r>
+                    </w:p>
+                  </w:txbxContent>
+                </v:textbox>
+              </v:shape>
+            </w:pict>
+          </mc:Fallback>
+        </mc:AlternateContent>
+      </w:r>
     </w:p>
     <w:p>
       <w:pPr>
@@ -2209,10 +2331,10 @@
             <v:path o:extrusionok="f" gradientshapeok="t" o:connecttype="rect"/>
             <o:lock v:ext="edit" aspectratio="t"/>
           </v:shapetype>
-          <v:shape id="_x0000_i1025" type="#_x0000_t75" style="width:451.25pt;height:247.6pt" o:ole="">
+          <v:shape id="_x0000_i1025" type="#_x0000_t75" style="width:451.2pt;height:247.65pt" o:ole="">
             <v:imagedata r:id="rId12" o:title=""/>
           </v:shape>
-          <o:OLEObject Type="Embed" ProgID="Visio.Drawing.15" ShapeID="_x0000_i1025" DrawAspect="Content" ObjectID="_1821821295" r:id="rId13"/>
+          <o:OLEObject Type="Embed" ProgID="Visio.Drawing.15" ShapeID="_x0000_i1025" DrawAspect="Content" ObjectID="_1821825271" r:id="rId13"/>
         </w:object>
       </w:r>
     </w:p>
@@ -2620,7 +2742,6 @@
     <w:p>
       <w:pPr>
         <w:rPr>
-          <w:rFonts w:hint="eastAsia"/>
           <w:color w:val="00000A"/>
           <w:lang w:eastAsia="zh-CN"/>
         </w:rPr>
@@ -7366,7 +7487,7 @@
     <w:p>
       <w:pPr>
         <w:rPr>
-          <w:rFonts w:cs="Arial" w:hint="eastAsia"/>
+          <w:rFonts w:cs="Arial"/>
           <w:bCs/>
           <w:color w:val="00000A"/>
           <w:lang w:eastAsia="zh-CN"/>
@@ -7925,7 +8046,7 @@
     <w:p>
       <w:pPr>
         <w:rPr>
-          <w:rFonts w:cs="Arial" w:hint="eastAsia"/>
+          <w:rFonts w:cs="Arial"/>
           <w:bCs/>
           <w:color w:val="00000A"/>
           <w:lang w:eastAsia="zh-CN"/>
@@ -8960,7 +9081,7 @@
         <w:rPr>
           <w:noProof/>
         </w:rPr>
-        <w:t>8</w:t>
+        <w:t>6</w:t>
       </w:r>
       <w:r>
         <w:rPr>
@@ -9088,7 +9209,7 @@
         <w:rPr>
           <w:noProof/>
         </w:rPr>
-        <w:t>8</w:t>
+        <w:t>6</w:t>
       </w:r>
       <w:r>
         <w:rPr>
@@ -9216,7 +9337,7 @@
         <w:rPr>
           <w:noProof/>
         </w:rPr>
-        <w:t>8</w:t>
+        <w:t>6</w:t>
       </w:r>
       <w:r>
         <w:rPr>
@@ -10487,7 +10608,7 @@
         <w:rPr>
           <w:noProof/>
         </w:rPr>
-        <w:t>10</w:t>
+        <w:t>8</w:t>
       </w:r>
       <w:r>
         <w:rPr>
@@ -10587,7 +10708,7 @@
         <w:rPr>
           <w:noProof/>
         </w:rPr>
-        <w:t>10</w:t>
+        <w:t>8</w:t>
       </w:r>
       <w:r>
         <w:rPr>
@@ -11846,6 +11967,7 @@
       <w:r>
         <w:rPr>
           <w:rFonts w:cs="Arial"/>
+          <w:noProof/>
           <w:sz w:val="24"/>
         </w:rPr>
         <w:lastRenderedPageBreak/>
@@ -11898,24 +12020,14 @@
       <w:r>
         <w:t xml:space="preserve">Figure </w:t>
       </w:r>
-      <w:r>
-        <w:fldChar w:fldCharType="begin"/>
-      </w:r>
-      <w:r>
-        <w:instrText xml:space="preserve"> SEQ Figure \* ARABIC </w:instrText>
-      </w:r>
-      <w:r>
-        <w:fldChar w:fldCharType="separate"/>
-      </w:r>
-      <w:r>
-        <w:rPr>
-          <w:noProof/>
-        </w:rPr>
-        <w:t>9</w:t>
-      </w:r>
-      <w:r>
-        <w:fldChar w:fldCharType="end"/>
-      </w:r>
+      <w:fldSimple w:instr=" SEQ Figure \* ARABIC ">
+        <w:r>
+          <w:rPr>
+            <w:noProof/>
+          </w:rPr>
+          <w:t>9</w:t>
+        </w:r>
+      </w:fldSimple>
       <w:r>
         <w:rPr>
           <w:rFonts w:hint="eastAsia"/>
@@ -12249,7 +12361,7 @@
         <w:rPr>
           <w:noProof/>
         </w:rPr>
-        <w:t>11</w:t>
+        <w:t>10</w:t>
       </w:r>
       <w:r>
         <w:rPr>
@@ -12491,63 +12603,63 @@
         <w:rPr>
           <w:noProof/>
         </w:rPr>
+        <w:t>5</w:t>
+      </w:r>
+      <w:r>
+        <w:rPr>
+          <w:rFonts w:cs="Arial"/>
+          <w:bCs/>
+          <w:color w:val="00000A"/>
+        </w:rPr>
+        <w:fldChar w:fldCharType="end"/>
+      </w:r>
+      <w:r>
+        <w:rPr>
+          <w:rFonts w:cs="Arial"/>
+          <w:bCs/>
+          <w:color w:val="00000A"/>
+        </w:rPr>
+        <w:t>) and external I/O signals (</w:t>
+      </w:r>
+      <w:r>
+        <w:rPr>
+          <w:rFonts w:cs="Arial"/>
+          <w:bCs/>
+          <w:color w:val="00000A"/>
+        </w:rPr>
+        <w:fldChar w:fldCharType="begin"/>
+      </w:r>
+      <w:r>
+        <w:rPr>
+          <w:rFonts w:cs="Arial"/>
+          <w:bCs/>
+          <w:color w:val="00000A"/>
+        </w:rPr>
+        <w:instrText xml:space="preserve"> REF _Ref45168312 \h </w:instrText>
+      </w:r>
+      <w:r>
+        <w:rPr>
+          <w:rFonts w:cs="Arial"/>
+          <w:bCs/>
+          <w:color w:val="00000A"/>
+        </w:rPr>
+      </w:r>
+      <w:r>
+        <w:rPr>
+          <w:rFonts w:cs="Arial"/>
+          <w:bCs/>
+          <w:color w:val="00000A"/>
+        </w:rPr>
+        <w:fldChar w:fldCharType="separate"/>
+      </w:r>
+      <w:r>
+        <w:t xml:space="preserve">Table </w:t>
+      </w:r>
+      <w:r>
+        <w:rPr>
+          <w:noProof/>
+        </w:rPr>
         <w:t>6</w:t>
-      </w:r>
-      <w:r>
-        <w:rPr>
-          <w:rFonts w:cs="Arial"/>
-          <w:bCs/>
-          <w:color w:val="00000A"/>
-        </w:rPr>
-        <w:fldChar w:fldCharType="end"/>
-      </w:r>
-      <w:r>
-        <w:rPr>
-          <w:rFonts w:cs="Arial"/>
-          <w:bCs/>
-          <w:color w:val="00000A"/>
-        </w:rPr>
-        <w:t>) and external I/O signals (</w:t>
-      </w:r>
-      <w:r>
-        <w:rPr>
-          <w:rFonts w:cs="Arial"/>
-          <w:bCs/>
-          <w:color w:val="00000A"/>
-        </w:rPr>
-        <w:fldChar w:fldCharType="begin"/>
-      </w:r>
-      <w:r>
-        <w:rPr>
-          <w:rFonts w:cs="Arial"/>
-          <w:bCs/>
-          <w:color w:val="00000A"/>
-        </w:rPr>
-        <w:instrText xml:space="preserve"> REF _Ref45168312 \h </w:instrText>
-      </w:r>
-      <w:r>
-        <w:rPr>
-          <w:rFonts w:cs="Arial"/>
-          <w:bCs/>
-          <w:color w:val="00000A"/>
-        </w:rPr>
-      </w:r>
-      <w:r>
-        <w:rPr>
-          <w:rFonts w:cs="Arial"/>
-          <w:bCs/>
-          <w:color w:val="00000A"/>
-        </w:rPr>
-        <w:fldChar w:fldCharType="separate"/>
-      </w:r>
-      <w:r>
-        <w:t xml:space="preserve">Table </w:t>
-      </w:r>
-      <w:r>
-        <w:rPr>
-          <w:noProof/>
-        </w:rPr>
-        <w:t>7</w:t>
       </w:r>
       <w:r>
         <w:rPr>
@@ -12622,7 +12734,7 @@
         <w:rPr>
           <w:noProof/>
         </w:rPr>
-        <w:t>6</w:t>
+        <w:t>5</w:t>
       </w:r>
       <w:r>
         <w:fldChar w:fldCharType="end"/>
@@ -14048,7 +14160,7 @@
         <w:rPr>
           <w:noProof/>
         </w:rPr>
-        <w:t>7</w:t>
+        <w:t>6</w:t>
       </w:r>
       <w:r>
         <w:fldChar w:fldCharType="end"/>
@@ -14786,7 +14898,7 @@
         <w:rPr>
           <w:noProof/>
         </w:rPr>
-        <w:t>11</w:t>
+        <w:t>10</w:t>
       </w:r>
       <w:r>
         <w:rPr>
@@ -15081,7 +15193,7 @@
         <w:rPr>
           <w:noProof/>
         </w:rPr>
-        <w:t>8</w:t>
+        <w:t>6</w:t>
       </w:r>
       <w:r>
         <w:rPr>
@@ -15800,12 +15912,10 @@
     <w:p/>
     <w:p/>
     <w:sectPr>
-      <w:headerReference w:type="even" r:id="rId26"/>
-      <w:headerReference w:type="default" r:id="rId27"/>
-      <w:footerReference w:type="even" r:id="rId28"/>
-      <w:footerReference w:type="default" r:id="rId29"/>
-      <w:headerReference w:type="first" r:id="rId30"/>
-      <w:footerReference w:type="first" r:id="rId31"/>
+      <w:headerReference w:type="default" r:id="rId26"/>
+      <w:footerReference w:type="default" r:id="rId27"/>
+      <w:headerReference w:type="first" r:id="rId28"/>
+      <w:footerReference w:type="first" r:id="rId29"/>
       <w:pgSz w:w="11906" w:h="16838"/>
       <w:pgMar w:top="1800" w:right="1440" w:bottom="1440" w:left="1440" w:header="706" w:footer="389" w:gutter="0"/>
       <w:cols w:space="720"/>
@@ -15837,16 +15947,6 @@
 </file>
 
 <file path=word/footer1.xml><?xml version="1.0" encoding="utf-8"?>
-<w:ftr xmlns:wpc="http://schemas.microsoft.com/office/word/2010/wordprocessingCanvas" xmlns:cx="http://schemas.microsoft.com/office/drawing/2014/chartex" xmlns:cx1="http://schemas.microsoft.com/office/drawing/2015/9/8/chartex" xmlns:cx2="http://schemas.microsoft.com/office/drawing/2015/10/21/chartex" xmlns:cx3="http://schemas.microsoft.com/office/drawing/2016/5/9/chartex" xmlns:cx4="http://schemas.microsoft.com/office/drawing/2016/5/10/chartex" xmlns:cx5="http://schemas.microsoft.com/office/drawing/2016/5/11/chartex" xmlns:cx6="http://schemas.microsoft.com/office/drawing/2016/5/12/chartex" xmlns:cx7="http://schemas.microsoft.com/office/drawing/2016/5/13/chartex" xmlns:cx8="http://schemas.microsoft.com/office/drawing/2016/5/14/chartex" xmlns:mc="http://schemas.openxmlformats.org/markup-compatibility/2006" xmlns:aink="http://schemas.microsoft.com/office/drawing/2016/ink" xmlns:am3d="http://schemas.microsoft.com/office/drawing/2017/model3d" xmlns:o="urn:schemas-microsoft-com:office:office" xmlns:oel="http://schemas.microsoft.com/office/2019/extlst" xmlns:r="http://schemas.openxmlformats.org/officeDocument/2006/relationships" xmlns:m="http://schemas.openxmlformats.org/officeDocument/2006/math" xmlns:v="urn:schemas-microsoft-com:vml" xmlns:wp14="http://schemas.microsoft.com/office/word/2010/wordprocessingDrawing" xmlns:wp="http://schemas.openxmlformats.org/drawingml/2006/wordprocessingDrawing" xmlns:w10="urn:schemas-microsoft-com:office:word" xmlns:w="http://schemas.openxmlformats.org/wordprocessingml/2006/main" xmlns:w14="http://schemas.microsoft.com/office/word/2010/wordml" xmlns:w15="http://schemas.microsoft.com/office/word/2012/wordml" xmlns:w16cex="http://schemas.microsoft.com/office/word/2018/wordml/cex" xmlns:w16cid="http://schemas.microsoft.com/office/word/2016/wordml/cid" xmlns:w16="http://schemas.microsoft.com/office/word/2018/wordml" xmlns:w16du="http://schemas.microsoft.com/office/word/2023/wordml/word16du" xmlns:w16sdtdh="http://schemas.microsoft.com/office/word/2020/wordml/sdtdatahash" xmlns:w16sdtfl="http://schemas.microsoft.com/office/word/2024/wordml/sdtformatlock" xmlns:w16se="http://schemas.microsoft.com/office/word/2015/wordml/symex" xmlns:wpg="http://schemas.microsoft.com/office/word/2010/wordprocessingGroup" xmlns:wpi="http://schemas.microsoft.com/office/word/2010/wordprocessingInk" xmlns:wne="http://schemas.microsoft.com/office/word/2006/wordml" xmlns:wps="http://schemas.microsoft.com/office/word/2010/wordprocessingShape" mc:Ignorable="w14 w15 w16se w16cid w16 w16cex w16sdtdh w16sdtfl w16du wp14">
-  <w:p>
-    <w:pPr>
-      <w:pStyle w:val="a7"/>
-    </w:pPr>
-  </w:p>
-</w:ftr>
-</file>
-
-<file path=word/footer2.xml><?xml version="1.0" encoding="utf-8"?>
 <w:ftr xmlns:wpc="http://schemas.microsoft.com/office/word/2010/wordprocessingCanvas" xmlns:cx="http://schemas.microsoft.com/office/drawing/2014/chartex" xmlns:cx1="http://schemas.microsoft.com/office/drawing/2015/9/8/chartex" xmlns:cx2="http://schemas.microsoft.com/office/drawing/2015/10/21/chartex" xmlns:cx3="http://schemas.microsoft.com/office/drawing/2016/5/9/chartex" xmlns:cx4="http://schemas.microsoft.com/office/drawing/2016/5/10/chartex" xmlns:cx5="http://schemas.microsoft.com/office/drawing/2016/5/11/chartex" xmlns:cx6="http://schemas.microsoft.com/office/drawing/2016/5/12/chartex" xmlns:cx7="http://schemas.microsoft.com/office/drawing/2016/5/13/chartex" xmlns:cx8="http://schemas.microsoft.com/office/drawing/2016/5/14/chartex" xmlns:mc="http://schemas.openxmlformats.org/markup-compatibility/2006" xmlns:aink="http://schemas.microsoft.com/office/drawing/2016/ink" xmlns:am3d="http://schemas.microsoft.com/office/drawing/2017/model3d" xmlns:o="urn:schemas-microsoft-com:office:office" xmlns:oel="http://schemas.microsoft.com/office/2019/extlst" xmlns:r="http://schemas.openxmlformats.org/officeDocument/2006/relationships" xmlns:m="http://schemas.openxmlformats.org/officeDocument/2006/math" xmlns:v="urn:schemas-microsoft-com:vml" xmlns:wp14="http://schemas.microsoft.com/office/word/2010/wordprocessingDrawing" xmlns:wp="http://schemas.openxmlformats.org/drawingml/2006/wordprocessingDrawing" xmlns:w10="urn:schemas-microsoft-com:office:word" xmlns:w="http://schemas.openxmlformats.org/wordprocessingml/2006/main" xmlns:w14="http://schemas.microsoft.com/office/word/2010/wordml" xmlns:w15="http://schemas.microsoft.com/office/word/2012/wordml" xmlns:w16cex="http://schemas.microsoft.com/office/word/2018/wordml/cex" xmlns:w16cid="http://schemas.microsoft.com/office/word/2016/wordml/cid" xmlns:w16="http://schemas.microsoft.com/office/word/2018/wordml" xmlns:w16du="http://schemas.microsoft.com/office/word/2023/wordml/word16du" xmlns:w16sdtdh="http://schemas.microsoft.com/office/word/2020/wordml/sdtdatahash" xmlns:w16sdtfl="http://schemas.microsoft.com/office/word/2024/wordml/sdtformatlock" xmlns:w16se="http://schemas.microsoft.com/office/word/2015/wordml/symex" xmlns:wpg="http://schemas.microsoft.com/office/word/2010/wordprocessingGroup" xmlns:wpi="http://schemas.microsoft.com/office/word/2010/wordprocessingInk" xmlns:wne="http://schemas.microsoft.com/office/word/2006/wordml" xmlns:wps="http://schemas.microsoft.com/office/word/2010/wordprocessingShape" mc:Ignorable="w14 w15 w16se w16cid w16 w16cex w16sdtdh w16sdtfl w16du wp14">
   <w:p>
     <w:pPr>
@@ -15956,7 +16056,7 @@
 </w:ftr>
 </file>
 
-<file path=word/footer3.xml><?xml version="1.0" encoding="utf-8"?>
+<file path=word/footer2.xml><?xml version="1.0" encoding="utf-8"?>
 <w:ftr xmlns:wpc="http://schemas.microsoft.com/office/word/2010/wordprocessingCanvas" xmlns:cx="http://schemas.microsoft.com/office/drawing/2014/chartex" xmlns:cx1="http://schemas.microsoft.com/office/drawing/2015/9/8/chartex" xmlns:cx2="http://schemas.microsoft.com/office/drawing/2015/10/21/chartex" xmlns:cx3="http://schemas.microsoft.com/office/drawing/2016/5/9/chartex" xmlns:cx4="http://schemas.microsoft.com/office/drawing/2016/5/10/chartex" xmlns:cx5="http://schemas.microsoft.com/office/drawing/2016/5/11/chartex" xmlns:cx6="http://schemas.microsoft.com/office/drawing/2016/5/12/chartex" xmlns:cx7="http://schemas.microsoft.com/office/drawing/2016/5/13/chartex" xmlns:cx8="http://schemas.microsoft.com/office/drawing/2016/5/14/chartex" xmlns:mc="http://schemas.openxmlformats.org/markup-compatibility/2006" xmlns:aink="http://schemas.microsoft.com/office/drawing/2016/ink" xmlns:am3d="http://schemas.microsoft.com/office/drawing/2017/model3d" xmlns:o="urn:schemas-microsoft-com:office:office" xmlns:oel="http://schemas.microsoft.com/office/2019/extlst" xmlns:r="http://schemas.openxmlformats.org/officeDocument/2006/relationships" xmlns:m="http://schemas.openxmlformats.org/officeDocument/2006/math" xmlns:v="urn:schemas-microsoft-com:vml" xmlns:wp14="http://schemas.microsoft.com/office/word/2010/wordprocessingDrawing" xmlns:wp="http://schemas.openxmlformats.org/drawingml/2006/wordprocessingDrawing" xmlns:w10="urn:schemas-microsoft-com:office:word" xmlns:w="http://schemas.openxmlformats.org/wordprocessingml/2006/main" xmlns:w14="http://schemas.microsoft.com/office/word/2010/wordml" xmlns:w15="http://schemas.microsoft.com/office/word/2012/wordml" xmlns:w16cex="http://schemas.microsoft.com/office/word/2018/wordml/cex" xmlns:w16cid="http://schemas.microsoft.com/office/word/2016/wordml/cid" xmlns:w16="http://schemas.microsoft.com/office/word/2018/wordml" xmlns:w16du="http://schemas.microsoft.com/office/word/2023/wordml/word16du" xmlns:w16sdtdh="http://schemas.microsoft.com/office/word/2020/wordml/sdtdatahash" xmlns:w16sdtfl="http://schemas.microsoft.com/office/word/2024/wordml/sdtformatlock" xmlns:w16se="http://schemas.microsoft.com/office/word/2015/wordml/symex" xmlns:wpg="http://schemas.microsoft.com/office/word/2010/wordprocessingGroup" xmlns:wpi="http://schemas.microsoft.com/office/word/2010/wordprocessingInk" xmlns:wne="http://schemas.microsoft.com/office/word/2006/wordml" xmlns:wps="http://schemas.microsoft.com/office/word/2010/wordprocessingShape" mc:Ignorable="w14 w15 w16se w16cid w16 w16cex w16sdtdh w16sdtfl w16du wp14">
   <w:p>
     <w:pPr>
@@ -16096,16 +16196,6 @@
     <w:pPr>
       <w:pStyle w:val="a9"/>
     </w:pPr>
-  </w:p>
-</w:hdr>
-</file>
-
-<file path=word/header2.xml><?xml version="1.0" encoding="utf-8"?>
-<w:hdr xmlns:wpc="http://schemas.microsoft.com/office/word/2010/wordprocessingCanvas" xmlns:cx="http://schemas.microsoft.com/office/drawing/2014/chartex" xmlns:cx1="http://schemas.microsoft.com/office/drawing/2015/9/8/chartex" xmlns:cx2="http://schemas.microsoft.com/office/drawing/2015/10/21/chartex" xmlns:cx3="http://schemas.microsoft.com/office/drawing/2016/5/9/chartex" xmlns:cx4="http://schemas.microsoft.com/office/drawing/2016/5/10/chartex" xmlns:cx5="http://schemas.microsoft.com/office/drawing/2016/5/11/chartex" xmlns:cx6="http://schemas.microsoft.com/office/drawing/2016/5/12/chartex" xmlns:cx7="http://schemas.microsoft.com/office/drawing/2016/5/13/chartex" xmlns:cx8="http://schemas.microsoft.com/office/drawing/2016/5/14/chartex" xmlns:mc="http://schemas.openxmlformats.org/markup-compatibility/2006" xmlns:aink="http://schemas.microsoft.com/office/drawing/2016/ink" xmlns:am3d="http://schemas.microsoft.com/office/drawing/2017/model3d" xmlns:o="urn:schemas-microsoft-com:office:office" xmlns:oel="http://schemas.microsoft.com/office/2019/extlst" xmlns:r="http://schemas.openxmlformats.org/officeDocument/2006/relationships" xmlns:m="http://schemas.openxmlformats.org/officeDocument/2006/math" xmlns:v="urn:schemas-microsoft-com:vml" xmlns:wp14="http://schemas.microsoft.com/office/word/2010/wordprocessingDrawing" xmlns:wp="http://schemas.openxmlformats.org/drawingml/2006/wordprocessingDrawing" xmlns:w10="urn:schemas-microsoft-com:office:word" xmlns:w="http://schemas.openxmlformats.org/wordprocessingml/2006/main" xmlns:w14="http://schemas.microsoft.com/office/word/2010/wordml" xmlns:w15="http://schemas.microsoft.com/office/word/2012/wordml" xmlns:w16cex="http://schemas.microsoft.com/office/word/2018/wordml/cex" xmlns:w16cid="http://schemas.microsoft.com/office/word/2016/wordml/cid" xmlns:w16="http://schemas.microsoft.com/office/word/2018/wordml" xmlns:w16du="http://schemas.microsoft.com/office/word/2023/wordml/word16du" xmlns:w16sdtdh="http://schemas.microsoft.com/office/word/2020/wordml/sdtdatahash" xmlns:w16sdtfl="http://schemas.microsoft.com/office/word/2024/wordml/sdtformatlock" xmlns:w16se="http://schemas.microsoft.com/office/word/2015/wordml/symex" xmlns:wpg="http://schemas.microsoft.com/office/word/2010/wordprocessingGroup" xmlns:wpi="http://schemas.microsoft.com/office/word/2010/wordprocessingInk" xmlns:wne="http://schemas.microsoft.com/office/word/2006/wordml" xmlns:wps="http://schemas.microsoft.com/office/word/2010/wordprocessingShape" mc:Ignorable="w14 w15 w16se w16cid w16 w16cex w16sdtdh w16sdtfl w16du wp14">
-  <w:p>
-    <w:pPr>
-      <w:pStyle w:val="a9"/>
-    </w:pPr>
     <w:r>
       <w:rPr>
         <w:noProof/>
@@ -16161,7 +16251,7 @@
 </w:hdr>
 </file>
 
-<file path=word/header3.xml><?xml version="1.0" encoding="utf-8"?>
+<file path=word/header2.xml><?xml version="1.0" encoding="utf-8"?>
 <w:hdr xmlns:wpc="http://schemas.microsoft.com/office/word/2010/wordprocessingCanvas" xmlns:cx="http://schemas.microsoft.com/office/drawing/2014/chartex" xmlns:cx1="http://schemas.microsoft.com/office/drawing/2015/9/8/chartex" xmlns:cx2="http://schemas.microsoft.com/office/drawing/2015/10/21/chartex" xmlns:cx3="http://schemas.microsoft.com/office/drawing/2016/5/9/chartex" xmlns:cx4="http://schemas.microsoft.com/office/drawing/2016/5/10/chartex" xmlns:cx5="http://schemas.microsoft.com/office/drawing/2016/5/11/chartex" xmlns:cx6="http://schemas.microsoft.com/office/drawing/2016/5/12/chartex" xmlns:cx7="http://schemas.microsoft.com/office/drawing/2016/5/13/chartex" xmlns:cx8="http://schemas.microsoft.com/office/drawing/2016/5/14/chartex" xmlns:mc="http://schemas.openxmlformats.org/markup-compatibility/2006" xmlns:aink="http://schemas.microsoft.com/office/drawing/2016/ink" xmlns:am3d="http://schemas.microsoft.com/office/drawing/2017/model3d" xmlns:o="urn:schemas-microsoft-com:office:office" xmlns:oel="http://schemas.microsoft.com/office/2019/extlst" xmlns:r="http://schemas.openxmlformats.org/officeDocument/2006/relationships" xmlns:m="http://schemas.openxmlformats.org/officeDocument/2006/math" xmlns:v="urn:schemas-microsoft-com:vml" xmlns:wp14="http://schemas.microsoft.com/office/word/2010/wordprocessingDrawing" xmlns:wp="http://schemas.openxmlformats.org/drawingml/2006/wordprocessingDrawing" xmlns:w10="urn:schemas-microsoft-com:office:word" xmlns:w="http://schemas.openxmlformats.org/wordprocessingml/2006/main" xmlns:w14="http://schemas.microsoft.com/office/word/2010/wordml" xmlns:w15="http://schemas.microsoft.com/office/word/2012/wordml" xmlns:w16cex="http://schemas.microsoft.com/office/word/2018/wordml/cex" xmlns:w16cid="http://schemas.microsoft.com/office/word/2016/wordml/cid" xmlns:w16="http://schemas.microsoft.com/office/word/2018/wordml" xmlns:w16du="http://schemas.microsoft.com/office/word/2023/wordml/word16du" xmlns:w16sdtdh="http://schemas.microsoft.com/office/word/2020/wordml/sdtdatahash" xmlns:w16sdtfl="http://schemas.microsoft.com/office/word/2024/wordml/sdtformatlock" xmlns:w16se="http://schemas.microsoft.com/office/word/2015/wordml/symex" xmlns:wpg="http://schemas.microsoft.com/office/word/2010/wordprocessingGroup" xmlns:wpi="http://schemas.microsoft.com/office/word/2010/wordprocessingInk" xmlns:wne="http://schemas.microsoft.com/office/word/2006/wordml" xmlns:wps="http://schemas.microsoft.com/office/word/2010/wordprocessingShape" mc:Ignorable="w14 w15 w16se w16cid w16 w16cex w16sdtdh w16sdtfl w16du wp14">
   <w:tbl>
     <w:tblPr>
@@ -19526,6 +19616,7 @@
   <w:style w:type="character" w:default="1" w:styleId="a0">
     <w:name w:val="Default Paragraph Font"/>
     <w:uiPriority w:val="1"/>
+    <w:semiHidden/>
     <w:unhideWhenUsed/>
   </w:style>
   <w:style w:type="table" w:default="1" w:styleId="a1">

--- a/RVfpga/RVfpgaEL2/RVfpga_NexysVideo-NoDDR/Labs/Lab10/RVfpga_Lab10_VeeR-EL2_NexysVideo-NoDDR.docx
+++ b/RVfpga/RVfpgaEL2/RVfpga_NexysVideo-NoDDR/Labs/Lab10/RVfpga_Lab10_VeeR-EL2_NexysVideo-NoDDR.docx
@@ -2334,7 +2334,7 @@
           <v:shape id="_x0000_i1025" type="#_x0000_t75" style="width:451.2pt;height:247.65pt" o:ole="">
             <v:imagedata r:id="rId12" o:title=""/>
           </v:shape>
-          <o:OLEObject Type="Embed" ProgID="Visio.Drawing.15" ShapeID="_x0000_i1025" DrawAspect="Content" ObjectID="_1821825271" r:id="rId13"/>
+          <o:OLEObject Type="Embed" ProgID="Visio.Drawing.15" ShapeID="_x0000_i1025" DrawAspect="Content" ObjectID="_1823289219" r:id="rId13"/>
         </w:object>
       </w:r>
     </w:p>
@@ -8406,11 +8406,7 @@
           </mc:Choice>
           <mc:Fallback>
             <w:pict>
-              <v:shapetype w14:anchorId="2AD07F99" id="_x0000_t202" coordsize="21600,21600" o:spt="202" path="m,l,21600r21600,l21600,xe">
-                <v:stroke joinstyle="miter"/>
-                <v:path gradientshapeok="t" o:connecttype="rect"/>
-              </v:shapetype>
-              <v:shape id="文本框 2" o:spid="_x0000_s1026" type="#_x0000_t202" style="position:absolute;left:0;text-align:left;margin-left:118.1pt;margin-top:29.35pt;width:64.85pt;height:127.25pt;z-index:251661312;visibility:visible;mso-wrap-style:square;mso-width-percent:0;mso-height-percent:0;mso-wrap-distance-left:9pt;mso-wrap-distance-top:3.6pt;mso-wrap-distance-right:9pt;mso-wrap-distance-bottom:3.6pt;mso-position-horizontal:absolute;mso-position-horizontal-relative:text;mso-position-vertical:absolute;mso-position-vertical-relative:text;mso-width-percent:0;mso-height-percent:0;mso-width-relative:margin;mso-height-relative:margin;v-text-anchor:top" o:gfxdata="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" filled="f" stroked="f">
+              <v:shape w14:anchorId="2AD07F99" id="文本框 2" o:spid="_x0000_s1027" type="#_x0000_t202" style="position:absolute;left:0;text-align:left;margin-left:118.1pt;margin-top:29.35pt;width:64.85pt;height:127.25pt;z-index:251661312;visibility:visible;mso-wrap-style:square;mso-width-percent:0;mso-height-percent:0;mso-wrap-distance-left:9pt;mso-wrap-distance-top:3.6pt;mso-wrap-distance-right:9pt;mso-wrap-distance-bottom:3.6pt;mso-position-horizontal:absolute;mso-position-horizontal-relative:text;mso-position-vertical:absolute;mso-position-vertical-relative:text;mso-width-percent:0;mso-height-percent:0;mso-width-relative:margin;mso-height-relative:margin;v-text-anchor:top" o:gfxdata="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" filled="f" stroked="f">
                 <v:textbox>
                   <w:txbxContent>
                     <w:p>
@@ -15809,108 +15805,675 @@
       </w:pPr>
       <w:r>
         <w:rPr>
+          <w:rFonts w:hint="eastAsia"/>
           <w:color w:val="auto"/>
-        </w:rPr>
-        <w:t>EXERCISES</w:t>
-      </w:r>
-    </w:p>
-    <w:p>
-      <w:pPr>
-        <w:pStyle w:val="1"/>
-        <w:spacing w:before="0"/>
-        <w:rPr>
-          <w:b w:val="0"/>
-          <w:color w:val="00000A"/>
-          <w:sz w:val="22"/>
-          <w:szCs w:val="22"/>
-        </w:rPr>
-      </w:pPr>
-    </w:p>
-    <w:p>
-      <w:r>
-        <w:rPr>
-          <w:b/>
-          <w:bCs/>
-        </w:rPr>
-        <w:t xml:space="preserve">Exercise 1. </w:t>
-      </w:r>
-      <w:r>
-        <w:t xml:space="preserve">Create a RISC-V assembly program that reads the eight most significant bits of the X-axis, Y-axis, and Z-axis </w:t>
-      </w:r>
-      <w:proofErr w:type="spellStart"/>
-      <w:r>
-        <w:t>oled</w:t>
-      </w:r>
-      <w:r>
-        <w:t>eration</w:t>
-      </w:r>
-      <w:proofErr w:type="spellEnd"/>
-      <w:r>
-        <w:t xml:space="preserve"> data and then displays those values on the 8-digit 7-Segment Displays.</w:t>
+          <w:lang w:eastAsia="zh-CN"/>
+        </w:rPr>
+        <w:t>Examples</w:t>
       </w:r>
     </w:p>
     <w:p/>
     <w:p>
       <w:r>
-        <w:rPr>
-          <w:b/>
-          <w:bCs/>
-        </w:rPr>
-        <w:t xml:space="preserve">Exercise 2. </w:t>
-      </w:r>
-      <w:r>
-        <w:t xml:space="preserve">Another common serial communication protocol is called I2C (pronounced “eye two see” or also “eye squared see”). The temperature sensor on the </w:t>
-      </w:r>
-      <w:proofErr w:type="spellStart"/>
-      <w:r>
-        <w:t>Nexys</w:t>
-      </w:r>
-      <w:proofErr w:type="spellEnd"/>
-      <w:r>
-        <w:t xml:space="preserve"> </w:t>
-      </w:r>
-      <w:r>
-        <w:t>Video</w:t>
-      </w:r>
-      <w:r>
-        <w:t xml:space="preserve"> board uses this protocol. Expand the </w:t>
-      </w:r>
-      <w:proofErr w:type="spellStart"/>
-      <w:r>
-        <w:t>RVfpga</w:t>
-      </w:r>
-      <w:proofErr w:type="spellEnd"/>
-      <w:r>
-        <w:t xml:space="preserve"> System to include an I2C controller, and connect it with the </w:t>
-      </w:r>
-      <w:proofErr w:type="spellStart"/>
-      <w:r>
-        <w:t>Nexys</w:t>
-      </w:r>
-      <w:proofErr w:type="spellEnd"/>
-      <w:r>
-        <w:t xml:space="preserve"> </w:t>
-      </w:r>
-      <w:r>
-        <w:t>Video</w:t>
-      </w:r>
-      <w:r>
-        <w:t xml:space="preserve"> board’s ADT7420 temperature sensor (</w:t>
-      </w:r>
-      <w:hyperlink r:id="rId25" w:history="1">
-        <w:r>
-          <w:rPr>
-            <w:rStyle w:val="af1"/>
-          </w:rPr>
-          <w:t>https://www.analog.com/media/en/technical-documentation/data-sheets/adt7420.pdf</w:t>
-        </w:r>
-      </w:hyperlink>
-      <w:r>
-        <w:t>). Then write a program that communicates with this new peripheral and displays the temperature on the 7-segment displays.</w:t>
+        <w:t>In this section, we present an OLED display driver along with an example demonstrating its usage.</w:t>
       </w:r>
     </w:p>
     <w:p/>
+    <w:p>
+      <w:r>
+        <w:t xml:space="preserve">Since most of the logic is encapsulated within the driver, the main function remains relatively short. The OLED screen is initialized using the </w:t>
+      </w:r>
+      <w:proofErr w:type="spellStart"/>
+      <w:r>
+        <w:rPr>
+          <w:i/>
+          <w:iCs/>
+        </w:rPr>
+        <w:t>oled_</w:t>
+      </w:r>
+      <w:proofErr w:type="gramStart"/>
+      <w:r>
+        <w:rPr>
+          <w:i/>
+          <w:iCs/>
+        </w:rPr>
+        <w:t>startup</w:t>
+      </w:r>
+      <w:proofErr w:type="spellEnd"/>
+      <w:r>
+        <w:rPr>
+          <w:i/>
+          <w:iCs/>
+        </w:rPr>
+        <w:t>();</w:t>
+      </w:r>
+      <w:proofErr w:type="gramEnd"/>
+      <w:r>
+        <w:t xml:space="preserve"> function. Once the initialization is complete, the OLED display should turn completely black. After initialization, the screen can be refreshed by calling </w:t>
+      </w:r>
+      <w:proofErr w:type="spellStart"/>
+      <w:r>
+        <w:rPr>
+          <w:i/>
+          <w:iCs/>
+        </w:rPr>
+        <w:t>oled_</w:t>
+      </w:r>
+      <w:proofErr w:type="gramStart"/>
+      <w:r>
+        <w:rPr>
+          <w:i/>
+          <w:iCs/>
+        </w:rPr>
+        <w:t>flush</w:t>
+      </w:r>
+      <w:proofErr w:type="spellEnd"/>
+      <w:r>
+        <w:rPr>
+          <w:i/>
+          <w:iCs/>
+        </w:rPr>
+        <w:t>(</w:t>
+      </w:r>
+      <w:proofErr w:type="spellStart"/>
+      <w:proofErr w:type="gramEnd"/>
+      <w:r>
+        <w:rPr>
+          <w:i/>
+          <w:iCs/>
+        </w:rPr>
+        <w:t>oled_buffer</w:t>
+      </w:r>
+      <w:proofErr w:type="spellEnd"/>
+      <w:r>
+        <w:rPr>
+          <w:i/>
+          <w:iCs/>
+        </w:rPr>
+        <w:t>, OLED_BUFSIZE</w:t>
+      </w:r>
+      <w:proofErr w:type="gramStart"/>
+      <w:r>
+        <w:rPr>
+          <w:i/>
+          <w:iCs/>
+        </w:rPr>
+        <w:t>);</w:t>
+      </w:r>
+      <w:proofErr w:type="gramEnd"/>
+    </w:p>
     <w:p/>
+    <w:p>
+      <w:r>
+        <w:rPr>
+          <w:noProof/>
+        </w:rPr>
+        <mc:AlternateContent>
+          <mc:Choice Requires="wps">
+            <w:drawing>
+              <wp:anchor distT="0" distB="0" distL="114300" distR="114300" simplePos="0" relativeHeight="251672576" behindDoc="0" locked="0" layoutInCell="1" allowOverlap="1" wp14:anchorId="37EBF1A6" wp14:editId="5FDD5A87">
+                <wp:simplePos x="0" y="0"/>
+                <wp:positionH relativeFrom="column">
+                  <wp:posOffset>846455</wp:posOffset>
+                </wp:positionH>
+                <wp:positionV relativeFrom="paragraph">
+                  <wp:posOffset>3134995</wp:posOffset>
+                </wp:positionV>
+                <wp:extent cx="4032250" cy="635"/>
+                <wp:effectExtent l="0" t="0" r="0" b="0"/>
+                <wp:wrapTopAndBottom/>
+                <wp:docPr id="1675599030" name="文本框 1"/>
+                <wp:cNvGraphicFramePr/>
+                <a:graphic xmlns:a="http://schemas.openxmlformats.org/drawingml/2006/main">
+                  <a:graphicData uri="http://schemas.microsoft.com/office/word/2010/wordprocessingShape">
+                    <wps:wsp>
+                      <wps:cNvSpPr txBox="1"/>
+                      <wps:spPr>
+                        <a:xfrm>
+                          <a:off x="0" y="0"/>
+                          <a:ext cx="4032250" cy="635"/>
+                        </a:xfrm>
+                        <a:prstGeom prst="rect">
+                          <a:avLst/>
+                        </a:prstGeom>
+                        <a:solidFill>
+                          <a:prstClr val="white"/>
+                        </a:solidFill>
+                        <a:ln>
+                          <a:noFill/>
+                        </a:ln>
+                      </wps:spPr>
+                      <wps:txbx>
+                        <w:txbxContent>
+                          <w:p>
+                            <w:pPr>
+                              <w:pStyle w:val="a5"/>
+                              <w:jc w:val="center"/>
+                              <w:rPr>
+                                <w:rFonts w:cs="Times New Roman" w:hint="eastAsia"/>
+                                <w:noProof/>
+                                <w:szCs w:val="22"/>
+                              </w:rPr>
+                            </w:pPr>
+                            <w:r>
+                              <w:t xml:space="preserve">Figure </w:t>
+                            </w:r>
+                            <w:fldSimple w:instr=" SEQ Figure \* ARABIC ">
+                              <w:r>
+                                <w:rPr>
+                                  <w:noProof/>
+                                </w:rPr>
+                                <w:t>12</w:t>
+                              </w:r>
+                            </w:fldSimple>
+                            <w:r>
+                              <w:rPr>
+                                <w:rFonts w:hint="eastAsia"/>
+                                <w:lang w:eastAsia="zh-CN"/>
+                              </w:rPr>
+                              <w:t>. OLED test output</w:t>
+                            </w:r>
+                          </w:p>
+                        </w:txbxContent>
+                      </wps:txbx>
+                      <wps:bodyPr rot="0" spcFirstLastPara="0" vertOverflow="overflow" horzOverflow="overflow" vert="horz" wrap="square" lIns="0" tIns="0" rIns="0" bIns="0" numCol="1" spcCol="0" rtlCol="0" fromWordArt="0" anchor="t" anchorCtr="0" forceAA="0" compatLnSpc="1">
+                        <a:prstTxWarp prst="textNoShape">
+                          <a:avLst/>
+                        </a:prstTxWarp>
+                        <a:spAutoFit/>
+                      </wps:bodyPr>
+                    </wps:wsp>
+                  </a:graphicData>
+                </a:graphic>
+              </wp:anchor>
+            </w:drawing>
+          </mc:Choice>
+          <mc:Fallback>
+            <w:pict>
+              <v:shape w14:anchorId="37EBF1A6" id="文本框 1" o:spid="_x0000_s1028" type="#_x0000_t202" style="position:absolute;margin-left:66.65pt;margin-top:246.85pt;width:317.5pt;height:.05pt;z-index:251672576;visibility:visible;mso-wrap-style:square;mso-wrap-distance-left:9pt;mso-wrap-distance-top:0;mso-wrap-distance-right:9pt;mso-wrap-distance-bottom:0;mso-position-horizontal:absolute;mso-position-horizontal-relative:text;mso-position-vertical:absolute;mso-position-vertical-relative:text;v-text-anchor:top" o:gfxdata="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" stroked="f">
+                <v:textbox style="mso-fit-shape-to-text:t" inset="0,0,0,0">
+                  <w:txbxContent>
+                    <w:p>
+                      <w:pPr>
+                        <w:pStyle w:val="a5"/>
+                        <w:jc w:val="center"/>
+                        <w:rPr>
+                          <w:rFonts w:cs="Times New Roman" w:hint="eastAsia"/>
+                          <w:noProof/>
+                          <w:szCs w:val="22"/>
+                        </w:rPr>
+                      </w:pPr>
+                      <w:r>
+                        <w:t xml:space="preserve">Figure </w:t>
+                      </w:r>
+                      <w:fldSimple w:instr=" SEQ Figure \* ARABIC ">
+                        <w:r>
+                          <w:rPr>
+                            <w:noProof/>
+                          </w:rPr>
+                          <w:t>12</w:t>
+                        </w:r>
+                      </w:fldSimple>
+                      <w:r>
+                        <w:rPr>
+                          <w:rFonts w:hint="eastAsia"/>
+                          <w:lang w:eastAsia="zh-CN"/>
+                        </w:rPr>
+                        <w:t>. OLED test output</w:t>
+                      </w:r>
+                    </w:p>
+                  </w:txbxContent>
+                </v:textbox>
+                <w10:wrap type="topAndBottom"/>
+              </v:shape>
+            </w:pict>
+          </mc:Fallback>
+        </mc:AlternateContent>
+      </w:r>
+      <w:r>
+        <w:rPr>
+          <w:noProof/>
+        </w:rPr>
+        <w:drawing>
+          <wp:anchor distT="0" distB="0" distL="114300" distR="114300" simplePos="0" relativeHeight="251670528" behindDoc="0" locked="0" layoutInCell="1" allowOverlap="1" wp14:anchorId="4C942B74" wp14:editId="0AC6B271">
+            <wp:simplePos x="0" y="0"/>
+            <wp:positionH relativeFrom="margin">
+              <wp:align>center</wp:align>
+            </wp:positionH>
+            <wp:positionV relativeFrom="paragraph">
+              <wp:posOffset>2070442</wp:posOffset>
+            </wp:positionV>
+            <wp:extent cx="4032740" cy="1008185"/>
+            <wp:effectExtent l="0" t="0" r="6350" b="1905"/>
+            <wp:wrapTopAndBottom/>
+            <wp:docPr id="322648173" name="图片 8"/>
+            <wp:cNvGraphicFramePr>
+              <a:graphicFrameLocks xmlns:a="http://schemas.openxmlformats.org/drawingml/2006/main" noChangeAspect="1"/>
+            </wp:cNvGraphicFramePr>
+            <a:graphic xmlns:a="http://schemas.openxmlformats.org/drawingml/2006/main">
+              <a:graphicData uri="http://schemas.openxmlformats.org/drawingml/2006/picture">
+                <pic:pic xmlns:pic="http://schemas.openxmlformats.org/drawingml/2006/picture">
+                  <pic:nvPicPr>
+                    <pic:cNvPr id="0" name="Picture 2"/>
+                    <pic:cNvPicPr>
+                      <a:picLocks noChangeAspect="1" noChangeArrowheads="1"/>
+                    </pic:cNvPicPr>
+                  </pic:nvPicPr>
+                  <pic:blipFill>
+                    <a:blip r:embed="rId25">
+                      <a:extLst>
+                        <a:ext uri="{28A0092B-C50C-407E-A947-70E740481C1C}">
+                          <a14:useLocalDpi xmlns:a14="http://schemas.microsoft.com/office/drawing/2010/main" val="0"/>
+                        </a:ext>
+                      </a:extLst>
+                    </a:blip>
+                    <a:srcRect/>
+                    <a:stretch>
+                      <a:fillRect/>
+                    </a:stretch>
+                  </pic:blipFill>
+                  <pic:spPr bwMode="auto">
+                    <a:xfrm>
+                      <a:off x="0" y="0"/>
+                      <a:ext cx="4032740" cy="1008185"/>
+                    </a:xfrm>
+                    <a:prstGeom prst="rect">
+                      <a:avLst/>
+                    </a:prstGeom>
+                    <a:noFill/>
+                    <a:ln>
+                      <a:noFill/>
+                    </a:ln>
+                  </pic:spPr>
+                </pic:pic>
+              </a:graphicData>
+            </a:graphic>
+            <wp14:sizeRelH relativeFrom="margin">
+              <wp14:pctWidth>0</wp14:pctWidth>
+            </wp14:sizeRelH>
+            <wp14:sizeRelV relativeFrom="margin">
+              <wp14:pctHeight>0</wp14:pctHeight>
+            </wp14:sizeRelV>
+          </wp:anchor>
+        </w:drawing>
+      </w:r>
+      <w:r>
+        <w:t xml:space="preserve">The display has a resolution of 128 pixels in width and 32 pixels in height, with each pixel being monochrome. Therefore, updating the entire screen requires writing 4096 bits of data. In this implementation, a data array of length 512, where each element is 8 bits, is used to store the display data. This design corresponds to the SPI transmission scheme, in which 8 bits are sent per transmission. The scanning process is not performed in a conventional horizontal line-by-line manner; instead, the transmission updates pixels column by column. Specifically, each 8-bit transmission updates the pixels from row 0 to row 7 in column 0, then the next transmission updates pixels from row 0 to row 7 in column 1, and so on. After scanning 128 columns, the next set of transmissions updates </w:t>
+      </w:r>
+      <w:proofErr w:type="spellStart"/>
+      <w:r>
+        <w:t>rows</w:t>
+      </w:r>
+      <w:proofErr w:type="spellEnd"/>
+      <w:r>
+        <w:t xml:space="preserve"> 8 to 15, starting again from column 0. This process continues in the same pattern until the entire display is refreshed. Such a scanning order is defined during initialization in the </w:t>
+      </w:r>
+      <w:proofErr w:type="spellStart"/>
+      <w:r>
+        <w:rPr>
+          <w:i/>
+          <w:iCs/>
+        </w:rPr>
+        <w:t>oled_</w:t>
+      </w:r>
+      <w:proofErr w:type="gramStart"/>
+      <w:r>
+        <w:rPr>
+          <w:i/>
+          <w:iCs/>
+        </w:rPr>
+        <w:t>startup</w:t>
+      </w:r>
+      <w:proofErr w:type="spellEnd"/>
+      <w:r>
+        <w:rPr>
+          <w:i/>
+          <w:iCs/>
+        </w:rPr>
+        <w:t>();</w:t>
+      </w:r>
+      <w:proofErr w:type="gramEnd"/>
+      <w:r>
+        <w:t xml:space="preserve"> function.</w:t>
+      </w:r>
+    </w:p>
+    <w:p/>
+    <w:p>
+      <w:r>
+        <w:t>After the program has finished running, you should observe the regular pattern displayed on the screen, as illustrated in Figure 12.</w:t>
+      </w:r>
+    </w:p>
+    <w:p/>
+    <w:p>
+      <w:r>
+        <w:t xml:space="preserve">The file </w:t>
+      </w:r>
+      <w:proofErr w:type="spellStart"/>
+      <w:r>
+        <w:t>rv_oled_driver.h</w:t>
+      </w:r>
+      <w:proofErr w:type="spellEnd"/>
+      <w:r>
+        <w:t xml:space="preserve"> contains the library functions used to drive the OLED display, such as:</w:t>
+      </w:r>
+    </w:p>
+    <w:p/>
+    <w:p>
+      <w:proofErr w:type="spellStart"/>
+      <w:r>
+        <w:t>oled_write_</w:t>
+      </w:r>
+      <w:proofErr w:type="gramStart"/>
+      <w:r>
+        <w:t>ctrl</w:t>
+      </w:r>
+      <w:proofErr w:type="spellEnd"/>
+      <w:r>
+        <w:t>(</w:t>
+      </w:r>
+      <w:proofErr w:type="gramEnd"/>
+      <w:r>
+        <w:t>uint8_t value</w:t>
+      </w:r>
+      <w:proofErr w:type="gramStart"/>
+      <w:r>
+        <w:t>);</w:t>
+      </w:r>
+      <w:proofErr w:type="gramEnd"/>
+    </w:p>
+    <w:p>
+      <w:proofErr w:type="spellStart"/>
+      <w:r>
+        <w:t>oled_power_vdd_</w:t>
+      </w:r>
+      <w:proofErr w:type="gramStart"/>
+      <w:r>
+        <w:t>on</w:t>
+      </w:r>
+      <w:proofErr w:type="spellEnd"/>
+      <w:r>
+        <w:t>();</w:t>
+      </w:r>
+      <w:proofErr w:type="gramEnd"/>
+    </w:p>
+    <w:p>
+      <w:proofErr w:type="spellStart"/>
+      <w:r>
+        <w:t>oled_power_vdd_</w:t>
+      </w:r>
+      <w:proofErr w:type="gramStart"/>
+      <w:r>
+        <w:t>off</w:t>
+      </w:r>
+      <w:proofErr w:type="spellEnd"/>
+      <w:r>
+        <w:t>();</w:t>
+      </w:r>
+      <w:proofErr w:type="gramEnd"/>
+    </w:p>
+    <w:p>
+      <w:proofErr w:type="spellStart"/>
+      <w:r>
+        <w:t>oled_power_vbat_</w:t>
+      </w:r>
+      <w:proofErr w:type="gramStart"/>
+      <w:r>
+        <w:t>on</w:t>
+      </w:r>
+      <w:proofErr w:type="spellEnd"/>
+      <w:r>
+        <w:t>();</w:t>
+      </w:r>
+      <w:proofErr w:type="gramEnd"/>
+    </w:p>
+    <w:p>
+      <w:proofErr w:type="spellStart"/>
+      <w:r>
+        <w:t>oled_power_vbat_</w:t>
+      </w:r>
+      <w:proofErr w:type="gramStart"/>
+      <w:r>
+        <w:t>off</w:t>
+      </w:r>
+      <w:proofErr w:type="spellEnd"/>
+      <w:r>
+        <w:t>();</w:t>
+      </w:r>
+      <w:proofErr w:type="gramEnd"/>
+    </w:p>
+    <w:p>
+      <w:proofErr w:type="spellStart"/>
+      <w:r>
+        <w:t>oled_reset_</w:t>
+      </w:r>
+      <w:proofErr w:type="gramStart"/>
+      <w:r>
+        <w:t>assert</w:t>
+      </w:r>
+      <w:proofErr w:type="spellEnd"/>
+      <w:r>
+        <w:t>();</w:t>
+      </w:r>
+      <w:proofErr w:type="gramEnd"/>
+    </w:p>
+    <w:p>
+      <w:proofErr w:type="spellStart"/>
+      <w:r>
+        <w:t>oled_reset_</w:t>
+      </w:r>
+      <w:proofErr w:type="gramStart"/>
+      <w:r>
+        <w:t>release</w:t>
+      </w:r>
+      <w:proofErr w:type="spellEnd"/>
+      <w:r>
+        <w:t>();</w:t>
+      </w:r>
+      <w:proofErr w:type="gramEnd"/>
+    </w:p>
+    <w:p>
+      <w:proofErr w:type="spellStart"/>
+      <w:r>
+        <w:t>oled_set_command_</w:t>
+      </w:r>
+      <w:proofErr w:type="gramStart"/>
+      <w:r>
+        <w:t>mode</w:t>
+      </w:r>
+      <w:proofErr w:type="spellEnd"/>
+      <w:r>
+        <w:t>();</w:t>
+      </w:r>
+      <w:proofErr w:type="gramEnd"/>
+    </w:p>
+    <w:p>
+      <w:proofErr w:type="spellStart"/>
+      <w:r>
+        <w:t>oled_set_data_</w:t>
+      </w:r>
+      <w:proofErr w:type="gramStart"/>
+      <w:r>
+        <w:t>mode</w:t>
+      </w:r>
+      <w:proofErr w:type="spellEnd"/>
+      <w:r>
+        <w:t>();</w:t>
+      </w:r>
+      <w:proofErr w:type="gramEnd"/>
+    </w:p>
+    <w:p/>
+    <w:p>
+      <w:r>
+        <w:t>They are used to control the four additional control lines of the OLED display, including VDD and VBAT for power control, RES for hardware reset, and DC for switching between command mode and data mode. By using these functions in combination, the OLED display can be properly powered on, reset, and initialized before data transmission via SPI.</w:t>
+      </w:r>
+    </w:p>
+    <w:p/>
+    <w:p>
+      <w:pPr>
+        <w:rPr>
+          <w:lang w:eastAsia="zh-CN"/>
+        </w:rPr>
+      </w:pPr>
+      <w:r>
+        <w:t>The functions</w:t>
+      </w:r>
+      <w:r>
+        <w:rPr>
+          <w:rFonts w:hint="eastAsia"/>
+          <w:lang w:eastAsia="zh-CN"/>
+        </w:rPr>
+        <w:t>:</w:t>
+      </w:r>
+    </w:p>
+    <w:p>
+      <w:pPr>
+        <w:rPr>
+          <w:rFonts w:hint="eastAsia"/>
+          <w:lang w:eastAsia="zh-CN"/>
+        </w:rPr>
+      </w:pPr>
+    </w:p>
+    <w:p>
+      <w:proofErr w:type="spellStart"/>
+      <w:r>
+        <w:t>oled_</w:t>
+      </w:r>
+      <w:proofErr w:type="gramStart"/>
+      <w:r>
+        <w:t>clear</w:t>
+      </w:r>
+      <w:proofErr w:type="spellEnd"/>
+      <w:r>
+        <w:t>()</w:t>
+      </w:r>
+      <w:r>
+        <w:rPr>
+          <w:rFonts w:hint="eastAsia"/>
+          <w:lang w:eastAsia="zh-CN"/>
+        </w:rPr>
+        <w:t>;</w:t>
+      </w:r>
+      <w:proofErr w:type="gramEnd"/>
+      <w:r>
+        <w:t xml:space="preserve"> </w:t>
+      </w:r>
+    </w:p>
+    <w:p>
+      <w:proofErr w:type="spellStart"/>
+      <w:r>
+        <w:t>oled_</w:t>
+      </w:r>
+      <w:proofErr w:type="gramStart"/>
+      <w:r>
+        <w:t>startup</w:t>
+      </w:r>
+      <w:proofErr w:type="spellEnd"/>
+      <w:r>
+        <w:t>()</w:t>
+      </w:r>
+      <w:r>
+        <w:rPr>
+          <w:rFonts w:hint="eastAsia"/>
+          <w:lang w:eastAsia="zh-CN"/>
+        </w:rPr>
+        <w:t>;</w:t>
+      </w:r>
+      <w:proofErr w:type="gramEnd"/>
+      <w:r>
+        <w:t xml:space="preserve">  </w:t>
+      </w:r>
+    </w:p>
+    <w:p>
+      <w:pPr>
+        <w:rPr>
+          <w:lang w:eastAsia="zh-CN"/>
+        </w:rPr>
+      </w:pPr>
+      <w:proofErr w:type="spellStart"/>
+      <w:r>
+        <w:t>oled_</w:t>
+      </w:r>
+      <w:proofErr w:type="gramStart"/>
+      <w:r>
+        <w:t>flush</w:t>
+      </w:r>
+      <w:proofErr w:type="spellEnd"/>
+      <w:r>
+        <w:t>(</w:t>
+      </w:r>
+      <w:proofErr w:type="spellStart"/>
+      <w:proofErr w:type="gramEnd"/>
+      <w:r>
+        <w:t>const</w:t>
+      </w:r>
+      <w:proofErr w:type="spellEnd"/>
+      <w:r>
+        <w:t xml:space="preserve"> uint8_t </w:t>
+      </w:r>
+      <w:proofErr w:type="spellStart"/>
+      <w:r>
+        <w:t>buf</w:t>
+      </w:r>
+      <w:proofErr w:type="spellEnd"/>
+      <w:r>
+        <w:t xml:space="preserve">, </w:t>
+      </w:r>
+      <w:proofErr w:type="spellStart"/>
+      <w:r>
+        <w:t>size_t</w:t>
+      </w:r>
+      <w:proofErr w:type="spellEnd"/>
+      <w:r>
+        <w:t xml:space="preserve"> </w:t>
+      </w:r>
+      <w:proofErr w:type="spellStart"/>
+      <w:r>
+        <w:t>len</w:t>
+      </w:r>
+      <w:proofErr w:type="spellEnd"/>
+      <w:proofErr w:type="gramStart"/>
+      <w:r>
+        <w:t>)</w:t>
+      </w:r>
+      <w:r>
+        <w:rPr>
+          <w:rFonts w:hint="eastAsia"/>
+          <w:lang w:eastAsia="zh-CN"/>
+        </w:rPr>
+        <w:t>;</w:t>
+      </w:r>
+      <w:proofErr w:type="gramEnd"/>
+    </w:p>
+    <w:p>
+      <w:pPr>
+        <w:rPr>
+          <w:lang w:eastAsia="zh-CN"/>
+        </w:rPr>
+      </w:pPr>
+    </w:p>
+    <w:p>
+      <w:r>
+        <w:t xml:space="preserve">call the control-line functions </w:t>
+      </w:r>
+      <w:r>
+        <w:rPr>
+          <w:rFonts w:hint="eastAsia"/>
+          <w:lang w:eastAsia="zh-CN"/>
+        </w:rPr>
+        <w:t>and</w:t>
+      </w:r>
+      <w:r>
+        <w:t xml:space="preserve"> the SPI library (for details about the SPI library, see tools/</w:t>
+      </w:r>
+      <w:proofErr w:type="spellStart"/>
+      <w:r>
+        <w:t>rv_spi</w:t>
+      </w:r>
+      <w:proofErr w:type="spellEnd"/>
+      <w:r>
+        <w:t>/README.md).</w:t>
+      </w:r>
+    </w:p>
     <w:sectPr>
       <w:headerReference w:type="default" r:id="rId26"/>
       <w:footerReference w:type="default" r:id="rId27"/>
